--- a/download/studien-aktuell.docx
+++ b/download/studien-aktuell.docx
@@ -2,6 +2,51 @@
 <file path=word/document.xml><?xml version="1.0" encoding="utf-8"?>
 <w:document xmlns:wpc="http://schemas.microsoft.com/office/word/2010/wordprocessingCanvas" xmlns:mo="http://schemas.microsoft.com/office/mac/office/2008/main" xmlns:mc="http://schemas.openxmlformats.org/markup-compatibility/2006" xmlns:mv="urn:schemas-microsoft-com:mac:vml" xmlns:o="urn:schemas-microsoft-com:office:office" xmlns:r="http://schemas.openxmlformats.org/officeDocument/2006/relationships" xmlns:m="http://schemas.openxmlformats.org/officeDocument/2006/math" xmlns:v="urn:schemas-microsoft-com:vml" xmlns:wp14="http://schemas.microsoft.com/office/word/2010/wordprocessingDrawing" xmlns:wp="http://schemas.openxmlformats.org/drawingml/2006/wordprocessingDrawing" xmlns:w10="urn:schemas-microsoft-com:office:word" xmlns:w="http://schemas.openxmlformats.org/wordprocessingml/2006/main" xmlns:w14="http://schemas.microsoft.com/office/word/2010/wordml" xmlns:wpg="http://schemas.microsoft.com/office/word/2010/wordprocessingGroup" xmlns:wpi="http://schemas.microsoft.com/office/word/2010/wordprocessingInk" xmlns:wne="http://schemas.microsoft.com/office/word/2006/wordml" xmlns:wps="http://schemas.microsoft.com/office/word/2010/wordprocessingShape" mc:Ignorable="w14 wp14">
   <w:body>
+    <w:p>
+      <w:r>
+        <w:drawing>
+          <wp:inline xmlns:a="http://schemas.openxmlformats.org/drawingml/2006/main" xmlns:pic="http://schemas.openxmlformats.org/drawingml/2006/picture">
+            <wp:extent cx="1737360" cy="459641"/>
+            <wp:docPr id="1" name="Picture 1"/>
+            <wp:cNvGraphicFramePr>
+              <a:graphicFrameLocks noChangeAspect="1"/>
+            </wp:cNvGraphicFramePr>
+            <a:graphic>
+              <a:graphicData uri="http://schemas.openxmlformats.org/drawingml/2006/picture">
+                <pic:pic>
+                  <pic:nvPicPr>
+                    <pic:cNvPr id="0" name="mvf-logo.png"/>
+                    <pic:cNvPicPr/>
+                  </pic:nvPicPr>
+                  <pic:blipFill>
+                    <a:blip r:embed="rId9"/>
+                    <a:stretch>
+                      <a:fillRect/>
+                    </a:stretch>
+                  </pic:blipFill>
+                  <pic:spPr>
+                    <a:xfrm>
+                      <a:off x="0" y="0"/>
+                      <a:ext cx="1737360" cy="459641"/>
+                    </a:xfrm>
+                    <a:prstGeom prst="rect"/>
+                  </pic:spPr>
+                </pic:pic>
+              </a:graphicData>
+            </a:graphic>
+          </wp:inline>
+        </w:drawing>
+      </w:r>
+    </w:p>
+    <w:p>
+      <w:r>
+        <w:rPr>
+          <w:color w:val="0051A1"/>
+          <w:sz w:val="19"/>
+        </w:rPr>
+        <w:t>Ein Service der Knowledge-Datenbank von Monitor Versorgungsforschung. Täglich automatisiert KI-kuratiert aus PubMed.</w:t>
+      </w:r>
+    </w:p>
     <w:p>
       <w:pPr>
         <w:pStyle w:val="Title"/>
@@ -43,7 +88,7 @@
           <w:color w:val="666666"/>
           <w:sz w:val="18"/>
         </w:rPr>
-        <w:t>J Am Med Dir Assoc 2026  ·  PMID 42594509</w:t>
+        <w:t>Austen S et al.  ·  J Am Med Dir Assoc  ·  13.08.2026  ·  PMID 42594509</w:t>
       </w:r>
     </w:p>
     <w:p>
@@ -86,7 +131,7 @@
           <w:color w:val="666666"/>
           <w:sz w:val="18"/>
         </w:rPr>
-        <w:t>JMIR Diabetes 2026  ·  PMID 42594259</w:t>
+        <w:t>Everett E et al.  ·  JMIR Diabetes  ·  13.08.2026  ·  PMID 42594259</w:t>
       </w:r>
     </w:p>
     <w:p>
@@ -129,7 +174,7 @@
           <w:color w:val="666666"/>
           <w:sz w:val="18"/>
         </w:rPr>
-        <w:t>Pharmacoecon Open 2026  ·  PMID 42593670</w:t>
+        <w:t>Briggs AH et al.  ·  Pharmacoecon Open  ·  13.08.2026  ·  PMID 42593670</w:t>
       </w:r>
     </w:p>
     <w:p>
@@ -172,7 +217,7 @@
           <w:color w:val="666666"/>
           <w:sz w:val="18"/>
         </w:rPr>
-        <w:t>Med Care 2026  ·  PMID 42593400</w:t>
+        <w:t>Goodrich GK et al.  ·  Med Care  ·  13.08.2026  ·  PMID 42593400</w:t>
       </w:r>
     </w:p>
     <w:p>
@@ -215,7 +260,7 @@
           <w:color w:val="666666"/>
           <w:sz w:val="18"/>
         </w:rPr>
-        <w:t>Front Pediatr 2026  ·  PMID 42591500</w:t>
+        <w:t>Sakurai Y et al.  ·  Front Pediatr  ·  29.07.2026  ·  PMID 42591500</w:t>
       </w:r>
     </w:p>
     <w:p>

--- a/download/studien-aktuell.docx
+++ b/download/studien-aktuell.docx
@@ -44,7 +44,7 @@
           <w:color w:val="0051A1"/>
           <w:sz w:val="19"/>
         </w:rPr>
-        <w:t>Ein Service der Knowledge-Datenbank von Monitor Versorgungsforschung. Täglich automatisiert KI-kuratiert aus PubMed.</w:t>
+        <w:t>Ein Service der Knowledge-Datenbank von Monitor Versorgungsforschung. Täglich automatisiert KI-kuratiert aus PubMed und auf Deutsch übersetzt.</w:t>
       </w:r>
     </w:p>
     <w:p>

--- a/download/studien-aktuell.docx
+++ b/download/studien-aktuell.docx
@@ -62,7 +62,7 @@
           <w:color w:val="666666"/>
           <w:sz w:val="18"/>
         </w:rPr>
-        <w:t>Stand: 14.08.2026  |  5 Studien  |  wissen.m-vf.de</w:t>
+        <w:t>Stand: 15.08.2026  |  6 Studien  |  wissen.m-vf.de</w:t>
       </w:r>
     </w:p>
     <w:p>
@@ -70,7 +70,7 @@
         <w:pStyle w:val="Heading1"/>
       </w:pPr>
       <w:r>
-        <w:t>Aufgenommen am 14.08.2026</w:t>
+        <w:t>Aufgenommen am 15.08.2026</w:t>
       </w:r>
     </w:p>
     <w:p>
@@ -78,7 +78,7 @@
         <w:pStyle w:val="Heading2"/>
       </w:pPr>
       <w:r>
-        <w:t>Dokumentationslücke bei eingeschränkter Gelenkbeweglichkeit in Pflegeheimen</w:t>
+        <w:t>Elektrische Kardioversion bei Vorhofflimmern: nationale Trends in Dänemark 2010-2022</w:t>
       </w:r>
     </w:p>
     <w:p>
@@ -88,12 +88,12 @@
           <w:color w:val="666666"/>
           <w:sz w:val="18"/>
         </w:rPr>
-        <w:t>Austen S et al.  ·  J Am Med Dir Assoc  ·  13.08.2026  ·  PMID 42594509</w:t>
+        <w:t>Frost L et al.  ·  Open Heart  ·  14.08.2026  ·  PMID 42601168</w:t>
       </w:r>
     </w:p>
     <w:p>
       <w:r>
-        <w:t>Die Studie untersuchte die Dokumentation von Gelenkbewegungseinschränkungen und schmerzenden Gelenken bei Pflegeheimbewohnern im Vergleich zur standardisierten klinischen Untersuchung.</w:t>
+        <w:t>Die Studie untersuchte zeitliche Trends in der Nutzung von elektrischer Kardioversion bei Patienten mit Vorhofflimmern in Dänemark über 12 Jahre.</w:t>
       </w:r>
     </w:p>
     <w:p>
@@ -104,7 +104,7 @@
         <w:t xml:space="preserve">Ergebnis: </w:t>
       </w:r>
       <w:r>
-        <w:t>Bei 69% der Bewohner wurde eine eingeschränkte Gelenkbeweglichkeit festgestellt, aber nur in 4% der Fälle dokumentiert. Die Hüftbeweglichkeit war in 51% der Fälle limitiert, wurde aber in keinem Fall dokumentiert. Bewohner mit nicht dokumentierten Bewegungseinschränkungen zeigten signifikant höhere funktionelle Abhängigkeit beim Umlagern (p &lt; 0,001).</w:t>
+        <w:t>Die Gesamtzahl der Kardioversionen pro Jahr stieg von 2204 (2010) auf 8300 (2022) um das Vierfache; die altersadjustierte und geschlechterstandardisierte Rate sank jedoch von 449,5 auf 316,6 pro 1000 Personenjahre im ersten Jahr nach Diagnose, was auf eine gezieltere Einsatzweise hindeutet.</w:t>
       </w:r>
     </w:p>
     <w:p>
@@ -113,7 +113,7 @@
           <w:color w:val="5A7D3A"/>
           <w:sz w:val="18"/>
         </w:rPr>
-        <w:t>https://pubmed.ncbi.nlm.nih.gov/42594509/</w:t>
+        <w:t>https://pubmed.ncbi.nlm.nih.gov/42601168/</w:t>
       </w:r>
     </w:p>
     <w:p>
@@ -121,7 +121,7 @@
         <w:pStyle w:val="Heading2"/>
       </w:pPr>
       <w:r>
-        <w:t>Emotionale Belastung durch Alarme bei Diabetes-Technologien</w:t>
+        <w:t>Machbarkeit von S-Patch versus 24-Stunden-Holter bei älteren Erwachsenen mit Stürzen: randomisierte Crossover-Pilotstudie</w:t>
       </w:r>
     </w:p>
     <w:p>
@@ -131,12 +131,12 @@
           <w:color w:val="666666"/>
           <w:sz w:val="18"/>
         </w:rPr>
-        <w:t>Everett E et al.  ·  JMIR Diabetes  ·  13.08.2026  ·  PMID 42594259</w:t>
+        <w:t>Rosario B et al.  ·  JMIR Rehabilitation and Assistive Technology  ·  14.08.2026  ·  PMID 42600137</w:t>
       </w:r>
     </w:p>
     <w:p>
       <w:r>
-        <w:t>Die Studie verglich die Alarmhäufigkeit, emotionale Belastung und Verhaltensreaktionen auf Alarme zwischen Nutzern von kontinuierlichen Glukosemessgeräten, sensorunterstützten Pumpen und automatisierten Insulinabgabesystemen.</w:t>
+        <w:t>Die Studie verglich Machbarkeit, Verträglichkeit und Adhärenz eines neuen tragbaren EKG-Geräts (S-Patch) mit Standard-Holter-Monitoring bei älteren Patienten mit Sturzrisiko.</w:t>
       </w:r>
     </w:p>
     <w:p>
@@ -147,7 +147,7 @@
         <w:t xml:space="preserve">Ergebnis: </w:t>
       </w:r>
       <w:r>
-        <w:t>Von 838 Befragten berichteten Nutzer von automatisierten Systemen die höchste Alarmfrequenz (49% mehrmals täglich vs. 35% bzw. 32% in anderen Gruppen, p &lt; 0,001). Nach Adjustment zeigte sich ein erhöhtes Risiko für häufige Alarme (OR 1,98, 95% KI 1,48–2,65) und Überkorrektionen bei niedriger Glukose (OR 1,61, 95% KI 1,20–2,15) bei automatisierten Systemen.</w:t>
+        <w:t>Bei 70 Patienten (45,7% mit kognitiver Beeinträchtigung) zeigte S-Patch längere durchschnittliche Tragedauer (&gt;60 Stunden, signifikant länger wenn zuerst angewendet: 68,8 vs. 62,9 Stunden; p=0,04) mit vergleichbaren Arrhythmie-Erkennungsraten und guter Verträglichkeit auch bei kognitiv beeinträchtigten Patienten.</w:t>
       </w:r>
     </w:p>
     <w:p>
@@ -156,7 +156,7 @@
           <w:color w:val="5A7D3A"/>
           <w:sz w:val="18"/>
         </w:rPr>
-        <w:t>https://pubmed.ncbi.nlm.nih.gov/42594259/</w:t>
+        <w:t>https://pubmed.ncbi.nlm.nih.gov/42600137/</w:t>
       </w:r>
     </w:p>
     <w:p>
@@ -164,7 +164,7 @@
         <w:pStyle w:val="Heading2"/>
       </w:pPr>
       <w:r>
-        <w:t>Chronic Kidney Disease Care Model zur Verbesserung von Patientenergebnissen</w:t>
+        <w:t>Entwicklung konsensbasierter Sicherheits- und Qualitäsindikatoren für sicheren Opioid-Einsatz in Krankenhäusern mittels modifizierter Delphi-Methode</w:t>
       </w:r>
     </w:p>
     <w:p>
@@ -174,12 +174,12 @@
           <w:color w:val="666666"/>
           <w:sz w:val="18"/>
         </w:rPr>
-        <w:t>Briggs AH et al.  ·  Pharmacoecon Open  ·  13.08.2026  ·  PMID 42593670</w:t>
+        <w:t>Mutashar A et al.  ·  Int J Qual Health Care  ·  14.08.2026  ·  PMID 42599219</w:t>
       </w:r>
     </w:p>
     <w:p>
       <w:r>
-        <w:t>Die Studie beschreibt ein Entscheidungsmodell zur Quantifizierung von Managementstrategien bei chronischer Nierenerkrankung und deren Kosteneffektivität in den USA.</w:t>
+        <w:t>Die Studie entwickelte einen Katalog von Indikatoren zur Überwachung der Sicherheit und Qualität des Opioid-Einsatzes in australischen Krankenhäusern durch ein multidisziplinäres Expertengremium.</w:t>
       </w:r>
     </w:p>
     <w:p>
@@ -190,7 +190,7 @@
         <w:t xml:space="preserve">Ergebnis: </w:t>
       </w:r>
       <w:r>
-        <w:t>Unter Standardbehandlung werden 15% der Patienten von Ursachen unabhängig von Nierenerkrankung sterben (nach durchschnittlich 12 Jahren). Mit optimierter Behandlung erhöht sich dieser Anteil auf 20% (nach 14 Jahren). Leitliniengerechte Behandlung ohne Verzögerung führt zu 0,68 QALYs Lebenszeitgewinn bei Kosten von 47.800 USD pro Patient.</w:t>
+        <w:t>Von 34 bewerteten Indikatoren erreichten 17 Konsens für Wichtigkeit und Durchführbarkeit (Antwortquoten: Round 1 91%, Treffen 50%, Round 2 77%), was ein praktikables Werkzeug zur Verbesserung der Opioid-Medikamentensicherheit ermöglicht.</w:t>
       </w:r>
     </w:p>
     <w:p>
@@ -199,7 +199,7 @@
           <w:color w:val="5A7D3A"/>
           <w:sz w:val="18"/>
         </w:rPr>
-        <w:t>https://pubmed.ncbi.nlm.nih.gov/42593670/</w:t>
+        <w:t>https://pubmed.ncbi.nlm.nih.gov/42599219/</w:t>
       </w:r>
     </w:p>
     <w:p>
@@ -207,7 +207,7 @@
         <w:pStyle w:val="Heading2"/>
       </w:pPr>
       <w:r>
-        <w:t>Algorithmen zur Identifikation klinisch beabsichtigter Medikamentenabsetzungen</w:t>
+        <w:t>Inzidenz, Ätiologien und Überlebensoutcomes von pädiatrischen außerklinischen Herzstillständen in Singapur</w:t>
       </w:r>
     </w:p>
     <w:p>
@@ -217,12 +217,12 @@
           <w:color w:val="666666"/>
           <w:sz w:val="18"/>
         </w:rPr>
-        <w:t>Goodrich GK et al.  ·  Med Care  ·  13.08.2026  ·  PMID 42593400</w:t>
+        <w:t>Chee DS et al.  ·  Resuscitation Plus  ·  22.07.2026  ·  PMID 42598112</w:t>
       </w:r>
     </w:p>
     <w:p>
       <w:r>
-        <w:t>Die Studie entwickelte algorithmische Verfahren zur Identifikation absichtlicher Medikamentenabsetzungen mittels Textsuche und klinischen Daten für fünf Arzneimittelgruppen.</w:t>
+        <w:t>Die Studie beschrieb Inzidenz, Ursachen und Überlebensraten von Herzstillständen bei Kindern in Singapur von 2010-2021 mittels der PAROS-Registry.</w:t>
       </w:r>
     </w:p>
     <w:p>
@@ -233,7 +233,7 @@
         <w:t xml:space="preserve">Ergebnis: </w:t>
       </w:r>
       <w:r>
-        <w:t>Für die Validierungsstichproben betrugen Sensitivität und Spezifität für den vollständigen Algorithmus: orale Antidiabetika 80% und 85% (n=467), Statine 75% und 95% (n=282), Antihypertensiva 82% und 75% (n=599), Blasen-Antimuscarinergika 77% und 80% (n=80), Antikoagulanzien 74% und 78% (n=160).</w:t>
+        <w:t>Von 414 Patienten betrug die Gesamtinzidenz 4,62 pro 100.000 Personenjahre (höchste Rate bei Säuglingen &lt;1 Jahr: 33,5 pro 100.000), Bystander-CPR-Rate 64,5%, häufigste Ursachen Atemwegsobstruktion (21%), Ertrinken (20,2%) und Trauma (18,5%); 30-Tage-Überlebensrate 11,1%, gutes neurologisches Ergebnis (CPC 1-2) 8,0% mit Verbesserung 2019-2021 (aOR 4,34; 95% CI 1,09-17,22; p=0,037).</w:t>
       </w:r>
     </w:p>
     <w:p>
@@ -242,7 +242,7 @@
           <w:color w:val="5A7D3A"/>
           <w:sz w:val="18"/>
         </w:rPr>
-        <w:t>https://pubmed.ncbi.nlm.nih.gov/42593400/</w:t>
+        <w:t>https://pubmed.ncbi.nlm.nih.gov/42598112/</w:t>
       </w:r>
     </w:p>
     <w:p>
@@ -250,7 +250,7 @@
         <w:pStyle w:val="Heading2"/>
       </w:pPr>
       <w:r>
-        <w:t>Mechanisch beatmete Kinder in pädiatrischen vs. allgemeinen Intensivstationen in Japan</w:t>
+        <w:t>Rolle von Life's Essential 8 in der Assoziation von Nachtschichtarbeit mit kardiovaskulären Erkrankungen: prospektive UK-Biobank-Kohorte</w:t>
       </w:r>
     </w:p>
     <w:p>
@@ -260,12 +260,12 @@
           <w:color w:val="666666"/>
           <w:sz w:val="18"/>
         </w:rPr>
-        <w:t>Sakurai Y et al.  ·  Front Pediatr  ·  29.07.2026  ·  PMID 42591500</w:t>
+        <w:t>Huang Y et al.  ·  J Global Health  ·  14.08.2026  ·  PMID 42596889</w:t>
       </w:r>
     </w:p>
     <w:p>
       <w:r>
-        <w:t>Die Studie verglich klinische Ergebnisse mechanisch beatmeter Kinder in spezialisierten pädiatrischen Intensivstationen (PICU) versus allgemeinen Intensivstationen (GICU).</w:t>
+        <w:t>Die Studie untersuchte die Assoziation zwischen Nachtschichtarbeit und kardiovaskulären Erkrankungen sowie die vermittelnde Rolle des Life's Essential 8-Lebensstilscores bei 131.844 Erwerbstätigen.</w:t>
       </w:r>
     </w:p>
     <w:p>
@@ -276,7 +276,7 @@
         <w:t xml:space="preserve">Ergebnis: </w:t>
       </w:r>
       <w:r>
-        <w:t>Von 48.106 Patienten wurden 36% auf PICUs behandelt. Nach Propensity-Score-Analyse zeigte PICU-Versorgung signifikant niedrigere Krankenhaussterblichkeit (2,73% vs. 3,42%; OR 0,79, 95% KI 0,69–0,91; p = 0,001), aber längere Gesamtaufenthalte (22,74 vs. 22,13 Tage; p &lt; 0,001).</w:t>
+        <w:t>Über einen Median-Follow-up von 13,78 Jahren entwickelten 29,7% kardiovaskuläre Erkrankungen und 4,2% starben; Patienten mit permanenten Nachtschichten hatten erhöhtes Risiko für kardiovaskuläre Erkrankungen (HR=1,24; 95% CI 1,18-1,31), Gesamtmortalität (HR=1,23; 95% CI 1,07-1,41) und Myokardinfarkt (HR=1,29; 95% CI 1,09-1,51); Life's Essential 8 vermittelte 39,2% der kardiovaskulären Assoziation und 33,1% der Mortalität.</w:t>
       </w:r>
     </w:p>
     <w:p>
@@ -285,7 +285,50 @@
           <w:color w:val="5A7D3A"/>
           <w:sz w:val="18"/>
         </w:rPr>
-        <w:t>https://pubmed.ncbi.nlm.nih.gov/42591500/</w:t>
+        <w:t>https://pubmed.ncbi.nlm.nih.gov/42596889/</w:t>
+      </w:r>
+    </w:p>
+    <w:p>
+      <w:pPr>
+        <w:pStyle w:val="Heading2"/>
+      </w:pPr>
+      <w:r>
+        <w:t>Implementierung eines umfassenden Sichelzellzentrums führt zu verbessertem Zugang und reduzierter Notfallversorgung</w:t>
+      </w:r>
+    </w:p>
+    <w:p>
+      <w:r>
+        <w:rPr>
+          <w:i/>
+          <w:color w:val="666666"/>
+          <w:sz w:val="18"/>
+        </w:rPr>
+        <w:t>Kanter J et al.  ·  BMC Health Services Research  ·  24.07.2026  ·  PMID 42596005</w:t>
+      </w:r>
+    </w:p>
+    <w:p>
+      <w:r>
+        <w:t>Die Studie evaluierte die Auswirkungen der Implementierung eines multidisziplinären erwachsenen Sichelzellzentrums auf Ambulanznutzung und Notfallverlagerung in Alabama.</w:t>
+      </w:r>
+    </w:p>
+    <w:p>
+      <w:r>
+        <w:rPr>
+          <w:b/>
+        </w:rPr>
+        <w:t xml:space="preserve">Ergebnis: </w:t>
+      </w:r>
+      <w:r>
+        <w:t>Die ambulante Klinikpopulation wuchs um mehr als das Dreifache auf 810 Patienten (2024), Infusions-Therapiebesuche stiegen um das Fünfzehnfache; durchschnittliche acute-care-Besuche pro Person/Jahr sanken signifikant von 2,11 auf 1,26 (p&lt;0,001), während routinemäßige ambulante Besuche von 2,65 auf 5,32 stiegen.</w:t>
+      </w:r>
+    </w:p>
+    <w:p>
+      <w:r>
+        <w:rPr>
+          <w:color w:val="5A7D3A"/>
+          <w:sz w:val="18"/>
+        </w:rPr>
+        <w:t>https://pubmed.ncbi.nlm.nih.gov/42596005/</w:t>
       </w:r>
     </w:p>
     <w:sectPr>

--- a/download/studien-aktuell.docx
+++ b/download/studien-aktuell.docx
@@ -62,7 +62,7 @@
           <w:color w:val="666666"/>
           <w:sz w:val="18"/>
         </w:rPr>
-        <w:t>Stand: 15.08.2026  |  6 Studien  |  wissen.m-vf.de</w:t>
+        <w:t>Stand: 16.08.2026  |  1 Studien  |  wissen.m-vf.de</w:t>
       </w:r>
     </w:p>
     <w:p>
@@ -70,7 +70,7 @@
         <w:pStyle w:val="Heading1"/>
       </w:pPr>
       <w:r>
-        <w:t>Aufgenommen am 15.08.2026</w:t>
+        <w:t>Aufgenommen am 16.08.2026</w:t>
       </w:r>
     </w:p>
     <w:p>
@@ -78,7 +78,7 @@
         <w:pStyle w:val="Heading2"/>
       </w:pPr>
       <w:r>
-        <w:t>Elektrische Kardioversion bei Vorhofflimmern: nationale Trends in Dänemark 2010-2022</w:t>
+        <w:t>Tage zu Hause nach Herzinsuffizienzspitalisierung in Singapur: Trends und Equity 2011-2019</w:t>
       </w:r>
     </w:p>
     <w:p>
@@ -88,12 +88,12 @@
           <w:color w:val="666666"/>
           <w:sz w:val="18"/>
         </w:rPr>
-        <w:t>Frost L et al.  ·  Open Heart  ·  14.08.2026  ·  PMID 42601168</w:t>
+        <w:t>Liu S et al.  ·  Circulation: Population Health Outcomes  ·  14.08.2026  ·  PMID 42596879</w:t>
       </w:r>
     </w:p>
     <w:p>
       <w:r>
-        <w:t>Die Studie untersuchte zeitliche Trends in der Nutzung von elektrischer Kardioversion bei Patienten mit Vorhofflimmern in Dänemark über 12 Jahre.</w:t>
+        <w:t>Die Studie untersuchte zeitliche Trends in Days Alive and Out of Hospital (DAOH) nach erster Hospitalisierung wegen Herzinsuffizienz mit reduzierter Auswurffraktion und prüfte Unterschiede zwischen Altersgruppen, Geschlecht und Ethnizität.</w:t>
       </w:r>
     </w:p>
     <w:p>
@@ -104,7 +104,7 @@
         <w:t xml:space="preserve">Ergebnis: </w:t>
       </w:r>
       <w:r>
-        <w:t>Die Gesamtzahl der Kardioversionen pro Jahr stieg von 2204 (2010) auf 8300 (2022) um das Vierfache; die altersadjustierte und geschlechterstandardisierte Rate sank jedoch von 449,5 auf 316,6 pro 1000 Personenjahre im ersten Jahr nach Diagnose, was auf eine gezieltere Einsatzweise hindeutet.</w:t>
+        <w:t>Von 10.147 Patienten (Medianalter 68,9 Jahre; 31,5% weiblich) verbesserte sich die 1-Jahres-DAOH von 291,7 auf 301,0 Tage (1,16 Tage pro Jahr; p&lt;0,001), während 30-Tage-DAOH stabil blieb (p=0,554). Die Rückgangsraten bei herzinsuffizienzbedingten Readmissionen waren bei Männern steiler als bei Frauen. 1-Jahres-DAOH-Gewinne waren bei Patienten malaiischer Abstammung größer als bei chinesischen Patienten.</w:t>
       </w:r>
     </w:p>
     <w:p>
@@ -113,222 +113,7 @@
           <w:color w:val="5A7D3A"/>
           <w:sz w:val="18"/>
         </w:rPr>
-        <w:t>https://pubmed.ncbi.nlm.nih.gov/42601168/</w:t>
-      </w:r>
-    </w:p>
-    <w:p>
-      <w:pPr>
-        <w:pStyle w:val="Heading2"/>
-      </w:pPr>
-      <w:r>
-        <w:t>Machbarkeit von S-Patch versus 24-Stunden-Holter bei älteren Erwachsenen mit Stürzen: randomisierte Crossover-Pilotstudie</w:t>
-      </w:r>
-    </w:p>
-    <w:p>
-      <w:r>
-        <w:rPr>
-          <w:i/>
-          <w:color w:val="666666"/>
-          <w:sz w:val="18"/>
-        </w:rPr>
-        <w:t>Rosario B et al.  ·  JMIR Rehabilitation and Assistive Technology  ·  14.08.2026  ·  PMID 42600137</w:t>
-      </w:r>
-    </w:p>
-    <w:p>
-      <w:r>
-        <w:t>Die Studie verglich Machbarkeit, Verträglichkeit und Adhärenz eines neuen tragbaren EKG-Geräts (S-Patch) mit Standard-Holter-Monitoring bei älteren Patienten mit Sturzrisiko.</w:t>
-      </w:r>
-    </w:p>
-    <w:p>
-      <w:r>
-        <w:rPr>
-          <w:b/>
-        </w:rPr>
-        <w:t xml:space="preserve">Ergebnis: </w:t>
-      </w:r>
-      <w:r>
-        <w:t>Bei 70 Patienten (45,7% mit kognitiver Beeinträchtigung) zeigte S-Patch längere durchschnittliche Tragedauer (&gt;60 Stunden, signifikant länger wenn zuerst angewendet: 68,8 vs. 62,9 Stunden; p=0,04) mit vergleichbaren Arrhythmie-Erkennungsraten und guter Verträglichkeit auch bei kognitiv beeinträchtigten Patienten.</w:t>
-      </w:r>
-    </w:p>
-    <w:p>
-      <w:r>
-        <w:rPr>
-          <w:color w:val="5A7D3A"/>
-          <w:sz w:val="18"/>
-        </w:rPr>
-        <w:t>https://pubmed.ncbi.nlm.nih.gov/42600137/</w:t>
-      </w:r>
-    </w:p>
-    <w:p>
-      <w:pPr>
-        <w:pStyle w:val="Heading2"/>
-      </w:pPr>
-      <w:r>
-        <w:t>Entwicklung konsensbasierter Sicherheits- und Qualitäsindikatoren für sicheren Opioid-Einsatz in Krankenhäusern mittels modifizierter Delphi-Methode</w:t>
-      </w:r>
-    </w:p>
-    <w:p>
-      <w:r>
-        <w:rPr>
-          <w:i/>
-          <w:color w:val="666666"/>
-          <w:sz w:val="18"/>
-        </w:rPr>
-        <w:t>Mutashar A et al.  ·  Int J Qual Health Care  ·  14.08.2026  ·  PMID 42599219</w:t>
-      </w:r>
-    </w:p>
-    <w:p>
-      <w:r>
-        <w:t>Die Studie entwickelte einen Katalog von Indikatoren zur Überwachung der Sicherheit und Qualität des Opioid-Einsatzes in australischen Krankenhäusern durch ein multidisziplinäres Expertengremium.</w:t>
-      </w:r>
-    </w:p>
-    <w:p>
-      <w:r>
-        <w:rPr>
-          <w:b/>
-        </w:rPr>
-        <w:t xml:space="preserve">Ergebnis: </w:t>
-      </w:r>
-      <w:r>
-        <w:t>Von 34 bewerteten Indikatoren erreichten 17 Konsens für Wichtigkeit und Durchführbarkeit (Antwortquoten: Round 1 91%, Treffen 50%, Round 2 77%), was ein praktikables Werkzeug zur Verbesserung der Opioid-Medikamentensicherheit ermöglicht.</w:t>
-      </w:r>
-    </w:p>
-    <w:p>
-      <w:r>
-        <w:rPr>
-          <w:color w:val="5A7D3A"/>
-          <w:sz w:val="18"/>
-        </w:rPr>
-        <w:t>https://pubmed.ncbi.nlm.nih.gov/42599219/</w:t>
-      </w:r>
-    </w:p>
-    <w:p>
-      <w:pPr>
-        <w:pStyle w:val="Heading2"/>
-      </w:pPr>
-      <w:r>
-        <w:t>Inzidenz, Ätiologien und Überlebensoutcomes von pädiatrischen außerklinischen Herzstillständen in Singapur</w:t>
-      </w:r>
-    </w:p>
-    <w:p>
-      <w:r>
-        <w:rPr>
-          <w:i/>
-          <w:color w:val="666666"/>
-          <w:sz w:val="18"/>
-        </w:rPr>
-        <w:t>Chee DS et al.  ·  Resuscitation Plus  ·  22.07.2026  ·  PMID 42598112</w:t>
-      </w:r>
-    </w:p>
-    <w:p>
-      <w:r>
-        <w:t>Die Studie beschrieb Inzidenz, Ursachen und Überlebensraten von Herzstillständen bei Kindern in Singapur von 2010-2021 mittels der PAROS-Registry.</w:t>
-      </w:r>
-    </w:p>
-    <w:p>
-      <w:r>
-        <w:rPr>
-          <w:b/>
-        </w:rPr>
-        <w:t xml:space="preserve">Ergebnis: </w:t>
-      </w:r>
-      <w:r>
-        <w:t>Von 414 Patienten betrug die Gesamtinzidenz 4,62 pro 100.000 Personenjahre (höchste Rate bei Säuglingen &lt;1 Jahr: 33,5 pro 100.000), Bystander-CPR-Rate 64,5%, häufigste Ursachen Atemwegsobstruktion (21%), Ertrinken (20,2%) und Trauma (18,5%); 30-Tage-Überlebensrate 11,1%, gutes neurologisches Ergebnis (CPC 1-2) 8,0% mit Verbesserung 2019-2021 (aOR 4,34; 95% CI 1,09-17,22; p=0,037).</w:t>
-      </w:r>
-    </w:p>
-    <w:p>
-      <w:r>
-        <w:rPr>
-          <w:color w:val="5A7D3A"/>
-          <w:sz w:val="18"/>
-        </w:rPr>
-        <w:t>https://pubmed.ncbi.nlm.nih.gov/42598112/</w:t>
-      </w:r>
-    </w:p>
-    <w:p>
-      <w:pPr>
-        <w:pStyle w:val="Heading2"/>
-      </w:pPr>
-      <w:r>
-        <w:t>Rolle von Life's Essential 8 in der Assoziation von Nachtschichtarbeit mit kardiovaskulären Erkrankungen: prospektive UK-Biobank-Kohorte</w:t>
-      </w:r>
-    </w:p>
-    <w:p>
-      <w:r>
-        <w:rPr>
-          <w:i/>
-          <w:color w:val="666666"/>
-          <w:sz w:val="18"/>
-        </w:rPr>
-        <w:t>Huang Y et al.  ·  J Global Health  ·  14.08.2026  ·  PMID 42596889</w:t>
-      </w:r>
-    </w:p>
-    <w:p>
-      <w:r>
-        <w:t>Die Studie untersuchte die Assoziation zwischen Nachtschichtarbeit und kardiovaskulären Erkrankungen sowie die vermittelnde Rolle des Life's Essential 8-Lebensstilscores bei 131.844 Erwerbstätigen.</w:t>
-      </w:r>
-    </w:p>
-    <w:p>
-      <w:r>
-        <w:rPr>
-          <w:b/>
-        </w:rPr>
-        <w:t xml:space="preserve">Ergebnis: </w:t>
-      </w:r>
-      <w:r>
-        <w:t>Über einen Median-Follow-up von 13,78 Jahren entwickelten 29,7% kardiovaskuläre Erkrankungen und 4,2% starben; Patienten mit permanenten Nachtschichten hatten erhöhtes Risiko für kardiovaskuläre Erkrankungen (HR=1,24; 95% CI 1,18-1,31), Gesamtmortalität (HR=1,23; 95% CI 1,07-1,41) und Myokardinfarkt (HR=1,29; 95% CI 1,09-1,51); Life's Essential 8 vermittelte 39,2% der kardiovaskulären Assoziation und 33,1% der Mortalität.</w:t>
-      </w:r>
-    </w:p>
-    <w:p>
-      <w:r>
-        <w:rPr>
-          <w:color w:val="5A7D3A"/>
-          <w:sz w:val="18"/>
-        </w:rPr>
-        <w:t>https://pubmed.ncbi.nlm.nih.gov/42596889/</w:t>
-      </w:r>
-    </w:p>
-    <w:p>
-      <w:pPr>
-        <w:pStyle w:val="Heading2"/>
-      </w:pPr>
-      <w:r>
-        <w:t>Implementierung eines umfassenden Sichelzellzentrums führt zu verbessertem Zugang und reduzierter Notfallversorgung</w:t>
-      </w:r>
-    </w:p>
-    <w:p>
-      <w:r>
-        <w:rPr>
-          <w:i/>
-          <w:color w:val="666666"/>
-          <w:sz w:val="18"/>
-        </w:rPr>
-        <w:t>Kanter J et al.  ·  BMC Health Services Research  ·  24.07.2026  ·  PMID 42596005</w:t>
-      </w:r>
-    </w:p>
-    <w:p>
-      <w:r>
-        <w:t>Die Studie evaluierte die Auswirkungen der Implementierung eines multidisziplinären erwachsenen Sichelzellzentrums auf Ambulanznutzung und Notfallverlagerung in Alabama.</w:t>
-      </w:r>
-    </w:p>
-    <w:p>
-      <w:r>
-        <w:rPr>
-          <w:b/>
-        </w:rPr>
-        <w:t xml:space="preserve">Ergebnis: </w:t>
-      </w:r>
-      <w:r>
-        <w:t>Die ambulante Klinikpopulation wuchs um mehr als das Dreifache auf 810 Patienten (2024), Infusions-Therapiebesuche stiegen um das Fünfzehnfache; durchschnittliche acute-care-Besuche pro Person/Jahr sanken signifikant von 2,11 auf 1,26 (p&lt;0,001), während routinemäßige ambulante Besuche von 2,65 auf 5,32 stiegen.</w:t>
-      </w:r>
-    </w:p>
-    <w:p>
-      <w:r>
-        <w:rPr>
-          <w:color w:val="5A7D3A"/>
-          <w:sz w:val="18"/>
-        </w:rPr>
-        <w:t>https://pubmed.ncbi.nlm.nih.gov/42596005/</w:t>
+        <w:t>https://pubmed.ncbi.nlm.nih.gov/42596879/</w:t>
       </w:r>
     </w:p>
     <w:sectPr>

--- a/download/studien-aktuell.docx
+++ b/download/studien-aktuell.docx
@@ -62,7 +62,7 @@
           <w:color w:val="666666"/>
           <w:sz w:val="18"/>
         </w:rPr>
-        <w:t>Stand: 16.08.2026  |  1 Studien  |  wissen.m-vf.de</w:t>
+        <w:t>Stand: 16.08.2026  |  4 Studien  |  wissen.m-vf.de</w:t>
       </w:r>
     </w:p>
     <w:p>
@@ -71,6 +71,64 @@
       </w:pPr>
       <w:r>
         <w:t>Aufgenommen am 16.08.2026</w:t>
+      </w:r>
+    </w:p>
+    <w:p>
+      <w:pPr>
+        <w:pStyle w:val="Heading2"/>
+      </w:pPr>
+      <w:r>
+        <w:t>Arbeitsbedingungen und psychische Gesundheit bei Ärztinnen und Ärzten sowie Pflegekräften in der EU: Querschnittsstudie</w:t>
+      </w:r>
+    </w:p>
+    <w:p>
+      <w:r>
+        <w:rPr>
+          <w:i/>
+          <w:color w:val="666666"/>
+          <w:sz w:val="18"/>
+        </w:rPr>
+        <w:t>Mediavilla R et al.  ·  Lancet Regional Health Europe  ·  08.08.2026  ·  PMID 42604020</w:t>
+      </w:r>
+    </w:p>
+    <w:p>
+      <w:r>
+        <w:t>Die Studie untersuchte Zusammenhänge zwischen Arbeitsbedingungen und psychischer Gesundheit bei 90.171 Gesundheitsberuflern aus 28 EU-Staaten, Island und Norwegen im Zeitraum Oktober 2024 bis April 2025.</w:t>
+      </w:r>
+    </w:p>
+    <w:p>
+      <w:r>
+        <w:rPr>
+          <w:b/>
+        </w:rPr>
+        <w:t xml:space="preserve">Ergebnis: </w:t>
+      </w:r>
+      <w:r>
+        <w:t>30% zeigten depressive Symptome, 23% Angstsymptome, 13% suizidale Gedanken. Physische Gewalt betraf 10% der Ärzte und 18% der Pflegekräfte. Ungünstige Arbeitsbedingungen korreliertten mit schlechterer psychischer Gesundheit (adjustierte Prävalenzratios 0,98-1,94), während Jobressourcen positive Effekte zeigten (PR 1,06-0,56).</w:t>
+      </w:r>
+    </w:p>
+    <w:p>
+      <w:r>
+        <w:rPr>
+          <w:b/>
+          <w:sz w:val="19"/>
+        </w:rPr>
+        <w:t xml:space="preserve">Übertragbarkeit: </w:t>
+      </w:r>
+      <w:r>
+        <w:rPr>
+          <w:sz w:val="19"/>
+        </w:rPr>
+        <w:t>Europäische Daten, systemisch vergleichbar mit Deutschland</w:t>
+      </w:r>
+    </w:p>
+    <w:p>
+      <w:r>
+        <w:rPr>
+          <w:color w:val="5A7D3A"/>
+          <w:sz w:val="18"/>
+        </w:rPr>
+        <w:t>https://pubmed.ncbi.nlm.nih.gov/42604020/</w:t>
       </w:r>
     </w:p>
     <w:p>
@@ -114,6 +172,122 @@
           <w:sz w:val="18"/>
         </w:rPr>
         <w:t>https://pubmed.ncbi.nlm.nih.gov/42596879/</w:t>
+      </w:r>
+    </w:p>
+    <w:p>
+      <w:pPr>
+        <w:pStyle w:val="Heading2"/>
+      </w:pPr>
+      <w:r>
+        <w:t>Chirurgische Therapie bei Pankreaskarzinom im Alter ≥80 Jahren: Nutzen-Risiko-Analyse</w:t>
+      </w:r>
+    </w:p>
+    <w:p>
+      <w:r>
+        <w:rPr>
+          <w:i/>
+          <w:color w:val="666666"/>
+          <w:sz w:val="18"/>
+        </w:rPr>
+        <w:t>von Fritsch L et al.  ·  Cancers  ·  28.07.2026  ·  PMID 42588642</w:t>
+      </w:r>
+    </w:p>
+    <w:p>
+      <w:r>
+        <w:t>Vergleichende Analyse von 3016 Pankreaskarzinom-Patienten (≤65 Jahre: n=944; 66-79 Jahre: n=1535; ≥80 Jahre: n=537) aus deutschen Krebsregistern 2015-2023 bezüglich Behandlungsmuster und Überleben.</w:t>
+      </w:r>
+    </w:p>
+    <w:p>
+      <w:r>
+        <w:rPr>
+          <w:b/>
+        </w:rPr>
+        <w:t xml:space="preserve">Ergebnis: </w:t>
+      </w:r>
+      <w:r>
+        <w:t>Anteil Patienten ≥80 Jahre stieg von 15% (2015) auf 32% (2023). 24% der operierten Oktogenare erhielten adjuvante Chemotherapie. Overall Survival und disease-free Survival waren schlechter als in jüngeren Kohorten. Oktogenare mit alleiniger Operation oder Chemotherapie hatten vergleichbare Überlebensraten wie palliativ behandelte Patienten.</w:t>
+      </w:r>
+    </w:p>
+    <w:p>
+      <w:r>
+        <w:rPr>
+          <w:b/>
+          <w:sz w:val="19"/>
+        </w:rPr>
+        <w:t xml:space="preserve">Übertragbarkeit: </w:t>
+      </w:r>
+      <w:r>
+        <w:rPr>
+          <w:sz w:val="19"/>
+        </w:rPr>
+        <w:t>Deutsche Krebsregisterdaten, gesetzlich Versicherte</w:t>
+      </w:r>
+    </w:p>
+    <w:p>
+      <w:r>
+        <w:rPr>
+          <w:color w:val="5A7D3A"/>
+          <w:sz w:val="18"/>
+        </w:rPr>
+        <w:t>https://pubmed.ncbi.nlm.nih.gov/42588642/</w:t>
+      </w:r>
+    </w:p>
+    <w:p>
+      <w:pPr>
+        <w:pStyle w:val="Heading2"/>
+      </w:pPr>
+      <w:r>
+        <w:t>Erlebte integrierte Versorgung für Kinder mit Sonderbedarf in Deutschland: PART-CHILD-Kohortenstudie</w:t>
+      </w:r>
+    </w:p>
+    <w:p>
+      <w:r>
+        <w:rPr>
+          <w:i/>
+          <w:color w:val="666666"/>
+          <w:sz w:val="18"/>
+        </w:rPr>
+        <w:t>Bohnert K et al.  ·  BMC Health Services Research  ·  08.08.2026  ·  PMID 42576220</w:t>
+      </w:r>
+    </w:p>
+    <w:p>
+      <w:r>
+        <w:t>Querschnittsanalyse von 459 Betreuungspersonen von Kindern mit Sonderbedarf zu ihrer Erfahrung mit integrierten Versorgungsangeboten und Zusammenhänge mit soziodemografischen, gesundheits- und netzwerkbezogenen Faktoren.</w:t>
+      </w:r>
+    </w:p>
+    <w:p>
+      <w:r>
+        <w:rPr>
+          <w:b/>
+        </w:rPr>
+        <w:t xml:space="preserve">Ergebnis: </w:t>
+      </w:r>
+      <w:r>
+        <w:t>Durchschnittliche Bewertung Teamqualität/Kommunikation 4,1±1,1 (Skala bis 9), Aufmerksamkeit für Familienbelastung 2,3±1,1. Höhere unmet needs assoziiert mit niedrigerer Teamqualität (≥5 unmet needs: β=-0,83; 95%-KI -1,28 bis -0,38). Größere Versorgungsnetzwerke (6-10 Anbieter) positiv mit Familienaufmerksamkeit (β=0,38; 95%-KI 0,07-0,70).</w:t>
+      </w:r>
+    </w:p>
+    <w:p>
+      <w:r>
+        <w:rPr>
+          <w:b/>
+          <w:sz w:val="19"/>
+        </w:rPr>
+        <w:t xml:space="preserve">Übertragbarkeit: </w:t>
+      </w:r>
+      <w:r>
+        <w:rPr>
+          <w:sz w:val="19"/>
+        </w:rPr>
+        <w:t>Deutsche Daten, gesetzlich versicherte Bevölkerung</w:t>
+      </w:r>
+    </w:p>
+    <w:p>
+      <w:r>
+        <w:rPr>
+          <w:color w:val="5A7D3A"/>
+          <w:sz w:val="18"/>
+        </w:rPr>
+        <w:t>https://pubmed.ncbi.nlm.nih.gov/42576220/</w:t>
       </w:r>
     </w:p>
     <w:sectPr>

--- a/download/studien-aktuell.docx
+++ b/download/studien-aktuell.docx
@@ -62,7 +62,7 @@
           <w:color w:val="666666"/>
           <w:sz w:val="18"/>
         </w:rPr>
-        <w:t>Stand: 16.08.2026  |  4 Studien  |  wissen.m-vf.de</w:t>
+        <w:t>Stand: 17.08.2026  |  3 Studien  |  wissen.m-vf.de</w:t>
       </w:r>
     </w:p>
     <w:p>
@@ -70,7 +70,7 @@
         <w:pStyle w:val="Heading1"/>
       </w:pPr>
       <w:r>
-        <w:t>Aufgenommen am 16.08.2026</w:t>
+        <w:t>Aufgenommen am 17.08.2026</w:t>
       </w:r>
     </w:p>
     <w:p>
@@ -78,7 +78,7 @@
         <w:pStyle w:val="Heading2"/>
       </w:pPr>
       <w:r>
-        <w:t>Arbeitsbedingungen und psychische Gesundheit bei Ärztinnen und Ärzten sowie Pflegekräften in der EU: Querschnittsstudie</w:t>
+        <w:t>Expansion von Telehealth-Regelungen in US-Medicaid-Programmen 2018–2023: Legal-Mapping-Studie</w:t>
       </w:r>
     </w:p>
     <w:p>
@@ -88,12 +88,12 @@
           <w:color w:val="666666"/>
           <w:sz w:val="18"/>
         </w:rPr>
-        <w:t>Mediavilla R et al.  ·  Lancet Regional Health Europe  ·  08.08.2026  ·  PMID 42604020</w:t>
+        <w:t>Leung LB et al.  ·  Lancet Reg Health Eur  ·  16.08.2026  ·  PMID 42604452</w:t>
       </w:r>
     </w:p>
     <w:p>
       <w:r>
-        <w:t>Die Studie untersuchte Zusammenhänge zwischen Arbeitsbedingungen und psychischer Gesundheit bei 90.171 Gesundheitsberuflern aus 28 EU-Staaten, Island und Norwegen im Zeitraum Oktober 2024 bis April 2025.</w:t>
+        <w:t>50-Staaten-Analyse zur Adoption von Telehealth-Richtlinien in Medicaid-Programmen und deren mögliche Einflussfaktoren.</w:t>
       </w:r>
     </w:p>
     <w:p>
@@ -104,7 +104,7 @@
         <w:t xml:space="preserve">Ergebnis: </w:t>
       </w:r>
       <w:r>
-        <w:t>30% zeigten depressive Symptome, 23% Angstsymptome, 13% suizidale Gedanken. Physische Gewalt betraf 10% der Ärzte und 18% der Pflegekräfte. Ungünstige Arbeitsbedingungen korreliertten mit schlechterer psychischer Gesundheit (adjustierte Prävalenzratios 0,98-1,94), während Jobressourcen positive Effekte zeigten (PR 1,06-0,56).</w:t>
+        <w:t>Durchschnittlich 2,7 Telehealth-Richtlinien je Bundesstaat (SD 1,4); Audiotelefonie in 43 Staaten eingeführt; schnellste Adoption 2020–2021; Adoption unabhängig von Ländlichkeit, Fachkräftemangel, Medicaid-Expansion oder Internetverfügbarkeit (alle p ≥ 0,07).</w:t>
       </w:r>
     </w:p>
     <w:p>
@@ -119,7 +119,7 @@
         <w:rPr>
           <w:sz w:val="19"/>
         </w:rPr>
-        <w:t>Europäische Daten, systemisch vergleichbar mit Deutschland</w:t>
+        <w:t>Nur bedingt: US-Medicaid-System, Fragestellung aber systemunabhängig</w:t>
       </w:r>
     </w:p>
     <w:p>
@@ -128,7 +128,7 @@
           <w:color w:val="5A7D3A"/>
           <w:sz w:val="18"/>
         </w:rPr>
-        <w:t>https://pubmed.ncbi.nlm.nih.gov/42604020/</w:t>
+        <w:t>https://pubmed.ncbi.nlm.nih.gov/42604452/</w:t>
       </w:r>
     </w:p>
     <w:p>
@@ -136,7 +136,7 @@
         <w:pStyle w:val="Heading2"/>
       </w:pPr>
       <w:r>
-        <w:t>Tage zu Hause nach Herzinsuffizienzspitalisierung in Singapur: Trends und Equity 2011-2019</w:t>
+        <w:t>Reale Effektivität und Sicherheit von Lebrikizumab bei atopischer Dermatitis: TREATgermany-Registerdaten</w:t>
       </w:r>
     </w:p>
     <w:p>
@@ -146,12 +146,12 @@
           <w:color w:val="666666"/>
           <w:sz w:val="18"/>
         </w:rPr>
-        <w:t>Liu S et al.  ·  Circulation: Population Health Outcomes  ·  14.08.2026  ·  PMID 42596879</w:t>
+        <w:t>Kind B et al.  ·  Acta Derm Venereol  ·  13.08.2026  ·  PMID 42593155</w:t>
       </w:r>
     </w:p>
     <w:p>
       <w:r>
-        <w:t>Die Studie untersuchte zeitliche Trends in Days Alive and Out of Hospital (DAOH) nach erster Hospitalisierung wegen Herzinsuffizienz mit reduzierter Auswurffraktion und prüfte Unterschiede zwischen Altersgruppen, Geschlecht und Ethnizität.</w:t>
+        <w:t>Prospektive Evaluierung von Lebrikizumab (IL-13-Inhibitor) bei atopischer Dermatitis in deutschen Dermatologie-Praxen mit Effectiveness-Daten zur Routineversorgung.</w:t>
       </w:r>
     </w:p>
     <w:p>
@@ -162,50 +162,7 @@
         <w:t xml:space="preserve">Ergebnis: </w:t>
       </w:r>
       <w:r>
-        <w:t>Von 10.147 Patienten (Medianalter 68,9 Jahre; 31,5% weiblich) verbesserte sich die 1-Jahres-DAOH von 291,7 auf 301,0 Tage (1,16 Tage pro Jahr; p&lt;0,001), während 30-Tage-DAOH stabil blieb (p=0,554). Die Rückgangsraten bei herzinsuffizienzbedingten Readmissionen waren bei Männern steiler als bei Frauen. 1-Jahres-DAOH-Gewinne waren bei Patienten malaiischer Abstammung größer als bei chinesischen Patienten.</w:t>
-      </w:r>
-    </w:p>
-    <w:p>
-      <w:r>
-        <w:rPr>
-          <w:color w:val="5A7D3A"/>
-          <w:sz w:val="18"/>
-        </w:rPr>
-        <w:t>https://pubmed.ncbi.nlm.nih.gov/42596879/</w:t>
-      </w:r>
-    </w:p>
-    <w:p>
-      <w:pPr>
-        <w:pStyle w:val="Heading2"/>
-      </w:pPr>
-      <w:r>
-        <w:t>Chirurgische Therapie bei Pankreaskarzinom im Alter ≥80 Jahren: Nutzen-Risiko-Analyse</w:t>
-      </w:r>
-    </w:p>
-    <w:p>
-      <w:r>
-        <w:rPr>
-          <w:i/>
-          <w:color w:val="666666"/>
-          <w:sz w:val="18"/>
-        </w:rPr>
-        <w:t>von Fritsch L et al.  ·  Cancers  ·  28.07.2026  ·  PMID 42588642</w:t>
-      </w:r>
-    </w:p>
-    <w:p>
-      <w:r>
-        <w:t>Vergleichende Analyse von 3016 Pankreaskarzinom-Patienten (≤65 Jahre: n=944; 66-79 Jahre: n=1535; ≥80 Jahre: n=537) aus deutschen Krebsregistern 2015-2023 bezüglich Behandlungsmuster und Überleben.</w:t>
-      </w:r>
-    </w:p>
-    <w:p>
-      <w:r>
-        <w:rPr>
-          <w:b/>
-        </w:rPr>
-        <w:t xml:space="preserve">Ergebnis: </w:t>
-      </w:r>
-      <w:r>
-        <w:t>Anteil Patienten ≥80 Jahre stieg von 15% (2015) auf 32% (2023). 24% der operierten Oktogenare erhielten adjuvante Chemotherapie. Overall Survival und disease-free Survival waren schlechter als in jüngeren Kohorten. Oktogenare mit alleiniger Operation oder Chemotherapie hatten vergleichbare Überlebensraten wie palliativ behandelte Patienten.</w:t>
+        <w:t>80 Patienten mit Follow-up; EASI-Score sank von Baseline 14,8 auf 5,6 (Monat 3) und 3,0 (Monat 6); PP-NRS von 6,6 auf 3,8 und 3,4; DLQI von 11,9 auf 4,9 und 4,8; Nebenwirkungen bei 26,6 % (Konjunktivitis 20,3 %); EASI-75 in Kohorte mit EASI≥16 bei 60 % (M3) und 70 % (M6).</w:t>
       </w:r>
     </w:p>
     <w:p>
@@ -220,7 +177,7 @@
         <w:rPr>
           <w:sz w:val="19"/>
         </w:rPr>
-        <w:t>Deutsche Krebsregisterdaten, gesetzlich Versicherte</w:t>
+        <w:t>Deutsche Routinedaten (TREATgermany-Registry)</w:t>
       </w:r>
     </w:p>
     <w:p>
@@ -229,7 +186,7 @@
           <w:color w:val="5A7D3A"/>
           <w:sz w:val="18"/>
         </w:rPr>
-        <w:t>https://pubmed.ncbi.nlm.nih.gov/42588642/</w:t>
+        <w:t>https://pubmed.ncbi.nlm.nih.gov/42593155/</w:t>
       </w:r>
     </w:p>
     <w:p>
@@ -237,7 +194,7 @@
         <w:pStyle w:val="Heading2"/>
       </w:pPr>
       <w:r>
-        <w:t>Erlebte integrierte Versorgung für Kinder mit Sonderbedarf in Deutschland: PART-CHILD-Kohortenstudie</w:t>
+        <w:t>Mortalität von Hirntumor-Patienten in zertifizierten Onkologiezentren versus Nicht-Zentren: Deutschland</w:t>
       </w:r>
     </w:p>
     <w:p>
@@ -247,12 +204,12 @@
           <w:color w:val="666666"/>
           <w:sz w:val="18"/>
         </w:rPr>
-        <w:t>Bohnert K et al.  ·  BMC Health Services Research  ·  08.08.2026  ·  PMID 42576220</w:t>
+        <w:t>Seliger C et al.  ·  Cancer Treat Res Commun  ·  11.08.2026  ·  PMID 42580197</w:t>
       </w:r>
     </w:p>
     <w:p>
       <w:r>
-        <w:t>Querschnittsanalyse von 459 Betreuungspersonen von Kindern mit Sonderbedarf zu ihrer Erfahrung mit integrierten Versorgungsangeboten und Zusammenhänge mit soziodemografischen, gesundheits- und netzwerkbezogenen Faktoren.</w:t>
+        <w:t>Kohortenstudie mit 62.735 GKV-Patienten und 5.196 Patienten aus klinischen Krebsregistern zu Überleben nach Behandlung in zertifizierten vs. nicht-zertifizierten Krankenhäusern.</w:t>
       </w:r>
     </w:p>
     <w:p>
@@ -263,7 +220,7 @@
         <w:t xml:space="preserve">Ergebnis: </w:t>
       </w:r>
       <w:r>
-        <w:t>Durchschnittliche Bewertung Teamqualität/Kommunikation 4,1±1,1 (Skala bis 9), Aufmerksamkeit für Familienbelastung 2,3±1,1. Höhere unmet needs assoziiert mit niedrigerer Teamqualität (≥5 unmet needs: β=-0,83; 95%-KI -1,28 bis -0,38). Größere Versorgungsnetzwerke (6-10 Anbieter) positiv mit Familienaufmerksamkeit (β=0,38; 95%-KI 0,07-0,70).</w:t>
+        <w:t>91,9 % der SHI-Patienten nicht in neuro-onkologischen Zentren behandelt; adjustierte Cox-Regression zeigte verbessertes Gesamtüberleben in zertifizierten Zentren (HR SHI 0,93, 95%-KI 0,86–1,00; HR KKR 0,84, 95%-KI 0,76–0,93); ältere Patienten und höhere WHO-Grade profilierten besonders.</w:t>
       </w:r>
     </w:p>
     <w:p>
@@ -278,7 +235,7 @@
         <w:rPr>
           <w:sz w:val="19"/>
         </w:rPr>
-        <w:t>Deutsche Daten, gesetzlich versicherte Bevölkerung</w:t>
+        <w:t>Deutsche Routinedaten, gesetzlich Versicherte + Krebsregister</w:t>
       </w:r>
     </w:p>
     <w:p>
@@ -287,7 +244,7 @@
           <w:color w:val="5A7D3A"/>
           <w:sz w:val="18"/>
         </w:rPr>
-        <w:t>https://pubmed.ncbi.nlm.nih.gov/42576220/</w:t>
+        <w:t>https://pubmed.ncbi.nlm.nih.gov/42580197/</w:t>
       </w:r>
     </w:p>
     <w:sectPr>

--- a/download/studien-aktuell.docx
+++ b/download/studien-aktuell.docx
@@ -88,7 +88,7 @@
           <w:color w:val="666666"/>
           <w:sz w:val="18"/>
         </w:rPr>
-        <w:t>Leung LB et al.  ·  Lancet Reg Health Eur  ·  16.08.2026  ·  PMID 42604452</w:t>
+        <w:t>Leung LB et al.  ·  Milbank Q  ·  16.08.2026  ·  PMID 42604452</w:t>
       </w:r>
     </w:p>
     <w:p>

--- a/download/studien-aktuell.docx
+++ b/download/studien-aktuell.docx
@@ -62,7 +62,7 @@
           <w:color w:val="666666"/>
           <w:sz w:val="18"/>
         </w:rPr>
-        <w:t>Stand: 17.08.2026  |  3 Studien  |  wissen.m-vf.de</w:t>
+        <w:t>Stand: 18.08.2026  |  2 Studien  |  wissen.m-vf.de</w:t>
       </w:r>
     </w:p>
     <w:p>
@@ -70,7 +70,7 @@
         <w:pStyle w:val="Heading1"/>
       </w:pPr>
       <w:r>
-        <w:t>Aufgenommen am 17.08.2026</w:t>
+        <w:t>Aufgenommen am 18.08.2026</w:t>
       </w:r>
     </w:p>
     <w:p>
@@ -78,7 +78,7 @@
         <w:pStyle w:val="Heading2"/>
       </w:pPr>
       <w:r>
-        <w:t>Expansion von Telehealth-Regelungen in US-Medicaid-Programmen 2018–2023: Legal-Mapping-Studie</w:t>
+        <w:t>Genomische Testung in der Nephrologie: Mainstreaming als effektives Versorgungsmodell</w:t>
       </w:r>
     </w:p>
     <w:p>
@@ -88,12 +88,12 @@
           <w:color w:val="666666"/>
           <w:sz w:val="18"/>
         </w:rPr>
-        <w:t>Leung LB et al.  ·  Milbank Q  ·  16.08.2026  ·  PMID 42604452</w:t>
+        <w:t>Jayasinghe K et al.  ·  Clin J Am Soc Nephrol  ·  17.08.2026  ·  PMID 42606900</w:t>
       </w:r>
     </w:p>
     <w:p>
       <w:r>
-        <w:t>50-Staaten-Analyse zur Adoption von Telehealth-Richtlinien in Medicaid-Programmen und deren mögliche Einflussfaktoren.</w:t>
+        <w:t>Beobachtungsstudie an vier Zentren zur Evaluierung eines "hub and spoke"-Modells für genomische Testung bei Nierenkrankheiten mit Schulung niedergelassener Nephrologen.</w:t>
       </w:r>
     </w:p>
     <w:p>
@@ -104,7 +104,7 @@
         <w:t xml:space="preserve">Ergebnis: </w:t>
       </w:r>
       <w:r>
-        <w:t>Durchschnittlich 2,7 Telehealth-Richtlinien je Bundesstaat (SD 1,4); Audiotelefonie in 43 Staaten eingeführt; schnellste Adoption 2020–2021; Adoption unabhängig von Ländlichkeit, Fachkräftemangel, Medicaid-Expansion oder Internetverfügbarkeit (alle p ≥ 0,07).</w:t>
+        <w:t>1.028 genomische Tests wurden durchgeführt (diagnostische Ausbeute 34%); ähnlich erfolgreich in Zentren (32%) und bei lokalen Nephrologen (38%). Der Anteil der Tests in Mainstream-Nephrologie-Settings stieg von 23% auf 74%, während die Absolutzahlen in Spezialkliniken stabil blieben.</w:t>
       </w:r>
     </w:p>
     <w:p>
@@ -119,7 +119,7 @@
         <w:rPr>
           <w:sz w:val="19"/>
         </w:rPr>
-        <w:t>Nur bedingt: US-Medicaid-System, Fragestellung aber systemunabhängig</w:t>
+        <w:t>Australische Daten, aber Implementierungsrahmen systemunabhängig auf deutsches Versorgungssystem übertragbar</w:t>
       </w:r>
     </w:p>
     <w:p>
@@ -128,7 +128,7 @@
           <w:color w:val="5A7D3A"/>
           <w:sz w:val="18"/>
         </w:rPr>
-        <w:t>https://pubmed.ncbi.nlm.nih.gov/42604452/</w:t>
+        <w:t>https://pubmed.ncbi.nlm.nih.gov/42606900/</w:t>
       </w:r>
     </w:p>
     <w:p>
@@ -136,7 +136,7 @@
         <w:pStyle w:val="Heading2"/>
       </w:pPr>
       <w:r>
-        <w:t>Reale Effektivität und Sicherheit von Lebrikizumab bei atopischer Dermatitis: TREATgermany-Registerdaten</w:t>
+        <w:t>Sicherheit von Antikonvulsiva unter direkten oralen Antikoagulanzien bei Epilepsie</w:t>
       </w:r>
     </w:p>
     <w:p>
@@ -146,12 +146,12 @@
           <w:color w:val="666666"/>
           <w:sz w:val="18"/>
         </w:rPr>
-        <w:t>Kind B et al.  ·  Acta Derm Venereol  ·  13.08.2026  ·  PMID 42593155</w:t>
+        <w:t>Schubert KM et al.  ·  JAMA Neurol  ·  17.08.2026  ·  PMID 42606848</w:t>
       </w:r>
     </w:p>
     <w:p>
       <w:r>
-        <w:t>Prospektive Evaluierung von Lebrikizumab (IL-13-Inhibitor) bei atopischer Dermatitis in deutschen Dermatologie-Praxen mit Effectiveness-Daten zur Routineversorgung.</w:t>
+        <w:t>Retrospektive Kohortenstudie mit TriNetX-Daten zu Thromboembolie-, Blutungs- und Mortalitätsrisiken verschiedener Antikonvulsiva bei Epilepsiepatienten unter DOAC-Therapie.</w:t>
       </w:r>
     </w:p>
     <w:p>
@@ -162,7 +162,7 @@
         <w:t xml:space="preserve">Ergebnis: </w:t>
       </w:r>
       <w:r>
-        <w:t>80 Patienten mit Follow-up; EASI-Score sank von Baseline 14,8 auf 5,6 (Monat 3) und 3,0 (Monat 6); PP-NRS von 6,6 auf 3,8 und 3,4; DLQI von 11,9 auf 4,9 und 4,8; Nebenwirkungen bei 26,6 % (Konjunktivitis 20,3 %); EASI-75 in Kohorte mit EASI≥16 bei 60 % (M3) und 70 % (M6).</w:t>
+        <w:t>Levetiracetam war mit erhöhtem thromboembolischem Risiko assoziiert (HR 1,98; 95% CI 1,37–2,87) und höherer Mortalität (HR 1,60; 95% CI 1,23–2,08). Starke Enzym-induzierende ASMs zeigten erhöhtes thromboembolisches Risiko (HR 1,55), aber niedrigere Blutungsrate (HR 0,62).</w:t>
       </w:r>
     </w:p>
     <w:p>
@@ -177,7 +177,7 @@
         <w:rPr>
           <w:sz w:val="19"/>
         </w:rPr>
-        <w:t>Deutsche Routinedaten (TREATgermany-Registry)</w:t>
+        <w:t>Internationale TriNetX-Daten, Arzneisicherheit-Fragestellung systemunabhängig relevant</w:t>
       </w:r>
     </w:p>
     <w:p>
@@ -186,65 +186,7 @@
           <w:color w:val="5A7D3A"/>
           <w:sz w:val="18"/>
         </w:rPr>
-        <w:t>https://pubmed.ncbi.nlm.nih.gov/42593155/</w:t>
-      </w:r>
-    </w:p>
-    <w:p>
-      <w:pPr>
-        <w:pStyle w:val="Heading2"/>
-      </w:pPr>
-      <w:r>
-        <w:t>Mortalität von Hirntumor-Patienten in zertifizierten Onkologiezentren versus Nicht-Zentren: Deutschland</w:t>
-      </w:r>
-    </w:p>
-    <w:p>
-      <w:r>
-        <w:rPr>
-          <w:i/>
-          <w:color w:val="666666"/>
-          <w:sz w:val="18"/>
-        </w:rPr>
-        <w:t>Seliger C et al.  ·  Cancer Treat Res Commun  ·  11.08.2026  ·  PMID 42580197</w:t>
-      </w:r>
-    </w:p>
-    <w:p>
-      <w:r>
-        <w:t>Kohortenstudie mit 62.735 GKV-Patienten und 5.196 Patienten aus klinischen Krebsregistern zu Überleben nach Behandlung in zertifizierten vs. nicht-zertifizierten Krankenhäusern.</w:t>
-      </w:r>
-    </w:p>
-    <w:p>
-      <w:r>
-        <w:rPr>
-          <w:b/>
-        </w:rPr>
-        <w:t xml:space="preserve">Ergebnis: </w:t>
-      </w:r>
-      <w:r>
-        <w:t>91,9 % der SHI-Patienten nicht in neuro-onkologischen Zentren behandelt; adjustierte Cox-Regression zeigte verbessertes Gesamtüberleben in zertifizierten Zentren (HR SHI 0,93, 95%-KI 0,86–1,00; HR KKR 0,84, 95%-KI 0,76–0,93); ältere Patienten und höhere WHO-Grade profilierten besonders.</w:t>
-      </w:r>
-    </w:p>
-    <w:p>
-      <w:r>
-        <w:rPr>
-          <w:b/>
-          <w:sz w:val="19"/>
-        </w:rPr>
-        <w:t xml:space="preserve">Übertragbarkeit: </w:t>
-      </w:r>
-      <w:r>
-        <w:rPr>
-          <w:sz w:val="19"/>
-        </w:rPr>
-        <w:t>Deutsche Routinedaten, gesetzlich Versicherte + Krebsregister</w:t>
-      </w:r>
-    </w:p>
-    <w:p>
-      <w:r>
-        <w:rPr>
-          <w:color w:val="5A7D3A"/>
-          <w:sz w:val="18"/>
-        </w:rPr>
-        <w:t>https://pubmed.ncbi.nlm.nih.gov/42580197/</w:t>
+        <w:t>https://pubmed.ncbi.nlm.nih.gov/42606848/</w:t>
       </w:r>
     </w:p>
     <w:sectPr>

--- a/download/studien-aktuell.docx
+++ b/download/studien-aktuell.docx
@@ -44,7 +44,7 @@
           <w:color w:val="0051A1"/>
           <w:sz w:val="19"/>
         </w:rPr>
-        <w:t>Ein Service der Knowledge-Datenbank von Monitor Versorgungsforschung. Täglich automatisiert KI-kuratiert aus PubMed und auf Deutsch übersetzt.</w:t>
+        <w:t>Ein Service des Knowledge-Hubs von Monitor Versorgungsforschung. Täglich automatisiert KI-kuratiert aus PubMed und auf Deutsch übersetzt.</w:t>
       </w:r>
     </w:p>
     <w:p>
@@ -52,7 +52,7 @@
         <w:pStyle w:val="Title"/>
       </w:pPr>
       <w:r>
-        <w:t>Neueste Studien der Versorgungsforschung</w:t>
+        <w:t>Neueste Studien - Versorgungsforschung</w:t>
       </w:r>
     </w:p>
     <w:p>
@@ -62,7 +62,7 @@
           <w:color w:val="666666"/>
           <w:sz w:val="18"/>
         </w:rPr>
-        <w:t>Stand: 18.08.2026  |  2 Studien  |  wissen.m-vf.de</w:t>
+        <w:t>Stand: 19.08.2026  |  5 Studien  |  wissen.m-vf.de</w:t>
       </w:r>
     </w:p>
     <w:p>
@@ -70,7 +70,7 @@
         <w:pStyle w:val="Heading1"/>
       </w:pPr>
       <w:r>
-        <w:t>Aufgenommen am 18.08.2026</w:t>
+        <w:t>Aufgenommen am 19.08.2026</w:t>
       </w:r>
     </w:p>
     <w:p>
@@ -78,7 +78,7 @@
         <w:pStyle w:val="Heading2"/>
       </w:pPr>
       <w:r>
-        <w:t>Genomische Testung in der Nephrologie: Mainstreaming als effektives Versorgungsmodell</w:t>
+        <w:t>Diagnostische Genauigkeit des PHQ-9 in der hausärztlichen Praxis bei Patienten mit Depressionsrisiken</w:t>
       </w:r>
     </w:p>
     <w:p>
@@ -88,12 +88,12 @@
           <w:color w:val="666666"/>
           <w:sz w:val="18"/>
         </w:rPr>
-        <w:t>Jayasinghe K et al.  ·  Clin J Am Soc Nephrol  ·  17.08.2026  ·  PMID 42606900</w:t>
+        <w:t>Thake M et al.  ·  Gen Hosp Psychiatry  ·  13.08.2026  ·  PMID 42612565</w:t>
       </w:r>
     </w:p>
     <w:p>
       <w:r>
-        <w:t>Beobachtungsstudie an vier Zentren zur Evaluierung eines "hub and spoke"-Modells für genomische Testung bei Nierenkrankheiten mit Schulung niedergelassener Nephrologen.</w:t>
+        <w:t>Studie zur diagnostischen Genauigkeit des PHQ-9 für die Erkennung von Major Depression bei Hausarztpatienten mit unterschiedlichen Depressionsrisikofaktoren.</w:t>
       </w:r>
     </w:p>
     <w:p>
@@ -104,7 +104,7 @@
         <w:t xml:space="preserve">Ergebnis: </w:t>
       </w:r>
       <w:r>
-        <w:t>1.028 genomische Tests wurden durchgeführt (diagnostische Ausbeute 34%); ähnlich erfolgreich in Zentren (32%) und bei lokalen Nephrologen (38%). Der Anteil der Tests in Mainstream-Nephrologie-Settings stieg von 23% auf 74%, während die Absolutzahlen in Spezialkliniken stabil blieben.</w:t>
+        <w:t>PHQ-9 zeigte hohe diagnostische Genauigkeit (AUC 0,92–0,97) in Primärversorgung. Optimal-Cutoffs variierten je nach Risikofaktoren (7–13 Punkte). Sensitivität 0,78–0,99; Spezifität 0,80–0,91; NPW 0,80–0,99. Ergebnisse unterstützen risikoadaptiertes Screening mittels PHQ-9 in der Hausarztpraxis.</w:t>
       </w:r>
     </w:p>
     <w:p>
@@ -119,7 +119,7 @@
         <w:rPr>
           <w:sz w:val="19"/>
         </w:rPr>
-        <w:t>Australische Daten, aber Implementierungsrahmen systemunabhängig auf deutsches Versorgungssystem übertragbar</w:t>
+        <w:t>Deutsche Routinedaten aus Primärversorgung, gesetzlich Versicherte</w:t>
       </w:r>
     </w:p>
     <w:p>
@@ -128,7 +128,7 @@
           <w:color w:val="5A7D3A"/>
           <w:sz w:val="18"/>
         </w:rPr>
-        <w:t>https://pubmed.ncbi.nlm.nih.gov/42606900/</w:t>
+        <w:t>https://pubmed.ncbi.nlm.nih.gov/42612565/</w:t>
       </w:r>
     </w:p>
     <w:p>
@@ -136,7 +136,7 @@
         <w:pStyle w:val="Heading2"/>
       </w:pPr>
       <w:r>
-        <w:t>Sicherheit von Antikonvulsiva unter direkten oralen Antikoagulanzien bei Epilepsie</w:t>
+        <w:t>PROMIS GH-10 als Patient-Reported Outcome Maß in Rehabilitationskliniken: Mixed-Methods-Studie zur Implementierungseignung</w:t>
       </w:r>
     </w:p>
     <w:p>
@@ -146,12 +146,12 @@
           <w:color w:val="666666"/>
           <w:sz w:val="18"/>
         </w:rPr>
-        <w:t>Schubert KM et al.  ·  JAMA Neurol  ·  17.08.2026  ·  PMID 42606848</w:t>
+        <w:t>Utsch M et al.  ·  BMC Health Serv Res  ·  12.08.2026  ·  PMID 42608694</w:t>
       </w:r>
     </w:p>
     <w:p>
       <w:r>
-        <w:t>Retrospektive Kohortenstudie mit TriNetX-Daten zu Thromboembolie-, Blutungs- und Mortalitätsrisiken verschiedener Antikonvulsiva bei Epilepsiepatienten unter DOAC-Therapie.</w:t>
+        <w:t>Erprobung des PROMIS GH-10 zur Messung patientenberichteter Gesundheitsergebnisse in stationärer Schweizer Rehabilitation mit Fokus auf Responsivität und praktische Umsetzbarkeit.</w:t>
       </w:r>
     </w:p>
     <w:p>
@@ -162,7 +162,7 @@
         <w:t xml:space="preserve">Ergebnis: </w:t>
       </w:r>
       <w:r>
-        <w:t>Levetiracetam war mit erhöhtem thromboembolischem Risiko assoziiert (HR 1,98; 95% CI 1,37–2,87) und höherer Mortalität (HR 1,60; 95% CI 1,23–2,08). Starke Enzym-induzierende ASMs zeigten erhöhtes thromboembolisches Risiko (HR 1,55), aber niedrigere Blutungsrate (HR 0,62).</w:t>
+        <w:t>2.083 Patienten, 1.217 vollständige Messungen. Signifikante Verbesserungen: Physische Gesundheit d=0,68 (p&lt;0,001); Psychische Gesundheit d=0,48 (p&lt;0,001). Effektstärken je Setting 0,50–0,95 bzw. 0,33–1,19. 41% der Patienten brauchten Unterstützung. Barrieren: Unsicherheit über Nutzen, fehlende Ressourcen. PROMIS GH-10 zeigte adäquate Responsivität.</w:t>
       </w:r>
     </w:p>
     <w:p>
@@ -177,7 +177,7 @@
         <w:rPr>
           <w:sz w:val="19"/>
         </w:rPr>
-        <w:t>Internationale TriNetX-Daten, Arzneisicherheit-Fragestellung systemunabhängig relevant</w:t>
+        <w:t>Schweiz, Sozialversicherungssystem, direkt auf deutsches System übertragbar</w:t>
       </w:r>
     </w:p>
     <w:p>
@@ -186,7 +186,181 @@
           <w:color w:val="5A7D3A"/>
           <w:sz w:val="18"/>
         </w:rPr>
-        <w:t>https://pubmed.ncbi.nlm.nih.gov/42606848/</w:t>
+        <w:t>https://pubmed.ncbi.nlm.nih.gov/42608694/</w:t>
+      </w:r>
+    </w:p>
+    <w:p>
+      <w:pPr>
+        <w:pStyle w:val="Heading2"/>
+      </w:pPr>
+      <w:r>
+        <w:t>Kosten-Nutzen-Parameter für Magnet®-Zertifizierung in deutschen Krankenhäusern</w:t>
+      </w:r>
+    </w:p>
+    <w:p>
+      <w:r>
+        <w:rPr>
+          <w:i/>
+          <w:color w:val="666666"/>
+          <w:sz w:val="18"/>
+        </w:rPr>
+        <w:t>Gurisch C et al.  ·  BMC Health Serv Res  ·  12.08.2026  ·  PMID 42608687</w:t>
+      </w:r>
+    </w:p>
+    <w:p>
+      <w:r>
+        <w:t>Analyse relevanter Parameter für eine Kosten-Nutzen-Analyse der Magnet®-Designation (Organisationsintervention zur Verbesserung der Pflegefachkräftearbeitsbedingungen) im deutschen Kontext.</w:t>
+      </w:r>
+    </w:p>
+    <w:p>
+      <w:r>
+        <w:rPr>
+          <w:b/>
+        </w:rPr>
+        <w:t xml:space="preserve">Ergebnis: </w:t>
+      </w:r>
+      <w:r>
+        <w:t>Potenzielle Kosten: ANCC-Gebühren, Benchmarking, Fortbildungen, Ressourcen und Datenverwaltung. Kostenersparnisse durch: Verbesserung pflegefachkraftsensibler Indikatoren, Personalindikatoren, Krankenhausleistung. Für Deutschland zusätzlich relevant: Kosten der Akademisierung von Pflegekräften und Datenmanagement. Erhebliche Datenlücken bremsen aktuelle Kosten-Nutzen-Analyse.</w:t>
+      </w:r>
+    </w:p>
+    <w:p>
+      <w:r>
+        <w:rPr>
+          <w:b/>
+          <w:sz w:val="19"/>
+        </w:rPr>
+        <w:t xml:space="preserve">Übertragbarkeit: </w:t>
+      </w:r>
+      <w:r>
+        <w:rPr>
+          <w:sz w:val="19"/>
+        </w:rPr>
+        <w:t>Deutschland, deutsches Krankenhaussystem; deutsche Stakeholder-Interviews</w:t>
+      </w:r>
+    </w:p>
+    <w:p>
+      <w:r>
+        <w:rPr>
+          <w:color w:val="5A7D3A"/>
+          <w:sz w:val="18"/>
+        </w:rPr>
+        <w:t>https://pubmed.ncbi.nlm.nih.gov/42608687/</w:t>
+      </w:r>
+    </w:p>
+    <w:p>
+      <w:pPr>
+        <w:pStyle w:val="Heading2"/>
+      </w:pPr>
+      <w:r>
+        <w:t>Erfahrungen von Nutzern mit Kriseninterventionen und Peer-Support in der Psychiatrie: qualitative Studie</w:t>
+      </w:r>
+    </w:p>
+    <w:p>
+      <w:r>
+        <w:rPr>
+          <w:i/>
+          <w:color w:val="666666"/>
+          <w:sz w:val="18"/>
+        </w:rPr>
+        <w:t>Oeltjen LK et al.  ·  BMC Health Serv Res  ·  11.08.2026  ·  PMID 42608682</w:t>
+      </w:r>
+    </w:p>
+    <w:p>
+      <w:r>
+        <w:t>Qualitative Studie über Erfahrungen von Menschen mit schweren psychischen Erkrankungen während psychiatrischer Kriseninterventionen mit oder ohne Peer-Unterstützung.</w:t>
+      </w:r>
+    </w:p>
+    <w:p>
+      <w:r>
+        <w:rPr>
+          <w:b/>
+        </w:rPr>
+        <w:t xml:space="preserve">Ergebnis: </w:t>
+      </w:r>
+      <w:r>
+        <w:t>25 Interviews. Als hilfreich erlebt: empathisches Zuhören, ruhige Kommunikation, transparente Erklärungen, Partizipation in Entscheidungen. Als belastend: konfrontative Kommunikation, unzureichende Information. Peer-Support: überwiegend positiv wahrgenommen wegen Authentizität und Hoffnungsgebung. Erfahrungen mit Polizei ambivalent. Strukturfaktoren (Kontinuität, Warteumgebung) prägten Erlebnis.</w:t>
+      </w:r>
+    </w:p>
+    <w:p>
+      <w:r>
+        <w:rPr>
+          <w:b/>
+          <w:sz w:val="19"/>
+        </w:rPr>
+        <w:t xml:space="preserve">Übertragbarkeit: </w:t>
+      </w:r>
+      <w:r>
+        <w:rPr>
+          <w:sz w:val="19"/>
+        </w:rPr>
+        <w:t>Deutschland (Bremen), deutsches Sektor-Setting der Psychiatrie; qualitativ hochrelevant</w:t>
+      </w:r>
+    </w:p>
+    <w:p>
+      <w:r>
+        <w:rPr>
+          <w:color w:val="5A7D3A"/>
+          <w:sz w:val="18"/>
+        </w:rPr>
+        <w:t>https://pubmed.ncbi.nlm.nih.gov/42608682/</w:t>
+      </w:r>
+    </w:p>
+    <w:p>
+      <w:pPr>
+        <w:pStyle w:val="Heading2"/>
+      </w:pPr>
+      <w:r>
+        <w:t>Vorhersagefaktoren von Überzeugungen zu Antipsychotika bei Psychosestörungen: longitudinale Beobachtungsstudie</w:t>
+      </w:r>
+    </w:p>
+    <w:p>
+      <w:r>
+        <w:rPr>
+          <w:i/>
+          <w:color w:val="666666"/>
+          <w:sz w:val="18"/>
+        </w:rPr>
+        <w:t>Skaare-Fatland K et al.  ·  Patient Prefer Adherence  ·  12.08.2026  ·  PMID 42605315</w:t>
+      </w:r>
+    </w:p>
+    <w:p>
+      <w:r>
+        <w:t>Longitudinale Studie über Faktoren, die Notwendigkeits- und Besorgnis-Überzeugungen bezüglich antipsychotischer Medikamente bei psychotischen Störungen vorhersagen (12-Monats-Follow-up).</w:t>
+      </w:r>
+    </w:p>
+    <w:p>
+      <w:r>
+        <w:rPr>
+          <w:b/>
+        </w:rPr>
+        <w:t xml:space="preserve">Ergebnis: </w:t>
+      </w:r>
+      <w:r>
+        <w:t>Baseline (N=310): Höhere Medikations-Unterstützung assoziiert mit höheren Notwendigkeits-Scores (β=0,18; 95% KI 0,04–0,33) und niedriger Besorgnis (β=-0,29; 95% KI -0,42 bis -0,16). Nach 12 Monaten: Notwendigkeits-Scores fielen (β=-0,35; 95% KI -0,60 bis -0,11), Besorgnis stiegen (β=0,25; 95% KI 0,05–0,45). Höhere Symptombelastung und Nebenwirkungen mit höherer Besorgnis assoziiert.</w:t>
+      </w:r>
+    </w:p>
+    <w:p>
+      <w:r>
+        <w:rPr>
+          <w:b/>
+          <w:sz w:val="19"/>
+        </w:rPr>
+        <w:t xml:space="preserve">Übertragbarkeit: </w:t>
+      </w:r>
+      <w:r>
+        <w:rPr>
+          <w:sz w:val="19"/>
+        </w:rPr>
+        <w:t>Skandinavien (Norwegen), steuerfinanziert; Prozesse und Patientenperspektive relevant</w:t>
+      </w:r>
+    </w:p>
+    <w:p>
+      <w:r>
+        <w:rPr>
+          <w:color w:val="5A7D3A"/>
+          <w:sz w:val="18"/>
+        </w:rPr>
+        <w:t>https://pubmed.ncbi.nlm.nih.gov/42605315/</w:t>
       </w:r>
     </w:p>
     <w:sectPr>

--- a/download/studien-aktuell.docx
+++ b/download/studien-aktuell.docx
@@ -62,7 +62,7 @@
           <w:color w:val="666666"/>
           <w:sz w:val="18"/>
         </w:rPr>
-        <w:t>Stand: 19.08.2026  |  5 Studien  |  wissen.m-vf.de</w:t>
+        <w:t>Stand: 20.08.2026  |  6 Studien  |  wissen.m-vf.de</w:t>
       </w:r>
     </w:p>
     <w:p>
@@ -70,7 +70,7 @@
         <w:pStyle w:val="Heading1"/>
       </w:pPr>
       <w:r>
-        <w:t>Aufgenommen am 19.08.2026</w:t>
+        <w:t>Aufgenommen am 20.08.2026</w:t>
       </w:r>
     </w:p>
     <w:p>
@@ -78,7 +78,7 @@
         <w:pStyle w:val="Heading2"/>
       </w:pPr>
       <w:r>
-        <w:t>Diagnostische Genauigkeit des PHQ-9 in der hausärztlichen Praxis bei Patienten mit Depressionsrisiken</w:t>
+        <w:t>Vorbereitung auf zukünftige Pandemien: Befähigung und Unterstützungsbedarf des Pflegepersonals im Querschnitt</w:t>
       </w:r>
     </w:p>
     <w:p>
@@ -88,12 +88,12 @@
           <w:color w:val="666666"/>
           <w:sz w:val="18"/>
         </w:rPr>
-        <w:t>Thake M et al.  ·  Gen Hosp Psychiatry  ·  13.08.2026  ·  PMID 42612565</w:t>
+        <w:t>Noorland SA et al.  ·  Nurs Outlook  ·  19.08.2026  ·  PMID 42617414</w:t>
       </w:r>
     </w:p>
     <w:p>
       <w:r>
-        <w:t>Studie zur diagnostischen Genauigkeit des PHQ-9 für die Erkennung von Major Depression bei Hausarztpatienten mit unterschiedlichen Depressionsrisikofaktoren.</w:t>
+        <w:t>Eine niederländische Querschnittsstudie untersuchte die mentale Leistungsfähigkeit des Pflegepersonals für zukünftige Pandemien, deren psychische Gesundheit nach COVID-19 und deren Vorlieben für psychosoziale Unterstützung.</w:t>
       </w:r>
     </w:p>
     <w:p>
@@ -104,7 +104,7 @@
         <w:t xml:space="preserve">Ergebnis: </w:t>
       </w:r>
       <w:r>
-        <w:t>PHQ-9 zeigte hohe diagnostische Genauigkeit (AUC 0,92–0,97) in Primärversorgung. Optimal-Cutoffs variierten je nach Risikofaktoren (7–13 Punkte). Sensitivität 0,78–0,99; Spezifität 0,80–0,91; NPW 0,80–0,99. Ergebnisse unterstützen risikoadaptiertes Screening mittels PHQ-9 in der Hausarztpraxis.</w:t>
+        <w:t>90,4 % fühlten sich mental fähig, während einer zukünftigen Pandemie zu arbeiten. Die mentale Gesundheit war generell gut (Median MHI-5: 84) und positiv assoziiert mit höherer wahrgenommener Fähigkeit. Das Personal bevorzugte Peer-basierte Unterstützung (Gruppengespräche, moralische Fallberatungen, Partnerschaft mit Kollegen) gegenüber Einzelgesprächen und Stressmanagement-Schulungen.</w:t>
       </w:r>
     </w:p>
     <w:p>
@@ -119,7 +119,7 @@
         <w:rPr>
           <w:sz w:val="19"/>
         </w:rPr>
-        <w:t>Deutsche Routinedaten aus Primärversorgung, gesetzlich Versicherte</w:t>
+        <w:t>Niederlande, vergleichbares Sozialversicherungssystem, hohe Übertragbarkeit für Pflegepersonalentwicklung</w:t>
       </w:r>
     </w:p>
     <w:p>
@@ -128,7 +128,7 @@
           <w:color w:val="5A7D3A"/>
           <w:sz w:val="18"/>
         </w:rPr>
-        <w:t>https://pubmed.ncbi.nlm.nih.gov/42612565/</w:t>
+        <w:t>https://pubmed.ncbi.nlm.nih.gov/42617414/</w:t>
       </w:r>
     </w:p>
     <w:p>
@@ -136,7 +136,7 @@
         <w:pStyle w:val="Heading2"/>
       </w:pPr>
       <w:r>
-        <w:t>PROMIS GH-10 als Patient-Reported Outcome Maß in Rehabilitationskliniken: Mixed-Methods-Studie zur Implementierungseignung</w:t>
+        <w:t>[Corrigendum - keine eigenständigen Ergebnisse für Abstract-Analyse]</w:t>
       </w:r>
     </w:p>
     <w:p>
@@ -146,12 +146,12 @@
           <w:color w:val="666666"/>
           <w:sz w:val="18"/>
         </w:rPr>
-        <w:t>Utsch M et al.  ·  BMC Health Serv Res  ·  12.08.2026  ·  PMID 42608694</w:t>
+        <w:t>Kraft KB et al.  ·  Health Policy  ·  19.08.2026  ·  PMID 42617323</w:t>
       </w:r>
     </w:p>
     <w:p>
       <w:r>
-        <w:t>Erprobung des PROMIS GH-10 zur Messung patientenberichteter Gesundheitsergebnisse in stationärer Schweizer Rehabilitation mit Fokus auf Responsivität und praktische Umsetzbarkeit.</w:t>
+        <w:t>[Berichtigung einer früheren Publikation zu Ärzte-Anreizen in Norwegen]</w:t>
       </w:r>
     </w:p>
     <w:p>
@@ -162,7 +162,7 @@
         <w:t xml:space="preserve">Ergebnis: </w:t>
       </w:r>
       <w:r>
-        <w:t>2.083 Patienten, 1.217 vollständige Messungen. Signifikante Verbesserungen: Physische Gesundheit d=0,68 (p&lt;0,001); Psychische Gesundheit d=0,48 (p&lt;0,001). Effektstärken je Setting 0,50–0,95 bzw. 0,33–1,19. 41% der Patienten brauchten Unterstützung. Barrieren: Unsicherheit über Nutzen, fehlende Ressourcen. PROMIS GH-10 zeigte adäquate Responsivität.</w:t>
+        <w:t>[Nicht verwertbar - Berichtigung ohne eigenständige neue Ergebnisse]</w:t>
       </w:r>
     </w:p>
     <w:p>
@@ -177,7 +177,7 @@
         <w:rPr>
           <w:sz w:val="19"/>
         </w:rPr>
-        <w:t>Schweiz, Sozialversicherungssystem, direkt auf deutsches System übertragbar</w:t>
+        <w:t>[Ausschluss: Corrigendum]</w:t>
       </w:r>
     </w:p>
     <w:p>
@@ -186,7 +186,7 @@
           <w:color w:val="5A7D3A"/>
           <w:sz w:val="18"/>
         </w:rPr>
-        <w:t>https://pubmed.ncbi.nlm.nih.gov/42608694/</w:t>
+        <w:t>https://pubmed.ncbi.nlm.nih.gov/42617323/</w:t>
       </w:r>
     </w:p>
     <w:p>
@@ -194,7 +194,7 @@
         <w:pStyle w:val="Heading2"/>
       </w:pPr>
       <w:r>
-        <w:t>Kosten-Nutzen-Parameter für Magnet®-Zertifizierung in deutschen Krankenhäusern</w:t>
+        <w:t>Datensouveränität in der Langzeitpflege: Mixed-Methods-Studie zur Reifegradbeurteilung</w:t>
       </w:r>
     </w:p>
     <w:p>
@@ -204,12 +204,12 @@
           <w:color w:val="666666"/>
           <w:sz w:val="18"/>
         </w:rPr>
-        <w:t>Gurisch C et al.  ·  BMC Health Serv Res  ·  12.08.2026  ·  PMID 42608687</w:t>
+        <w:t>Bouchmal S et al.  ·  J Med Internet Res  ·  19.08.2026  ·  PMID 42617155</w:t>
       </w:r>
     </w:p>
     <w:p>
       <w:r>
-        <w:t>Analyse relevanter Parameter für eine Kosten-Nutzen-Analyse der Magnet®-Designation (Organisationsintervention zur Verbesserung der Pflegefachkräftearbeitsbedingungen) im deutschen Kontext.</w:t>
+        <w:t>Eine niederländische Mixed-Methods-Studie in drei Langzeitpflege-Organisationen untersuchte deren Fähigkeit zur Nutzung von Daten für Entscheidungen und Qualitätsverbesserungen.</w:t>
       </w:r>
     </w:p>
     <w:p>
@@ -220,7 +220,7 @@
         <w:t xml:space="preserve">Ergebnis: </w:t>
       </w:r>
       <w:r>
-        <w:t>Potenzielle Kosten: ANCC-Gebühren, Benchmarking, Fortbildungen, Ressourcen und Datenverwaltung. Kostenersparnisse durch: Verbesserung pflegefachkraftsensibler Indikatoren, Personalindikatoren, Krankenhausleistung. Für Deutschland zusätzlich relevant: Kosten der Akademisierung von Pflegekräften und Datenmanagement. Erhebliche Datenlücken bremsen aktuelle Kosten-Nutzen-Analyse.</w:t>
+        <w:t>Organisationen wiesen niedrige Datenreife auf. Bereiche Strategie, Governance und Datenqualität waren durchgehend niedrig. Vier Themen wurden identifiziert: fehlende klare Vision (Datenreife niedrig), Datenkultur als Voraussetzung, begrenzte Interdisziplinarität und Infrastruktur- sowie kulturelle Hürden hemmen nachhaltige Nutzung.</w:t>
       </w:r>
     </w:p>
     <w:p>
@@ -235,7 +235,7 @@
         <w:rPr>
           <w:sz w:val="19"/>
         </w:rPr>
-        <w:t>Deutschland, deutsches Krankenhaussystem; deutsche Stakeholder-Interviews</w:t>
+        <w:t>Niederlande, Langzeitpflege-Setting, hohe Übertragbarkeit auf deutsche Altenheime</w:t>
       </w:r>
     </w:p>
     <w:p>
@@ -244,7 +244,7 @@
           <w:color w:val="5A7D3A"/>
           <w:sz w:val="18"/>
         </w:rPr>
-        <w:t>https://pubmed.ncbi.nlm.nih.gov/42608687/</w:t>
+        <w:t>https://pubmed.ncbi.nlm.nih.gov/42617155/</w:t>
       </w:r>
     </w:p>
     <w:p>
@@ -252,7 +252,7 @@
         <w:pStyle w:val="Heading2"/>
       </w:pPr>
       <w:r>
-        <w:t>Erfahrungen von Nutzern mit Kriseninterventionen und Peer-Support in der Psychiatrie: qualitative Studie</w:t>
+        <w:t>Kosteneffektivität der Herpes-zoster-Impfung bei rheumatoider Arthritis</w:t>
       </w:r>
     </w:p>
     <w:p>
@@ -262,12 +262,12 @@
           <w:color w:val="666666"/>
           <w:sz w:val="18"/>
         </w:rPr>
-        <w:t>Oeltjen LK et al.  ·  BMC Health Serv Res  ·  11.08.2026  ·  PMID 42608682</w:t>
+        <w:t>Hagen G et al.  ·  Rheumatology (Oxford)  ·  19.08.2026  ·  PMID 42616666</w:t>
       </w:r>
     </w:p>
     <w:p>
       <w:r>
-        <w:t>Qualitative Studie über Erfahrungen von Menschen mit schweren psychischen Erkrankungen während psychiatrischer Kriseninterventionen mit oder ohne Peer-Unterstützung.</w:t>
+        <w:t>Eine norwegische Markov-Modellierungsstudie bewertete die Kosteneffektivität der adjuvantierten rekombinanten Zoster-Impfung (RZV) bei RA-Patienten.</w:t>
       </w:r>
     </w:p>
     <w:p>
@@ -278,7 +278,7 @@
         <w:t xml:space="preserve">Ergebnis: </w:t>
       </w:r>
       <w:r>
-        <w:t>25 Interviews. Als hilfreich erlebt: empathisches Zuhören, ruhige Kommunikation, transparente Erklärungen, Partizipation in Entscheidungen. Als belastend: konfrontative Kommunikation, unzureichende Information. Peer-Support: überwiegend positiv wahrgenommen wegen Authentizität und Hoffnungsgebung. Erfahrungen mit Polizei ambivalent. Strukturfaktoren (Kontinuität, Warteumgebung) prägten Erlebnis.</w:t>
+        <w:t>RZV vermied 2.550 HZ-Fälle und 1.303 PHN-Fälle pro 10.000 RA-Patienten, ICER von 11.205 EUR/QALY (unter Schwellenwert von 23.650 EUR/QALY). Probabilistische Analyse zeigte 98 % Wahrscheinlichkeit der Kosteneffektivität. Sensitivitätsanalysen zeigten Robustheit der Ergebnisse.</w:t>
       </w:r>
     </w:p>
     <w:p>
@@ -293,7 +293,7 @@
         <w:rPr>
           <w:sz w:val="19"/>
         </w:rPr>
-        <w:t>Deutschland (Bremen), deutsches Sektor-Setting der Psychiatrie; qualitativ hochrelevant</w:t>
+        <w:t>Norwegen, skandinavisches Steuersystem, gut übertragbar für Vakzinations- und Preventiv-Fragen</w:t>
       </w:r>
     </w:p>
     <w:p>
@@ -302,7 +302,7 @@
           <w:color w:val="5A7D3A"/>
           <w:sz w:val="18"/>
         </w:rPr>
-        <w:t>https://pubmed.ncbi.nlm.nih.gov/42608682/</w:t>
+        <w:t>https://pubmed.ncbi.nlm.nih.gov/42616666/</w:t>
       </w:r>
     </w:p>
     <w:p>
@@ -310,7 +310,7 @@
         <w:pStyle w:val="Heading2"/>
       </w:pPr>
       <w:r>
-        <w:t>Vorhersagefaktoren von Überzeugungen zu Antipsychotika bei Psychosestörungen: longitudinale Beobachtungsstudie</w:t>
+        <w:t>Resilienz der Impfversorgung in Äthiopien während COVID-19: Dezentralisierung schützt vor Ausfällen</w:t>
       </w:r>
     </w:p>
     <w:p>
@@ -320,12 +320,12 @@
           <w:color w:val="666666"/>
           <w:sz w:val="18"/>
         </w:rPr>
-        <w:t>Skaare-Fatland K et al.  ·  Patient Prefer Adherence  ·  12.08.2026  ·  PMID 42605315</w:t>
+        <w:t>Gedefaw A et al.  ·  BMC Health Serv Res  ·  17.08.2026  ·  PMID 42613610</w:t>
       </w:r>
     </w:p>
     <w:p>
       <w:r>
-        <w:t>Longitudinale Studie über Faktoren, die Notwendigkeits- und Besorgnis-Überzeugungen bezüglich antipsychotischer Medikamente bei psychotischen Störungen vorhersagen (12-Monats-Follow-up).</w:t>
+        <w:t>Eine äthiopische Längsschnittstudie verglich die Impfversorgung über 18 Krankenhäuser, 132 Gesundheitszentren und 532 Gesundheitsposten während und vor der Pandemie.</w:t>
       </w:r>
     </w:p>
     <w:p>
@@ -336,7 +336,7 @@
         <w:t xml:space="preserve">Ergebnis: </w:t>
       </w:r>
       <w:r>
-        <w:t>Baseline (N=310): Höhere Medikations-Unterstützung assoziiert mit höheren Notwendigkeits-Scores (β=0,18; 95% KI 0,04–0,33) und niedriger Besorgnis (β=-0,29; 95% KI -0,42 bis -0,16). Nach 12 Monaten: Notwendigkeits-Scores fielen (β=-0,35; 95% KI -0,60 bis -0,11), Besorgnis stiegen (β=0,25; 95% KI 0,05–0,45). Höhere Symptombelastung und Nebenwirkungen mit höherer Besorgnis assoziiert.</w:t>
+        <w:t>Gesamtimpfquote stieg um 9,72 % (p=0,006) in den ersten 6 Monaten. Krankenhäuser fielen um 5,2 % ab (p=0,449), Gesundheitszentren stiegen um 7,96 % (p=0,015) und Posten um 11,5 % (p=0,002). Dezentralisierte Strukturen absorbierten Nachfrage nach Spitalauställen.</w:t>
       </w:r>
     </w:p>
     <w:p>
@@ -351,7 +351,7 @@
         <w:rPr>
           <w:sz w:val="19"/>
         </w:rPr>
-        <w:t>Skandinavien (Norwegen), steuerfinanziert; Prozesse und Patientenperspektive relevant</w:t>
+        <w:t>Äthiopien, Low-Income-Setting - begrenzte Übertragbarkeit auf deutsche Strukturen mit anderen Ressourcen</w:t>
       </w:r>
     </w:p>
     <w:p>
@@ -360,7 +360,65 @@
           <w:color w:val="5A7D3A"/>
           <w:sz w:val="18"/>
         </w:rPr>
-        <w:t>https://pubmed.ncbi.nlm.nih.gov/42605315/</w:t>
+        <w:t>https://pubmed.ncbi.nlm.nih.gov/42613610/</w:t>
+      </w:r>
+    </w:p>
+    <w:p>
+      <w:pPr>
+        <w:pStyle w:val="Heading2"/>
+      </w:pPr>
+      <w:r>
+        <w:t>UN-Dekade für gesundes Altern: Perspektiven von älteren Menschen und Fachkräften in Norwegen</w:t>
+      </w:r>
+    </w:p>
+    <w:p>
+      <w:r>
+        <w:rPr>
+          <w:i/>
+          <w:color w:val="666666"/>
+          <w:sz w:val="18"/>
+        </w:rPr>
+        <w:t>Bikova M et al.  ·  BMC Health Serv Res  ·  14.08.2026  ·  PMID 42613606</w:t>
+      </w:r>
+    </w:p>
+    <w:p>
+      <w:r>
+        <w:t>Eine norwegische qualitative Fallstudie mit 23 Interviews (Ältere, Fachkräfte, Entscheidungsträger) untersuchte die Umsetzung der UN-Decade of Healthy Ageing.</w:t>
+      </w:r>
+    </w:p>
+    <w:p>
+      <w:r>
+        <w:rPr>
+          <w:b/>
+        </w:rPr>
+        <w:t xml:space="preserve">Ergebnis: </w:t>
+      </w:r>
+      <w:r>
+        <w:t>Kernthemen: Strategien zur Selbstbestimmung, ambivalente Alterswahrnehmung, Herausforderungen der Gesundheitsdienste. Digitalisierung als Barriere für inklusive Teilhabe identifiziert. Digitale Inklusion, intergenerationale Ansätze und Bekämpfung von Alterismus empfohlen.</w:t>
+      </w:r>
+    </w:p>
+    <w:p>
+      <w:r>
+        <w:rPr>
+          <w:b/>
+          <w:sz w:val="19"/>
+        </w:rPr>
+        <w:t xml:space="preserve">Übertragbarkeit: </w:t>
+      </w:r>
+      <w:r>
+        <w:rPr>
+          <w:sz w:val="19"/>
+        </w:rPr>
+        <w:t>Norwegen, steuerfinanziertes System, mittel übertragbar für Fragen zur Versorgungsstruktur und Partizipation</w:t>
+      </w:r>
+    </w:p>
+    <w:p>
+      <w:r>
+        <w:rPr>
+          <w:color w:val="5A7D3A"/>
+          <w:sz w:val="18"/>
+        </w:rPr>
+        <w:t>https://pubmed.ncbi.nlm.nih.gov/42613606/</w:t>
       </w:r>
     </w:p>
     <w:sectPr>

--- a/download/studien-aktuell.docx
+++ b/download/studien-aktuell.docx
@@ -62,7 +62,7 @@
           <w:color w:val="666666"/>
           <w:sz w:val="18"/>
         </w:rPr>
-        <w:t>Stand: 20.08.2026  |  6 Studien  |  wissen.m-vf.de</w:t>
+        <w:t>Stand: 20.08.2026  |  5 Studien  |  wissen.m-vf.de</w:t>
       </w:r>
     </w:p>
     <w:p>
@@ -129,64 +129,6 @@
           <w:sz w:val="18"/>
         </w:rPr>
         <w:t>https://pubmed.ncbi.nlm.nih.gov/42617414/</w:t>
-      </w:r>
-    </w:p>
-    <w:p>
-      <w:pPr>
-        <w:pStyle w:val="Heading2"/>
-      </w:pPr>
-      <w:r>
-        <w:t>[Corrigendum - keine eigenständigen Ergebnisse für Abstract-Analyse]</w:t>
-      </w:r>
-    </w:p>
-    <w:p>
-      <w:r>
-        <w:rPr>
-          <w:i/>
-          <w:color w:val="666666"/>
-          <w:sz w:val="18"/>
-        </w:rPr>
-        <w:t>Kraft KB et al.  ·  Health Policy  ·  19.08.2026  ·  PMID 42617323</w:t>
-      </w:r>
-    </w:p>
-    <w:p>
-      <w:r>
-        <w:t>[Berichtigung einer früheren Publikation zu Ärzte-Anreizen in Norwegen]</w:t>
-      </w:r>
-    </w:p>
-    <w:p>
-      <w:r>
-        <w:rPr>
-          <w:b/>
-        </w:rPr>
-        <w:t xml:space="preserve">Ergebnis: </w:t>
-      </w:r>
-      <w:r>
-        <w:t>[Nicht verwertbar - Berichtigung ohne eigenständige neue Ergebnisse]</w:t>
-      </w:r>
-    </w:p>
-    <w:p>
-      <w:r>
-        <w:rPr>
-          <w:b/>
-          <w:sz w:val="19"/>
-        </w:rPr>
-        <w:t xml:space="preserve">Übertragbarkeit: </w:t>
-      </w:r>
-      <w:r>
-        <w:rPr>
-          <w:sz w:val="19"/>
-        </w:rPr>
-        <w:t>[Ausschluss: Corrigendum]</w:t>
-      </w:r>
-    </w:p>
-    <w:p>
-      <w:r>
-        <w:rPr>
-          <w:color w:val="5A7D3A"/>
-          <w:sz w:val="18"/>
-        </w:rPr>
-        <w:t>https://pubmed.ncbi.nlm.nih.gov/42617323/</w:t>
       </w:r>
     </w:p>
     <w:p>

--- a/download/studien-aktuell.docx
+++ b/download/studien-aktuell.docx
@@ -62,7 +62,7 @@
           <w:color w:val="666666"/>
           <w:sz w:val="18"/>
         </w:rPr>
-        <w:t>Stand: 20.08.2026  |  5 Studien  |  wissen.m-vf.de</w:t>
+        <w:t>Stand: 20.08.2026  |  6 Studien  |  wissen.m-vf.de</w:t>
       </w:r>
     </w:p>
     <w:p>
@@ -245,6 +245,64 @@
           <w:sz w:val="18"/>
         </w:rPr>
         <w:t>https://pubmed.ncbi.nlm.nih.gov/42616666/</w:t>
+      </w:r>
+    </w:p>
+    <w:p>
+      <w:pPr>
+        <w:pStyle w:val="Heading2"/>
+      </w:pPr>
+      <w:r>
+        <w:t>Förderung von Autonomie in Zwangsbetreuung: Vergleichende Analyse europäischer Gesetze in 27 Ländern</w:t>
+      </w:r>
+    </w:p>
+    <w:p>
+      <w:r>
+        <w:rPr>
+          <w:i/>
+          <w:color w:val="666666"/>
+          <w:sz w:val="18"/>
+        </w:rPr>
+        <w:t>Aluh DO et al.  ·  Soc Psychiatry Psychiatr Epidemiol  ·  19.08.2026  ·  PMID 42616064</w:t>
+      </w:r>
+    </w:p>
+    <w:p>
+      <w:r>
+        <w:t>Vergleichende Analyse von Gesetzen aus 27 europäischen Jurisdiktionen zu Autonomie-fördernden Bestimmungen bei Zwangsbetreuung unter Berücksichtigung der UN-Behindertenrechtskonvention.</w:t>
+      </w:r>
+    </w:p>
+    <w:p>
+      <w:r>
+        <w:rPr>
+          <w:b/>
+        </w:rPr>
+        <w:t xml:space="preserve">Ergebnis: </w:t>
+      </w:r>
+      <w:r>
+        <w:t>Alle 27 Legislationen beinhalten Maßnahmen zum Legalitätsprinzip, Berufungsrecht und rechtliche Unterstützung; Advance Healthcare Directives und Supported Decision-Making waren seltener verankert; Verfahrensschutzgarantien sind etabliert, aber signifikante Varianz bei anderen Autonomie-fördernden Mechanismen bleibt bestehen.</w:t>
+      </w:r>
+    </w:p>
+    <w:p>
+      <w:r>
+        <w:rPr>
+          <w:b/>
+          <w:sz w:val="19"/>
+        </w:rPr>
+        <w:t xml:space="preserve">Übertragbarkeit: </w:t>
+      </w:r>
+      <w:r>
+        <w:rPr>
+          <w:sz w:val="19"/>
+        </w:rPr>
+        <w:t>Europäische Legislationen inklusive Deutschland, Österreich, Schweiz</w:t>
+      </w:r>
+    </w:p>
+    <w:p>
+      <w:r>
+        <w:rPr>
+          <w:color w:val="5A7D3A"/>
+          <w:sz w:val="18"/>
+        </w:rPr>
+        <w:t>https://pubmed.ncbi.nlm.nih.gov/42616064/</w:t>
       </w:r>
     </w:p>
     <w:p>

--- a/download/studien-aktuell.docx
+++ b/download/studien-aktuell.docx
@@ -62,7 +62,7 @@
           <w:color w:val="666666"/>
           <w:sz w:val="18"/>
         </w:rPr>
-        <w:t>Stand: 20.08.2026  |  6 Studien  |  wissen.m-vf.de</w:t>
+        <w:t>Stand: 21.08.2026  |  4 Studien  |  wissen.m-vf.de</w:t>
       </w:r>
     </w:p>
     <w:p>
@@ -70,7 +70,7 @@
         <w:pStyle w:val="Heading1"/>
       </w:pPr>
       <w:r>
-        <w:t>Aufgenommen am 20.08.2026</w:t>
+        <w:t>Aufgenommen am 21.08.2026</w:t>
       </w:r>
     </w:p>
     <w:p>
@@ -78,7 +78,7 @@
         <w:pStyle w:val="Heading2"/>
       </w:pPr>
       <w:r>
-        <w:t>Vorbereitung auf zukünftige Pandemien: Befähigung und Unterstützungsbedarf des Pflegepersonals im Querschnitt</w:t>
+        <w:t>Vergütungstyp von Hausärzten und Antibiotikaverordnungen: Analyse von Patienten­wechseln mit Routinedaten</w:t>
       </w:r>
     </w:p>
     <w:p>
@@ -88,12 +88,12 @@
           <w:color w:val="666666"/>
           <w:sz w:val="18"/>
         </w:rPr>
-        <w:t>Noorland SA et al.  ·  Nurs Outlook  ·  19.08.2026  ·  PMID 42617414</w:t>
+        <w:t>Kraft KB et al.  ·  Scand J Prim Health Care  ·  20.08.2026  ·  PMID 42622517</w:t>
       </w:r>
     </w:p>
     <w:p>
       <w:r>
-        <w:t>Eine niederländische Querschnittsstudie untersuchte die mentale Leistungsfähigkeit des Pflegepersonals für zukünftige Pandemien, deren psychische Gesundheit nach COVID-19 und deren Vorlieben für psychosoziale Unterstützung.</w:t>
+        <w:t>Norwegische Studie zu Auswirkungen verschiedener Vergütungsformen (Fee-for-Service vs. Gehalt) auf die Antibiotikaverordnungen bei Patienten, die die Hausarztpraxis wechselten.</w:t>
       </w:r>
     </w:p>
     <w:p>
@@ -104,7 +104,7 @@
         <w:t xml:space="preserve">Ergebnis: </w:t>
       </w:r>
       <w:r>
-        <w:t>90,4 % fühlten sich mental fähig, während einer zukünftigen Pandemie zu arbeiten. Die mentale Gesundheit war generell gut (Median MHI-5: 84) und positiv assoziiert mit höherer wahrgenommener Fähigkeit. Das Personal bevorzugte Peer-basierte Unterstützung (Gruppengespräche, moralische Fallberatungen, Partnerschaft mit Kollegen) gegenüber Einzelgesprächen und Stressmanagement-Schulungen.</w:t>
+        <w:t>Patienten, die von einem Allgemeinarzt mit Fee-for-Service zu einem salariierten Arzt wechselten, reduzierten ihre monatliche Antibiotikanutzung um 21 definierte Tagesdosen pro 1000 Patienten (SD=7); umgekehrt erhöhte sich die Nutzung um 85 DDD pro 1000 Patienten (SD=20) beim Wechsel zu Fee-for-Service. Dies deutet darauf hin, dass die Vergütungsform einen signifikanten Effekt auf das Verschreibungsverhalten hat.</w:t>
       </w:r>
     </w:p>
     <w:p>
@@ -119,7 +119,7 @@
         <w:rPr>
           <w:sz w:val="19"/>
         </w:rPr>
-        <w:t>Niederlande, vergleichbares Sozialversicherungssystem, hohe Übertragbarkeit für Pflegepersonalentwicklung</w:t>
+        <w:t>Niederlande, Belgien, Frankreich: vergleichbare Sozialversicherungssysteme mit Capitation und FFS</w:t>
       </w:r>
     </w:p>
     <w:p>
@@ -128,7 +128,7 @@
           <w:color w:val="5A7D3A"/>
           <w:sz w:val="18"/>
         </w:rPr>
-        <w:t>https://pubmed.ncbi.nlm.nih.gov/42617414/</w:t>
+        <w:t>https://pubmed.ncbi.nlm.nih.gov/42622517/</w:t>
       </w:r>
     </w:p>
     <w:p>
@@ -136,7 +136,7 @@
         <w:pStyle w:val="Heading2"/>
       </w:pPr>
       <w:r>
-        <w:t>Datensouveränität in der Langzeitpflege: Mixed-Methods-Studie zur Reifegradbeurteilung</w:t>
+        <w:t>Übergang von medizinischer zu beruflicher Rehabilitation in Deutschland: Erfahrungen der Rehabilitanden</w:t>
       </w:r>
     </w:p>
     <w:p>
@@ -146,12 +146,12 @@
           <w:color w:val="666666"/>
           <w:sz w:val="18"/>
         </w:rPr>
-        <w:t>Bouchmal S et al.  ·  J Med Internet Res  ·  19.08.2026  ·  PMID 42617155</w:t>
+        <w:t>Wengemuth E et al.  ·  Front Rehabil Sci  ·  05.08.2026  ·  PMID 42621103</w:t>
       </w:r>
     </w:p>
     <w:p>
       <w:r>
-        <w:t>Eine niederländische Mixed-Methods-Studie in drei Langzeitpflege-Organisationen untersuchte deren Fähigkeit zur Nutzung von Daten für Entscheidungen und Qualitätsverbesserungen.</w:t>
+        <w:t>Explorative Mixed-Methods-Studie über Erfahrungen von Rehabilitanden beim Übergang von medizinischer zu beruflicher Rehabilitation in Deutschland mit quantitativen und qualitativen Datenerfassungsmethoden.</w:t>
       </w:r>
     </w:p>
     <w:p>
@@ -162,7 +162,7 @@
         <w:t xml:space="preserve">Ergebnis: </w:t>
       </w:r>
       <w:r>
-        <w:t>Organisationen wiesen niedrige Datenreife auf. Bereiche Strategie, Governance und Datenqualität waren durchgehend niedrig. Vier Themen wurden identifiziert: fehlende klare Vision (Datenreife niedrig), Datenkultur als Voraussetzung, begrenzte Interdisziplinarität und Infrastruktur- sowie kulturelle Hürden hemmen nachhaltige Nutzung.</w:t>
+        <w:t>Von 61 Befragten berichteten etwa 50 %, über berufliche Rehabilitation während medizinischer Rehabilitation informiert worden zu sein; deutlich weniger erhielten praktische Unterstützung (z.B. Antragshilfe). Hausärzte und Fachärzte wurden von etwa 60 % als unterstützend empfunden, Arbeitgeber als am wenigsten hilfreich. Knapp zwei Drittel fühlten sich selbstbestimmt bei der Wahl und beim Beginn des beruflichen Rehabilitationsprogramms, einige berichteten aber von Druck. Mangelnde Kooperation zwischen Akteuren erschwerte den Übergang.</w:t>
       </w:r>
     </w:p>
     <w:p>
@@ -177,7 +177,7 @@
         <w:rPr>
           <w:sz w:val="19"/>
         </w:rPr>
-        <w:t>Niederlande, Langzeitpflege-Setting, hohe Übertragbarkeit auf deutsche Altenheime</w:t>
+        <w:t>Deutsche Routinedaten, deutsches Rehabilitationssystem direkt relevant</w:t>
       </w:r>
     </w:p>
     <w:p>
@@ -186,7 +186,7 @@
           <w:color w:val="5A7D3A"/>
           <w:sz w:val="18"/>
         </w:rPr>
-        <w:t>https://pubmed.ncbi.nlm.nih.gov/42617155/</w:t>
+        <w:t>https://pubmed.ncbi.nlm.nih.gov/42621103/</w:t>
       </w:r>
     </w:p>
     <w:p>
@@ -194,7 +194,7 @@
         <w:pStyle w:val="Heading2"/>
       </w:pPr>
       <w:r>
-        <w:t>Kosteneffektivität der Herpes-zoster-Impfung bei rheumatoider Arthritis</w:t>
+        <w:t>Öffentliche Gesundheitskommunikation während COVID-19 in Stockholm: Community-Engagement für Migranten</w:t>
       </w:r>
     </w:p>
     <w:p>
@@ -204,12 +204,12 @@
           <w:color w:val="666666"/>
           <w:sz w:val="18"/>
         </w:rPr>
-        <w:t>Hagen G et al.  ·  Rheumatology (Oxford)  ·  19.08.2026  ·  PMID 42616666</w:t>
+        <w:t>Strand M et al.  ·  BMC Health Serv Res  ·  18.08.2026  ·  PMID 42618922</w:t>
       </w:r>
     </w:p>
     <w:p>
       <w:r>
-        <w:t>Eine norwegische Markov-Modellierungsstudie bewertete die Kosteneffektivität der adjuvantierten rekombinanten Zoster-Impfung (RZV) bei RA-Patienten.</w:t>
+        <w:t>Qualitative Studie über die Entwicklung und Umsetzung von Krisenkommunikationsmaterialien für migrationsgeprägte Gemeinschaften in Stockholm während der COVID-19-Pandemie.</w:t>
       </w:r>
     </w:p>
     <w:p>
@@ -220,7 +220,7 @@
         <w:t xml:space="preserve">Ergebnis: </w:t>
       </w:r>
       <w:r>
-        <w:t>RZV vermied 2.550 HZ-Fälle und 1.303 PHN-Fälle pro 10.000 RA-Patienten, ICER von 11.205 EUR/QALY (unter Schwellenwert von 23.650 EUR/QALY). Probabilistische Analyse zeigte 98 % Wahrscheinlichkeit der Kosteneffektivität. Sensitivitätsanalysen zeigten Robustheit der Ergebnisse.</w:t>
+        <w:t>Vier Hauptthemen zeigten zeitliche Entwicklung: Frühe Phase fokussierte auf Sprachübersetzung standardisierter Botschaften, verlagerte sich aber zu dialogbasierter Einbindung. Wichtige Erkenntnisse waren Vertrauensaufbau durch Community-Stakeholder, Adressierung struktureller Barrieren statt fehlenden Verständnisses, Stigmabekämpfung und kreative Problemlösung. Viele Fachleute äußerten Bedenken, dass etablierte Netzwerke und gewonnene Erkenntnisse verloren gingen.</w:t>
       </w:r>
     </w:p>
     <w:p>
@@ -235,7 +235,7 @@
         <w:rPr>
           <w:sz w:val="19"/>
         </w:rPr>
-        <w:t>Norwegen, skandinavisches Steuersystem, gut übertragbar für Vakzinations- und Preventiv-Fragen</w:t>
+        <w:t>Skandinavien, steuerfinanziert: Erkenntnisse zu Prozessen und Patientenperspektive übertragbar</w:t>
       </w:r>
     </w:p>
     <w:p>
@@ -244,7 +244,7 @@
           <w:color w:val="5A7D3A"/>
           <w:sz w:val="18"/>
         </w:rPr>
-        <w:t>https://pubmed.ncbi.nlm.nih.gov/42616666/</w:t>
+        <w:t>https://pubmed.ncbi.nlm.nih.gov/42618922/</w:t>
       </w:r>
     </w:p>
     <w:p>
@@ -252,7 +252,7 @@
         <w:pStyle w:val="Heading2"/>
       </w:pPr>
       <w:r>
-        <w:t>Förderung von Autonomie in Zwangsbetreuung: Vergleichende Analyse europäischer Gesetze in 27 Ländern</w:t>
+        <w:t>Abbildung der HoNOS auf die EQ-5D-5L zur QALY-Berechnung in der Psychiatrie</w:t>
       </w:r>
     </w:p>
     <w:p>
@@ -262,12 +262,12 @@
           <w:color w:val="666666"/>
           <w:sz w:val="18"/>
         </w:rPr>
-        <w:t>Aluh DO et al.  ·  Soc Psychiatry Psychiatr Epidemiol  ·  19.08.2026  ·  PMID 42616064</w:t>
+        <w:t>Lamu AN et al.  ·  Med Decis Making  ·  13.08.2026  ·  PMID 42596686</w:t>
       </w:r>
     </w:p>
     <w:p>
       <w:r>
-        <w:t>Vergleichende Analyse von Gesetzen aus 27 europäischen Jurisdiktionen zu Autonomie-fördernden Bestimmungen bei Zwangsbetreuung unter Berücksichtigung der UN-Behindertenrechtskonvention.</w:t>
+        <w:t>Mapping-Studie zur Vorhersage von EQ-5D-5L-Werten aus der Health of the Nation Outcome Scales (HoNOS) bei Erwachsenen mit schweren psychischen Erkrankungen für die gesundheitsökonomische Bewertung.</w:t>
       </w:r>
     </w:p>
     <w:p>
@@ -278,7 +278,7 @@
         <w:t xml:space="preserve">Ergebnis: </w:t>
       </w:r>
       <w:r>
-        <w:t>Alle 27 Legislationen beinhalten Maßnahmen zum Legalitätsprinzip, Berufungsrecht und rechtliche Unterstützung; Advance Healthcare Directives und Supported Decision-Making waren seltener verankert; Verfahrensschutzgarantien sind etabliert, aber signifikante Varianz bei anderen Autonomie-fördernden Mechanismen bleibt bestehen.</w:t>
+        <w:t>Vier ökonometrische Verfahren wurden getestet; das Fractional Regression Model (FRM) zeigte beste Performance. In der 10-fach-Kreuzvalidierung mit deutschen EQ-5D-5L-Werten erreichte FRM: RMSE=0,2204, MAE=0,1622, r²=36,5 %. Das Modell ermöglicht QALY-Schätzungen aus HoNOS-Daten und eröffnet wirtschaftliche Bewertungen von psychischen Gesundheitsinterventionen, wenn nur HoNOS-Informationen verfügbar sind.</w:t>
       </w:r>
     </w:p>
     <w:p>
@@ -293,7 +293,7 @@
         <w:rPr>
           <w:sz w:val="19"/>
         </w:rPr>
-        <w:t>Europäische Legislationen inklusive Deutschland, Österreich, Schweiz</w:t>
+        <w:t>Deutschland, methodisches Instrument für deutschsprachige Gesundheitsökonomie</w:t>
       </w:r>
     </w:p>
     <w:p>
@@ -302,123 +302,7 @@
           <w:color w:val="5A7D3A"/>
           <w:sz w:val="18"/>
         </w:rPr>
-        <w:t>https://pubmed.ncbi.nlm.nih.gov/42616064/</w:t>
-      </w:r>
-    </w:p>
-    <w:p>
-      <w:pPr>
-        <w:pStyle w:val="Heading2"/>
-      </w:pPr>
-      <w:r>
-        <w:t>Resilienz der Impfversorgung in Äthiopien während COVID-19: Dezentralisierung schützt vor Ausfällen</w:t>
-      </w:r>
-    </w:p>
-    <w:p>
-      <w:r>
-        <w:rPr>
-          <w:i/>
-          <w:color w:val="666666"/>
-          <w:sz w:val="18"/>
-        </w:rPr>
-        <w:t>Gedefaw A et al.  ·  BMC Health Serv Res  ·  17.08.2026  ·  PMID 42613610</w:t>
-      </w:r>
-    </w:p>
-    <w:p>
-      <w:r>
-        <w:t>Eine äthiopische Längsschnittstudie verglich die Impfversorgung über 18 Krankenhäuser, 132 Gesundheitszentren und 532 Gesundheitsposten während und vor der Pandemie.</w:t>
-      </w:r>
-    </w:p>
-    <w:p>
-      <w:r>
-        <w:rPr>
-          <w:b/>
-        </w:rPr>
-        <w:t xml:space="preserve">Ergebnis: </w:t>
-      </w:r>
-      <w:r>
-        <w:t>Gesamtimpfquote stieg um 9,72 % (p=0,006) in den ersten 6 Monaten. Krankenhäuser fielen um 5,2 % ab (p=0,449), Gesundheitszentren stiegen um 7,96 % (p=0,015) und Posten um 11,5 % (p=0,002). Dezentralisierte Strukturen absorbierten Nachfrage nach Spitalauställen.</w:t>
-      </w:r>
-    </w:p>
-    <w:p>
-      <w:r>
-        <w:rPr>
-          <w:b/>
-          <w:sz w:val="19"/>
-        </w:rPr>
-        <w:t xml:space="preserve">Übertragbarkeit: </w:t>
-      </w:r>
-      <w:r>
-        <w:rPr>
-          <w:sz w:val="19"/>
-        </w:rPr>
-        <w:t>Äthiopien, Low-Income-Setting - begrenzte Übertragbarkeit auf deutsche Strukturen mit anderen Ressourcen</w:t>
-      </w:r>
-    </w:p>
-    <w:p>
-      <w:r>
-        <w:rPr>
-          <w:color w:val="5A7D3A"/>
-          <w:sz w:val="18"/>
-        </w:rPr>
-        <w:t>https://pubmed.ncbi.nlm.nih.gov/42613610/</w:t>
-      </w:r>
-    </w:p>
-    <w:p>
-      <w:pPr>
-        <w:pStyle w:val="Heading2"/>
-      </w:pPr>
-      <w:r>
-        <w:t>UN-Dekade für gesundes Altern: Perspektiven von älteren Menschen und Fachkräften in Norwegen</w:t>
-      </w:r>
-    </w:p>
-    <w:p>
-      <w:r>
-        <w:rPr>
-          <w:i/>
-          <w:color w:val="666666"/>
-          <w:sz w:val="18"/>
-        </w:rPr>
-        <w:t>Bikova M et al.  ·  BMC Health Serv Res  ·  14.08.2026  ·  PMID 42613606</w:t>
-      </w:r>
-    </w:p>
-    <w:p>
-      <w:r>
-        <w:t>Eine norwegische qualitative Fallstudie mit 23 Interviews (Ältere, Fachkräfte, Entscheidungsträger) untersuchte die Umsetzung der UN-Decade of Healthy Ageing.</w:t>
-      </w:r>
-    </w:p>
-    <w:p>
-      <w:r>
-        <w:rPr>
-          <w:b/>
-        </w:rPr>
-        <w:t xml:space="preserve">Ergebnis: </w:t>
-      </w:r>
-      <w:r>
-        <w:t>Kernthemen: Strategien zur Selbstbestimmung, ambivalente Alterswahrnehmung, Herausforderungen der Gesundheitsdienste. Digitalisierung als Barriere für inklusive Teilhabe identifiziert. Digitale Inklusion, intergenerationale Ansätze und Bekämpfung von Alterismus empfohlen.</w:t>
-      </w:r>
-    </w:p>
-    <w:p>
-      <w:r>
-        <w:rPr>
-          <w:b/>
-          <w:sz w:val="19"/>
-        </w:rPr>
-        <w:t xml:space="preserve">Übertragbarkeit: </w:t>
-      </w:r>
-      <w:r>
-        <w:rPr>
-          <w:sz w:val="19"/>
-        </w:rPr>
-        <w:t>Norwegen, steuerfinanziertes System, mittel übertragbar für Fragen zur Versorgungsstruktur und Partizipation</w:t>
-      </w:r>
-    </w:p>
-    <w:p>
-      <w:r>
-        <w:rPr>
-          <w:color w:val="5A7D3A"/>
-          <w:sz w:val="18"/>
-        </w:rPr>
-        <w:t>https://pubmed.ncbi.nlm.nih.gov/42613606/</w:t>
+        <w:t>https://pubmed.ncbi.nlm.nih.gov/42596686/</w:t>
       </w:r>
     </w:p>
     <w:sectPr>

--- a/download/studien-aktuell.docx
+++ b/download/studien-aktuell.docx
@@ -62,7 +62,7 @@
           <w:color w:val="666666"/>
           <w:sz w:val="18"/>
         </w:rPr>
-        <w:t>Stand: 21.08.2026  |  4 Studien  |  wissen.m-vf.de</w:t>
+        <w:t>Stand: 22.08.2026  |  3 Studien  |  wissen.m-vf.de</w:t>
       </w:r>
     </w:p>
     <w:p>
@@ -70,7 +70,7 @@
         <w:pStyle w:val="Heading1"/>
       </w:pPr>
       <w:r>
-        <w:t>Aufgenommen am 21.08.2026</w:t>
+        <w:t>Aufgenommen am 22.08.2026</w:t>
       </w:r>
     </w:p>
     <w:p>
@@ -78,7 +78,7 @@
         <w:pStyle w:val="Heading2"/>
       </w:pPr>
       <w:r>
-        <w:t>Vergütungstyp von Hausärzten und Antibiotikaverordnungen: Analyse von Patienten­wechseln mit Routinedaten</w:t>
+        <w:t>Nosokomiale Infektionen und Antibiotikaresistenz im asiatischen Überwachungsnetz (ACORN-HAI)</w:t>
       </w:r>
     </w:p>
     <w:p>
@@ -88,12 +88,12 @@
           <w:color w:val="666666"/>
           <w:sz w:val="18"/>
         </w:rPr>
-        <w:t>Kraft KB et al.  ·  Scand J Prim Health Care  ·  20.08.2026  ·  PMID 42622517</w:t>
+        <w:t>Mo Y et al.  ·  Lancet Infect Dis  ·  21.08.2026  ·  PMID 42628558</w:t>
       </w:r>
     </w:p>
     <w:p>
       <w:r>
-        <w:t>Norwegische Studie zu Auswirkungen verschiedener Vergütungsformen (Fee-for-Service vs. Gehalt) auf die Antibiotikaverordnungen bei Patienten, die die Hausarztpraxis wechselten.</w:t>
+        <w:t>Multinationale prospektive Kohortenstudie in 41 Krankenhäusern über 19 Länder in Asien zur Epidemiologie antimikrobieller Resistenz bei Healthcare-assoziierten Infektionen.</w:t>
       </w:r>
     </w:p>
     <w:p>
@@ -104,7 +104,7 @@
         <w:t xml:space="preserve">Ergebnis: </w:t>
       </w:r>
       <w:r>
-        <w:t>Patienten, die von einem Allgemeinarzt mit Fee-for-Service zu einem salariierten Arzt wechselten, reduzierten ihre monatliche Antibiotikanutzung um 21 definierte Tagesdosen pro 1000 Patienten (SD=7); umgekehrt erhöhte sich die Nutzung um 85 DDD pro 1000 Patienten (SD=20) beim Wechsel zu Fee-for-Service. Dies deutet darauf hin, dass die Vergütungsform einen signifikanten Effekt auf das Verschreibungsverhalten hat.</w:t>
+        <w:t>Von 9.642 analysierten Infektionsepisoden waren 73,7% mit resistenten Bakterien assoziiert. Gesamtsterblichkeit bei Gram-negativen Resistenzen: 37,7% (AMR) vs. 40,6% (Multiresistenz). Carbapenem-resistente Acinetobacter (CRA) und Enterobacterales (CRE) zeigten höchste Mortalität: CRA 51,3%, CRE 48,4%; attributable Mortalität CRA 19,4% (95% CI 14,1–24,7), CRE 16,2% (95% CI 12,8–19,6).</w:t>
       </w:r>
     </w:p>
     <w:p>
@@ -119,7 +119,7 @@
         <w:rPr>
           <w:sz w:val="19"/>
         </w:rPr>
-        <w:t>Niederlande, Belgien, Frankreich: vergleichbare Sozialversicherungssysteme mit Capitation und FFS</w:t>
+        <w:t>Asiatische Länder mit Ressourcenengpässen, aber Daten zur Antimikrobial Stewardship systemunabhängig relevant</w:t>
       </w:r>
     </w:p>
     <w:p>
@@ -128,7 +128,7 @@
           <w:color w:val="5A7D3A"/>
           <w:sz w:val="18"/>
         </w:rPr>
-        <w:t>https://pubmed.ncbi.nlm.nih.gov/42622517/</w:t>
+        <w:t>https://pubmed.ncbi.nlm.nih.gov/42628558/</w:t>
       </w:r>
     </w:p>
     <w:p>
@@ -136,7 +136,7 @@
         <w:pStyle w:val="Heading2"/>
       </w:pPr>
       <w:r>
-        <w:t>Übergang von medizinischer zu beruflicher Rehabilitation in Deutschland: Erfahrungen der Rehabilitanden</w:t>
+        <w:t>Auswirkungen von nationaler kognitiver Screening auf Demenzversorgung und Hospitalisierung in Südkorea</w:t>
       </w:r>
     </w:p>
     <w:p>
@@ -146,12 +146,12 @@
           <w:color w:val="666666"/>
           <w:sz w:val="18"/>
         </w:rPr>
-        <w:t>Wengemuth E et al.  ·  Front Rehabil Sci  ·  05.08.2026  ·  PMID 42621103</w:t>
+        <w:t>Lim JH et al.  ·  Alzheimers Dement  ·  Aug. 2026  ·  PMID 42625505</w:t>
       </w:r>
     </w:p>
     <w:p>
       <w:r>
-        <w:t>Explorative Mixed-Methods-Studie über Erfahrungen von Rehabilitanden beim Übergang von medizinischer zu beruflicher Rehabilitation in Deutschland mit quantitativen und qualitativen Datenerfassungsmethoden.</w:t>
+        <w:t>Südkorea: Kohortenstudie zur Auswirkung eines 2007 eingeführten nationalen kognitiven Screening-Programms auf nachfolgende Demenzversorgung und Hospitalisierung.</w:t>
       </w:r>
     </w:p>
     <w:p>
@@ -162,7 +162,7 @@
         <w:t xml:space="preserve">Ergebnis: </w:t>
       </w:r>
       <w:r>
-        <w:t>Von 61 Befragten berichteten etwa 50 %, über berufliche Rehabilitation während medizinischer Rehabilitation informiert worden zu sein; deutlich weniger erhielten praktische Unterstützung (z.B. Antragshilfe). Hausärzte und Fachärzte wurden von etwa 60 % als unterstützend empfunden, Arbeitgeber als am wenigsten hilfreich. Knapp zwei Drittel fühlten sich selbstbestimmt bei der Wahl und beim Beginn des beruflichen Rehabilitationsprogramms, einige berichteten aber von Druck. Mangelnde Kooperation zwischen Akteuren erschwerte den Übergang.</w:t>
+        <w:t>Kognitive Früherkennung war mit einer 37% höheren Wahrscheinlichkeit für Demenzbehandlung innerhalb von 2 Jahren (p&lt;0,001) und einem 12% niedrigerem Risiko für demenzbedingte Hospitalisierung innerhalb von 10 Jahren assoziiert. Baseline: 1,4% erhielten Demenzbehandlung, 3,0% wurden hospitalisiert.</w:t>
       </w:r>
     </w:p>
     <w:p>
@@ -177,7 +177,7 @@
         <w:rPr>
           <w:sz w:val="19"/>
         </w:rPr>
-        <w:t>Deutsche Routinedaten, deutsches Rehabilitationssystem direkt relevant</w:t>
+        <w:t>Asiatisches System mit Screening-Struktur, aber steuerfinanziert - Fragestellung zur Frühdiagnose systemunabhängig relevant</w:t>
       </w:r>
     </w:p>
     <w:p>
@@ -186,7 +186,7 @@
           <w:color w:val="5A7D3A"/>
           <w:sz w:val="18"/>
         </w:rPr>
-        <w:t>https://pubmed.ncbi.nlm.nih.gov/42621103/</w:t>
+        <w:t>https://pubmed.ncbi.nlm.nih.gov/42625505/</w:t>
       </w:r>
     </w:p>
     <w:p>
@@ -194,7 +194,7 @@
         <w:pStyle w:val="Heading2"/>
       </w:pPr>
       <w:r>
-        <w:t>Öffentliche Gesundheitskommunikation während COVID-19 in Stockholm: Community-Engagement für Migranten</w:t>
+        <w:t>Nutzerbewertung KI-generierter und menschlicher Antworten in digitaler Gesundheitskommunikation</w:t>
       </w:r>
     </w:p>
     <w:p>
@@ -204,12 +204,12 @@
           <w:color w:val="666666"/>
           <w:sz w:val="18"/>
         </w:rPr>
-        <w:t>Strand M et al.  ·  BMC Health Serv Res  ·  18.08.2026  ·  PMID 42618922</w:t>
+        <w:t>Schulz C et al.  ·  BMC Health Serv Res  ·  19.08.2026  ·  PMID 42618915</w:t>
       </w:r>
     </w:p>
     <w:p>
       <w:r>
-        <w:t>Qualitative Studie über die Entwicklung und Umsetzung von Krisenkommunikationsmaterialien für migrationsgeprägte Gemeinschaften in Stockholm während der COVID-19-Pandemie.</w:t>
+        <w:t>Deutschland: Paired-Survey-Studie, in der Nutzer ChatGPT-4-generierte und von einem Physiotherapeuten verfasste Antworten auf Gesundheitsfragen vergleichend bewerteten.</w:t>
       </w:r>
     </w:p>
     <w:p>
@@ -220,7 +220,7 @@
         <w:t xml:space="preserve">Ergebnis: </w:t>
       </w:r>
       <w:r>
-        <w:t>Vier Hauptthemen zeigten zeitliche Entwicklung: Frühe Phase fokussierte auf Sprachübersetzung standardisierter Botschaften, verlagerte sich aber zu dialogbasierter Einbindung. Wichtige Erkenntnisse waren Vertrauensaufbau durch Community-Stakeholder, Adressierung struktureller Barrieren statt fehlenden Verständnisses, Stigmabekämpfung und kreative Problemlösung. Viele Fachleute äußerten Bedenken, dass etablierte Netzwerke und gewonnene Erkenntnisse verloren gingen.</w:t>
+        <w:t>Über die meisten Kriterien hinweg wurde die KI-Antwort besser bewertet als die menschliche, besonders bei Empathie und Verständlichkeit (alle p&lt;0,001). Expert-Rating favorisierte auch die KI-Antwort in Bezug auf Richtigkeit und Vollständigkeit, obwohl Längen und Struktur differierten. Teilnehmerzahl n=224.</w:t>
       </w:r>
     </w:p>
     <w:p>
@@ -235,7 +235,7 @@
         <w:rPr>
           <w:sz w:val="19"/>
         </w:rPr>
-        <w:t>Skandinavien, steuerfinanziert: Erkenntnisse zu Prozessen und Patientenperspektive übertragbar</w:t>
+        <w:t>Deutsche Studie in Healthcare-System kontextualisiert; Aussage zu Nutzerpräferenz systemabhängig, aber zur Kommunikationsqualität relevant</w:t>
       </w:r>
     </w:p>
     <w:p>
@@ -244,65 +244,7 @@
           <w:color w:val="5A7D3A"/>
           <w:sz w:val="18"/>
         </w:rPr>
-        <w:t>https://pubmed.ncbi.nlm.nih.gov/42618922/</w:t>
-      </w:r>
-    </w:p>
-    <w:p>
-      <w:pPr>
-        <w:pStyle w:val="Heading2"/>
-      </w:pPr>
-      <w:r>
-        <w:t>Abbildung der HoNOS auf die EQ-5D-5L zur QALY-Berechnung in der Psychiatrie</w:t>
-      </w:r>
-    </w:p>
-    <w:p>
-      <w:r>
-        <w:rPr>
-          <w:i/>
-          <w:color w:val="666666"/>
-          <w:sz w:val="18"/>
-        </w:rPr>
-        <w:t>Lamu AN et al.  ·  Med Decis Making  ·  13.08.2026  ·  PMID 42596686</w:t>
-      </w:r>
-    </w:p>
-    <w:p>
-      <w:r>
-        <w:t>Mapping-Studie zur Vorhersage von EQ-5D-5L-Werten aus der Health of the Nation Outcome Scales (HoNOS) bei Erwachsenen mit schweren psychischen Erkrankungen für die gesundheitsökonomische Bewertung.</w:t>
-      </w:r>
-    </w:p>
-    <w:p>
-      <w:r>
-        <w:rPr>
-          <w:b/>
-        </w:rPr>
-        <w:t xml:space="preserve">Ergebnis: </w:t>
-      </w:r>
-      <w:r>
-        <w:t>Vier ökonometrische Verfahren wurden getestet; das Fractional Regression Model (FRM) zeigte beste Performance. In der 10-fach-Kreuzvalidierung mit deutschen EQ-5D-5L-Werten erreichte FRM: RMSE=0,2204, MAE=0,1622, r²=36,5 %. Das Modell ermöglicht QALY-Schätzungen aus HoNOS-Daten und eröffnet wirtschaftliche Bewertungen von psychischen Gesundheitsinterventionen, wenn nur HoNOS-Informationen verfügbar sind.</w:t>
-      </w:r>
-    </w:p>
-    <w:p>
-      <w:r>
-        <w:rPr>
-          <w:b/>
-          <w:sz w:val="19"/>
-        </w:rPr>
-        <w:t xml:space="preserve">Übertragbarkeit: </w:t>
-      </w:r>
-      <w:r>
-        <w:rPr>
-          <w:sz w:val="19"/>
-        </w:rPr>
-        <w:t>Deutschland, methodisches Instrument für deutschsprachige Gesundheitsökonomie</w:t>
-      </w:r>
-    </w:p>
-    <w:p>
-      <w:r>
-        <w:rPr>
-          <w:color w:val="5A7D3A"/>
-          <w:sz w:val="18"/>
-        </w:rPr>
-        <w:t>https://pubmed.ncbi.nlm.nih.gov/42596686/</w:t>
+        <w:t>https://pubmed.ncbi.nlm.nih.gov/42618915/</w:t>
       </w:r>
     </w:p>
     <w:sectPr>

--- a/download/studien-aktuell.docx
+++ b/download/studien-aktuell.docx
@@ -62,7 +62,7 @@
           <w:color w:val="666666"/>
           <w:sz w:val="18"/>
         </w:rPr>
-        <w:t>Stand: 22.08.2026  |  3 Studien  |  wissen.m-vf.de</w:t>
+        <w:t>Stand: 23.08.2026  |  4 Studien  |  wissen.m-vf.de</w:t>
       </w:r>
     </w:p>
     <w:p>
@@ -70,7 +70,7 @@
         <w:pStyle w:val="Heading1"/>
       </w:pPr>
       <w:r>
-        <w:t>Aufgenommen am 22.08.2026</w:t>
+        <w:t>Aufgenommen am 23.08.2026</w:t>
       </w:r>
     </w:p>
     <w:p>
@@ -78,7 +78,7 @@
         <w:pStyle w:val="Heading2"/>
       </w:pPr>
       <w:r>
-        <w:t>Nosokomiale Infektionen und Antibiotikaresistenz im asiatischen Überwachungsnetz (ACORN-HAI)</w:t>
+        <w:t>Spiritual Distress bei erwachsenen Patienten vor elektiver Chirurgie: Qualitative Studie</w:t>
       </w:r>
     </w:p>
     <w:p>
@@ -88,12 +88,12 @@
           <w:color w:val="666666"/>
           <w:sz w:val="18"/>
         </w:rPr>
-        <w:t>Mo Y et al.  ·  Lancet Infect Dis  ·  21.08.2026  ·  PMID 42628558</w:t>
+        <w:t>Makar KG et al.  ·  Surgery  ·  03.08.2026  ·  PMID 42632276</w:t>
       </w:r>
     </w:p>
     <w:p>
       <w:r>
-        <w:t>Multinationale prospektive Kohortenstudie in 41 Krankenhäusern über 19 Länder in Asien zur Epidemiologie antimikrobieller Resistenz bei Healthcare-assoziierten Infektionen.</w:t>
+        <w:t>Qualitative Studie zu spiritueller Belastung und deren Auswirkungen auf die präoperative Erfahrung bei Patienten mit geplanten Eingriffen.</w:t>
       </w:r>
     </w:p>
     <w:p>
@@ -104,7 +104,7 @@
         <w:t xml:space="preserve">Ergebnis: </w:t>
       </w:r>
       <w:r>
-        <w:t>Von 9.642 analysierten Infektionsepisoden waren 73,7% mit resistenten Bakterien assoziiert. Gesamtsterblichkeit bei Gram-negativen Resistenzen: 37,7% (AMR) vs. 40,6% (Multiresistenz). Carbapenem-resistente Acinetobacter (CRA) und Enterobacterales (CRE) zeigten höchste Mortalität: CRA 51,3%, CRE 48,4%; attributable Mortalität CRA 19,4% (95% CI 14,1–24,7), CRE 16,2% (95% CI 12,8–19,6).</w:t>
+        <w:t>23 von 29 Patienten (79,3%) zeigten spirituelle Belastung, 6 Patienten (20,7%) spirituelles Wohlbefinden. Spirituell belastete Patienten äußerten signifikant mehr Angst und Komplikationserwartungen, während spirituell stabile Patienten Chirurgie als Genesung wahrnahmen. Diese Befunde unterstreichen die Bedeutung routinemäßiger spiritueller Unterstützung in der perioperativen Versorgung.</w:t>
       </w:r>
     </w:p>
     <w:p>
@@ -119,7 +119,7 @@
         <w:rPr>
           <w:sz w:val="19"/>
         </w:rPr>
-        <w:t>Asiatische Länder mit Ressourcenengpässen, aber Daten zur Antimikrobial Stewardship systemunabhängig relevant</w:t>
+        <w:t>Qualitativ und systemunabhängig; konzeptualisiert patientenzentrierte Ergebnisse.</w:t>
       </w:r>
     </w:p>
     <w:p>
@@ -128,7 +128,7 @@
           <w:color w:val="5A7D3A"/>
           <w:sz w:val="18"/>
         </w:rPr>
-        <w:t>https://pubmed.ncbi.nlm.nih.gov/42628558/</w:t>
+        <w:t>https://pubmed.ncbi.nlm.nih.gov/42632276/</w:t>
       </w:r>
     </w:p>
     <w:p>
@@ -136,7 +136,7 @@
         <w:pStyle w:val="Heading2"/>
       </w:pPr>
       <w:r>
-        <w:t>Auswirkungen von nationaler kognitiver Screening auf Demenzversorgung und Hospitalisierung in Südkorea</w:t>
+        <w:t>Nicht-englische Sprachpräferenz und ICU-Aufnahmen über Notfallabteilungen: US-Analyse</w:t>
       </w:r>
     </w:p>
     <w:p>
@@ -146,12 +146,12 @@
           <w:color w:val="666666"/>
           <w:sz w:val="18"/>
         </w:rPr>
-        <w:t>Lim JH et al.  ·  Alzheimers Dement  ·  Aug. 2026  ·  PMID 42625505</w:t>
+        <w:t>Kelleher DP et al.  ·  J Emerg Nurs  ·  22.08.2026  ·  PMID 42631682</w:t>
       </w:r>
     </w:p>
     <w:p>
       <w:r>
-        <w:t>Südkorea: Kohortenstudie zur Auswirkung eines 2007 eingeführten nationalen kognitiven Screening-Programms auf nachfolgende Demenzversorgung und Hospitalisierung.</w:t>
+        <w:t>Longitudinale Kohortenstudie zum Vergleich von ICU-Aufnahmen zwischen Patienten mit nicht-englischer Sprachpräferenz und englischsprachigen Patienten.</w:t>
       </w:r>
     </w:p>
     <w:p>
@@ -162,7 +162,7 @@
         <w:t xml:space="preserve">Ergebnis: </w:t>
       </w:r>
       <w:r>
-        <w:t>Kognitive Früherkennung war mit einer 37% höheren Wahrscheinlichkeit für Demenzbehandlung innerhalb von 2 Jahren (p&lt;0,001) und einem 12% niedrigerem Risiko für demenzbedingte Hospitalisierung innerhalb von 10 Jahren assoziiert. Baseline: 1,4% erhielten Demenzbehandlung, 3,0% wurden hospitalisiert.</w:t>
+        <w:t>Patienten mit nicht-englischer Sprachpräferenz hatten 99% höhere Aufnahmewahrscheinlichkeit auf die Intensivstation (OR = 1,99, 95% KI 1,63-2,42; p &lt; 0,001). Kein signifikanter Unterschied bei Verweildauer auf ICU oder im Krankenhaus. Ergebnis deutet auf diskriminierende oder ungleiche Zugangssteuerungsmechanismen hin.</w:t>
       </w:r>
     </w:p>
     <w:p>
@@ -177,7 +177,7 @@
         <w:rPr>
           <w:sz w:val="19"/>
         </w:rPr>
-        <w:t>Asiatisches System mit Screening-Struktur, aber steuerfinanziert - Fragestellung zur Frühdiagnose systemunabhängig relevant</w:t>
+        <w:t>USA-Daten, Fragestellung aber zur gesundheitlichen Chancengleichheit systemunabhängig.</w:t>
       </w:r>
     </w:p>
     <w:p>
@@ -186,7 +186,7 @@
           <w:color w:val="5A7D3A"/>
           <w:sz w:val="18"/>
         </w:rPr>
-        <w:t>https://pubmed.ncbi.nlm.nih.gov/42625505/</w:t>
+        <w:t>https://pubmed.ncbi.nlm.nih.gov/42631682/</w:t>
       </w:r>
     </w:p>
     <w:p>
@@ -194,7 +194,7 @@
         <w:pStyle w:val="Heading2"/>
       </w:pPr>
       <w:r>
-        <w:t>Nutzerbewertung KI-generierter und menschlicher Antworten in digitaler Gesundheitskommunikation</w:t>
+        <w:t>ABC-Pathway-Adherence und kardiovaskuläre Ereignisse bei Vorhofflimmern: Asiatische Register-Analyse</w:t>
       </w:r>
     </w:p>
     <w:p>
@@ -204,12 +204,12 @@
           <w:color w:val="666666"/>
           <w:sz w:val="18"/>
         </w:rPr>
-        <w:t>Schulz C et al.  ·  BMC Health Serv Res  ·  19.08.2026  ·  PMID 42618915</w:t>
+        <w:t>Bucci T et al.  ·  JACC Asia  ·  30.07.2026  ·  PMID 42631669</w:t>
       </w:r>
     </w:p>
     <w:p>
       <w:r>
-        <w:t>Deutschland: Paired-Survey-Studie, in der Nutzer ChatGPT-4-generierte und von einem Physiotherapeuten verfasste Antworten auf Gesundheitsfragen vergleichend bewerteten.</w:t>
+        <w:t>Clusteranalyse von 3.468 asiatischen Patienten mit Vorhofflimmern zur Identifikation klinischer Phänotypen und zum Nachweis der Assoziation zwischen ABC-Pathway-Therapieadhärenz und Outcomes.</w:t>
       </w:r>
     </w:p>
     <w:p>
@@ -220,7 +220,7 @@
         <w:t xml:space="preserve">Ergebnis: </w:t>
       </w:r>
       <w:r>
-        <w:t>Über die meisten Kriterien hinweg wurde die KI-Antwort besser bewertet als die menschliche, besonders bei Empathie und Verständlichkeit (alle p&lt;0,001). Expert-Rating favorisierte auch die KI-Antwort in Bezug auf Richtigkeit und Vollständigkeit, obwohl Längen und Struktur differierten. Teilnehmerzahl n=224.</w:t>
+        <w:t>Fünf Cluster identifiziert mit gestuftem Risiko; ABC-Pathway-Adhärenz war mit niedrigerem Primärergebnis-Risiko assoziiert (HR 0,53, 95% KI 0,38-0,74), unabhängig vom Phänotyp. Ältere Patienten mit hoher kardiovaskulärer Belastung oder Herzinsuffizienz zeigten höchstes Risiko (HR 3,33-4,15 vs. junge Patientengruppe).</w:t>
       </w:r>
     </w:p>
     <w:p>
@@ -235,7 +235,7 @@
         <w:rPr>
           <w:sz w:val="19"/>
         </w:rPr>
-        <w:t>Deutsche Studie in Healthcare-System kontextualisiert; Aussage zu Nutzerpräferenz systemabhängig, aber zur Kommunikationsqualität relevant</w:t>
+        <w:t>Asien-Pazifik; Versorgungsqualität und Stratifikation auch für andere Systeme relevant.</w:t>
       </w:r>
     </w:p>
     <w:p>
@@ -244,7 +244,65 @@
           <w:color w:val="5A7D3A"/>
           <w:sz w:val="18"/>
         </w:rPr>
-        <w:t>https://pubmed.ncbi.nlm.nih.gov/42618915/</w:t>
+        <w:t>https://pubmed.ncbi.nlm.nih.gov/42631669/</w:t>
+      </w:r>
+    </w:p>
+    <w:p>
+      <w:pPr>
+        <w:pStyle w:val="Heading2"/>
+      </w:pPr>
+      <w:r>
+        <w:t>High-Dose High-Intensity Neurorehabilitation nach Schlaganfall: Konsens-Empfehlungen</w:t>
+      </w:r>
+    </w:p>
+    <w:p>
+      <w:r>
+        <w:rPr>
+          <w:i/>
+          <w:color w:val="666666"/>
+          <w:sz w:val="18"/>
+        </w:rPr>
+        <w:t>Branscheidt M et al.  ·  Int J Stroke  ·  22.08.2026  ·  PMID 42631575</w:t>
+      </w:r>
+    </w:p>
+    <w:p>
+      <w:r>
+        <w:t>Internationale Konsensusfindung zur Identifizierung von Barrieren und Lösungen für die Umsetzung von intensiver Schlaganfall-Neurorehabilitation.</w:t>
+      </w:r>
+    </w:p>
+    <w:p>
+      <w:r>
+        <w:rPr>
+          <w:b/>
+        </w:rPr>
+        <w:t xml:space="preserve">Ergebnis: </w:t>
+      </w:r>
+      <w:r>
+        <w:t>Vier Hauptbarrieren für Umsetzung: (1) Wissenslücke zu HDHI-Mechanismen, (2) Lieferketten- und Kapazitätsbeschränkungen, (3) Widerstand trotz Evidenz durch Zeitdruck und mangelnde administrative Unterstützung, (4) systemische Enabler unzureichend. Empfehlungen: Home-basierte Hybrid-Pathways, Reimbursement-Alignment und Infrastruktur für Kontinuität.</w:t>
+      </w:r>
+    </w:p>
+    <w:p>
+      <w:r>
+        <w:rPr>
+          <w:b/>
+          <w:sz w:val="19"/>
+        </w:rPr>
+        <w:t xml:space="preserve">Übertragbarkeit: </w:t>
+      </w:r>
+      <w:r>
+        <w:rPr>
+          <w:sz w:val="19"/>
+        </w:rPr>
+        <w:t>Internationale Expertengruppe; Implementierungsforschung systemunabhängig.</w:t>
+      </w:r>
+    </w:p>
+    <w:p>
+      <w:r>
+        <w:rPr>
+          <w:color w:val="5A7D3A"/>
+          <w:sz w:val="18"/>
+        </w:rPr>
+        <w:t>https://pubmed.ncbi.nlm.nih.gov/42631575/</w:t>
       </w:r>
     </w:p>
     <w:sectPr>

--- a/download/studien-aktuell.docx
+++ b/download/studien-aktuell.docx
@@ -62,7 +62,7 @@
           <w:color w:val="666666"/>
           <w:sz w:val="18"/>
         </w:rPr>
-        <w:t>Stand: 23.08.2026  |  4 Studien  |  wissen.m-vf.de</w:t>
+        <w:t>Stand: 24.08.2026  |  2 Studien  |  wissen.m-vf.de</w:t>
       </w:r>
     </w:p>
     <w:p>
@@ -70,7 +70,7 @@
         <w:pStyle w:val="Heading1"/>
       </w:pPr>
       <w:r>
-        <w:t>Aufgenommen am 23.08.2026</w:t>
+        <w:t>Aufgenommen am 24.08.2026</w:t>
       </w:r>
     </w:p>
     <w:p>
@@ -78,7 +78,7 @@
         <w:pStyle w:val="Heading2"/>
       </w:pPr>
       <w:r>
-        <w:t>Spiritual Distress bei erwachsenen Patienten vor elektiver Chirurgie: Qualitative Studie</w:t>
+        <w:t>Kontinuität der Betreuung und Risiken von Krankenhausaufenthalten und Mortalität bei COPD: eine landesweite Kohortenstudie</w:t>
       </w:r>
     </w:p>
     <w:p>
@@ -88,12 +88,12 @@
           <w:color w:val="666666"/>
           <w:sz w:val="18"/>
         </w:rPr>
-        <w:t>Makar KG et al.  ·  Surgery  ·  03.08.2026  ·  PMID 42632276</w:t>
+        <w:t>Ko J et al.  ·  Int J Chron Obstruct Pulmon Dis  ·  18.08.2026  ·  PMID 42633418</w:t>
       </w:r>
     </w:p>
     <w:p>
       <w:r>
-        <w:t>Qualitative Studie zu spiritueller Belastung und deren Auswirkungen auf die präoperative Erfahrung bei Patienten mit geplanten Eingriffen.</w:t>
+        <w:t>Eine südkoreanische Kohortenstudie mit 29.316 COPD-Neudiagnosen untersucht den Einfluss der Kontinuität der Betreuung auf COPD-Exazerbationen und Sterblichkeit.</w:t>
       </w:r>
     </w:p>
     <w:p>
@@ -104,7 +104,7 @@
         <w:t xml:space="preserve">Ergebnis: </w:t>
       </w:r>
       <w:r>
-        <w:t>23 von 29 Patienten (79,3%) zeigten spirituelle Belastung, 6 Patienten (20,7%) spirituelles Wohlbefinden. Spirituell belastete Patienten äußerten signifikant mehr Angst und Komplikationserwartungen, während spirituell stabile Patienten Chirurgie als Genesung wahrnahmen. Diese Befunde unterstreichen die Bedeutung routinemäßiger spiritueller Unterstützung in der perioperativen Versorgung.</w:t>
+        <w:t>Niedrige Kontinuitätsscores waren mit erhöhtem Risiko für COPD-Exazerbations-Krankenhausaufenthalte (HR 1,63; 95 % KI 1,45–1,83) und Gesamtmortalität (HR 1,25; 95 % KI 1,11–1,40) verbunden. Fragmentierte ambulante Betreuung erhöhte präventable Krankenhausaufenthalte deutlich.</w:t>
       </w:r>
     </w:p>
     <w:p>
@@ -119,7 +119,7 @@
         <w:rPr>
           <w:sz w:val="19"/>
         </w:rPr>
-        <w:t>Qualitativ und systemunabhängig; konzeptualisiert patientenzentrierte Ergebnisse.</w:t>
+        <w:t>Südkorea – Sozialversicherungssystem, hohe Übertragbarkeit auf Deutschland.</w:t>
       </w:r>
     </w:p>
     <w:p>
@@ -128,7 +128,7 @@
           <w:color w:val="5A7D3A"/>
           <w:sz w:val="18"/>
         </w:rPr>
-        <w:t>https://pubmed.ncbi.nlm.nih.gov/42632276/</w:t>
+        <w:t>https://pubmed.ncbi.nlm.nih.gov/42633418/</w:t>
       </w:r>
     </w:p>
     <w:p>
@@ -136,7 +136,7 @@
         <w:pStyle w:val="Heading2"/>
       </w:pPr>
       <w:r>
-        <w:t>Nicht-englische Sprachpräferenz und ICU-Aufnahmen über Notfallabteilungen: US-Analyse</w:t>
+        <w:t>Einfluss von Alter, Gebrechlichkeit und Komorbiditäten auf Überleben nach Mitralklappenreparatur in Deutschland</w:t>
       </w:r>
     </w:p>
     <w:p>
@@ -146,12 +146,12 @@
           <w:color w:val="666666"/>
           <w:sz w:val="18"/>
         </w:rPr>
-        <w:t>Kelleher DP et al.  ·  J Emerg Nurs  ·  22.08.2026  ·  PMID 42631682</w:t>
+        <w:t>Piayda K et al.  ·  Int J Cardiol Heart Vasc  ·  12.08.2026  ·  PMID 42633073</w:t>
       </w:r>
     </w:p>
     <w:p>
       <w:r>
-        <w:t>Longitudinale Kohortenstudie zum Vergleich von ICU-Aufnahmen zwischen Patienten mit nicht-englischer Sprachpräferenz und englischsprachigen Patienten.</w:t>
+        <w:t>Eine deutsche Routinedatenstudie mit 4.896 Patienten untersucht Prognosen nach minimalinvasiver Mitralklappenreparatur hinsichtlich Alter, Gebrechlichkeit und Komorbiditäten.</w:t>
       </w:r>
     </w:p>
     <w:p>
@@ -162,7 +162,7 @@
         <w:t xml:space="preserve">Ergebnis: </w:t>
       </w:r>
       <w:r>
-        <w:t>Patienten mit nicht-englischer Sprachpräferenz hatten 99% höhere Aufnahmewahrscheinlichkeit auf die Intensivstation (OR = 1,99, 95% KI 1,63-2,42; p &lt; 0,001). Kein signifikanter Unterschied bei Verweildauer auf ICU oder im Krankenhaus. Ergebnis deutet auf diskriminierende oder ungleiche Zugangssteuerungsmechanismen hin.</w:t>
+        <w:t>Sehr alte Patienten (80–99 Jahre): OR 1,2 (95 % KI 1,07–1,49). Mit Pflegegrad 1–3: OR 1,43–2,09. Mit ≥3 Komorbiditäten: OR 2,82 (95 % KI 2,37–3,36). Medizinische Gesamtausgaben blieben gleich, aber Herzinsuffizienz-Krankenhausaufenthalte sanken.</w:t>
       </w:r>
     </w:p>
     <w:p>
@@ -177,7 +177,7 @@
         <w:rPr>
           <w:sz w:val="19"/>
         </w:rPr>
-        <w:t>USA-Daten, Fragestellung aber zur gesundheitlichen Chancengleichheit systemunabhängig.</w:t>
+        <w:t>Deutsche Routinedaten (BARMER Krankenkasse), direkt übertragbar.</w:t>
       </w:r>
     </w:p>
     <w:p>
@@ -186,123 +186,7 @@
           <w:color w:val="5A7D3A"/>
           <w:sz w:val="18"/>
         </w:rPr>
-        <w:t>https://pubmed.ncbi.nlm.nih.gov/42631682/</w:t>
-      </w:r>
-    </w:p>
-    <w:p>
-      <w:pPr>
-        <w:pStyle w:val="Heading2"/>
-      </w:pPr>
-      <w:r>
-        <w:t>ABC-Pathway-Adherence und kardiovaskuläre Ereignisse bei Vorhofflimmern: Asiatische Register-Analyse</w:t>
-      </w:r>
-    </w:p>
-    <w:p>
-      <w:r>
-        <w:rPr>
-          <w:i/>
-          <w:color w:val="666666"/>
-          <w:sz w:val="18"/>
-        </w:rPr>
-        <w:t>Bucci T et al.  ·  JACC Asia  ·  30.07.2026  ·  PMID 42631669</w:t>
-      </w:r>
-    </w:p>
-    <w:p>
-      <w:r>
-        <w:t>Clusteranalyse von 3.468 asiatischen Patienten mit Vorhofflimmern zur Identifikation klinischer Phänotypen und zum Nachweis der Assoziation zwischen ABC-Pathway-Therapieadhärenz und Outcomes.</w:t>
-      </w:r>
-    </w:p>
-    <w:p>
-      <w:r>
-        <w:rPr>
-          <w:b/>
-        </w:rPr>
-        <w:t xml:space="preserve">Ergebnis: </w:t>
-      </w:r>
-      <w:r>
-        <w:t>Fünf Cluster identifiziert mit gestuftem Risiko; ABC-Pathway-Adhärenz war mit niedrigerem Primärergebnis-Risiko assoziiert (HR 0,53, 95% KI 0,38-0,74), unabhängig vom Phänotyp. Ältere Patienten mit hoher kardiovaskulärer Belastung oder Herzinsuffizienz zeigten höchstes Risiko (HR 3,33-4,15 vs. junge Patientengruppe).</w:t>
-      </w:r>
-    </w:p>
-    <w:p>
-      <w:r>
-        <w:rPr>
-          <w:b/>
-          <w:sz w:val="19"/>
-        </w:rPr>
-        <w:t xml:space="preserve">Übertragbarkeit: </w:t>
-      </w:r>
-      <w:r>
-        <w:rPr>
-          <w:sz w:val="19"/>
-        </w:rPr>
-        <w:t>Asien-Pazifik; Versorgungsqualität und Stratifikation auch für andere Systeme relevant.</w:t>
-      </w:r>
-    </w:p>
-    <w:p>
-      <w:r>
-        <w:rPr>
-          <w:color w:val="5A7D3A"/>
-          <w:sz w:val="18"/>
-        </w:rPr>
-        <w:t>https://pubmed.ncbi.nlm.nih.gov/42631669/</w:t>
-      </w:r>
-    </w:p>
-    <w:p>
-      <w:pPr>
-        <w:pStyle w:val="Heading2"/>
-      </w:pPr>
-      <w:r>
-        <w:t>High-Dose High-Intensity Neurorehabilitation nach Schlaganfall: Konsens-Empfehlungen</w:t>
-      </w:r>
-    </w:p>
-    <w:p>
-      <w:r>
-        <w:rPr>
-          <w:i/>
-          <w:color w:val="666666"/>
-          <w:sz w:val="18"/>
-        </w:rPr>
-        <w:t>Branscheidt M et al.  ·  Int J Stroke  ·  22.08.2026  ·  PMID 42631575</w:t>
-      </w:r>
-    </w:p>
-    <w:p>
-      <w:r>
-        <w:t>Internationale Konsensusfindung zur Identifizierung von Barrieren und Lösungen für die Umsetzung von intensiver Schlaganfall-Neurorehabilitation.</w:t>
-      </w:r>
-    </w:p>
-    <w:p>
-      <w:r>
-        <w:rPr>
-          <w:b/>
-        </w:rPr>
-        <w:t xml:space="preserve">Ergebnis: </w:t>
-      </w:r>
-      <w:r>
-        <w:t>Vier Hauptbarrieren für Umsetzung: (1) Wissenslücke zu HDHI-Mechanismen, (2) Lieferketten- und Kapazitätsbeschränkungen, (3) Widerstand trotz Evidenz durch Zeitdruck und mangelnde administrative Unterstützung, (4) systemische Enabler unzureichend. Empfehlungen: Home-basierte Hybrid-Pathways, Reimbursement-Alignment und Infrastruktur für Kontinuität.</w:t>
-      </w:r>
-    </w:p>
-    <w:p>
-      <w:r>
-        <w:rPr>
-          <w:b/>
-          <w:sz w:val="19"/>
-        </w:rPr>
-        <w:t xml:space="preserve">Übertragbarkeit: </w:t>
-      </w:r>
-      <w:r>
-        <w:rPr>
-          <w:sz w:val="19"/>
-        </w:rPr>
-        <w:t>Internationale Expertengruppe; Implementierungsforschung systemunabhängig.</w:t>
-      </w:r>
-    </w:p>
-    <w:p>
-      <w:r>
-        <w:rPr>
-          <w:color w:val="5A7D3A"/>
-          <w:sz w:val="18"/>
-        </w:rPr>
-        <w:t>https://pubmed.ncbi.nlm.nih.gov/42631575/</w:t>
+        <w:t>https://pubmed.ncbi.nlm.nih.gov/42633073/</w:t>
       </w:r>
     </w:p>
     <w:sectPr>

--- a/download/studien-aktuell.docx
+++ b/download/studien-aktuell.docx
@@ -62,7 +62,7 @@
           <w:color w:val="666666"/>
           <w:sz w:val="18"/>
         </w:rPr>
-        <w:t>Stand: 24.08.2026  |  2 Studien  |  wissen.m-vf.de</w:t>
+        <w:t>Stand: 25.08.2026  |  2 Studien  |  wissen.m-vf.de</w:t>
       </w:r>
     </w:p>
     <w:p>
@@ -70,7 +70,7 @@
         <w:pStyle w:val="Heading1"/>
       </w:pPr>
       <w:r>
-        <w:t>Aufgenommen am 24.08.2026</w:t>
+        <w:t>Aufgenommen am 25.08.2026</w:t>
       </w:r>
     </w:p>
     <w:p>
@@ -78,7 +78,7 @@
         <w:pStyle w:val="Heading2"/>
       </w:pPr>
       <w:r>
-        <w:t>Kontinuität der Betreuung und Risiken von Krankenhausaufenthalten und Mortalität bei COPD: eine landesweite Kohortenstudie</w:t>
+        <w:t>Sterblichkeit bei akuter Lebererkrankung in England: nationale Kohortenstudie</w:t>
       </w:r>
     </w:p>
     <w:p>
@@ -88,12 +88,12 @@
           <w:color w:val="666666"/>
           <w:sz w:val="18"/>
         </w:rPr>
-        <w:t>Ko J et al.  ·  Int J Chron Obstruct Pulmon Dis  ·  18.08.2026  ·  PMID 42633418</w:t>
+        <w:t>Campbell C et al.  ·  Eur J Intern Med  ·  24.08.2026  ·  PMID 42637631</w:t>
       </w:r>
     </w:p>
     <w:p>
       <w:r>
-        <w:t>Eine südkoreanische Kohortenstudie mit 29.316 COPD-Neudiagnosen untersucht den Einfluss der Kontinuität der Betreuung auf COPD-Exazerbationen und Sterblichkeit.</w:t>
+        <w:t>Studie zur Langzeitsterblichkeit von 82.402 Patienten mit chronischer Lebererkrankung nach erstem Notfallaufenthalt in englischen Krankenhäusern (2012-2019).</w:t>
       </w:r>
     </w:p>
     <w:p>
@@ -104,7 +104,7 @@
         <w:t xml:space="preserve">Ergebnis: </w:t>
       </w:r>
       <w:r>
-        <w:t>Niedrige Kontinuitätsscores waren mit erhöhtem Risiko für COPD-Exazerbations-Krankenhausaufenthalte (HR 1,63; 95 % KI 1,45–1,83) und Gesamtmortalität (HR 1,25; 95 % KI 1,11–1,40) verbunden. Fragmentierte ambulante Betreuung erhöhte präventable Krankenhausaufenthalte deutlich.</w:t>
+        <w:t>5-Jahres-Mortalität 59,9%; Median-Überlebenszeit 2,72 Jahre (95%-KI 2,66-2,79). Regional erhöhte Mortalität außerhalb Londons (adjHR 1,06-1,19); Encephalopathie (adjHR 1,70), Aszites (adjHR 1,64) und gastrointestinale Blutung (adjHR 1,10) mit erhöhter Mortalität assoziiert.</w:t>
       </w:r>
     </w:p>
     <w:p>
@@ -119,7 +119,7 @@
         <w:rPr>
           <w:sz w:val="19"/>
         </w:rPr>
-        <w:t>Südkorea – Sozialversicherungssystem, hohe Übertragbarkeit auf Deutschland.</w:t>
+        <w:t>Englische Routinedaten; vergleichbar mit deutschem NHS-ähnlichen System in Versorgungssteuerung und Datenqualität.</w:t>
       </w:r>
     </w:p>
     <w:p>
@@ -128,7 +128,7 @@
           <w:color w:val="5A7D3A"/>
           <w:sz w:val="18"/>
         </w:rPr>
-        <w:t>https://pubmed.ncbi.nlm.nih.gov/42633418/</w:t>
+        <w:t>https://pubmed.ncbi.nlm.nih.gov/42637631/</w:t>
       </w:r>
     </w:p>
     <w:p>
@@ -136,7 +136,7 @@
         <w:pStyle w:val="Heading2"/>
       </w:pPr>
       <w:r>
-        <w:t>Einfluss von Alter, Gebrechlichkeit und Komorbiditäten auf Überleben nach Mitralklappenreparatur in Deutschland</w:t>
+        <w:t>Apotheken-Interventionen bei niedriger Health Literacy: systematische Übersicht mit Co-Design-Fokus</w:t>
       </w:r>
     </w:p>
     <w:p>
@@ -146,12 +146,12 @@
           <w:color w:val="666666"/>
           <w:sz w:val="18"/>
         </w:rPr>
-        <w:t>Piayda K et al.  ·  Int J Cardiol Heart Vasc  ·  12.08.2026  ·  PMID 42633073</w:t>
+        <w:t>Suppiah SD et al.  ·  Res Social Adm Pharm  ·  22.08.2026  ·  PMID 42637584</w:t>
       </w:r>
     </w:p>
     <w:p>
       <w:r>
-        <w:t>Eine deutsche Routinedatenstudie mit 4.896 Patienten untersucht Prognosen nach minimalinvasiver Mitralklappenreparatur hinsichtlich Alter, Gebrechlichkeit und Komorbiditäten.</w:t>
+        <w:t>Systematische Übersicht von neun RCTs (13 Publikationen) zu Apotheken-Interventionen für chronisch kranke Erwachsene mit eingeschränkter Health Literacy.</w:t>
       </w:r>
     </w:p>
     <w:p>
@@ -162,7 +162,7 @@
         <w:t xml:space="preserve">Ergebnis: </w:t>
       </w:r>
       <w:r>
-        <w:t>Sehr alte Patienten (80–99 Jahre): OR 1,2 (95 % KI 1,07–1,49). Mit Pflegegrad 1–3: OR 1,43–2,09. Mit ≥3 Komorbiditäten: OR 2,82 (95 % KI 2,37–3,36). Medizinische Gesamtausgaben blieben gleich, aber Herzinsuffizienz-Krankenhausaufenthalte sanken.</w:t>
+        <w:t>Medikamentenverstehen verbesserte sich konsistent, besonders durch patientenzentrierte Medikamentenetiketten; Adherence-Effekte waren inkonsistent und nicht nachhaltig; Care-Transition-Interventionen zeigten teilweise Reduktion ungünstiger Events. Co-Design-Elemente waren in nur einem Trial dokumentiert. 10 Studien, alle niedriges bis moderates Bias-Risiko.</w:t>
       </w:r>
     </w:p>
     <w:p>
@@ -177,7 +177,7 @@
         <w:rPr>
           <w:sz w:val="19"/>
         </w:rPr>
-        <w:t>Deutsche Routinedaten (BARMER Krankenkasse), direkt übertragbar.</w:t>
+        <w:t>Australisch-singapurisches Autorenteam; Konzepte zu Patient-zentrierten Interventionen auf deutschsprachigen Raum übertragbar.</w:t>
       </w:r>
     </w:p>
     <w:p>
@@ -186,7 +186,7 @@
           <w:color w:val="5A7D3A"/>
           <w:sz w:val="18"/>
         </w:rPr>
-        <w:t>https://pubmed.ncbi.nlm.nih.gov/42633073/</w:t>
+        <w:t>https://pubmed.ncbi.nlm.nih.gov/42637584/</w:t>
       </w:r>
     </w:p>
     <w:sectPr>

--- a/download/studien-aktuell.docx
+++ b/download/studien-aktuell.docx
@@ -62,7 +62,7 @@
           <w:color w:val="666666"/>
           <w:sz w:val="18"/>
         </w:rPr>
-        <w:t>Stand: 25.08.2026  |  2 Studien  |  wissen.m-vf.de</w:t>
+        <w:t>Stand: 26.08.2026  |  3 Studien  |  wissen.m-vf.de</w:t>
       </w:r>
     </w:p>
     <w:p>
@@ -70,7 +70,7 @@
         <w:pStyle w:val="Heading1"/>
       </w:pPr>
       <w:r>
-        <w:t>Aufgenommen am 25.08.2026</w:t>
+        <w:t>Aufgenommen am 26.08.2026</w:t>
       </w:r>
     </w:p>
     <w:p>
@@ -78,7 +78,7 @@
         <w:pStyle w:val="Heading2"/>
       </w:pPr>
       <w:r>
-        <w:t>Sterblichkeit bei akuter Lebererkrankung in England: nationale Kohortenstudie</w:t>
+        <w:t>Digitale Gesundheitsanwendungen: Unterschiede bei sozioökonomisch benachteiligten Chroniker-Patienten in den Niederlanden</w:t>
       </w:r>
     </w:p>
     <w:p>
@@ -88,12 +88,12 @@
           <w:color w:val="666666"/>
           <w:sz w:val="18"/>
         </w:rPr>
-        <w:t>Campbell C et al.  ·  Eur J Intern Med  ·  24.08.2026  ·  PMID 42637631</w:t>
+        <w:t>Standaar LMB et al.  ·  Inquiry  ·  25.08.2026  ·  PMID 42641147</w:t>
       </w:r>
     </w:p>
     <w:p>
       <w:r>
-        <w:t>Studie zur Langzeitsterblichkeit von 82.402 Patienten mit chronischer Lebererkrankung nach erstem Notfallaufenthalt in englischen Krankenhäusern (2012-2019).</w:t>
+        <w:t>Querschnittsstudie zur Nutzung von fünf e-Health-Anwendungen (Websites, Apps, Wearables, Patientenportale, digitale Kommunikation) bei 1.517 Niederländern mit chronischen Erkrankungen in Abhängigkeit vom Bildungsattainment.</w:t>
       </w:r>
     </w:p>
     <w:p>
@@ -104,7 +104,7 @@
         <w:t xml:space="preserve">Ergebnis: </w:t>
       </w:r>
       <w:r>
-        <w:t>5-Jahres-Mortalität 59,9%; Median-Überlebenszeit 2,72 Jahre (95%-KI 2,66-2,79). Regional erhöhte Mortalität außerhalb Londons (adjHR 1,06-1,19); Encephalopathie (adjHR 1,70), Aszites (adjHR 1,64) und gastrointestinale Blutung (adjHR 1,10) mit erhöhter Mortalität assoziiert.</w:t>
+        <w:t>Personen mit niedriger Bildung nutzten signifikant weniger Websites (OR 4,78), Apps (OR 2,88), Wearables (OR 2,12) und Patientenportale (OR 3,24) als Hochgebildete. Hochgebildete waren eher zum E-Health-Einsatz geneigt (RRR 2,21) und weniger unsicher (RRR 0,56). Digitale Angebote erreichen nicht alle Patientengruppen gleich.</w:t>
       </w:r>
     </w:p>
     <w:p>
@@ -119,7 +119,7 @@
         <w:rPr>
           <w:sz w:val="19"/>
         </w:rPr>
-        <w:t>Englische Routinedaten; vergleichbar mit deutschem NHS-ähnlichen System in Versorgungssteuerung und Datenqualität.</w:t>
+        <w:t>Niederlande, vergleichbares Sozialversicherungssystem mit ähnlichen e-Health-Hürden</w:t>
       </w:r>
     </w:p>
     <w:p>
@@ -128,7 +128,7 @@
           <w:color w:val="5A7D3A"/>
           <w:sz w:val="18"/>
         </w:rPr>
-        <w:t>https://pubmed.ncbi.nlm.nih.gov/42637631/</w:t>
+        <w:t>https://pubmed.ncbi.nlm.nih.gov/42641147/</w:t>
       </w:r>
     </w:p>
     <w:p>
@@ -136,7 +136,7 @@
         <w:pStyle w:val="Heading2"/>
       </w:pPr>
       <w:r>
-        <w:t>Apotheken-Interventionen bei niedriger Health Literacy: systematische Übersicht mit Co-Design-Fokus</w:t>
+        <w:t>Determinanten antimikrobieller Verschreibungsmuster in der pädiatrischen Ambulantversorgung in Ghana</w:t>
       </w:r>
     </w:p>
     <w:p>
@@ -146,12 +146,12 @@
           <w:color w:val="666666"/>
           <w:sz w:val="18"/>
         </w:rPr>
-        <w:t>Suppiah SD et al.  ·  Res Social Adm Pharm  ·  22.08.2026  ·  PMID 42637584</w:t>
+        <w:t>Aduful AK et al.  ·  BMJ Paediatr Open  ·  21.08.2026  ·  PMID 42629162</w:t>
       </w:r>
     </w:p>
     <w:p>
       <w:r>
-        <w:t>Systematische Übersicht von neun RCTs (13 Publikationen) zu Apotheken-Interventionen für chronisch kranke Erwachsene mit eingeschränkter Health Literacy.</w:t>
+        <w:t>Retrospektive Analyse von 3.244 Antibiotikaverordnungen aus 16.555 pädiatrischen Ambulanzkonsultationen in Ghana zur Assoziation von Patienten- und Anbietermerkmalen mit Verschreibungsangemessenheit.</w:t>
       </w:r>
     </w:p>
     <w:p>
@@ -162,7 +162,7 @@
         <w:t xml:space="preserve">Ergebnis: </w:t>
       </w:r>
       <w:r>
-        <w:t>Medikamentenverstehen verbesserte sich konsistent, besonders durch patientenzentrierte Medikamentenetiketten; Adherence-Effekte waren inkonsistent und nicht nachhaltig; Care-Transition-Interventionen zeigten teilweise Reduktion ungünstiger Events. Co-Design-Elemente waren in nur einem Trial dokumentiert. 10 Studien, alle niedriges bis moderates Bias-Risiko.</w:t>
+        <w:t>Männliches Geschlecht war mit Verordnung ohne Indikation assoziiert (p=0,007); ältere Kinder und Patienten mit Fieber erhielten seltener unangemessene Antibiotika (p=0,030, p=0,036). Spezialisierte Pflegekräfte und Physician Assistants zeigten mehr unangemessene Verordnungen als Assistenzärzte (p&lt;0,001, p=0,005); medizinische Offiziere und Resident Doctors verschrieben angemessenere Dosierungen und Dauern.</w:t>
       </w:r>
     </w:p>
     <w:p>
@@ -177,7 +177,7 @@
         <w:rPr>
           <w:sz w:val="19"/>
         </w:rPr>
-        <w:t>Australisch-singapurisches Autorenteam; Konzepte zu Patient-zentrierten Interventionen auf deutschsprachigen Raum übertragbar.</w:t>
+        <w:t>Nur bedingt: Ressourcenlimitiertes System mit anderer Personalstruktur als Deutschland</w:t>
       </w:r>
     </w:p>
     <w:p>
@@ -186,7 +186,65 @@
           <w:color w:val="5A7D3A"/>
           <w:sz w:val="18"/>
         </w:rPr>
-        <w:t>https://pubmed.ncbi.nlm.nih.gov/42637584/</w:t>
+        <w:t>https://pubmed.ncbi.nlm.nih.gov/42629162/</w:t>
+      </w:r>
+    </w:p>
+    <w:p>
+      <w:pPr>
+        <w:pStyle w:val="Heading2"/>
+      </w:pPr>
+      <w:r>
+        <w:t>Standardisiertes Messinstrument für patientenberichtete Soziodemografie in deutschen Gesundheitsstudien</w:t>
+      </w:r>
+    </w:p>
+    <w:p>
+      <w:r>
+        <w:rPr>
+          <w:i/>
+          <w:color w:val="666666"/>
+          <w:sz w:val="18"/>
+        </w:rPr>
+        <w:t>Boczor S et al.  ·  BMC Med Res Methodol  ·  20.08.2026  ·  PMID 42625156</w:t>
+      </w:r>
+    </w:p>
+    <w:p>
+      <w:r>
+        <w:t>Entwicklung und Evaluation eines praktikablen Standardinstruments zur Erfassung von Patientensoziodemografie in Gesundheitsstudien durch Expertenpanel, Fokusgruppe und Pretests an 290 Patienten in einer deutschen Universitätsklinik.</w:t>
+      </w:r>
+    </w:p>
+    <w:p>
+      <w:r>
+        <w:rPr>
+          <w:b/>
+        </w:rPr>
+        <w:t xml:space="preserve">Ergebnis: </w:t>
+      </w:r>
+      <w:r>
+        <w:t>Mit 290 Studienteilnehmern (51% der 574 angesprochenen Patienten, Median 40 Jahre, 55% weiblich) erreichte das Instrument Akzeptanz: 66% hielten die Länge für angemessen, 96% fanden es verständlich. Sieben Fragen zu Einkommenssituation zeigten Klärungsbedarf und wurden überarbeitet. Finale Instrument erfasst 14 standardisierte Variablen zu biologischem Geschlecht, Geburt, Familienstand, Haushalt, Bildung, Beruf und soziodemografischen Merkmalen.</w:t>
+      </w:r>
+    </w:p>
+    <w:p>
+      <w:r>
+        <w:rPr>
+          <w:b/>
+          <w:sz w:val="19"/>
+        </w:rPr>
+        <w:t xml:space="preserve">Übertragbarkeit: </w:t>
+      </w:r>
+      <w:r>
+        <w:rPr>
+          <w:sz w:val="19"/>
+        </w:rPr>
+        <w:t>Deutschland, Universitätsmedizin mit patientenzentriertem Ansatz zur Versorgungsforschung</w:t>
+      </w:r>
+    </w:p>
+    <w:p>
+      <w:r>
+        <w:rPr>
+          <w:color w:val="5A7D3A"/>
+          <w:sz w:val="18"/>
+        </w:rPr>
+        <w:t>https://pubmed.ncbi.nlm.nih.gov/42625156/</w:t>
       </w:r>
     </w:p>
     <w:sectPr>

--- a/download/studien-aktuell.docx
+++ b/download/studien-aktuell.docx
@@ -62,7 +62,7 @@
           <w:color w:val="666666"/>
           <w:sz w:val="18"/>
         </w:rPr>
-        <w:t>Stand: 26.08.2026  |  3 Studien  |  wissen.m-vf.de</w:t>
+        <w:t>Stand: 27.08.2026  |  6 Studien  |  wissen.m-vf.de</w:t>
       </w:r>
     </w:p>
     <w:p>
@@ -70,7 +70,7 @@
         <w:pStyle w:val="Heading1"/>
       </w:pPr>
       <w:r>
-        <w:t>Aufgenommen am 26.08.2026</w:t>
+        <w:t>Aufgenommen am 27.08.2026</w:t>
       </w:r>
     </w:p>
     <w:p>
@@ -78,7 +78,7 @@
         <w:pStyle w:val="Heading2"/>
       </w:pPr>
       <w:r>
-        <w:t>Digitale Gesundheitsanwendungen: Unterschiede bei sozioökonomisch benachteiligten Chroniker-Patienten in den Niederlanden</w:t>
+        <w:t>Safeguarding concerns older adults with dementia in England: distribution and disparities</w:t>
       </w:r>
     </w:p>
     <w:p>
@@ -88,12 +88,12 @@
           <w:color w:val="666666"/>
           <w:sz w:val="18"/>
         </w:rPr>
-        <w:t>Standaar LMB et al.  ·  Inquiry  ·  25.08.2026  ·  PMID 42641147</w:t>
+        <w:t>Maharani A et al.  ·  BMJ Open  ·  26.08.2026  ·  PMID 42648775</w:t>
       </w:r>
     </w:p>
     <w:p>
       <w:r>
-        <w:t>Querschnittsstudie zur Nutzung von fünf e-Health-Anwendungen (Websites, Apps, Wearables, Patientenportale, digitale Kommunikation) bei 1.517 Niederländern mit chronischen Erkrankungen in Abhängigkeit vom Bildungsattainment.</w:t>
+        <w:t>Bevölkerungsgestützte Analyse räumlicher und zeitlicher Muster von Schutzmaßnahmen für demenzkranke Menschen in England zwischen 2015 und 2022.</w:t>
       </w:r>
     </w:p>
     <w:p>
@@ -104,7 +104,7 @@
         <w:t xml:space="preserve">Ergebnis: </w:t>
       </w:r>
       <w:r>
-        <w:t>Personen mit niedriger Bildung nutzten signifikant weniger Websites (OR 4,78), Apps (OR 2,88), Wearables (OR 2,12) und Patientenportale (OR 3,24) als Hochgebildete. Hochgebildete waren eher zum E-Health-Einsatz geneigt (RRR 2,21) und weniger unsicher (RRR 0,56). Digitale Angebote erreichen nicht alle Patientengruppen gleich.</w:t>
+        <w:t>Schutzmaßnahmen stiegen um 55,5 % (2015/16–2019/20); Frauen ab 85 Jahren zeigten höhere Raten; räumliche Variabilität: höhere Aktivität in urbanen und benachteiligten Regionen (Manchester, Liverpool, Midlands), niedrigere in ländlichen Gebieten.</w:t>
       </w:r>
     </w:p>
     <w:p>
@@ -119,7 +119,7 @@
         <w:rPr>
           <w:sz w:val="19"/>
         </w:rPr>
-        <w:t>Niederlande, vergleichbares Sozialversicherungssystem mit ähnlichen e-Health-Hürden</w:t>
+        <w:t>Großbritannien, administrative nationale Daten – eingeschränkt übertragbar wegen anderer Sozialsysteme</w:t>
       </w:r>
     </w:p>
     <w:p>
@@ -128,7 +128,7 @@
           <w:color w:val="5A7D3A"/>
           <w:sz w:val="18"/>
         </w:rPr>
-        <w:t>https://pubmed.ncbi.nlm.nih.gov/42641147/</w:t>
+        <w:t>https://pubmed.ncbi.nlm.nih.gov/42648775/</w:t>
       </w:r>
     </w:p>
     <w:p>
@@ -136,7 +136,7 @@
         <w:pStyle w:val="Heading2"/>
       </w:pPr>
       <w:r>
-        <w:t>Determinanten antimikrobieller Verschreibungsmuster in der pädiatrischen Ambulantversorgung in Ghana</w:t>
+        <w:t>Implementierung eines Care-Bundle für intracerebrale Blutungen in Nordengland</w:t>
       </w:r>
     </w:p>
     <w:p>
@@ -146,12 +146,12 @@
           <w:color w:val="666666"/>
           <w:sz w:val="18"/>
         </w:rPr>
-        <w:t>Aduful AK et al.  ·  BMJ Paediatr Open  ·  21.08.2026  ·  PMID 42629162</w:t>
+        <w:t>Brunton L et al.  ·  BMJ Open Qual  ·  26.08.2026  ·  PMID 42648747</w:t>
       </w:r>
     </w:p>
     <w:p>
       <w:r>
-        <w:t>Retrospektive Analyse von 3.244 Antibiotikaverordnungen aus 16.555 pädiatrischen Ambulanzkonsultationen in Ghana zur Assoziation von Patienten- und Anbietermerkmalen mit Verschreibungsangemessenheit.</w:t>
+        <w:t>Qualitative Prozessevaluation der Ausrollung eines ICH-Management-Bundles über sechs Regionen mit 45 Interviews, sechs Beobachtungen und Dokumentenanalyse.</w:t>
       </w:r>
     </w:p>
     <w:p>
@@ -162,7 +162,7 @@
         <w:t xml:space="preserve">Ergebnis: </w:t>
       </w:r>
       <w:r>
-        <w:t>Männliches Geschlecht war mit Verordnung ohne Indikation assoziiert (p=0,007); ältere Kinder und Patienten mit Fieber erhielten seltener unangemessene Antibiotika (p=0,030, p=0,036). Spezialisierte Pflegekräfte und Physician Assistants zeigten mehr unangemessene Verordnungen als Assistenzärzte (p&lt;0,001, p=0,005); medizinische Offiziere und Resident Doctors verschrieben angemessenere Dosierungen und Dauern.</w:t>
+        <w:t>Begünstigte Faktoren: Interventionsklarheit, Kompatibilität mit Kliniker-Werten, lokale Adaptabilität. Barrieren: mangelnde Fähigkeiten, kulturelle Normen führten zu Überweisungen unabhängig Kriterien, unzureichendes Monitoring der Prozeßziele.</w:t>
       </w:r>
     </w:p>
     <w:p>
@@ -177,7 +177,7 @@
         <w:rPr>
           <w:sz w:val="19"/>
         </w:rPr>
-        <w:t>Nur bedingt: Ressourcenlimitiertes System mit anderer Personalstruktur als Deutschland</w:t>
+        <w:t>England, NHS-Kontext – bedingt übertragbar auf deutsches stationäres System</w:t>
       </w:r>
     </w:p>
     <w:p>
@@ -186,7 +186,7 @@
           <w:color w:val="5A7D3A"/>
           <w:sz w:val="18"/>
         </w:rPr>
-        <w:t>https://pubmed.ncbi.nlm.nih.gov/42629162/</w:t>
+        <w:t>https://pubmed.ncbi.nlm.nih.gov/42648747/</w:t>
       </w:r>
     </w:p>
     <w:p>
@@ -194,7 +194,7 @@
         <w:pStyle w:val="Heading2"/>
       </w:pPr>
       <w:r>
-        <w:t>Standardisiertes Messinstrument für patientenberichtete Soziodemografie in deutschen Gesundheitsstudien</w:t>
+        <w:t>Governance-Konfigurationen koordinierter Gesundheitsförderung in Kommunen</w:t>
       </w:r>
     </w:p>
     <w:p>
@@ -204,12 +204,12 @@
           <w:color w:val="666666"/>
           <w:sz w:val="18"/>
         </w:rPr>
-        <w:t>Boczor S et al.  ·  BMC Med Res Methodol  ·  20.08.2026  ·  PMID 42625156</w:t>
+        <w:t>Richter H et al.  ·  BMC Health Serv Res  ·  22.08.2026  ·  PMID 42642761</w:t>
       </w:r>
     </w:p>
     <w:p>
       <w:r>
-        <w:t>Entwicklung und Evaluation eines praktikablen Standardinstruments zur Erfassung von Patientensoziodemografie in Gesundheitsstudien durch Expertenpanel, Fokusgruppe und Pretests an 290 Patienten in einer deutschen Universitätsklinik.</w:t>
+        <w:t>Egozentrische Netzwerkanalyse der Koordinationsmuster von 14 Gesundheitsfachpersonen in deutschen Grundschulen und Nachbarschaften mit 662 erfassten Personen.</w:t>
       </w:r>
     </w:p>
     <w:p>
@@ -220,7 +220,7 @@
         <w:t xml:space="preserve">Ergebnis: </w:t>
       </w:r>
       <w:r>
-        <w:t>Mit 290 Studienteilnehmern (51% der 574 angesprochenen Patienten, Median 40 Jahre, 55% weiblich) erreichte das Instrument Akzeptanz: 66% hielten die Länge für angemessen, 96% fanden es verständlich. Sieben Fragen zu Einkommenssituation zeigten Klärungsbedarf und wurden überarbeitet. Finale Instrument erfasst 14 standardisierte Variablen zu biologischem Geschlecht, Geburt, Familienstand, Haushalt, Bildung, Beruf und soziodemografischen Merkmalen.</w:t>
+        <w:t>Drei Governance-Konfigurationen identifiziert: ego-abhängige Integration, ersetzbare Koordination und verteilte Integration. Netzwerkstabilität hängt weniger von Akteur-Dichte ab als von Struktur des Brokerage und Formalität alternativer Koordinationspfade.</w:t>
       </w:r>
     </w:p>
     <w:p>
@@ -235,7 +235,7 @@
         <w:rPr>
           <w:sz w:val="19"/>
         </w:rPr>
-        <w:t>Deutschland, Universitätsmedizin mit patientenzentriertem Ansatz zur Versorgungsforschung</w:t>
+        <w:t>Deutschland, kommunale Gesundheitsförderung – direkt übertragbar</w:t>
       </w:r>
     </w:p>
     <w:p>
@@ -244,7 +244,181 @@
           <w:color w:val="5A7D3A"/>
           <w:sz w:val="18"/>
         </w:rPr>
-        <w:t>https://pubmed.ncbi.nlm.nih.gov/42625156/</w:t>
+        <w:t>https://pubmed.ncbi.nlm.nih.gov/42642761/</w:t>
+      </w:r>
+    </w:p>
+    <w:p>
+      <w:pPr>
+        <w:pStyle w:val="Heading2"/>
+      </w:pPr>
+      <w:r>
+        <w:t>Telemedicine in ländlicher Demenzversorgung in Hocheinkommensländern</w:t>
+      </w:r>
+    </w:p>
+    <w:p>
+      <w:r>
+        <w:rPr>
+          <w:i/>
+          <w:color w:val="666666"/>
+          <w:sz w:val="18"/>
+        </w:rPr>
+        <w:t>Devarshi R et al.  ·  BMC Health Serv Res  ·  19.08.2026  ·  PMID 42642758</w:t>
+      </w:r>
+    </w:p>
+    <w:p>
+      <w:r>
+        <w:t>Scoping Review mit 9 Studien aus USA, Australien, Kanada, Griechenland und UK zur Integration von Telemedizin in ländliche Demenzsysteme (2014–2025).</w:t>
+      </w:r>
+    </w:p>
+    <w:p>
+      <w:r>
+        <w:rPr>
+          <w:b/>
+        </w:rPr>
+        <w:t xml:space="preserve">Ergebnis: </w:t>
+      </w:r>
+      <w:r>
+        <w:t>Wichtige Barrieren: begrenzte Konnektivität, digitale Grundbildung, Gesundheitsbeeinträchtigungen; Begünstigter: Vertrauen zu Providern, organisationale Unterstützung. Strategien: Schulung, dedizierte Koordinationsrollen, Co-Design mit Patienten.</w:t>
+      </w:r>
+    </w:p>
+    <w:p>
+      <w:r>
+        <w:rPr>
+          <w:b/>
+          <w:sz w:val="19"/>
+        </w:rPr>
+        <w:t xml:space="preserve">Übertragbarkeit: </w:t>
+      </w:r>
+      <w:r>
+        <w:rPr>
+          <w:sz w:val="19"/>
+        </w:rPr>
+        <w:t>Hocheinkommensländer, rural – teilweise übertragbar, systemische Unterschiede bei Finanzierung</w:t>
+      </w:r>
+    </w:p>
+    <w:p>
+      <w:r>
+        <w:rPr>
+          <w:color w:val="5A7D3A"/>
+          <w:sz w:val="18"/>
+        </w:rPr>
+        <w:t>https://pubmed.ncbi.nlm.nih.gov/42642758/</w:t>
+      </w:r>
+    </w:p>
+    <w:p>
+      <w:pPr>
+        <w:pStyle w:val="Heading2"/>
+      </w:pPr>
+      <w:r>
+        <w:t>Überdiagnose in Krebsscreening: Perspektiven von Gesundheitsfachpersonen</w:t>
+      </w:r>
+    </w:p>
+    <w:p>
+      <w:r>
+        <w:rPr>
+          <w:i/>
+          <w:color w:val="666666"/>
+          <w:sz w:val="18"/>
+        </w:rPr>
+        <w:t>Piessens V et al.  ·  BMC Health Serv Res  ·  23.07.2026  ·  PMID 42642748</w:t>
+      </w:r>
+    </w:p>
+    <w:p>
+      <w:r>
+        <w:t>Qualitative Interviews mit 34 Gesundheitsfachpersonen in Flandern zur Wahrnehmung und zum Umgang mit Überdiagnose in Brust-, Lungen- und Prostata-Screening.</w:t>
+      </w:r>
+    </w:p>
+    <w:p>
+      <w:r>
+        <w:rPr>
+          <w:b/>
+        </w:rPr>
+        <w:t xml:space="preserve">Ergebnis: </w:t>
+      </w:r>
+      <w:r>
+        <w:t>Drei Positionen: RoutineScreening (Überdiagnose ignoriert), Determined Screening (Vorteile betont, Überdiagnose marginalisiert) und Cautious Screening (Überdiagnose kritisch). Begünstigte Faktoren für reflektiertes Handeln: umfassendes Verständnis von Nutzen und Schaden.</w:t>
+      </w:r>
+    </w:p>
+    <w:p>
+      <w:r>
+        <w:rPr>
+          <w:b/>
+          <w:sz w:val="19"/>
+        </w:rPr>
+        <w:t xml:space="preserve">Übertragbarkeit: </w:t>
+      </w:r>
+      <w:r>
+        <w:rPr>
+          <w:sz w:val="19"/>
+        </w:rPr>
+        <w:t>Belgien, Sozialversicherungssystem – gut übertragbar auf Deutschland</w:t>
+      </w:r>
+    </w:p>
+    <w:p>
+      <w:r>
+        <w:rPr>
+          <w:color w:val="5A7D3A"/>
+          <w:sz w:val="18"/>
+        </w:rPr>
+        <w:t>https://pubmed.ncbi.nlm.nih.gov/42642748/</w:t>
+      </w:r>
+    </w:p>
+    <w:p>
+      <w:pPr>
+        <w:pStyle w:val="Heading2"/>
+      </w:pPr>
+      <w:r>
+        <w:t>Räumliche Erreichbarkeit stationärer Hospize in Deutschland</w:t>
+      </w:r>
+    </w:p>
+    <w:p>
+      <w:r>
+        <w:rPr>
+          <w:i/>
+          <w:color w:val="666666"/>
+          <w:sz w:val="18"/>
+        </w:rPr>
+        <w:t>Xie M et al.  ·  BMC Public Health  ·  08.08.2026  ·  PMID 42642737</w:t>
+      </w:r>
+    </w:p>
+    <w:p>
+      <w:r>
+        <w:t>Räumliche Zugangsanalyse zu 295 stationären Hospizen mittels Erreichbarkeitsindizes (Angebots-Bevölkerungs-Verhältnisse, Reisezeit-Netzwerk, 2SFCA, E2SFCA).</w:t>
+      </w:r>
+    </w:p>
+    <w:p>
+      <w:r>
+        <w:rPr>
+          <w:b/>
+        </w:rPr>
+        <w:t xml:space="preserve">Ergebnis: </w:t>
+      </w:r>
+      <w:r>
+        <w:t>36,4 Betten pro 1 Mio. Einwohner national; 90,3 % der Bevölkerung erreicht Hospiz innerhalb 30 Min. Autofahrt; ländliche Gebiete zeigen niedrigere Zugänglichkeit; Methodenwahl beeinflußt Ergebnisse erheblich (2SFCA vs. E2SFCA).</w:t>
+      </w:r>
+    </w:p>
+    <w:p>
+      <w:r>
+        <w:rPr>
+          <w:b/>
+          <w:sz w:val="19"/>
+        </w:rPr>
+        <w:t xml:space="preserve">Übertragbarkeit: </w:t>
+      </w:r>
+      <w:r>
+        <w:rPr>
+          <w:sz w:val="19"/>
+        </w:rPr>
+        <w:t>Deutschland, Routinedaten – direkt übertragbar</w:t>
+      </w:r>
+    </w:p>
+    <w:p>
+      <w:r>
+        <w:rPr>
+          <w:color w:val="5A7D3A"/>
+          <w:sz w:val="18"/>
+        </w:rPr>
+        <w:t>https://pubmed.ncbi.nlm.nih.gov/42642737/</w:t>
       </w:r>
     </w:p>
     <w:sectPr>

--- a/download/studien-aktuell.docx
+++ b/download/studien-aktuell.docx
@@ -62,7 +62,7 @@
           <w:color w:val="666666"/>
           <w:sz w:val="18"/>
         </w:rPr>
-        <w:t>Stand: 27.08.2026  |  6 Studien  |  wissen.m-vf.de</w:t>
+        <w:t>Stand: 28.08.2026  |  6 Studien  |  wissen.m-vf.de</w:t>
       </w:r>
     </w:p>
     <w:p>
@@ -70,7 +70,7 @@
         <w:pStyle w:val="Heading1"/>
       </w:pPr>
       <w:r>
-        <w:t>Aufgenommen am 27.08.2026</w:t>
+        <w:t>Aufgenommen am 28.08.2026</w:t>
       </w:r>
     </w:p>
     <w:p>
@@ -78,7 +78,7 @@
         <w:pStyle w:val="Heading2"/>
       </w:pPr>
       <w:r>
-        <w:t>Safeguarding concerns older adults with dementia in England: distribution and disparities</w:t>
+        <w:t>Implementierung von Rehabilitations-Robotik in Regelversorgung: Systematisches Mapping</w:t>
       </w:r>
     </w:p>
     <w:p>
@@ -88,12 +88,12 @@
           <w:color w:val="666666"/>
           <w:sz w:val="18"/>
         </w:rPr>
-        <w:t>Maharani A et al.  ·  BMJ Open  ·  26.08.2026  ·  PMID 42648775</w:t>
+        <w:t>Calabrò RS et al.  ·  Healthcare (Basel)  ·  14.08.2026  ·  PMID 42651315</w:t>
       </w:r>
     </w:p>
     <w:p>
       <w:r>
-        <w:t>Bevölkerungsgestützte Analyse räumlicher und zeitlicher Muster von Schutzmaßnahmen für demenzkranke Menschen in England zwischen 2015 und 2022.</w:t>
+        <w:t>Mapping-Review zu Service-Delivery-Modellen, Implementierungsfaktoren und Real-World-Outcomes von Rehabilitations-Robotik in neurorehabilitation Kliniken (55 Studien).</w:t>
       </w:r>
     </w:p>
     <w:p>
@@ -104,7 +104,7 @@
         <w:t xml:space="preserve">Ergebnis: </w:t>
       </w:r>
       <w:r>
-        <w:t>Schutzmaßnahmen stiegen um 55,5 % (2015/16–2019/20); Frauen ab 85 Jahren zeigten höhere Raten; räumliche Variabilität: höhere Aktivität in urbanen und benachteiligten Regionen (Manchester, Liverpool, Midlands), niedrigere in ländlichen Gebieten.</w:t>
+        <w:t>Personalausstattung in 90,9 % der Studien dokumentiert, Workflow/Planung in 78,2 %, Sicherheit in 58,2 %, Training in 52,7 % berichtet. Feasibility in 72,7 %, Akzeptabilität in 56,4 %, Adoption in 41,8 % dokumentiert. Nachhaltigkeit, technischer Support und Implementierungskosten unterberichtet.</w:t>
       </w:r>
     </w:p>
     <w:p>
@@ -119,7 +119,7 @@
         <w:rPr>
           <w:sz w:val="19"/>
         </w:rPr>
-        <w:t>Großbritannien, administrative nationale Daten – eingeschränkt übertragbar wegen anderer Sozialsysteme</w:t>
+        <w:t>Implementierungsforschung, qualitative Evidenz; Systemkontext unterschiedlich aber methodisch relevant</w:t>
       </w:r>
     </w:p>
     <w:p>
@@ -128,7 +128,7 @@
           <w:color w:val="5A7D3A"/>
           <w:sz w:val="18"/>
         </w:rPr>
-        <w:t>https://pubmed.ncbi.nlm.nih.gov/42648775/</w:t>
+        <w:t>https://pubmed.ncbi.nlm.nih.gov/42651315/</w:t>
       </w:r>
     </w:p>
     <w:p>
@@ -136,7 +136,7 @@
         <w:pStyle w:val="Heading2"/>
       </w:pPr>
       <w:r>
-        <w:t>Implementierung eines Care-Bundle für intracerebrale Blutungen in Nordengland</w:t>
+        <w:t>Peer Researcher in Surveys: Training, Support und Evaluation – Narrative Review</w:t>
       </w:r>
     </w:p>
     <w:p>
@@ -146,12 +146,12 @@
           <w:color w:val="666666"/>
           <w:sz w:val="18"/>
         </w:rPr>
-        <w:t>Brunton L et al.  ·  BMJ Open Qual  ·  26.08.2026  ·  PMID 42648747</w:t>
+        <w:t>Blunt TJG et al.  ·  Res Involv Engagem  ·  25.08.2026  ·  PMID 42642786</w:t>
       </w:r>
     </w:p>
     <w:p>
       <w:r>
-        <w:t>Qualitative Prozessevaluation der Ausrollung eines ICH-Management-Bundles über sechs Regionen mit 45 Interviews, sechs Beobachtungen und Dokumentenanalyse.</w:t>
+        <w:t>Narrative Review von Literatur zu Involvement, Training und Evaluation von Peer Researchers bei survey-basierten Datenerhebungen (Fokus auf methodische Lücken).</w:t>
       </w:r>
     </w:p>
     <w:p>
@@ -162,7 +162,7 @@
         <w:t xml:space="preserve">Ergebnis: </w:t>
       </w:r>
       <w:r>
-        <w:t>Begünstigte Faktoren: Interventionsklarheit, Kompatibilität mit Kliniker-Werten, lokale Adaptabilität. Barrieren: mangelnde Fähigkeiten, kulturelle Normen führten zu Überweisungen unabhängig Kriterien, unzureichendes Monitoring der Prozeßziele.</w:t>
+        <w:t>PR-Rollen variabel, oft nur Datenerhebung. Training reicht von intensiv strukturiert bis minimal/absent. PR-Involvement verbesserte Rekrutierung, Rapport, Datentiefe, aber systematische Evaluation selten. Herausforderungen: Rollenklarheit unklar, unzureichende Unterstützung, hierarchische Dynamiken, Tokenismus.</w:t>
       </w:r>
     </w:p>
     <w:p>
@@ -177,7 +177,7 @@
         <w:rPr>
           <w:sz w:val="19"/>
         </w:rPr>
-        <w:t>England, NHS-Kontext – bedingt übertragbar auf deutsches stationäres System</w:t>
+        <w:t>Partizipative Forschungsmethoden relevant für deutsches HSR; Evidenz international heterogen</w:t>
       </w:r>
     </w:p>
     <w:p>
@@ -186,7 +186,7 @@
           <w:color w:val="5A7D3A"/>
           <w:sz w:val="18"/>
         </w:rPr>
-        <w:t>https://pubmed.ncbi.nlm.nih.gov/42648747/</w:t>
+        <w:t>https://pubmed.ncbi.nlm.nih.gov/42642786/</w:t>
       </w:r>
     </w:p>
     <w:p>
@@ -194,7 +194,7 @@
         <w:pStyle w:val="Heading2"/>
       </w:pPr>
       <w:r>
-        <w:t>Governance-Konfigurationen koordinierter Gesundheitsförderung in Kommunen</w:t>
+        <w:t>Systems Thinking in Public-Health-Interventionen: Barrieren und Facilitators</w:t>
       </w:r>
     </w:p>
     <w:p>
@@ -204,12 +204,12 @@
           <w:color w:val="666666"/>
           <w:sz w:val="18"/>
         </w:rPr>
-        <w:t>Richter H et al.  ·  BMC Health Serv Res  ·  22.08.2026  ·  PMID 42642761</w:t>
+        <w:t>Alabdulaali M et al.  ·  BMC Health Serv Res  ·  19.08.2026  ·  PMID 42642760</w:t>
       </w:r>
     </w:p>
     <w:p>
       <w:r>
-        <w:t>Egozentrische Netzwerkanalyse der Koordinationsmuster von 14 Gesundheitsfachpersonen in deutschen Grundschulen und Nachbarschaften mit 662 erfassten Personen.</w:t>
+        <w:t>Systematisches Review von 15 Studien zu Implementierung von Systems-Thinking-Ansätzen in Public-Health-Interventionen, Barrieren und Facilitators in 2013–2025.</w:t>
       </w:r>
     </w:p>
     <w:p>
@@ -220,7 +220,7 @@
         <w:t xml:space="preserve">Ergebnis: </w:t>
       </w:r>
       <w:r>
-        <w:t>Drei Governance-Konfigurationen identifiziert: ego-abhängige Integration, ersetzbare Koordination und verteilte Integration. Netzwerkstabilität hängt weniger von Akteur-Dichte ab als von Struktur des Brokerage und Formalität alternativer Koordinationspfade.</w:t>
+        <w:t>Hauptfacilitatoren: Stakeholder-Engagement, Co-Production, Integration in bestehende Systeme, inkrementelle Kapazitätsbildung, Leadership-Support. Barrieren: Schwierigkeit, Systemkonzepte umzusetzen, Personalknappheit, fragmentierte Datensysteme, starre Governance, externe Disruptionen (z.B. COVID-19).</w:t>
       </w:r>
     </w:p>
     <w:p>
@@ -235,7 +235,7 @@
         <w:rPr>
           <w:sz w:val="19"/>
         </w:rPr>
-        <w:t>Deutschland, kommunale Gesundheitsförderung – direkt übertragbar</w:t>
+        <w:t>Internationale Studien aber Implementierungsrahmen systemunabhängig; relevant für Reformkontexte wie Deutschland</w:t>
       </w:r>
     </w:p>
     <w:p>
@@ -244,7 +244,7 @@
           <w:color w:val="5A7D3A"/>
           <w:sz w:val="18"/>
         </w:rPr>
-        <w:t>https://pubmed.ncbi.nlm.nih.gov/42642761/</w:t>
+        <w:t>https://pubmed.ncbi.nlm.nih.gov/42642760/</w:t>
       </w:r>
     </w:p>
     <w:p>
@@ -252,7 +252,7 @@
         <w:pStyle w:val="Heading2"/>
       </w:pPr>
       <w:r>
-        <w:t>Telemedicine in ländlicher Demenzversorgung in Hocheinkommensländern</w:t>
+        <w:t>Räumliche Erreichbarkeit von Hospizen in Deutschland: Vergleich von Messmethoden</w:t>
       </w:r>
     </w:p>
     <w:p>
@@ -262,12 +262,12 @@
           <w:color w:val="666666"/>
           <w:sz w:val="18"/>
         </w:rPr>
-        <w:t>Devarshi R et al.  ·  BMC Health Serv Res  ·  19.08.2026  ·  PMID 42642758</w:t>
+        <w:t>Petzold T et al.  ·  BMC Health Serv Res  ·  21.08.2026  ·  PMID 42642757</w:t>
       </w:r>
     </w:p>
     <w:p>
       <w:r>
-        <w:t>Scoping Review mit 9 Studien aus USA, Australien, Kanada, Griechenland und UK zur Integration von Telemedizin in ländliche Demenzsysteme (2014–2025).</w:t>
+        <w:t>Vergleich von vier Methoden zur Messung der räumlichen Erreichbarkeit von Hospizen anhand von 295 deutschen Einrichtungen.</w:t>
       </w:r>
     </w:p>
     <w:p>
@@ -278,7 +278,7 @@
         <w:t xml:space="preserve">Ergebnis: </w:t>
       </w:r>
       <w:r>
-        <w:t>Wichtige Barrieren: begrenzte Konnektivität, digitale Grundbildung, Gesundheitsbeeinträchtigungen; Begünstigter: Vertrauen zu Providern, organisationale Unterstützung. Strategien: Schulung, dedizierte Koordinationsrollen, Co-Design mit Patienten.</w:t>
+        <w:t>90,3 % der Bevölkerung erreichen ein Hospiz innerhalb von 30 min. Methoden zeigen unterschiedliche Ergebnisse: Provider-to-Population-Ratio zeigt 36,4 Betten pro 1 Mio. Einwohner national; FCA-Methoden sind heterogener, besonders in ländlichen Regionen. Die Wahl der Methode beeinflusst Ergebnisse erheblich.</w:t>
       </w:r>
     </w:p>
     <w:p>
@@ -293,7 +293,7 @@
         <w:rPr>
           <w:sz w:val="19"/>
         </w:rPr>
-        <w:t>Hocheinkommensländer, rural – teilweise übertragbar, systemische Unterschiede bei Finanzierung</w:t>
+        <w:t>Deutsche Hospize, Routinedaten; direkt übertragbar auf deutsches Versorgungssystem</w:t>
       </w:r>
     </w:p>
     <w:p>
@@ -302,7 +302,7 @@
           <w:color w:val="5A7D3A"/>
           <w:sz w:val="18"/>
         </w:rPr>
-        <w:t>https://pubmed.ncbi.nlm.nih.gov/42642758/</w:t>
+        <w:t>https://pubmed.ncbi.nlm.nih.gov/42642757/</w:t>
       </w:r>
     </w:p>
     <w:p>
@@ -310,7 +310,7 @@
         <w:pStyle w:val="Heading2"/>
       </w:pPr>
       <w:r>
-        <w:t>Überdiagnose in Krebsscreening: Perspektiven von Gesundheitsfachpersonen</w:t>
+        <w:t>Health Literacy und Malaria-Verhalten in Gabun: Assoziationen bei Prävention und Adhärenz</w:t>
       </w:r>
     </w:p>
     <w:p>
@@ -320,12 +320,12 @@
           <w:color w:val="666666"/>
           <w:sz w:val="18"/>
         </w:rPr>
-        <w:t>Piessens V et al.  ·  BMC Health Serv Res  ·  23.07.2026  ·  PMID 42642748</w:t>
+        <w:t>Namubiru C et al.  ·  BMC Health Serv Res  ·  24.08.2026  ·  PMID 42642735</w:t>
       </w:r>
     </w:p>
     <w:p>
       <w:r>
-        <w:t>Qualitative Interviews mit 34 Gesundheitsfachpersonen in Flandern zur Wahrnehmung und zum Umgang mit Überdiagnose in Brust-, Lungen- und Prostata-Screening.</w:t>
+        <w:t>Querschnittstudie zu Assoziationen zwischen Health Literacy und Malaria-Präventionsverhalten bei 504 Befragten in urban und ländlich Gabun.</w:t>
       </w:r>
     </w:p>
     <w:p>
@@ -336,7 +336,7 @@
         <w:t xml:space="preserve">Ergebnis: </w:t>
       </w:r>
       <w:r>
-        <w:t>Drei Positionen: RoutineScreening (Überdiagnose ignoriert), Determined Screening (Vorteile betont, Überdiagnose marginalisiert) und Cautious Screening (Überdiagnose kritisch). Begünstigte Faktoren für reflektiertes Handeln: umfassendes Verständnis von Nutzen und Schaden.</w:t>
+        <w:t>59,7 % mit ausreichender Health Literacy (HL). HL assoziiert mit Dosierungswissen (AME 0,022, p&lt;0,001), Adhärenz (OR 1,089, p&lt;0,01), Fragen stellen (OR 1,092, p&lt;0,001) und Netztnutzung (p&lt;0,05). Keine Assoziation mit Behandlungssuche oder Buschrodung (p&gt;0,05).</w:t>
       </w:r>
     </w:p>
     <w:p>
@@ -351,7 +351,7 @@
         <w:rPr>
           <w:sz w:val="19"/>
         </w:rPr>
-        <w:t>Belgien, Sozialversicherungssystem – gut übertragbar auf Deutschland</w:t>
+        <w:t>Ressourcen-limitiertes Setting mit anderen Prioritäten; Methodologie aber für Versorgungsforschung relevant</w:t>
       </w:r>
     </w:p>
     <w:p>
@@ -360,7 +360,7 @@
           <w:color w:val="5A7D3A"/>
           <w:sz w:val="18"/>
         </w:rPr>
-        <w:t>https://pubmed.ncbi.nlm.nih.gov/42642748/</w:t>
+        <w:t>https://pubmed.ncbi.nlm.nih.gov/42642735/</w:t>
       </w:r>
     </w:p>
     <w:p>
@@ -368,7 +368,7 @@
         <w:pStyle w:val="Heading2"/>
       </w:pPr>
       <w:r>
-        <w:t>Räumliche Erreichbarkeit stationärer Hospize in Deutschland</w:t>
+        <w:t>Globale Fortschritte bei oralmedizinischen Bedingungen 2019–2023: GBD-Analyse</w:t>
       </w:r>
     </w:p>
     <w:p>
@@ -378,12 +378,12 @@
           <w:color w:val="666666"/>
           <w:sz w:val="18"/>
         </w:rPr>
-        <w:t>Xie M et al.  ·  BMC Public Health  ·  08.08.2026  ·  PMID 42642737</w:t>
+        <w:t>GBD 2023 Oral Disorders Collaborators  ·  Lancet Public Health  ·  Sept. 2026  ·  PMID 42612648</w:t>
       </w:r>
     </w:p>
     <w:p>
       <w:r>
-        <w:t>Räumliche Zugangsanalyse zu 295 stationären Hospizen mittels Erreichbarkeitsindizes (Angebots-Bevölkerungs-Verhältnisse, Reisezeit-Netzwerk, 2SFCA, E2SFCA).</w:t>
+        <w:t>Systematische GBD-2023-Analyse zu globalen und regionalen Trends bei Prävalenz von Mundhöhlenerkrankungen (Karies, Parodontitis, Zahnlosigkeit) 2019–2023 gegenüber WHO-Ziel 2030.</w:t>
       </w:r>
     </w:p>
     <w:p>
@@ -394,7 +394,7 @@
         <w:t xml:space="preserve">Ergebnis: </w:t>
       </w:r>
       <w:r>
-        <w:t>36,4 Betten pro 1 Mio. Einwohner national; 90,3 % der Bevölkerung erreicht Hospiz innerhalb 30 Min. Autofahrt; ländliche Gebiete zeigen niedrigere Zugänglichkeit; Methodenwahl beeinflußt Ergebnisse erheblich (2SFCA vs. E2SFCA).</w:t>
+        <w:t>Altersstandardisierte Prävalenz hauptsächlich sank um -1,55 % (95% UI -2,32 bis -0,82); absolute Fälle stiegen aber +3,07 %. Unbehandelte Karies in bleibenden Zähnen -1,99 %, orofaziale Spalten +2,25 %. Südasien -3,34 %, Sub-Sahara +9,51 %. Aktuelles Tempo unzureichend für 2030-Ziele.</w:t>
       </w:r>
     </w:p>
     <w:p>
@@ -409,7 +409,7 @@
         <w:rPr>
           <w:sz w:val="19"/>
         </w:rPr>
-        <w:t>Deutschland, Routinedaten – direkt übertragbar</w:t>
+        <w:t>WHO-GBD-Daten global; Trendfeststellung systemunabhängig aber mit Lücken in DE-Datenerfassung</w:t>
       </w:r>
     </w:p>
     <w:p>
@@ -418,7 +418,7 @@
           <w:color w:val="5A7D3A"/>
           <w:sz w:val="18"/>
         </w:rPr>
-        <w:t>https://pubmed.ncbi.nlm.nih.gov/42642737/</w:t>
+        <w:t>https://pubmed.ncbi.nlm.nih.gov/42612648/</w:t>
       </w:r>
     </w:p>
     <w:sectPr>

--- a/download/studien-aktuell.docx
+++ b/download/studien-aktuell.docx
@@ -62,7 +62,7 @@
           <w:color w:val="666666"/>
           <w:sz w:val="18"/>
         </w:rPr>
-        <w:t>Stand: 28.08.2026  |  6 Studien  |  wissen.m-vf.de</w:t>
+        <w:t>Stand: 29.08.2026  |  6 Studien  |  wissen.m-vf.de</w:t>
       </w:r>
     </w:p>
     <w:p>
@@ -70,7 +70,7 @@
         <w:pStyle w:val="Heading1"/>
       </w:pPr>
       <w:r>
-        <w:t>Aufgenommen am 28.08.2026</w:t>
+        <w:t>Aufgenommen am 29.08.2026</w:t>
       </w:r>
     </w:p>
     <w:p>
@@ -78,7 +78,7 @@
         <w:pStyle w:val="Heading2"/>
       </w:pPr>
       <w:r>
-        <w:t>Implementierung von Rehabilitations-Robotik in Regelversorgung: Systematisches Mapping</w:t>
+        <w:t>Palliative Reasoning in multiprofessioneller Palliativversorgung implementieren</w:t>
       </w:r>
     </w:p>
     <w:p>
@@ -88,12 +88,12 @@
           <w:color w:val="666666"/>
           <w:sz w:val="18"/>
         </w:rPr>
-        <w:t>Calabrò RS et al.  ·  Healthcare (Basel)  ·  14.08.2026  ·  PMID 42651315</w:t>
+        <w:t>Kochems K et al.  ·  PLoS One  ·  28.08.2026  ·  PMID 42664250</w:t>
       </w:r>
     </w:p>
     <w:p>
       <w:r>
-        <w:t>Mapping-Review zu Service-Delivery-Modellen, Implementierungsfaktoren und Real-World-Outcomes von Rehabilitations-Robotik in neurorehabilitation Kliniken (55 Studien).</w:t>
+        <w:t>Niederländische Studie zur iterativen Anpassung und Implementierung einer integrierten Intervention (Palliative Reasoning Working Method) in Primärversorgung, Hospizen und Pflegeheimen.</w:t>
       </w:r>
     </w:p>
     <w:p>
@@ -104,7 +104,7 @@
         <w:t xml:space="preserve">Ergebnis: </w:t>
       </w:r>
       <w:r>
-        <w:t>Personalausstattung in 90,9 % der Studien dokumentiert, Workflow/Planung in 78,2 %, Sicherheit in 58,2 %, Training in 52,7 % berichtet. Feasibility in 72,7 %, Akzeptabilität in 56,4 %, Adoption in 41,8 % dokumentiert. Nachhaltigkeit, technischer Support und Implementierungskosten unterberichtet.</w:t>
+        <w:t>Palliative Reasoning wurde in 20 multiprofessionellen Teams erfolgreich implementiert. Es zeigte Verbesserungen bei Erkennung von Palliativbedarfen, patientenzentrierter Versorgung, Pflegekompetenz und Teamzusammenarbeit. 14 Inhaltsadaptationen und 7 Unterstützungsmaterialien wurden entwickelt. Integration in elektronische Gesundheitsakten und organisatorische Verankerung waren entscheidend für Nachhaltigkeit.</w:t>
       </w:r>
     </w:p>
     <w:p>
@@ -119,7 +119,7 @@
         <w:rPr>
           <w:sz w:val="19"/>
         </w:rPr>
-        <w:t>Implementierungsforschung, qualitative Evidenz; Systemkontext unterschiedlich aber methodisch relevant</w:t>
+        <w:t>Niederlande, vergleichbares Sozialversicherungssystem, multiprofessionelle Strukturen</w:t>
       </w:r>
     </w:p>
     <w:p>
@@ -128,7 +128,7 @@
           <w:color w:val="5A7D3A"/>
           <w:sz w:val="18"/>
         </w:rPr>
-        <w:t>https://pubmed.ncbi.nlm.nih.gov/42651315/</w:t>
+        <w:t>https://pubmed.ncbi.nlm.nih.gov/42664250/</w:t>
       </w:r>
     </w:p>
     <w:p>
@@ -136,7 +136,7 @@
         <w:pStyle w:val="Heading2"/>
       </w:pPr>
       <w:r>
-        <w:t>Peer Researcher in Surveys: Training, Support und Evaluation – Narrative Review</w:t>
+        <w:t>Medicare Advantage und Nierenerkrankung im Endstadium nach Cures Act</w:t>
       </w:r>
     </w:p>
     <w:p>
@@ -146,12 +146,12 @@
           <w:color w:val="666666"/>
           <w:sz w:val="18"/>
         </w:rPr>
-        <w:t>Blunt TJG et al.  ·  Res Involv Engagem  ·  25.08.2026  ·  PMID 42642786</w:t>
+        <w:t>Cai ST et al.  ·  Health Serv Res  ·  Okt. 2026  ·  PMID 42663502</w:t>
       </w:r>
     </w:p>
     <w:p>
       <w:r>
-        <w:t>Narrative Review von Literatur zu Involvement, Training und Evaluation von Peer Researchers bei survey-basierten Datenerhebungen (Fokus auf methodische Lücken).</w:t>
+        <w:t>US-Studie zur Veränderung der MA-Versichertenpopulation mit Nierenerkrankung im Endstadium nach Ausweitung der MA-Zulassung 2021 mittels Unterbruchszeitreihentechnik.</w:t>
       </w:r>
     </w:p>
     <w:p>
@@ -162,7 +162,7 @@
         <w:t xml:space="preserve">Ergebnis: </w:t>
       </w:r>
       <w:r>
-        <w:t>PR-Rollen variabel, oft nur Datenerhebung. Training reicht von intensiv strukturiert bis minimal/absent. PR-Involvement verbesserte Rekrutierung, Rapport, Datentiefe, aber systematische Evaluation selten. Herausforderungen: Rollenklarheit unklar, unzureichende Unterstützung, hierarchische Dynamiken, Tokenismus.</w:t>
+        <w:t>Nach der Politikänderung waren MA-Versicherte mit Nierenerkrankung im Endstadium jünger, hatten niedrigere Komorbiditätsbelastung, aber niedrigeres Einkommen. Hospitalisierungsraten sank unmittelbar um 0,013 pro Versicherter-Monat (6 % relativer Rückgang; 95%-KI: -0,022 bis -0,003; p &lt; 0,05).</w:t>
       </w:r>
     </w:p>
     <w:p>
@@ -177,7 +177,7 @@
         <w:rPr>
           <w:sz w:val="19"/>
         </w:rPr>
-        <w:t>Partizipative Forschungsmethoden relevant für deutsches HSR; Evidenz international heterogen</w:t>
+        <w:t>US-Daten, fragmentiertes System mit Medicaid/Medicare, eingeschränkt übertragbar</w:t>
       </w:r>
     </w:p>
     <w:p>
@@ -186,7 +186,7 @@
           <w:color w:val="5A7D3A"/>
           <w:sz w:val="18"/>
         </w:rPr>
-        <w:t>https://pubmed.ncbi.nlm.nih.gov/42642786/</w:t>
+        <w:t>https://pubmed.ncbi.nlm.nih.gov/42663502/</w:t>
       </w:r>
     </w:p>
     <w:p>
@@ -194,7 +194,7 @@
         <w:pStyle w:val="Heading2"/>
       </w:pPr>
       <w:r>
-        <w:t>Systems Thinking in Public-Health-Interventionen: Barrieren und Facilitators</w:t>
+        <w:t>Persistenz geburtshilflicher Versorgungsabsenz in US-Counties 2015–2023</w:t>
       </w:r>
     </w:p>
     <w:p>
@@ -204,12 +204,12 @@
           <w:color w:val="666666"/>
           <w:sz w:val="18"/>
         </w:rPr>
-        <w:t>Alabdulaali M et al.  ·  BMC Health Serv Res  ·  19.08.2026  ·  PMID 42642760</w:t>
+        <w:t>Laternser C  ·  Health Serv Res  ·  Okt. 2026  ·  PMID 42663181</w:t>
       </w:r>
     </w:p>
     <w:p>
       <w:r>
-        <w:t>Systematisches Review von 15 Studien zu Implementierung von Systems-Thinking-Ansätzen in Public-Health-Interventionen, Barrieren und Facilitators in 2013–2025.</w:t>
+        <w:t>Longitudinale Panelstudie der Persistenz und Übergangsdynamik fehlender geburtshilflicher Dienste in 3144 US-Counties mit Analysen von Übergangswahrscheinlichkeiten und Prävalenztrends.</w:t>
       </w:r>
     </w:p>
     <w:p>
@@ -220,7 +220,7 @@
         <w:t xml:space="preserve">Ergebnis: </w:t>
       </w:r>
       <w:r>
-        <w:t>Hauptfacilitatoren: Stakeholder-Engagement, Co-Production, Integration in bestehende Systeme, inkrementelle Kapazitätsbildung, Leadership-Support. Barrieren: Schwierigkeit, Systemkonzepte umzusetzen, Personalknappheit, fragmentierte Datensysteme, starre Governance, externe Disruptionen (z.B. COVID-19).</w:t>
+        <w:t>Geburtshilfliche Serviceabsenz war hochgradig persistent (Prevalenz stabil bei 34,2 %). Bevölkerungsexposition sank (6,5 % auf 5,3 % der Frauen 15–44 Jahre in Counties ohne Services). Jährliche Übergänge waren selten (Eintritt ≤ 0,4 %; Austritt ≤ 0,9 %). Bedingte Verweilwahrscheinlichkeiten ≥ 0,991.</w:t>
       </w:r>
     </w:p>
     <w:p>
@@ -235,7 +235,7 @@
         <w:rPr>
           <w:sz w:val="19"/>
         </w:rPr>
-        <w:t>Internationale Studien aber Implementierungsrahmen systemunabhängig; relevant für Reformkontexte wie Deutschland</w:t>
+        <w:t>USA, sehr dezentrales System; Frage aber für Strukturplanung relevant</w:t>
       </w:r>
     </w:p>
     <w:p>
@@ -244,7 +244,7 @@
           <w:color w:val="5A7D3A"/>
           <w:sz w:val="18"/>
         </w:rPr>
-        <w:t>https://pubmed.ncbi.nlm.nih.gov/42642760/</w:t>
+        <w:t>https://pubmed.ncbi.nlm.nih.gov/42663181/</w:t>
       </w:r>
     </w:p>
     <w:p>
@@ -252,7 +252,7 @@
         <w:pStyle w:val="Heading2"/>
       </w:pPr>
       <w:r>
-        <w:t>Räumliche Erreichbarkeit von Hospizen in Deutschland: Vergleich von Messmethoden</w:t>
+        <w:t>Naturgestützte Social Prescribing gegen Einsamkeit und Lebensqualität</w:t>
       </w:r>
     </w:p>
     <w:p>
@@ -262,12 +262,12 @@
           <w:color w:val="666666"/>
           <w:sz w:val="18"/>
         </w:rPr>
-        <w:t>Petzold T et al.  ·  BMC Health Serv Res  ·  21.08.2026  ·  PMID 42642757</w:t>
+        <w:t>Coll-Planas L et al.  ·  Lancet Reg Health Eur  ·  18.08.2026  ·  PMID 42662493</w:t>
       </w:r>
     </w:p>
     <w:p>
       <w:r>
-        <w:t>Vergleich von vier Methoden zur Messung der räumlichen Erreichbarkeit von Hospizen anhand von 295 deutschen Einrichtungen.</w:t>
+        <w:t>Randomisierte kontrollierte Studie in Barcelona zu natur- und gruppenbasierter sozialer Verschreibung (Friends in Nature) bei gefährdeten städtischen Erwachsenen versus aktive Signposting.</w:t>
       </w:r>
     </w:p>
     <w:p>
@@ -278,7 +278,7 @@
         <w:t xml:space="preserve">Ergebnis: </w:t>
       </w:r>
       <w:r>
-        <w:t>90,3 % der Bevölkerung erreichen ein Hospiz innerhalb von 30 min. Methoden zeigen unterschiedliche Ergebnisse: Provider-to-Population-Ratio zeigt 36,4 Betten pro 1 Mio. Einwohner national; FCA-Methoden sind heterogener, besonders in ländlichen Regionen. Die Wahl der Methode beeinflusst Ergebnisse erheblich.</w:t>
+        <w:t>320 Teilnehmer (78% weiblich; Medianalter 62,8 Jahre) randomisiert. Bei 3 Monaten zeigten beide Gruppen signifikante Einsamkeitsreduktion um 10,5 % (Gesamtmittelwertänderung: -0,73; 95%-KI -1,04 bis -0,42), kein signifikanter Unterschied zwischen Gruppen (0,30; 95%-KI -0,26 bis 0,86; p = 0,296). Keine HRQoL-Veränderung.</w:t>
       </w:r>
     </w:p>
     <w:p>
@@ -293,7 +293,7 @@
         <w:rPr>
           <w:sz w:val="19"/>
         </w:rPr>
-        <w:t>Deutsche Hospize, Routinedaten; direkt übertragbar auf deutsches Versorgungssystem</w:t>
+        <w:t>Spanien, EU-Sozialversicherung, städtischer Kontext mit Deprivation</w:t>
       </w:r>
     </w:p>
     <w:p>
@@ -302,7 +302,7 @@
           <w:color w:val="5A7D3A"/>
           <w:sz w:val="18"/>
         </w:rPr>
-        <w:t>https://pubmed.ncbi.nlm.nih.gov/42642757/</w:t>
+        <w:t>https://pubmed.ncbi.nlm.nih.gov/42662493/</w:t>
       </w:r>
     </w:p>
     <w:p>
@@ -310,7 +310,7 @@
         <w:pStyle w:val="Heading2"/>
       </w:pPr>
       <w:r>
-        <w:t>Health Literacy und Malaria-Verhalten in Gabun: Assoziationen bei Prävention und Adhärenz</w:t>
+        <w:t>Patientensicherheitskultur in integrierten Gesundheits- und Sozialdiensten (Finnland)</w:t>
       </w:r>
     </w:p>
     <w:p>
@@ -320,12 +320,12 @@
           <w:color w:val="666666"/>
           <w:sz w:val="18"/>
         </w:rPr>
-        <w:t>Namubiru C et al.  ·  BMC Health Serv Res  ·  24.08.2026  ·  PMID 42642735</w:t>
+        <w:t>Hult M et al.  ·  BMJ Open Qual  ·  27.08.2026  ·  PMID 42660605</w:t>
       </w:r>
     </w:p>
     <w:p>
       <w:r>
-        <w:t>Querschnittstudie zu Assoziationen zwischen Health Literacy und Malaria-Präventionsverhalten bei 504 Befragten in urban und ländlich Gabun.</w:t>
+        <w:t>Querschnittstudie zur Patientensicherheitskultur in 2623 Mitarbeitern von Krankenhaus-, Sozial- und Altenpflegediensten in finnischer Wellbeing Services County mittels SOPS 2.0 und Net Safety Score.</w:t>
       </w:r>
     </w:p>
     <w:p>
@@ -336,7 +336,7 @@
         <w:t xml:space="preserve">Ergebnis: </w:t>
       </w:r>
       <w:r>
-        <w:t>59,7 % mit ausreichender Health Literacy (HL). HL assoziiert mit Dosierungswissen (AME 0,022, p&lt;0,001), Adhärenz (OR 1,089, p&lt;0,01), Fragen stellen (OR 1,092, p&lt;0,001) und Netztnutzung (p&lt;0,05). Keine Assoziation mit Behandlungssuche oder Buschrodung (p&gt;0,05).</w:t>
+        <w:t>Teamwork erhielt höchste positive Bewertungen (71,1 %), Übergaben und Informationsaustausch niedrigste (22,6 %). Altenpflegedienste zeigten konsistent niedrigere Werte. Teamwork, Besetzung, Arbeitsgeschwindigkeit und organisatorisches Lernen waren stärkste NSS-Prädiktoren. Gesamtpositiv-NSS: 52,6 %. Regressionsmodelle erklärten 47,4 % (Krankenhaus), 47,0 % (Altenpflege) und 35,8 % (Sozial/Gesundheit) der NSS-Varianz.</w:t>
       </w:r>
     </w:p>
     <w:p>
@@ -351,7 +351,7 @@
         <w:rPr>
           <w:sz w:val="19"/>
         </w:rPr>
-        <w:t>Ressourcen-limitiertes Setting mit anderen Prioritäten; Methodologie aber für Versorgungsforschung relevant</w:t>
+        <w:t>Finnland, steuerfinanziert, aber auf integrierte Versorgungskultur übertragbar</w:t>
       </w:r>
     </w:p>
     <w:p>
@@ -360,7 +360,7 @@
           <w:color w:val="5A7D3A"/>
           <w:sz w:val="18"/>
         </w:rPr>
-        <w:t>https://pubmed.ncbi.nlm.nih.gov/42642735/</w:t>
+        <w:t>https://pubmed.ncbi.nlm.nih.gov/42660605/</w:t>
       </w:r>
     </w:p>
     <w:p>
@@ -368,7 +368,7 @@
         <w:pStyle w:val="Heading2"/>
       </w:pPr>
       <w:r>
-        <w:t>Globale Fortschritte bei oralmedizinischen Bedingungen 2019–2023: GBD-Analyse</w:t>
+        <w:t>Ambulante Nachsorge bei Diabetes nach ED-Entlassung</w:t>
       </w:r>
     </w:p>
     <w:p>
@@ -378,12 +378,12 @@
           <w:color w:val="666666"/>
           <w:sz w:val="18"/>
         </w:rPr>
-        <w:t>GBD 2023 Oral Disorders Collaborators  ·  Lancet Public Health  ·  Sept. 2026  ·  PMID 42612648</w:t>
+        <w:t>Zikry HE et al.  ·  J Gen Intern Med  ·  26.08.2026  ·  PMID 42649455</w:t>
       </w:r>
     </w:p>
     <w:p>
       <w:r>
-        <w:t>Systematische GBD-2023-Analyse zu globalen und regionalen Trends bei Prävalenz von Mundhöhlenerkrankungen (Karies, Parodontitis, Zahnlosigkeit) 2019–2023 gegenüber WHO-Ziel 2030.</w:t>
+        <w:t>Retrospektive Kohortenstudie (131.881 Patienten mit kommerzieller/MA-Versicherung, 2016–2022) zu Häufigkeit, Timing und Patientencharakteristika für ambulante Nachsorge innerhalb 30 Tage nach ED-Entlassung wegen Diabetes.</w:t>
       </w:r>
     </w:p>
     <w:p>
@@ -394,7 +394,7 @@
         <w:t xml:space="preserve">Ergebnis: </w:t>
       </w:r>
       <w:r>
-        <w:t>Altersstandardisierte Prävalenz hauptsächlich sank um -1,55 % (95% UI -2,32 bis -0,82); absolute Fälle stiegen aber +3,07 %. Unbehandelte Karies in bleibenden Zähnen -1,99 %, orofaziale Spalten +2,25 %. Südasien -3,34 %, Sub-Sahara +9,51 %. Aktuelles Tempo unzureichend für 2030-Ziele.</w:t>
+        <w:t>46,1 % erhielten ambulante Nachsorge innerhalb 30 Tagen; 13,0 % kehrten vorher zur ED zurück. Nachsorgeraten stiegen moderat von 44 % (2016) auf 49 % (2022). Höheres Alter, kommerzielle Versicherung und vorherige ambulante Versorgungskontakte waren mit höherer Wahrscheinlichkeit assoziiert. Nicht-hispanische Schwarze, MA-Versicherte mit Niedrigeinkommenszuschuss, höhere Komorbiditäten und Typ-1-Diabetes zeigten niedrigere Wahrscheinlichkeit.</w:t>
       </w:r>
     </w:p>
     <w:p>
@@ -409,7 +409,7 @@
         <w:rPr>
           <w:sz w:val="19"/>
         </w:rPr>
-        <w:t>WHO-GBD-Daten global; Trendfeststellung systemunabhängig aber mit Lücken in DE-Datenerfassung</w:t>
+        <w:t>USA, aber Kontinuitätslücke und Versorgungsübergänge sind systemunabhängig relevant</w:t>
       </w:r>
     </w:p>
     <w:p>
@@ -418,7 +418,7 @@
           <w:color w:val="5A7D3A"/>
           <w:sz w:val="18"/>
         </w:rPr>
-        <w:t>https://pubmed.ncbi.nlm.nih.gov/42612648/</w:t>
+        <w:t>https://pubmed.ncbi.nlm.nih.gov/42649455/</w:t>
       </w:r>
     </w:p>
     <w:sectPr>

--- a/download/studien-aktuell.docx
+++ b/download/studien-aktuell.docx
@@ -62,7 +62,7 @@
           <w:color w:val="666666"/>
           <w:sz w:val="18"/>
         </w:rPr>
-        <w:t>Stand: 29.08.2026  |  6 Studien  |  wissen.m-vf.de</w:t>
+        <w:t>Stand: 30.08.2026  |  6 Studien  |  wissen.m-vf.de</w:t>
       </w:r>
     </w:p>
     <w:p>
@@ -70,7 +70,7 @@
         <w:pStyle w:val="Heading1"/>
       </w:pPr>
       <w:r>
-        <w:t>Aufgenommen am 29.08.2026</w:t>
+        <w:t>Aufgenommen am 30.08.2026</w:t>
       </w:r>
     </w:p>
     <w:p>
@@ -78,7 +78,7 @@
         <w:pStyle w:val="Heading2"/>
       </w:pPr>
       <w:r>
-        <w:t>Palliative Reasoning in multiprofessioneller Palliativversorgung implementieren</w:t>
+        <w:t>Bewegungsaktivität reduziert perinatale Depression und Angststörungen</w:t>
       </w:r>
     </w:p>
     <w:p>
@@ -88,12 +88,12 @@
           <w:color w:val="666666"/>
           <w:sz w:val="18"/>
         </w:rPr>
-        <w:t>Kochems K et al.  ·  PLoS One  ·  28.08.2026  ·  PMID 42664250</w:t>
+        <w:t>Mohr E et al.  ·  EClinicalMedicine  ·  19.07.2026  ·  PMID 42666712</w:t>
       </w:r>
     </w:p>
     <w:p>
       <w:r>
-        <w:t>Niederländische Studie zur iterativen Anpassung und Implementierung einer integrierten Intervention (Palliative Reasoning Working Method) in Primärversorgung, Hospizen und Pflegeheimen.</w:t>
+        <w:t>Umbrella Review mit Meta-Meta-Analyse zur Wirksamkeit von körperlicher Aktivität auf depressive und Angstsymptome in der Perinatalzeit.</w:t>
       </w:r>
     </w:p>
     <w:p>
@@ -104,7 +104,7 @@
         <w:t xml:space="preserve">Ergebnis: </w:t>
       </w:r>
       <w:r>
-        <w:t>Palliative Reasoning wurde in 20 multiprofessionellen Teams erfolgreich implementiert. Es zeigte Verbesserungen bei Erkennung von Palliativbedarfen, patientenzentrierter Versorgung, Pflegekompetenz und Teamzusammenarbeit. 14 Inhaltsadaptationen und 7 Unterstützungsmaterialien wurden entwickelt. Integration in elektronische Gesundheitsakten und organisatorische Verankerung waren entscheidend für Nachhaltigkeit.</w:t>
+        <w:t>Leichte bis moderate körperliche Aktivität reduziert depressive Symptome signifikant (SMD: -0,56; 95%-KI: -0,93 bis -0,19, moderate Evidenzsicherheit), Yoga und Mixed-Activity zeigen besondere Effektivität (SMD: -0,55 bzw. -0,54). Angststörungen werden ebenfalls reduziert (SMD: -0,85; 95%-KI: -1,29 bis -0,42).</w:t>
       </w:r>
     </w:p>
     <w:p>
@@ -119,7 +119,7 @@
         <w:rPr>
           <w:sz w:val="19"/>
         </w:rPr>
-        <w:t>Niederlande, vergleichbares Sozialversicherungssystem, multiprofessionelle Strukturen</w:t>
+        <w:t>Systematische Übersichtsarbeit, methodologisch hochwertig, globale Evidenz unmittelbar auf deutsches Versorgungssystem übertragbar</w:t>
       </w:r>
     </w:p>
     <w:p>
@@ -128,7 +128,7 @@
           <w:color w:val="5A7D3A"/>
           <w:sz w:val="18"/>
         </w:rPr>
-        <w:t>https://pubmed.ncbi.nlm.nih.gov/42664250/</w:t>
+        <w:t>https://pubmed.ncbi.nlm.nih.gov/42666712/</w:t>
       </w:r>
     </w:p>
     <w:p>
@@ -136,7 +136,7 @@
         <w:pStyle w:val="Heading2"/>
       </w:pPr>
       <w:r>
-        <w:t>Medicare Advantage und Nierenerkrankung im Endstadium nach Cures Act</w:t>
+        <w:t>Integratives Hypertonie-Monitoring mit Routinedaten in Mexikos föderalisiertem Public-Health-System</w:t>
       </w:r>
     </w:p>
     <w:p>
@@ -146,12 +146,12 @@
           <w:color w:val="666666"/>
           <w:sz w:val="18"/>
         </w:rPr>
-        <w:t>Cai ST et al.  ·  Health Serv Res  ·  Okt. 2026  ·  PMID 42663502</w:t>
+        <w:t>Silva-Tinoco R et al.  ·  Health Serv Insights  ·  27.08.2026  ·  PMID 42666569</w:t>
       </w:r>
     </w:p>
     <w:p>
       <w:r>
-        <w:t>US-Studie zur Veränderung der MA-Versichertenpopulation mit Nierenerkrankung im Endstadium nach Ausweitung der MA-Zulassung 2021 mittels Unterbruchszeitreihentechnik.</w:t>
+        <w:t>Entwicklung und Evaluierung einer Monitoring-Plattform zur Überwachung der Hypertonie-Versorgung mithilfe von Routinedaten in einem neu strukturierten Gesundheitssystem.</w:t>
       </w:r>
     </w:p>
     <w:p>
@@ -162,7 +162,7 @@
         <w:t xml:space="preserve">Ergebnis: </w:t>
       </w:r>
       <w:r>
-        <w:t>Nach der Politikänderung waren MA-Versicherte mit Nierenerkrankung im Endstadium jünger, hatten niedrigere Komorbiditätsbelastung, aber niedrigeres Einkommen. Hospitalisierungsraten sank unmittelbar um 0,013 pro Versicherter-Monat (6 % relativer Rückgang; 95%-KI: -0,022 bis -0,003; p &lt; 0,05).</w:t>
+        <w:t>Aus 486.044 Patienten in teilnehmenden Bundesländern erreichten 67,2% (95%-KI: 67,04–67,37) Blutdruckziele (&lt;140/90 mmHg), 36,8% (95%-KI: 36,62–36,96) strikte Kontrolle (&lt;130/80 mmHg). 63% mit suboptimaler Kontrolle erhielten Follow-up, 48% Therapieintensivierung.</w:t>
       </w:r>
     </w:p>
     <w:p>
@@ -177,7 +177,7 @@
         <w:rPr>
           <w:sz w:val="19"/>
         </w:rPr>
-        <w:t>US-Daten, fragmentiertes System mit Medicaid/Medicare, eingeschränkt übertragbar</w:t>
+        <w:t>Mexico, Struktur unterschiedlich – begrenzte Übertragbarkeit, aber Monitoring-Framework methodisch relevant</w:t>
       </w:r>
     </w:p>
     <w:p>
@@ -186,7 +186,7 @@
           <w:color w:val="5A7D3A"/>
           <w:sz w:val="18"/>
         </w:rPr>
-        <w:t>https://pubmed.ncbi.nlm.nih.gov/42663502/</w:t>
+        <w:t>https://pubmed.ncbi.nlm.nih.gov/42666569/</w:t>
       </w:r>
     </w:p>
     <w:p>
@@ -194,7 +194,7 @@
         <w:pStyle w:val="Heading2"/>
       </w:pPr>
       <w:r>
-        <w:t>Persistenz geburtshilflicher Versorgungsabsenz in US-Counties 2015–2023</w:t>
+        <w:t>Health Literacy und ethnische Ungleichheiten in der Geburtshilfe: Scoping Review</w:t>
       </w:r>
     </w:p>
     <w:p>
@@ -204,12 +204,12 @@
           <w:color w:val="666666"/>
           <w:sz w:val="18"/>
         </w:rPr>
-        <w:t>Laternser C  ·  Health Serv Res  ·  Okt. 2026  ·  PMID 42663181</w:t>
+        <w:t>McEvoy B et al.  ·  BMC Health Serv Res  ·  25.08.2026  ·  PMID 42665809</w:t>
       </w:r>
     </w:p>
     <w:p>
       <w:r>
-        <w:t>Longitudinale Panelstudie der Persistenz und Übergangsdynamik fehlender geburtshilflicher Dienste in 3144 US-Counties mit Analysen von Übergangswahrscheinlichkeiten und Prävalenztrends.</w:t>
+        <w:t>Systematische Analyse der Forschungsliteratur zu Health Literacy als Faktor für ethnische Disparitäten in der Mutterschaftsversorgung.</w:t>
       </w:r>
     </w:p>
     <w:p>
@@ -220,7 +220,7 @@
         <w:t xml:space="preserve">Ergebnis: </w:t>
       </w:r>
       <w:r>
-        <w:t>Geburtshilfliche Serviceabsenz war hochgradig persistent (Prevalenz stabil bei 34,2 %). Bevölkerungsexposition sank (6,5 % auf 5,3 % der Frauen 15–44 Jahre in Counties ohne Services). Jährliche Übergänge waren selten (Eintritt ≤ 0,4 %; Austritt ≤ 0,9 %). Bedingte Verweilwahrscheinlichkeiten ≥ 0,991.</w:t>
+        <w:t>14 Studien eingeschlossen (7 quantitativ, 4 qualitativ, 3 gemischt). Vier Kernfunde: (i) diverse Health-Literacy-Definitionen, (ii) Health-Literacy-Herausforderungen treffen minoritäre Frauen überproportional, (iii) schlechte Health Literacy trägt zu adversen Outcomes bei, (iv) geringe Evaluierung von Interventionen. Erkannter Forschungsgap in diesem Versorgungsbereich.</w:t>
       </w:r>
     </w:p>
     <w:p>
@@ -235,7 +235,7 @@
         <w:rPr>
           <w:sz w:val="19"/>
         </w:rPr>
-        <w:t>USA, sehr dezentrales System; Frage aber für Strukturplanung relevant</w:t>
+        <w:t>UK-Daten, aber Fragestellung zu Gesundheitskompetenz und Equity systemunabhängig relevant</w:t>
       </w:r>
     </w:p>
     <w:p>
@@ -244,7 +244,7 @@
           <w:color w:val="5A7D3A"/>
           <w:sz w:val="18"/>
         </w:rPr>
-        <w:t>https://pubmed.ncbi.nlm.nih.gov/42663181/</w:t>
+        <w:t>https://pubmed.ncbi.nlm.nih.gov/42665809/</w:t>
       </w:r>
     </w:p>
     <w:p>
@@ -252,7 +252,7 @@
         <w:pStyle w:val="Heading2"/>
       </w:pPr>
       <w:r>
-        <w:t>Naturgestützte Social Prescribing gegen Einsamkeit und Lebensqualität</w:t>
+        <w:t>Empowerment von Gesundheitsarbeitern in Primary Health Care mittels partizipativer Aktionsforschung</w:t>
       </w:r>
     </w:p>
     <w:p>
@@ -262,12 +262,12 @@
           <w:color w:val="666666"/>
           <w:sz w:val="18"/>
         </w:rPr>
-        <w:t>Coll-Planas L et al.  ·  Lancet Reg Health Eur  ·  18.08.2026  ·  PMID 42662493</w:t>
+        <w:t>Jahromi MK et al.  ·  BMC Health Serv Res  ·  26.08.2026  ·  PMID 42665795</w:t>
       </w:r>
     </w:p>
     <w:p>
       <w:r>
-        <w:t>Randomisierte kontrollierte Studie in Barcelona zu natur- und gruppenbasierter sozialer Verschreibung (Friends in Nature) bei gefährdeten städtischen Erwachsenen versus aktive Signposting.</w:t>
+        <w:t>22-Monate andauernde partizipative Aktionsforschung mit zwei Zyklen zur Stärkung der Kompetenz von Primary-Care-Anbietern im Iran.</w:t>
       </w:r>
     </w:p>
     <w:p>
@@ -278,7 +278,7 @@
         <w:t xml:space="preserve">Ergebnis: </w:t>
       </w:r>
       <w:r>
-        <w:t>320 Teilnehmer (78% weiblich; Medianalter 62,8 Jahre) randomisiert. Bei 3 Monaten zeigten beide Gruppen signifikante Einsamkeitsreduktion um 10,5 % (Gesamtmittelwertänderung: -0,73; 95%-KI -1,04 bis -0,42), kein signifikanter Unterschied zwischen Gruppen (0,30; 95%-KI -0,26 bis 0,86; p = 0,296). Keine HRQoL-Veränderung.</w:t>
+        <w:t>Quantitative und qualitative Verbesserungen nach Intervention: erhöhtes psychological empowerment, verbesserte professional performance, höhere Zufriedenheit mit Schulungsprogrammen, verbesserte client satisfaction. Qualitative Befunde zeigen substanzielle Fortschritte in wissenschaftlich-praktischen Kompetenzen, unterstützender Arbeitskultur und psychischem Wohlbefinden.</w:t>
       </w:r>
     </w:p>
     <w:p>
@@ -293,7 +293,7 @@
         <w:rPr>
           <w:sz w:val="19"/>
         </w:rPr>
-        <w:t>Spanien, EU-Sozialversicherung, städtischer Kontext mit Deprivation</w:t>
+        <w:t>Iran (LMIC), Modell aber für Partizipation und Workforce-Entwicklung im deutschsprachigen Raum relevant</w:t>
       </w:r>
     </w:p>
     <w:p>
@@ -302,7 +302,7 @@
           <w:color w:val="5A7D3A"/>
           <w:sz w:val="18"/>
         </w:rPr>
-        <w:t>https://pubmed.ncbi.nlm.nih.gov/42662493/</w:t>
+        <w:t>https://pubmed.ncbi.nlm.nih.gov/42665795/</w:t>
       </w:r>
     </w:p>
     <w:p>
@@ -310,7 +310,7 @@
         <w:pStyle w:val="Heading2"/>
       </w:pPr>
       <w:r>
-        <w:t>Patientensicherheitskultur in integrierten Gesundheits- und Sozialdiensten (Finnland)</w:t>
+        <w:t>Pharmakovigilanz-Wissen und -Praxis von Gesundheitsberufen in Georgien</w:t>
       </w:r>
     </w:p>
     <w:p>
@@ -320,12 +320,12 @@
           <w:color w:val="666666"/>
           <w:sz w:val="18"/>
         </w:rPr>
-        <w:t>Hult M et al.  ·  BMJ Open Qual  ·  27.08.2026  ·  PMID 42660605</w:t>
+        <w:t>Silagadze N et al.  ·  BMC Health Serv Res  ·  22.07.2026  ·  PMID 42665790</w:t>
       </w:r>
     </w:p>
     <w:p>
       <w:r>
-        <w:t>Querschnittstudie zur Patientensicherheitskultur in 2623 Mitarbeitern von Krankenhaus-, Sozial- und Altenpflegediensten in finnischer Wellbeing Services County mittels SOPS 2.0 und Net Safety Score.</w:t>
+        <w:t>Querschnittstudie zu Wissen, Haltungen und Praktiken zur Erfassung von Nebenwirkungen durch Ärzte und Pflegekräfte in Georgien.</w:t>
       </w:r>
     </w:p>
     <w:p>
@@ -336,7 +336,7 @@
         <w:t xml:space="preserve">Ergebnis: </w:t>
       </w:r>
       <w:r>
-        <w:t>Teamwork erhielt höchste positive Bewertungen (71,1 %), Übergaben und Informationsaustausch niedrigste (22,6 %). Altenpflegedienste zeigten konsistent niedrigere Werte. Teamwork, Besetzung, Arbeitsgeschwindigkeit und organisatorisches Lernen waren stärkste NSS-Prädiktoren. Gesamtpositiv-NSS: 52,6 %. Regressionsmodelle erklärten 47,4 % (Krankenhaus), 47,0 % (Altenpflege) und 35,8 % (Sozial/Gesundheit) der NSS-Varianz.</w:t>
+        <w:t>76,3% der Teilnehmer (n=684) begegneten Nebenwirkungen, aber nur 12,95% meldeten diese. Keine Pflegekraft und nur 10,2% der Ärzte nutzten das offizielle Meldungsformular. Hauptbarrieren: Mangel an Bewusstsein für nationale Meldesysteme (91,7%), Unsicherheit über Prozesse (76,9%), Unterschätzung der Schwere (40,8%). Ärzte hatten höhere Wissenswerte als Pflegekräfte (19 vs. 16; p&lt;0,001).</w:t>
       </w:r>
     </w:p>
     <w:p>
@@ -351,7 +351,7 @@
         <w:rPr>
           <w:sz w:val="19"/>
         </w:rPr>
-        <w:t>Finnland, steuerfinanziert, aber auf integrierte Versorgungskultur übertragbar</w:t>
+        <w:t>Georgien (Entwicklungsland), aber Pharmaco-Vigilance-Herausforderungen und Lösungsansätze international übertragbar</w:t>
       </w:r>
     </w:p>
     <w:p>
@@ -360,7 +360,7 @@
           <w:color w:val="5A7D3A"/>
           <w:sz w:val="18"/>
         </w:rPr>
-        <w:t>https://pubmed.ncbi.nlm.nih.gov/42660605/</w:t>
+        <w:t>https://pubmed.ncbi.nlm.nih.gov/42665790/</w:t>
       </w:r>
     </w:p>
     <w:p>
@@ -368,7 +368,7 @@
         <w:pStyle w:val="Heading2"/>
       </w:pPr>
       <w:r>
-        <w:t>Ambulante Nachsorge bei Diabetes nach ED-Entlassung</w:t>
+        <w:t>Methoden zur Analyse von Patientenbewegungen zwischen Versorgungssettings: Systematische Übersicht</w:t>
       </w:r>
     </w:p>
     <w:p>
@@ -378,12 +378,12 @@
           <w:color w:val="666666"/>
           <w:sz w:val="18"/>
         </w:rPr>
-        <w:t>Zikry HE et al.  ·  J Gen Intern Med  ·  26.08.2026  ·  PMID 42649455</w:t>
+        <w:t>Yang F et al.  ·  BMJ Open  ·  28.08.2026  ·  PMID 42665343</w:t>
       </w:r>
     </w:p>
     <w:p>
       <w:r>
-        <w:t>Retrospektive Kohortenstudie (131.881 Patienten mit kommerzieller/MA-Versicherung, 2016–2022) zu Häufigkeit, Timing und Patientencharakteristika für ambulante Nachsorge innerhalb 30 Tage nach ED-Entlassung wegen Diabetes.</w:t>
+        <w:t>Systematische Literaturübersicht zu Methoden für die Analyse von Patientenpfaden und -flüssen über multiple Versorgungsebenen hinweg.</w:t>
       </w:r>
     </w:p>
     <w:p>
@@ -394,7 +394,7 @@
         <w:t xml:space="preserve">Ergebnis: </w:t>
       </w:r>
       <w:r>
-        <w:t>46,1 % erhielten ambulante Nachsorge innerhalb 30 Tagen; 13,0 % kehrten vorher zur ED zurück. Nachsorgeraten stiegen moderat von 44 % (2016) auf 49 % (2022). Höheres Alter, kommerzielle Versicherung und vorherige ambulante Versorgungskontakte waren mit höherer Wahrscheinlichkeit assoziiert. Nicht-hispanische Schwarze, MA-Versicherte mit Niedrigeinkommenszuschuss, höhere Komorbiditäten und Typ-1-Diabetes zeigten niedrigere Wahrscheinlichkeit.</w:t>
+        <w:t>24 Studien identifiziert, 7 distinct Methoden und 5 Forschungsthemen. Die meisten nutzten deskriptive Statistiken und Gruppenvergleiche; Discrete-Event-Simulation wurde häufiger für Patientenbewegungssimulationen eingesetzt. Patiententransfervolumina/Outcomes und Kapazitätsplanung waren am häufigsten untersuchte Themen. Statistical analysis, mathematical modelling und computer simulation bieten komplementäre Ansätze.</w:t>
       </w:r>
     </w:p>
     <w:p>
@@ -409,7 +409,7 @@
         <w:rPr>
           <w:sz w:val="19"/>
         </w:rPr>
-        <w:t>USA, aber Kontinuitätslücke und Versorgungsübergänge sind systemunabhängig relevant</w:t>
+        <w:t>Nordeuropa (Norwegen, UK), Methodologie systemunabhängig, für deutsches Transitions-Management relevant</w:t>
       </w:r>
     </w:p>
     <w:p>
@@ -418,7 +418,7 @@
           <w:color w:val="5A7D3A"/>
           <w:sz w:val="18"/>
         </w:rPr>
-        <w:t>https://pubmed.ncbi.nlm.nih.gov/42649455/</w:t>
+        <w:t>https://pubmed.ncbi.nlm.nih.gov/42665343/</w:t>
       </w:r>
     </w:p>
     <w:sectPr>

--- a/download/studien-aktuell.docx
+++ b/download/studien-aktuell.docx
@@ -62,7 +62,7 @@
           <w:color w:val="666666"/>
           <w:sz w:val="18"/>
         </w:rPr>
-        <w:t>Stand: 30.08.2026  |  6 Studien  |  wissen.m-vf.de</w:t>
+        <w:t>Stand: 31.08.2026  |  6 Studien  |  wissen.m-vf.de</w:t>
       </w:r>
     </w:p>
     <w:p>
@@ -70,7 +70,7 @@
         <w:pStyle w:val="Heading1"/>
       </w:pPr>
       <w:r>
-        <w:t>Aufgenommen am 30.08.2026</w:t>
+        <w:t>Aufgenommen am 31.08.2026</w:t>
       </w:r>
     </w:p>
     <w:p>
@@ -78,7 +78,7 @@
         <w:pStyle w:val="Heading2"/>
       </w:pPr>
       <w:r>
-        <w:t>Bewegungsaktivität reduziert perinatale Depression und Angststörungen</w:t>
+        <w:t>Symptombelastung nach Dialysebeginn und Hospitalisierungsrisiko</w:t>
       </w:r>
     </w:p>
     <w:p>
@@ -88,12 +88,12 @@
           <w:color w:val="666666"/>
           <w:sz w:val="18"/>
         </w:rPr>
-        <w:t>Mohr E et al.  ·  EClinicalMedicine  ·  19.07.2026  ·  PMID 42666712</w:t>
+        <w:t>Nair D et al.  ·  Kidney Med  ·  23.06.2026  ·  PMID 42668553</w:t>
       </w:r>
     </w:p>
     <w:p>
       <w:r>
-        <w:t>Umbrella Review mit Meta-Meta-Analyse zur Wirksamkeit von körperlicher Aktivität auf depressive und Angstsymptome in der Perinatalzeit.</w:t>
+        <w:t>Längsschnittstudie zur Assoziation zwischen Symptombelastung (KDQOL-36) und Krankenhausaufnahmen bei Hämodialysepatienten in den USA.</w:t>
       </w:r>
     </w:p>
     <w:p>
@@ -104,7 +104,7 @@
         <w:t xml:space="preserve">Ergebnis: </w:t>
       </w:r>
       <w:r>
-        <w:t>Leichte bis moderate körperliche Aktivität reduziert depressive Symptome signifikant (SMD: -0,56; 95%-KI: -0,93 bis -0,19, moderate Evidenzsicherheit), Yoga und Mixed-Activity zeigen besondere Effektivität (SMD: -0,55 bzw. -0,54). Angststörungen werden ebenfalls reduziert (SMD: -0,85; 95%-KI: -1,29 bis -0,42).</w:t>
+        <w:t>1.818 Teilnehmer; latente Transitionsanalyse identifizierte 3 Symptombelastungs-Klassen. Hohe Symptombelastung: HR 1,20 für Hospitalisierung (95%-CI). Schmerzinterferenz und Müdigkeit stärkste Prädiktoren (je 1-Kategorie-Verschlechterung: +12% bzw. +8% Hazard). Symptombelastung sollte Behandlungsziel in Dialysezentren sein.</w:t>
       </w:r>
     </w:p>
     <w:p>
@@ -119,7 +119,7 @@
         <w:rPr>
           <w:sz w:val="19"/>
         </w:rPr>
-        <w:t>Systematische Übersichtsarbeit, methodologisch hochwertig, globale Evidenz unmittelbar auf deutsches Versorgungssystem übertragbar</w:t>
+        <w:t>US-Daten, aber Messinstrument und Fragestellung systemunabhängig auf deutsches Setting anwendbar.</w:t>
       </w:r>
     </w:p>
     <w:p>
@@ -128,7 +128,7 @@
           <w:color w:val="5A7D3A"/>
           <w:sz w:val="18"/>
         </w:rPr>
-        <w:t>https://pubmed.ncbi.nlm.nih.gov/42666712/</w:t>
+        <w:t>https://pubmed.ncbi.nlm.nih.gov/42668553/</w:t>
       </w:r>
     </w:p>
     <w:p>
@@ -136,7 +136,7 @@
         <w:pStyle w:val="Heading2"/>
       </w:pPr>
       <w:r>
-        <w:t>Integratives Hypertonie-Monitoring mit Routinedaten in Mexikos föderalisiertem Public-Health-System</w:t>
+        <w:t>Kardiovaskulär-Nieren-Leber-Stoffwechsel-Last weltweit 1990–2023</w:t>
       </w:r>
     </w:p>
     <w:p>
@@ -146,12 +146,12 @@
           <w:color w:val="666666"/>
           <w:sz w:val="18"/>
         </w:rPr>
-        <w:t>Silva-Tinoco R et al.  ·  Health Serv Insights  ·  27.08.2026  ·  PMID 42666569</w:t>
+        <w:t>Jayabaskaran J et al.  ·  EClinicalMedicine  ·  22.08.2026  ·  PMID 42668515</w:t>
       </w:r>
     </w:p>
     <w:p>
       <w:r>
-        <w:t>Entwicklung und Evaluierung einer Monitoring-Plattform zur Überwachung der Hypertonie-Versorgung mithilfe von Routinedaten in einem neu strukturierten Gesundheitssystem.</w:t>
+        <w:t>Deskriptive epidemiologische Analyse Global Burden of Disease 2023 zu Mortalität und DALYs für atherogene CVD, CKD, Typ-2-Diabetes, Adipositas und MASLD in 204 Ländern.</w:t>
       </w:r>
     </w:p>
     <w:p>
@@ -162,7 +162,7 @@
         <w:t xml:space="preserve">Ergebnis: </w:t>
       </w:r>
       <w:r>
-        <w:t>Aus 486.044 Patienten in teilnehmenden Bundesländern erreichten 67,2% (95%-KI: 67,04–67,37) Blutdruckziele (&lt;140/90 mmHg), 36,8% (95%-KI: 36,62–36,96) strikte Kontrolle (&lt;130/80 mmHg). 63% mit suboptimaler Kontrolle erhielten Follow-up, 48% Therapieintensivierung.</w:t>
+        <w:t>2023: 626,7 Millionen DALYs; altersstandardisierte Rate 6.944,3/100.000. Atherogene CVD 3.924,2 DALYs [95%-UI 3.667–4.181], Adipositas 1.500,0, Typ-2-Diabetes 956,7, CKD 523,8, MASLD 39,6. 1990–2023: CKLM-DALYs -24,4%; CVD -41,5%, aber Typ-2-Diabetes +37,5%, Adipositas +23,3%. Prävention muss geteilte Risikofaktoren adressieren.</w:t>
       </w:r>
     </w:p>
     <w:p>
@@ -177,7 +177,7 @@
         <w:rPr>
           <w:sz w:val="19"/>
         </w:rPr>
-        <w:t>Mexico, Struktur unterschiedlich – begrenzte Übertragbarkeit, aber Monitoring-Framework methodisch relevant</w:t>
+        <w:t>Globale Daten, WHO-Methodik; Trends relevant für deutsche Versorgungsplanung.</w:t>
       </w:r>
     </w:p>
     <w:p>
@@ -186,7 +186,7 @@
           <w:color w:val="5A7D3A"/>
           <w:sz w:val="18"/>
         </w:rPr>
-        <w:t>https://pubmed.ncbi.nlm.nih.gov/42666569/</w:t>
+        <w:t>https://pubmed.ncbi.nlm.nih.gov/42668515/</w:t>
       </w:r>
     </w:p>
     <w:p>
@@ -194,7 +194,7 @@
         <w:pStyle w:val="Heading2"/>
       </w:pPr>
       <w:r>
-        <w:t>Health Literacy und ethnische Ungleichheiten in der Geburtshilfe: Scoping Review</w:t>
+        <w:t>Ambulante Behandlung akuter Herzinsuffizienz durch Fachkräfte – niedrigere Readmissions- und Mortalitätsraten</w:t>
       </w:r>
     </w:p>
     <w:p>
@@ -204,12 +204,12 @@
           <w:color w:val="666666"/>
           <w:sz w:val="18"/>
         </w:rPr>
-        <w:t>McEvoy B et al.  ·  BMC Health Serv Res  ·  25.08.2026  ·  PMID 42665809</w:t>
+        <w:t>Rasoul D et al.  ·  Curr Probl Cardiol  ·  29.08.2026  ·  PMID 42667938</w:t>
       </w:r>
     </w:p>
     <w:p>
       <w:r>
-        <w:t>Systematische Analyse der Forschungsliteratur zu Health Literacy als Faktor für ethnische Disparitäten in der Mutterschaftsversorgung.</w:t>
+        <w:t>Retrospektive Kohortenstudie zu ambulanter Behandlung dekompenserter Herzinsuffizienz mit IV-Diuretika in spezialisierter Fachkrankenpflege-geführter Einheit versus stationär.</w:t>
       </w:r>
     </w:p>
     <w:p>
@@ -220,7 +220,7 @@
         <w:t xml:space="preserve">Ergebnis: </w:t>
       </w:r>
       <w:r>
-        <w:t>14 Studien eingeschlossen (7 quantitativ, 4 qualitativ, 3 gemischt). Vier Kernfunde: (i) diverse Health-Literacy-Definitionen, (ii) Health-Literacy-Herausforderungen treffen minoritäre Frauen überproportional, (iii) schlechte Health Literacy trägt zu adversen Outcomes bei, (iv) geringe Evaluierung von Interventionen. Erkannter Forschungsgap in diesem Versorgungsbereich.</w:t>
+        <w:t>Nach Propensity-Score-Matching (je 1.227 Patienten): 30-Tage-Readmission AHFU vs. Standardcare 16,5% vs. 24,1% (p&lt;0,001); 1-Jahres-Readmission 25,2% vs. 30,8% (p=0,004); 30-Tage-Mortalität 10,1% vs. 13,5% (p=0,009); 1-Jahres-Mortalität vergleichbar (10,9% vs. 10,8%). Spezialisierte ambulante Versorgung kann Krankenhausbehandlung bei geeigneten Patienten reduzieren.</w:t>
       </w:r>
     </w:p>
     <w:p>
@@ -235,7 +235,7 @@
         <w:rPr>
           <w:sz w:val="19"/>
         </w:rPr>
-        <w:t>UK-Daten, aber Fragestellung zu Gesundheitskompetenz und Equity systemunabhängig relevant</w:t>
+        <w:t>Großbritannien, nationale Gesundheitsversorgung, hausarztgestützt – System übertragbar auf strukturierte Poliklinik-Modelle.</w:t>
       </w:r>
     </w:p>
     <w:p>
@@ -244,7 +244,7 @@
           <w:color w:val="5A7D3A"/>
           <w:sz w:val="18"/>
         </w:rPr>
-        <w:t>https://pubmed.ncbi.nlm.nih.gov/42665809/</w:t>
+        <w:t>https://pubmed.ncbi.nlm.nih.gov/42667938/</w:t>
       </w:r>
     </w:p>
     <w:p>
@@ -252,7 +252,7 @@
         <w:pStyle w:val="Heading2"/>
       </w:pPr>
       <w:r>
-        <w:t>Empowerment von Gesundheitsarbeitern in Primary Health Care mittels partizipativer Aktionsforschung</w:t>
+        <w:t>Lebensqualität nach präventiver Hysterektomie bei Lynch-Syndrom</w:t>
       </w:r>
     </w:p>
     <w:p>
@@ -262,12 +262,12 @@
           <w:color w:val="666666"/>
           <w:sz w:val="18"/>
         </w:rPr>
-        <w:t>Jahromi MK et al.  ·  BMC Health Serv Res  ·  26.08.2026  ·  PMID 42665795</w:t>
+        <w:t>Oxley SG et al.  ·  EClinicalMedicine  ·  27.07.2026  ·  PMID 42666945</w:t>
       </w:r>
     </w:p>
     <w:p>
       <w:r>
-        <w:t>22-Monate andauernde partizipative Aktionsforschung mit zwei Zyklen zur Stärkung der Kompetenz von Primary-Care-Anbietern im Iran.</w:t>
+        <w:t>Multizentrische Querschnittsstudie (PRESCORES) zur Erfassung der gesundheitsbezogenen Lebensqualität (EQ-5D) bei Frauen mit Lynch-Syndrom mit und ohne risikoreduzierende Hysterektomie.</w:t>
       </w:r>
     </w:p>
     <w:p>
@@ -278,7 +278,7 @@
         <w:t xml:space="preserve">Ergebnis: </w:t>
       </w:r>
       <w:r>
-        <w:t>Quantitative und qualitative Verbesserungen nach Intervention: erhöhtes psychological empowerment, verbesserte professional performance, höhere Zufriedenheit mit Schulungsprogrammen, verbesserte client satisfaction. Qualitative Befunde zeigen substanzielle Fortschritte in wissenschaftlich-praktischen Kompetenzen, unterstützender Arbeitskultur und psychischem Wohlbefinden.</w:t>
+        <w:t>1.120 Teilnehmer: 529 nach RRH (Median 55 Jahre), 591 ohne (39 Jahre). Adjustierte mittlere EQ-5D-Differenz RRH vs. keine RRH: -0,020 (95%-CI -0,045–0,004; p=0,11), bei prämenopausalen Frauen -0,041 (p&lt;0,05). Cancer-Worry-Scale in RRH-Gruppe signifikant niedriger (Differenz -0,48; p=0,004). Hysterektomie bei jüngeren Frauen mit Lebensqualitätseinbußen assoziiert.</w:t>
       </w:r>
     </w:p>
     <w:p>
@@ -293,7 +293,7 @@
         <w:rPr>
           <w:sz w:val="19"/>
         </w:rPr>
-        <w:t>Iran (LMIC), Modell aber für Partizipation und Workforce-Entwicklung im deutschsprachigen Raum relevant</w:t>
+        <w:t>Britische NHS-Daten, genetische Beratung/Screening-Kontext auf deutsches Versorgungssystem übertragbar.</w:t>
       </w:r>
     </w:p>
     <w:p>
@@ -302,7 +302,7 @@
           <w:color w:val="5A7D3A"/>
           <w:sz w:val="18"/>
         </w:rPr>
-        <w:t>https://pubmed.ncbi.nlm.nih.gov/42665795/</w:t>
+        <w:t>https://pubmed.ncbi.nlm.nih.gov/42666945/</w:t>
       </w:r>
     </w:p>
     <w:p>
@@ -310,7 +310,7 @@
         <w:pStyle w:val="Heading2"/>
       </w:pPr>
       <w:r>
-        <w:t>Pharmakovigilanz-Wissen und -Praxis von Gesundheitsberufen in Georgien</w:t>
+        <w:t>Körperliche Aktivität und Mundgesundheit im Alter – kausale Studie in Singapur</w:t>
       </w:r>
     </w:p>
     <w:p>
@@ -320,12 +320,12 @@
           <w:color w:val="666666"/>
           <w:sz w:val="18"/>
         </w:rPr>
-        <w:t>Silagadze N et al.  ·  BMC Health Serv Res  ·  22.07.2026  ·  PMID 42665790</w:t>
+        <w:t>Tay JRH et al.  ·  J Nutr Health Aging  ·  28.08.2026  ·  PMID 42664809</w:t>
       </w:r>
     </w:p>
     <w:p>
       <w:r>
-        <w:t>Querschnittstudie zu Wissen, Haltungen und Praktiken zur Erfassung von Nebenwirkungen durch Ärzte und Pflegekräfte in Georgien.</w:t>
+        <w:t>Längsschnitt-Kausalitätsstudie (THE SIGNS Study, 2016–2024) zu Effekten erhöhter körperlicher Aktivität auf Mundgesundheit und Kaufunktion bei älteren Erwachsenen.</w:t>
       </w:r>
     </w:p>
     <w:p>
@@ -336,7 +336,7 @@
         <w:t xml:space="preserve">Ergebnis: </w:t>
       </w:r>
       <w:r>
-        <w:t>76,3% der Teilnehmer (n=684) begegneten Nebenwirkungen, aber nur 12,95% meldeten diese. Keine Pflegekraft und nur 10,2% der Ärzte nutzten das offizielle Meldungsformular. Hauptbarrieren: Mangel an Bewusstsein für nationale Meldesysteme (91,7%), Unsicherheit über Prozesse (76,9%), Unterschätzung der Schwere (40,8%). Ärzte hatten höhere Wissenswerte als Pflegekräfte (19 vs. 16; p&lt;0,001).</w:t>
+        <w:t>N=3.981, 3 Wellen. Erhöhung auf ≥450 MET-min/Woche: RR für schlechte Mundgesundheit 0,88 (95%-CI 0,82–0,95). Selbst Anstieg auf 150 MET-min/Woche: RR 0,93 (0,88–0,99). Eleminierung aller Aktivität erhöht Kaufunktionsstörungen um 21% (RR 1,21; 95%-CI 1,10–1,33). Physische Aktivität protektiv für Mundgesundheit im Alter.</w:t>
       </w:r>
     </w:p>
     <w:p>
@@ -351,7 +351,7 @@
         <w:rPr>
           <w:sz w:val="19"/>
         </w:rPr>
-        <w:t>Georgien (Entwicklungsland), aber Pharmaco-Vigilance-Herausforderungen und Lösungsansätze international übertragbar</w:t>
+        <w:t>Singapur, steuerfinanziertes System; Public-Health-Fragestellung systemunabhängig, Ergebnisse auf deutsches Setting übertragbar.</w:t>
       </w:r>
     </w:p>
     <w:p>
@@ -360,7 +360,7 @@
           <w:color w:val="5A7D3A"/>
           <w:sz w:val="18"/>
         </w:rPr>
-        <w:t>https://pubmed.ncbi.nlm.nih.gov/42665790/</w:t>
+        <w:t>https://pubmed.ncbi.nlm.nih.gov/42664809/</w:t>
       </w:r>
     </w:p>
     <w:p>
@@ -368,7 +368,7 @@
         <w:pStyle w:val="Heading2"/>
       </w:pPr>
       <w:r>
-        <w:t>Methoden zur Analyse von Patientenbewegungen zwischen Versorgungssettings: Systematische Übersicht</w:t>
+        <w:t>Difference-in-Differences – methodisches Rahmenwerk für pädiatrische Versorgungsforschung</w:t>
       </w:r>
     </w:p>
     <w:p>
@@ -378,12 +378,12 @@
           <w:color w:val="666666"/>
           <w:sz w:val="18"/>
         </w:rPr>
-        <w:t>Yang F et al.  ·  BMJ Open  ·  28.08.2026  ·  PMID 42665343</w:t>
+        <w:t>Lee AR et al.  ·  Arch Dis Child  ·  26.08.2026  ·  PMID 42648881</w:t>
       </w:r>
     </w:p>
     <w:p>
       <w:r>
-        <w:t>Systematische Literaturübersicht zu Methoden für die Analyse von Patientenpfaden und -flüssen über multiple Versorgungsebenen hinweg.</w:t>
+        <w:t>Methodisches Tutorial zur Difference-in-Differences-Analyse für Kinderärzte im Bereich Versorgungsforschung.</w:t>
       </w:r>
     </w:p>
     <w:p>
@@ -394,7 +394,7 @@
         <w:t xml:space="preserve">Ergebnis: </w:t>
       </w:r>
       <w:r>
-        <w:t>24 Studien identifiziert, 7 distinct Methoden und 5 Forschungsthemen. Die meisten nutzten deskriptive Statistiken und Gruppenvergleiche; Discrete-Event-Simulation wurde häufiger für Patientenbewegungssimulationen eingesetzt. Patiententransfervolumina/Outcomes und Kapazitätsplanung waren am häufigsten untersuchte Themen. Statistical analysis, mathematical modelling und computer simulation bieten komplementäre Ansätze.</w:t>
+        <w:t>Strukturierter Rahmen für quasi-experimentelle Analyse von Interventionseffekten mit zeitlicher und Kontrollgruppen-Variation. Methodisch-pädagogischer Beitrag ohne quantitative Ergebnisse eigener Studie.</w:t>
       </w:r>
     </w:p>
     <w:p>
@@ -409,7 +409,7 @@
         <w:rPr>
           <w:sz w:val="19"/>
         </w:rPr>
-        <w:t>Nordeuropa (Norwegen, UK), Methodologie systemunabhängig, für deutsches Transitions-Management relevant</w:t>
+        <w:t>Methodische Anleitung, systemunabhängig anwendbar auf deutsche Versorgungsforschung.</w:t>
       </w:r>
     </w:p>
     <w:p>
@@ -418,7 +418,7 @@
           <w:color w:val="5A7D3A"/>
           <w:sz w:val="18"/>
         </w:rPr>
-        <w:t>https://pubmed.ncbi.nlm.nih.gov/42665343/</w:t>
+        <w:t>https://pubmed.ncbi.nlm.nih.gov/42648881/</w:t>
       </w:r>
     </w:p>
     <w:sectPr>

--- a/download/studien-aktuell.docx
+++ b/download/studien-aktuell.docx
@@ -62,7 +62,7 @@
           <w:color w:val="666666"/>
           <w:sz w:val="18"/>
         </w:rPr>
-        <w:t>Stand: 31.08.2026  |  6 Studien  |  wissen.m-vf.de</w:t>
+        <w:t>Stand: 01.09.2026  |  6 Studien  |  wissen.m-vf.de</w:t>
       </w:r>
     </w:p>
     <w:p>
@@ -70,7 +70,7 @@
         <w:pStyle w:val="Heading1"/>
       </w:pPr>
       <w:r>
-        <w:t>Aufgenommen am 31.08.2026</w:t>
+        <w:t>Aufgenommen am 01.09.2026</w:t>
       </w:r>
     </w:p>
     <w:p>
@@ -78,7 +78,7 @@
         <w:pStyle w:val="Heading2"/>
       </w:pPr>
       <w:r>
-        <w:t>Symptombelastung nach Dialysebeginn und Hospitalisierungsrisiko</w:t>
+        <w:t>NEED-Methodologie für Versorgungsbedarfe bei psychotischen Störungen in Belgien</w:t>
       </w:r>
     </w:p>
     <w:p>
@@ -88,12 +88,12 @@
           <w:color w:val="666666"/>
           <w:sz w:val="18"/>
         </w:rPr>
-        <w:t>Nair D et al.  ·  Kidney Med  ·  23.06.2026  ·  PMID 42668553</w:t>
+        <w:t>Claessens Z et al.  ·  Health Expect  ·  Okt. 2026  ·  PMID 42670826</w:t>
       </w:r>
     </w:p>
     <w:p>
       <w:r>
-        <w:t>Längsschnittstudie zur Assoziation zwischen Symptombelastung (KDQOL-36) und Krankenhausaufnahmen bei Hämodialysepatienten in den USA.</w:t>
+        <w:t>Methodische Anpassung des NEED-Frameworks (Needs Examination, Evaluation and Dissemination) für Bedarfsermittlung bei psychotischen Störungen durch qualitative Forschung und Expert*innenbeteiligung.</w:t>
       </w:r>
     </w:p>
     <w:p>
@@ -104,7 +104,7 @@
         <w:t xml:space="preserve">Ergebnis: </w:t>
       </w:r>
       <w:r>
-        <w:t>1.818 Teilnehmer; latente Transitionsanalyse identifizierte 3 Symptombelastungs-Klassen. Hohe Symptombelastung: HR 1,20 für Hospitalisierung (95%-CI). Schmerzinterferenz und Müdigkeit stärkste Prädiktoren (je 1-Kategorie-Verschlechterung: +12% bzw. +8% Hazard). Symptombelastung sollte Behandlungsziel in Dialysezentren sein.</w:t>
+        <w:t>Drei interdependente Bereiche identifiziert: Stigma erschwert Selbstidentifikation, begrenzte Krankheitseinsicht und Misstrauen behindern Partizipation. Adaptationen: erweiterte Einschlusskriterien, nicht-stigmatisierende Terminologie, Proxy-Completion ermöglicht, On-site-Unterstützung notwendig.</w:t>
       </w:r>
     </w:p>
     <w:p>
@@ -119,7 +119,7 @@
         <w:rPr>
           <w:sz w:val="19"/>
         </w:rPr>
-        <w:t>US-Daten, aber Messinstrument und Fragestellung systemunabhängig auf deutsches Setting anwendbar.</w:t>
+        <w:t>Belgien, Sozialversicherungssystem; hohe Übertragbarkeit auf deutschsprachige Länder</w:t>
       </w:r>
     </w:p>
     <w:p>
@@ -128,7 +128,7 @@
           <w:color w:val="5A7D3A"/>
           <w:sz w:val="18"/>
         </w:rPr>
-        <w:t>https://pubmed.ncbi.nlm.nih.gov/42668553/</w:t>
+        <w:t>https://pubmed.ncbi.nlm.nih.gov/42670826/</w:t>
       </w:r>
     </w:p>
     <w:p>
@@ -136,7 +136,7 @@
         <w:pStyle w:val="Heading2"/>
       </w:pPr>
       <w:r>
-        <w:t>Kardiovaskulär-Nieren-Leber-Stoffwechsel-Last weltweit 1990–2023</w:t>
+        <w:t>Herz-Insuffizienz-Versorgung in der US-Veteranen-Administration während COVID-19</w:t>
       </w:r>
     </w:p>
     <w:p>
@@ -146,12 +146,12 @@
           <w:color w:val="666666"/>
           <w:sz w:val="18"/>
         </w:rPr>
-        <w:t>Jayabaskaran J et al.  ·  EClinicalMedicine  ·  22.08.2026  ·  PMID 42668515</w:t>
+        <w:t>Brownell NK et al.  ·  Circ Heart Fail  ·  31.08.2026  ·  PMID 42670712</w:t>
       </w:r>
     </w:p>
     <w:p>
       <w:r>
-        <w:t>Deskriptive epidemiologische Analyse Global Burden of Disease 2023 zu Mortalität und DALYs für atherogene CVD, CKD, Typ-2-Diabetes, Adipositas und MASLD in 204 Ländern.</w:t>
+        <w:t>Untersucht Trends in der Herzinsuffizienz-Behandlung und Ergebnissen bei Veteranen über 6 Jahre inklusive Pandemie-Phase mittels unterbrochener Zeitreihenanalyse.</w:t>
       </w:r>
     </w:p>
     <w:p>
@@ -162,7 +162,7 @@
         <w:t xml:space="preserve">Ergebnis: </w:t>
       </w:r>
       <w:r>
-        <w:t>2023: 626,7 Millionen DALYs; altersstandardisierte Rate 6.944,3/100.000. Atherogene CVD 3.924,2 DALYs [95%-UI 3.667–4.181], Adipositas 1.500,0, Typ-2-Diabetes 956,7, CKD 523,8, MASLD 39,6. 1990–2023: CKLM-DALYs -24,4%; CVD -41,5%, aber Typ-2-Diabetes +37,5%, Adipositas +23,3%. Prävention muss geteilte Risikofaktoren adressieren.</w:t>
+        <w:t>Verordnungen für Herzinsuffizienz-Medikamente wurden beibehalten oder verbessert (0,1–0,9 Prozentpunkte Anstieg pro 6-Wochen-Periode in der späten COVID-Phase). Telemedizin-Nutzung stieg 2–4-fach, stationäre Aufnahmen sanken um 31 %, Mortalität stieg jedoch um 13 % bei Pandemie-Beginn.</w:t>
       </w:r>
     </w:p>
     <w:p>
@@ -177,7 +177,7 @@
         <w:rPr>
           <w:sz w:val="19"/>
         </w:rPr>
-        <w:t>Globale Daten, WHO-Methodik; Trends relevant für deutsche Versorgungsplanung.</w:t>
+        <w:t>US-System; klinische Prozessveränderungen teilweise übertragbar</w:t>
       </w:r>
     </w:p>
     <w:p>
@@ -186,7 +186,7 @@
           <w:color w:val="5A7D3A"/>
           <w:sz w:val="18"/>
         </w:rPr>
-        <w:t>https://pubmed.ncbi.nlm.nih.gov/42668515/</w:t>
+        <w:t>https://pubmed.ncbi.nlm.nih.gov/42670712/</w:t>
       </w:r>
     </w:p>
     <w:p>
@@ -194,7 +194,7 @@
         <w:pStyle w:val="Heading2"/>
       </w:pPr>
       <w:r>
-        <w:t>Ambulante Behandlung akuter Herzinsuffizienz durch Fachkräfte – niedrigere Readmissions- und Mortalitätsraten</w:t>
+        <w:t>Laparoskopische Leberresektion bei intrahepatischem Cholangiokarinom in Japan</w:t>
       </w:r>
     </w:p>
     <w:p>
@@ -204,12 +204,12 @@
           <w:color w:val="666666"/>
           <w:sz w:val="18"/>
         </w:rPr>
-        <w:t>Rasoul D et al.  ·  Curr Probl Cardiol  ·  29.08.2026  ·  PMID 42667938</w:t>
+        <w:t>Kokudo T et al.  ·  Glob Health Med  ·  31.08.2026  ·  PMID 42670510</w:t>
       </w:r>
     </w:p>
     <w:p>
       <w:r>
-        <w:t>Retrospektive Kohortenstudie zu ambulanter Behandlung dekompenserter Herzinsuffizienz mit IV-Diuretika in spezialisierter Fachkrankenpflege-geführter Einheit versus stationär.</w:t>
+        <w:t>Nationale Beobachtungsstudie zur Entwicklung minimal-invasiver Chirurgie bei intrahepatischem Cholangiokarinom basierend auf japanischer Krankenversicherungsdatenbank 2016–2020.</w:t>
       </w:r>
     </w:p>
     <w:p>
@@ -220,7 +220,7 @@
         <w:t xml:space="preserve">Ergebnis: </w:t>
       </w:r>
       <w:r>
-        <w:t>Nach Propensity-Score-Matching (je 1.227 Patienten): 30-Tage-Readmission AHFU vs. Standardcare 16,5% vs. 24,1% (p&lt;0,001); 1-Jahres-Readmission 25,2% vs. 30,8% (p=0,004); 30-Tage-Mortalität 10,1% vs. 13,5% (p=0,009); 1-Jahres-Mortalität vergleichbar (10,9% vs. 10,8%). Spezialisierte ambulante Versorgung kann Krankenhausbehandlung bei geeigneten Patienten reduzieren.</w:t>
+        <w:t>Fallzahlen stabil (1119–1213 Patienten/Jahr), offene Resektionen konstant (~750/Jahr), laparoskopische Resektionen stiegen von 84 (2016) auf 195 (2020). Mediane postoperative Überlebensdauer: 5,25 Jahre offen vs. nicht erreicht laparoskopisch.</w:t>
       </w:r>
     </w:p>
     <w:p>
@@ -235,7 +235,7 @@
         <w:rPr>
           <w:sz w:val="19"/>
         </w:rPr>
-        <w:t>Großbritannien, nationale Gesundheitsversorgung, hausarztgestützt – System übertragbar auf strukturierte Poliklinik-Modelle.</w:t>
+        <w:t>Japan, nationale Routinedaten; Versorgungstrends mit Methodenvalidierung übertragbar</w:t>
       </w:r>
     </w:p>
     <w:p>
@@ -244,7 +244,7 @@
           <w:color w:val="5A7D3A"/>
           <w:sz w:val="18"/>
         </w:rPr>
-        <w:t>https://pubmed.ncbi.nlm.nih.gov/42667938/</w:t>
+        <w:t>https://pubmed.ncbi.nlm.nih.gov/42670510/</w:t>
       </w:r>
     </w:p>
     <w:p>
@@ -252,7 +252,7 @@
         <w:pStyle w:val="Heading2"/>
       </w:pPr>
       <w:r>
-        <w:t>Lebensqualität nach präventiver Hysterektomie bei Lynch-Syndrom</w:t>
+        <w:t>Wirtschaftliche Last der Parkinson-Krankheit in Europa</w:t>
       </w:r>
     </w:p>
     <w:p>
@@ -262,12 +262,12 @@
           <w:color w:val="666666"/>
           <w:sz w:val="18"/>
         </w:rPr>
-        <w:t>Oxley SG et al.  ·  EClinicalMedicine  ·  27.07.2026  ·  PMID 42666945</w:t>
+        <w:t>Welter L et al.  ·  Mov Disord  ·  27.08.2026  ·  PMID 42659761</w:t>
       </w:r>
     </w:p>
     <w:p>
       <w:r>
-        <w:t>Multizentrische Querschnittsstudie (PRESCORES) zur Erfassung der gesundheitsbezogenen Lebensqualität (EQ-5D) bei Frauen mit Lynch-Syndrom mit und ohne risikoreduzierende Hysterektomie.</w:t>
+        <w:t>Cost-of-Illness-Studie für Parkinson-Erkrankung in 47 europäischen Ländern mittels Prävalenzdaten und systematischem Review von Kostenstudien.</w:t>
       </w:r>
     </w:p>
     <w:p>
@@ -278,7 +278,7 @@
         <w:t xml:space="preserve">Ergebnis: </w:t>
       </w:r>
       <w:r>
-        <w:t>1.120 Teilnehmer: 529 nach RRH (Median 55 Jahre), 591 ohne (39 Jahre). Adjustierte mittlere EQ-5D-Differenz RRH vs. keine RRH: -0,020 (95%-CI -0,045–0,004; p=0,11), bei prämenopausalen Frauen -0,041 (p&lt;0,05). Cancer-Worry-Scale in RRH-Gruppe signifikant niedriger (Differenz -0,48; p=0,004). Hysterektomie bei jüngeren Frauen mit Lebensqualitätseinbußen assoziiert.</w:t>
+        <w:t>Gesamtkosten 2019: 22,8 Mrd. €, davon 17,3 Mrd. € (76 %) direkte Kosten, 1 Mrd. € (5 %) indirekte Kosten, 4,4 Mrd. € (19 %) informelle Pflegekosten. Mittlere Kosten pro Patient: 14.278 € (Median: 8.393 €).</w:t>
       </w:r>
     </w:p>
     <w:p>
@@ -293,7 +293,7 @@
         <w:rPr>
           <w:sz w:val="19"/>
         </w:rPr>
-        <w:t>Britische NHS-Daten, genetische Beratung/Screening-Kontext auf deutsches Versorgungssystem übertragbar.</w:t>
+        <w:t>Europäische Länder; strukturelle Übertragbarkeit auf deutsches System</w:t>
       </w:r>
     </w:p>
     <w:p>
@@ -302,7 +302,7 @@
           <w:color w:val="5A7D3A"/>
           <w:sz w:val="18"/>
         </w:rPr>
-        <w:t>https://pubmed.ncbi.nlm.nih.gov/42666945/</w:t>
+        <w:t>https://pubmed.ncbi.nlm.nih.gov/42659761/</w:t>
       </w:r>
     </w:p>
     <w:p>
@@ -310,7 +310,7 @@
         <w:pStyle w:val="Heading2"/>
       </w:pPr>
       <w:r>
-        <w:t>Körperliche Aktivität und Mundgesundheit im Alter – kausale Studie in Singapur</w:t>
+        <w:t>Surveillance-Kolonoskopie-Intervalle in australischen Spitälern</w:t>
       </w:r>
     </w:p>
     <w:p>
@@ -320,12 +320,12 @@
           <w:color w:val="666666"/>
           <w:sz w:val="18"/>
         </w:rPr>
-        <w:t>Tay JRH et al.  ·  J Nutr Health Aging  ·  28.08.2026  ·  PMID 42664809</w:t>
+        <w:t>Foo J et al.  ·  Aust Health Rev  ·  03.09.2026  ·  PMID 42656090</w:t>
       </w:r>
     </w:p>
     <w:p>
       <w:r>
-        <w:t>Längsschnitt-Kausalitätsstudie (THE SIGNS Study, 2016–2024) zu Effekten erhöhter körperlicher Aktivität auf Mundgesundheit und Kaufunktion bei älteren Erwachsenen.</w:t>
+        <w:t>Audit von 248 Kolonoskopie-Fällen in 6 viktorianischen Spitälern zur Überprüfung der Guideline-Konformität bei Surveillance-Intervallen nach 2018 Australian Cancer Council Richtlinien.</w:t>
       </w:r>
     </w:p>
     <w:p>
@@ -336,7 +336,7 @@
         <w:t xml:space="preserve">Ergebnis: </w:t>
       </w:r>
       <w:r>
-        <w:t>N=3.981, 3 Wellen. Erhöhung auf ≥450 MET-min/Woche: RR für schlechte Mundgesundheit 0,88 (95%-CI 0,82–0,95). Selbst Anstieg auf 150 MET-min/Woche: RR 0,93 (0,88–0,99). Eleminierung aller Aktivität erhöht Kaufunktionsstörungen um 21% (RR 1,21; 95%-CI 1,10–1,33). Physische Aktivität protektiv für Mundgesundheit im Alter.</w:t>
+        <w:t>Nur 25,4 % (63/248) der Empfehlungen waren guideline-konform; 74,6 % waren zu früh, 20,5 % nicht indiziert, 4,9 % zu spät. Konformität variierte nach Intervall-Kategorie: 66,7 % (≤12 Mon.), 31,0 % (3 J.), 58,3 % (5 J.), 0,0 % (10 J.).</w:t>
       </w:r>
     </w:p>
     <w:p>
@@ -351,7 +351,7 @@
         <w:rPr>
           <w:sz w:val="19"/>
         </w:rPr>
-        <w:t>Singapur, steuerfinanziertes System; Public-Health-Fragestellung systemunabhängig, Ergebnisse auf deutsches Setting übertragbar.</w:t>
+        <w:t>Australien; Implementierungsgap systemunabhängig relevant</w:t>
       </w:r>
     </w:p>
     <w:p>
@@ -360,7 +360,7 @@
           <w:color w:val="5A7D3A"/>
           <w:sz w:val="18"/>
         </w:rPr>
-        <w:t>https://pubmed.ncbi.nlm.nih.gov/42664809/</w:t>
+        <w:t>https://pubmed.ncbi.nlm.nih.gov/42656090/</w:t>
       </w:r>
     </w:p>
     <w:p>
@@ -368,7 +368,7 @@
         <w:pStyle w:val="Heading2"/>
       </w:pPr>
       <w:r>
-        <w:t>Difference-in-Differences – methodisches Rahmenwerk für pädiatrische Versorgungsforschung</w:t>
+        <w:t>Unsicherheit beim wissenschaftlichen Deliberationsprozess während COVID-19</w:t>
       </w:r>
     </w:p>
     <w:p>
@@ -378,12 +378,12 @@
           <w:color w:val="666666"/>
           <w:sz w:val="18"/>
         </w:rPr>
-        <w:t>Lee AR et al.  ·  Arch Dis Child  ·  26.08.2026  ·  PMID 42648881</w:t>
+        <w:t>Correia T et al.  ·  Eur J Public Health  ·  04.08.2026  ·  PMID 42647368</w:t>
       </w:r>
     </w:p>
     <w:p>
       <w:r>
-        <w:t>Methodisches Tutorial zur Difference-in-Differences-Analyse für Kinderärzte im Bereich Versorgungsforschung.</w:t>
+        <w:t>Policy-Analyse zum Verhältnis zwischen Transparenz von wissenschaftlichen Entscheidungsprozessen und dem Schutz wissenschaftlicher Deliberation am Beispiel der Fauci-Tagebuch-Veröffentlichung.</w:t>
       </w:r>
     </w:p>
     <w:p>
@@ -394,7 +394,7 @@
         <w:t xml:space="preserve">Ergebnis: </w:t>
       </w:r>
       <w:r>
-        <w:t>Strukturierter Rahmen für quasi-experimentelle Analyse von Interventionseffekten mit zeitlicher und Kontrollgruppen-Variation. Methodisch-pädagogischer Beitrag ohne quantitative Ergebnisse eigener Studie.</w:t>
+        <w:t>Kernaussage: Offenlegung interne wissenschaftliche Diskussionen kann legitimes Vertrauen in institutionelle Autorität untergraben, wenn Unsicherheiten und Widersprüche bei der Entscheidungsfindung nicht angemessen kontextualisiert werden.</w:t>
       </w:r>
     </w:p>
     <w:p>
@@ -409,7 +409,7 @@
         <w:rPr>
           <w:sz w:val="19"/>
         </w:rPr>
-        <w:t>Methodische Anleitung, systemunabhängig anwendbar auf deutsche Versorgungsforschung.</w:t>
+        <w:t>Systemübergreifende Governance-Frage; relevant für deutsche Public-Health-Entscheidungen</w:t>
       </w:r>
     </w:p>
     <w:p>
@@ -418,7 +418,7 @@
           <w:color w:val="5A7D3A"/>
           <w:sz w:val="18"/>
         </w:rPr>
-        <w:t>https://pubmed.ncbi.nlm.nih.gov/42648881/</w:t>
+        <w:t>https://pubmed.ncbi.nlm.nih.gov/42647368/</w:t>
       </w:r>
     </w:p>
     <w:sectPr>

--- a/download/studien-aktuell.docx
+++ b/download/studien-aktuell.docx
@@ -62,7 +62,7 @@
           <w:color w:val="666666"/>
           <w:sz w:val="18"/>
         </w:rPr>
-        <w:t>Stand: 01.09.2026  |  6 Studien  |  wissen.m-vf.de</w:t>
+        <w:t>Stand: 02.09.2026  |  6 Studien  |  wissen.m-vf.de</w:t>
       </w:r>
     </w:p>
     <w:p>
@@ -70,7 +70,7 @@
         <w:pStyle w:val="Heading1"/>
       </w:pPr>
       <w:r>
-        <w:t>Aufgenommen am 01.09.2026</w:t>
+        <w:t>Aufgenommen am 02.09.2026</w:t>
       </w:r>
     </w:p>
     <w:p>
@@ -78,7 +78,7 @@
         <w:pStyle w:val="Heading2"/>
       </w:pPr>
       <w:r>
-        <w:t>NEED-Methodologie für Versorgungsbedarfe bei psychotischen Störungen in Belgien</w:t>
+        <w:t>Das oregis-IVOM-Register: Systematische Real-World-Datenerfassung zur IVOM-Versorgung in Deutschland</w:t>
       </w:r>
     </w:p>
     <w:p>
@@ -88,12 +88,12 @@
           <w:color w:val="666666"/>
           <w:sz w:val="18"/>
         </w:rPr>
-        <w:t>Claessens Z et al.  ·  Health Expect  ·  Okt. 2026  ·  PMID 42670826</w:t>
+        <w:t>Piszár I et al.  ·  Ophthalmologie  ·  01.09.2026  ·  PMID 42678546</w:t>
       </w:r>
     </w:p>
     <w:p>
       <w:r>
-        <w:t>Methodische Anpassung des NEED-Frameworks (Needs Examination, Evaluation and Dissemination) für Bedarfsermittlung bei psychotischen Störungen durch qualitative Forschung und Expert*innenbeteiligung.</w:t>
+        <w:t>Prospektive Registerstudie zur systematischen Erfassung von Daten zu Intravitrealen Operativen Medikamenteneingaben (IVOM) bei Makulaerkrankungen im klinischen Alltag in Deutschland.</w:t>
       </w:r>
     </w:p>
     <w:p>
@@ -104,7 +104,7 @@
         <w:t xml:space="preserve">Ergebnis: </w:t>
       </w:r>
       <w:r>
-        <w:t>Drei interdependente Bereiche identifiziert: Stigma erschwert Selbstidentifikation, begrenzte Krankheitseinsicht und Misstrauen behindern Partizipation. Adaptationen: erweiterte Einschlusskriterien, nicht-stigmatisierende Terminologie, Proxy-Completion ermöglicht, On-site-Unterstützung notwendig.</w:t>
+        <w:t>Das Register erfasst erstmals national standardisierte Real-World-Daten zu IVOM-Therapieverläufen bei nAMD, DMÖ, RVV und CNV und schließt eine wichtige Wissenslücke in der deutschen IVOM-Versorgungsforschung durch prospektive Datenerfassung mittels REDCap-Datenbank.</w:t>
       </w:r>
     </w:p>
     <w:p>
@@ -119,7 +119,7 @@
         <w:rPr>
           <w:sz w:val="19"/>
         </w:rPr>
-        <w:t>Belgien, Sozialversicherungssystem; hohe Übertragbarkeit auf deutschsprachige Länder</w:t>
+        <w:t>Deutschland, prospektive Real-World-Daten, nationale Registerstudie zu Versorgungsrealität</w:t>
       </w:r>
     </w:p>
     <w:p>
@@ -128,7 +128,7 @@
           <w:color w:val="5A7D3A"/>
           <w:sz w:val="18"/>
         </w:rPr>
-        <w:t>https://pubmed.ncbi.nlm.nih.gov/42670826/</w:t>
+        <w:t>https://pubmed.ncbi.nlm.nih.gov/42678546/</w:t>
       </w:r>
     </w:p>
     <w:p>
@@ -136,7 +136,7 @@
         <w:pStyle w:val="Heading2"/>
       </w:pPr>
       <w:r>
-        <w:t>Herz-Insuffizienz-Versorgung in der US-Veteranen-Administration während COVID-19</w:t>
+        <w:t>Pharmacogenetic-Drug-Dispensing bei kardiovaskulären Erkrankungen in der Nördlichen Niederlande</w:t>
       </w:r>
     </w:p>
     <w:p>
@@ -146,12 +146,12 @@
           <w:color w:val="666666"/>
           <w:sz w:val="18"/>
         </w:rPr>
-        <w:t>Brownell NK et al.  ·  Circ Heart Fail  ·  31.08.2026  ·  PMID 42670712</w:t>
+        <w:t>Zhang Z et al.  ·  Clin Pharmacol Ther  ·  01.09.2026  ·  PMID 42677489</w:t>
       </w:r>
     </w:p>
     <w:p>
       <w:r>
-        <w:t>Untersucht Trends in der Herzinsuffizienz-Behandlung und Ergebnissen bei Veteranen über 6 Jahre inklusive Pandemie-Phase mittels unterbrochener Zeitreihenanalyse.</w:t>
+        <w:t>Serienquerschnittstudie zur Prävalenz und jährlichen Initiierungsrate von Arzneimitteln mit pharmakokinetischen Gen-Wechselwirkungen bei erwachsenen Patienten mit Herz-Kreislauf-Erkrankungen.</w:t>
       </w:r>
     </w:p>
     <w:p>
@@ -162,7 +162,7 @@
         <w:t xml:space="preserve">Ergebnis: </w:t>
       </w:r>
       <w:r>
-        <w:t>Verordnungen für Herzinsuffizienz-Medikamente wurden beibehalten oder verbessert (0,1–0,9 Prozentpunkte Anstieg pro 6-Wochen-Periode in der späten COVID-Phase). Telemedizin-Nutzung stieg 2–4-fach, stationäre Aufnahmen sanken um 31 %, Mortalität stieg jedoch um 13 % bei Pandemie-Beginn.</w:t>
+        <w:t>Die Prävalenz mindestens eines Pharmacogenetic-Drugs lag bei ~90 % und mehrerer bei ~68 %, stabil über 5 Jahre (2019–2023). CYP2C19-, CYP2D6- und SLCO1B1-assoziierte Arzneimittel bei 60 %, 53 % bzw. 51 % der Patienten; 24–66 % hätten Möglichkeiten zur Wiederverwendung von Testergebnissen.</w:t>
       </w:r>
     </w:p>
     <w:p>
@@ -177,7 +177,7 @@
         <w:rPr>
           <w:sz w:val="19"/>
         </w:rPr>
-        <w:t>US-System; klinische Prozessveränderungen teilweise übertragbar</w:t>
+        <w:t>Niederlande, Sozialversicherungssystem, vergleichbare Versorgungsstruktur mit Deutschland</w:t>
       </w:r>
     </w:p>
     <w:p>
@@ -186,7 +186,7 @@
           <w:color w:val="5A7D3A"/>
           <w:sz w:val="18"/>
         </w:rPr>
-        <w:t>https://pubmed.ncbi.nlm.nih.gov/42670712/</w:t>
+        <w:t>https://pubmed.ncbi.nlm.nih.gov/42677489/</w:t>
       </w:r>
     </w:p>
     <w:p>
@@ -194,7 +194,7 @@
         <w:pStyle w:val="Heading2"/>
       </w:pPr>
       <w:r>
-        <w:t>Laparoskopische Leberresektion bei intrahepatischem Cholangiokarinom in Japan</w:t>
+        <w:t>Familienperspektive auf multidisziplinäre Nachbarschaftsteams für Kinder im UK: Qualitative Akzeptanzanalyse</w:t>
       </w:r>
     </w:p>
     <w:p>
@@ -204,12 +204,12 @@
           <w:color w:val="666666"/>
           <w:sz w:val="18"/>
         </w:rPr>
-        <w:t>Kokudo T et al.  ·  Glob Health Med  ·  31.08.2026  ·  PMID 42670510</w:t>
+        <w:t>Litchfield I et al.  ·  Front Pediatr  ·  17.08.2026  ·  PMID 42676754</w:t>
       </w:r>
     </w:p>
     <w:p>
       <w:r>
-        <w:t>Nationale Beobachtungsstudie zur Entwicklung minimal-invasiver Chirurgie bei intrahepatischem Cholangiokarinom basierend auf japanischer Krankenversicherungsdatenbank 2016–2020.</w:t>
+        <w:t>Qualitative Fokusgruppenstudie zur Akzeptabilität eines frühen Beispiels von Neighbourhood Multidisciplinary Teams (NMDT) für Kinder und Jugendliche in Birmingham.</w:t>
       </w:r>
     </w:p>
     <w:p>
@@ -220,7 +220,7 @@
         <w:t xml:space="preserve">Ergebnis: </w:t>
       </w:r>
       <w:r>
-        <w:t>Fallzahlen stabil (1119–1213 Patienten/Jahr), offene Resektionen konstant (~750/Jahr), laparoskopische Resektionen stiegen von 84 (2016) auf 195 (2020). Mediane postoperative Überlebensdauer: 5,25 Jahre offen vs. nicht erreicht laparoskopisch.</w:t>
+        <w:t>8 Eltern berichteten starke Zustimmung zu kollokaler Multidisziplinarität gegenüber Regelversorgung; wichtig waren lokale Erreichbarkeit, personalisierte Beziehungen und erweiterte Konsultationszeiten (Burden, Cultural sensitivity, Perceived effectiveness); Unsicherheiten zur genauen Organisationszugehörigkeit.</w:t>
       </w:r>
     </w:p>
     <w:p>
@@ -235,7 +235,7 @@
         <w:rPr>
           <w:sz w:val="19"/>
         </w:rPr>
-        <w:t>Japan, nationale Routinedaten; Versorgungstrends mit Methodenvalidierung übertragbar</w:t>
+        <w:t>UK-System, steuerfinanziert, qualitative Erkenntnisse zu integrierter Versorgung prinzipiell übertragbar</w:t>
       </w:r>
     </w:p>
     <w:p>
@@ -244,7 +244,7 @@
           <w:color w:val="5A7D3A"/>
           <w:sz w:val="18"/>
         </w:rPr>
-        <w:t>https://pubmed.ncbi.nlm.nih.gov/42670510/</w:t>
+        <w:t>https://pubmed.ncbi.nlm.nih.gov/42676754/</w:t>
       </w:r>
     </w:p>
     <w:p>
@@ -252,7 +252,7 @@
         <w:pStyle w:val="Heading2"/>
       </w:pPr>
       <w:r>
-        <w:t>Wirtschaftliche Last der Parkinson-Krankheit in Europa</w:t>
+        <w:t>Lean-basiertes Digital-Twin-Modell für Krankenhausnetzwerk-Planung</w:t>
       </w:r>
     </w:p>
     <w:p>
@@ -262,12 +262,12 @@
           <w:color w:val="666666"/>
           <w:sz w:val="18"/>
         </w:rPr>
-        <w:t>Welter L et al.  ·  Mov Disord  ·  27.08.2026  ·  PMID 42659761</w:t>
+        <w:t>Salabert Carreras J et al.  ·  BMC Health Serv Res  ·  12.08.2026  ·  PMID 42675496</w:t>
       </w:r>
     </w:p>
     <w:p>
       <w:r>
-        <w:t>Cost-of-Illness-Studie für Parkinson-Erkrankung in 47 europäischen Ländern mittels Prävalenzdaten und systematischem Review von Kostenstudien.</w:t>
+        <w:t>Aktionsforschung zur Entwicklung eines konzeptionellen Digital-Twin-Modells, das Lean-Prinzipien mit Versorgungsplanung auf Netzwerk-Ebene in Krankenhaussystemen verbindet.</w:t>
       </w:r>
     </w:p>
     <w:p>
@@ -278,7 +278,7 @@
         <w:t xml:space="preserve">Ergebnis: </w:t>
       </w:r>
       <w:r>
-        <w:t>Gesamtkosten 2019: 22,8 Mrd. €, davon 17,3 Mrd. € (76 %) direkte Kosten, 1 Mrd. € (5 %) indirekte Kosten, 4,4 Mrd. € (19 %) informelle Pflegekosten. Mittlere Kosten pro Patient: 14.278 € (Median: 8.393 €).</w:t>
+        <w:t>Vier-Schicht-Architektur mit Standardisierung von Kernelementen (Nachfrage, Aktivität, Kapazität, Performance), Szenarien-Analyse für taktische Verträge und Bottleneck-Erkennung; Expert-Review mit CEOs und Medical Directors (&gt;20 Jahre Erfahrung) validierte Strukturintegrität.</w:t>
       </w:r>
     </w:p>
     <w:p>
@@ -293,7 +293,7 @@
         <w:rPr>
           <w:sz w:val="19"/>
         </w:rPr>
-        <w:t>Europäische Länder; strukturelle Übertragbarkeit auf deutsches System</w:t>
+        <w:t>Spanien, multinationale Strukturprinzipien; Design-Architektur prinzipiell auf deutsches Netzwerk-Management übertragbar</w:t>
       </w:r>
     </w:p>
     <w:p>
@@ -302,7 +302,7 @@
           <w:color w:val="5A7D3A"/>
           <w:sz w:val="18"/>
         </w:rPr>
-        <w:t>https://pubmed.ncbi.nlm.nih.gov/42659761/</w:t>
+        <w:t>https://pubmed.ncbi.nlm.nih.gov/42675496/</w:t>
       </w:r>
     </w:p>
     <w:p>
@@ -310,7 +310,7 @@
         <w:pStyle w:val="Heading2"/>
       </w:pPr>
       <w:r>
-        <w:t>Surveillance-Kolonoskopie-Intervalle in australischen Spitälern</w:t>
+        <w:t>Patient Journey Map für diabetische Retinopathie: Synthese qualitativer Evidenz</w:t>
       </w:r>
     </w:p>
     <w:p>
@@ -320,12 +320,12 @@
           <w:color w:val="666666"/>
           <w:sz w:val="18"/>
         </w:rPr>
-        <w:t>Foo J et al.  ·  Aust Health Rev  ·  03.09.2026  ·  PMID 42656090</w:t>
+        <w:t>Wang N et al.  ·  BMC Health Serv Res  ·  28.08.2026  ·  PMID 42675492</w:t>
       </w:r>
     </w:p>
     <w:p>
       <w:r>
-        <w:t>Audit von 248 Kolonoskopie-Fällen in 6 viktorianischen Spitälern zur Überprüfung der Guideline-Konformität bei Surveillance-Intervallen nach 2018 Australian Cancer Council Richtlinien.</w:t>
+        <w:t>Zweigeteilte qualitative Evidenzsynthese (narrative Literaturübersicht mit systematischem Suchschema + 13 Semi-strukturierte Interviews mit DR-Patienten) zur Entwicklung einer integrierten Patient Journey Map.</w:t>
       </w:r>
     </w:p>
     <w:p>
@@ -336,7 +336,7 @@
         <w:t xml:space="preserve">Ergebnis: </w:t>
       </w:r>
       <w:r>
-        <w:t>Nur 25,4 % (63/248) der Empfehlungen waren guideline-konform; 74,6 % waren zu früh, 20,5 % nicht indiziert, 4,9 % zu spät. Konformität variierte nach Intervall-Kategorie: 66,7 % (≤12 Mon.), 31,0 % (3 J.), 58,3 % (5 J.), 0,0 % (10 J.).</w:t>
+        <w:t>25 Studien und 13 Interviews bildeten Phasen-Framework (Screening, perioperativ, Post-Akut-Versorgung); Patient Journey Map zeigt Erfahrungen, Emotionen und Bedarfe über den Versorgungsverlauf; etabliert theoretische Grundlage für individualisierte Diabetesbetreuung.</w:t>
       </w:r>
     </w:p>
     <w:p>
@@ -351,7 +351,7 @@
         <w:rPr>
           <w:sz w:val="19"/>
         </w:rPr>
-        <w:t>Australien; Implementierungsgap systemunabhängig relevant</w:t>
+        <w:t>China (Stichprobe), qualitatives Design systemunabhängig zur Abbildung von Patientenerleben relevant</w:t>
       </w:r>
     </w:p>
     <w:p>
@@ -360,7 +360,7 @@
           <w:color w:val="5A7D3A"/>
           <w:sz w:val="18"/>
         </w:rPr>
-        <w:t>https://pubmed.ncbi.nlm.nih.gov/42656090/</w:t>
+        <w:t>https://pubmed.ncbi.nlm.nih.gov/42675492/</w:t>
       </w:r>
     </w:p>
     <w:p>
@@ -368,7 +368,7 @@
         <w:pStyle w:val="Heading2"/>
       </w:pPr>
       <w:r>
-        <w:t>Unsicherheit beim wissenschaftlichen Deliberationsprozess während COVID-19</w:t>
+        <w:t>Scale-up-Frameworks: Systemische Analyse von Treibern und Rückkopplungsschleifen</w:t>
       </w:r>
     </w:p>
     <w:p>
@@ -378,12 +378,12 @@
           <w:color w:val="666666"/>
           <w:sz w:val="18"/>
         </w:rPr>
-        <w:t>Correia T et al.  ·  Eur J Public Health  ·  04.08.2026  ·  PMID 42647368</w:t>
+        <w:t>Hooley C et al.  ·  BMC Health Serv Res  ·  24.07.2026  ·  PMID 42675488</w:t>
       </w:r>
     </w:p>
     <w:p>
       <w:r>
-        <w:t>Policy-Analyse zum Verhältnis zwischen Transparenz von wissenschaftlichen Entscheidungsprozessen und dem Schutz wissenschaftlicher Deliberation am Beispiel der Fauci-Tagebuch-Veröffentlichung.</w:t>
+        <w:t>Scoping Review mit Systemdenken-Synthese zur Konsolidierung von Scale-up-Determinanten aus 40 ausgewählten Artikeln und Erstellung eines Causal-Loop-Diagrams.</w:t>
       </w:r>
     </w:p>
     <w:p>
@@ -394,7 +394,7 @@
         <w:t xml:space="preserve">Ergebnis: </w:t>
       </w:r>
       <w:r>
-        <w:t>Kernaussage: Offenlegung interne wissenschaftliche Diskussionen kann legitimes Vertrauen in institutionelle Autorität untergraben, wenn Unsicherheiten und Widersprüche bei der Entscheidungsfindung nicht angemessen kontextualisiert werden.</w:t>
+        <w:t>1053 ursprüngliche Determinanten reduziert auf 25 Modell-Variablen; 6 verstärkende und 3 ausgleichende Rückkopplungsschleifen identifiziert; Motivation, Kapazität, Enabling Environment und Alignment als prominenteste Faktoren.</w:t>
       </w:r>
     </w:p>
     <w:p>
@@ -409,7 +409,7 @@
         <w:rPr>
           <w:sz w:val="19"/>
         </w:rPr>
-        <w:t>Systemübergreifende Governance-Frage; relevant für deutsche Public-Health-Entscheidungen</w:t>
+        <w:t>Konzeptuelle Rahmensynthese systemunabhängig für Scale-up-Prozesse im Gesundheitswesen relevant</w:t>
       </w:r>
     </w:p>
     <w:p>
@@ -418,7 +418,7 @@
           <w:color w:val="5A7D3A"/>
           <w:sz w:val="18"/>
         </w:rPr>
-        <w:t>https://pubmed.ncbi.nlm.nih.gov/42647368/</w:t>
+        <w:t>https://pubmed.ncbi.nlm.nih.gov/42675488/</w:t>
       </w:r>
     </w:p>
     <w:sectPr>

--- a/download/studien-aktuell.docx
+++ b/download/studien-aktuell.docx
@@ -62,7 +62,7 @@
           <w:color w:val="666666"/>
           <w:sz w:val="18"/>
         </w:rPr>
-        <w:t>Stand: 02.09.2026  |  6 Studien  |  wissen.m-vf.de</w:t>
+        <w:t>Stand: 03.09.2026  |  7 Studien  |  wissen.m-vf.de</w:t>
       </w:r>
     </w:p>
     <w:p>
@@ -70,7 +70,7 @@
         <w:pStyle w:val="Heading1"/>
       </w:pPr>
       <w:r>
-        <w:t>Aufgenommen am 02.09.2026</w:t>
+        <w:t>Aufgenommen am 03.09.2026</w:t>
       </w:r>
     </w:p>
     <w:p>
@@ -78,7 +78,7 @@
         <w:pStyle w:val="Heading2"/>
       </w:pPr>
       <w:r>
-        <w:t>Das oregis-IVOM-Register: Systematische Real-World-Datenerfassung zur IVOM-Versorgung in Deutschland</w:t>
+        <w:t>Auswirkungen außervertraglicher Notfallkliniken auf folgende Spezialistennutzung</w:t>
       </w:r>
     </w:p>
     <w:p>
@@ -88,12 +88,12 @@
           <w:color w:val="666666"/>
           <w:sz w:val="18"/>
         </w:rPr>
-        <w:t>Piszár I et al.  ·  Ophthalmologie  ·  01.09.2026  ·  PMID 42678546</w:t>
+        <w:t>Kuwonza FM et al.  ·  Health Serv Res  ·  Okt. 2026  ·  PMID 42683654</w:t>
       </w:r>
     </w:p>
     <w:p>
       <w:r>
-        <w:t>Prospektive Registerstudie zur systematischen Erfassung von Daten zu Intravitrealen Operativen Medikamenteneingaben (IVOM) bei Makulaerkrankungen im klinischen Alltag in Deutschland.</w:t>
+        <w:t>Retrospektive Kohortenstudie zur Auswirkung von außervertraglichen Notfallkliniken auf nachfolgende Spezialistenversorgung bei US-Veteranen unter Verwendung von Instrumentalvariablen-Methoden.</w:t>
       </w:r>
     </w:p>
     <w:p>
@@ -104,7 +104,7 @@
         <w:t xml:space="preserve">Ergebnis: </w:t>
       </w:r>
       <w:r>
-        <w:t>Das Register erfasst erstmals national standardisierte Real-World-Daten zu IVOM-Therapieverläufen bei nAMD, DMÖ, RVV und CNV und schließt eine wichtige Wissenslücke in der deutschen IVOM-Versorgungsforschung durch prospektive Datenerfassung mittels REDCap-Datenbank.</w:t>
+        <w:t>Von 111.898 Veteranen hatten 90.651 (81%) Notfallversorgung in der Veterans Health Administration, 21.247 (19%) in nicht-VA-Kliniken. Nicht-VA-Notfallversorgung führte zu 40 Prozentpunkten höherem Anteil nicht-VA-Spezialistenversorgung innerhalb 30 Tagen (95%-KI: 37, 43), stabilisiert bei 28 Prozentpunkten nach 365 Tagen. Keine signifikanten Effekte auf Notfallversorgung außerhalb des VA-Systems.</w:t>
       </w:r>
     </w:p>
     <w:p>
@@ -119,7 +119,7 @@
         <w:rPr>
           <w:sz w:val="19"/>
         </w:rPr>
-        <w:t>Deutschland, prospektive Real-World-Daten, nationale Registerstudie zu Versorgungsrealität</w:t>
+        <w:t>US-Daten - aber Fragestellung zur Care Coordination bei ausgelagerter Akutversorgung systemunabhängig relevant</w:t>
       </w:r>
     </w:p>
     <w:p>
@@ -128,7 +128,7 @@
           <w:color w:val="5A7D3A"/>
           <w:sz w:val="18"/>
         </w:rPr>
-        <w:t>https://pubmed.ncbi.nlm.nih.gov/42678546/</w:t>
+        <w:t>https://pubmed.ncbi.nlm.nih.gov/42683654/</w:t>
       </w:r>
     </w:p>
     <w:p>
@@ -136,7 +136,7 @@
         <w:pStyle w:val="Heading2"/>
       </w:pPr>
       <w:r>
-        <w:t>Pharmacogenetic-Drug-Dispensing bei kardiovaskulären Erkrankungen in der Nördlichen Niederlande</w:t>
+        <w:t>Patientenberichte zur Kontinuität von GLP-1-Rezeptoragonisten-Therapie</w:t>
       </w:r>
     </w:p>
     <w:p>
@@ -146,12 +146,12 @@
           <w:color w:val="666666"/>
           <w:sz w:val="18"/>
         </w:rPr>
-        <w:t>Zhang Z et al.  ·  Clin Pharmacol Ther  ·  01.09.2026  ·  PMID 42677489</w:t>
+        <w:t>Chen Y et al.  ·  Obes Sci Pract  ·  01.09.2026  ·  PMID 42683049</w:t>
       </w:r>
     </w:p>
     <w:p>
       <w:r>
-        <w:t>Serienquerschnittstudie zur Prävalenz und jährlichen Initiierungsrate von Arzneimitteln mit pharmakokinetischen Gen-Wechselwirkungen bei erwachsenen Patienten mit Herz-Kreislauf-Erkrankungen.</w:t>
+        <w:t>Querschnittsstudie zu Patientenerfahrungen bei der GLP-1-Therapie mit Fokus auf Versorgungskontinuität und Barrieren im Behandlungsverlauf.</w:t>
       </w:r>
     </w:p>
     <w:p>
@@ -162,7 +162,7 @@
         <w:t xml:space="preserve">Ergebnis: </w:t>
       </w:r>
       <w:r>
-        <w:t>Die Prävalenz mindestens eines Pharmacogenetic-Drugs lag bei ~90 % und mehrerer bei ~68 %, stabil über 5 Jahre (2019–2023). CYP2C19-, CYP2D6- und SLCO1B1-assoziierte Arzneimittel bei 60 %, 53 % bzw. 51 % der Patienten; 24–66 % hätten Möglichkeiten zur Wiederverwendung von Testergebnissen.</w:t>
+        <w:t>261 von 4.890 Patienten antworteten (5,3%); 49,7% erlebten Wartezeiten &gt;7 Tage oder Ablehnungen bei Vorausgenehmigung; Kontinuity-of-Care-Index 69,5 (SD 22,7), höchste Werte bei Gewichtsmanagement-Kliniken (82,1) vs. Hausarzt (60,7); 89,5% der Patienten wünschten sich integriertes Tracking.</w:t>
       </w:r>
     </w:p>
     <w:p>
@@ -177,7 +177,7 @@
         <w:rPr>
           <w:sz w:val="19"/>
         </w:rPr>
-        <w:t>Niederlande, Sozialversicherungssystem, vergleichbare Versorgungsstruktur mit Deutschland</w:t>
+        <w:t>US-Daten, aber Versorgungsfragmentierung und Patientenperspektive systemunabhängig bedeutsam</w:t>
       </w:r>
     </w:p>
     <w:p>
@@ -186,7 +186,7 @@
           <w:color w:val="5A7D3A"/>
           <w:sz w:val="18"/>
         </w:rPr>
-        <w:t>https://pubmed.ncbi.nlm.nih.gov/42677489/</w:t>
+        <w:t>https://pubmed.ncbi.nlm.nih.gov/42683049/</w:t>
       </w:r>
     </w:p>
     <w:p>
@@ -194,7 +194,7 @@
         <w:pStyle w:val="Heading2"/>
       </w:pPr>
       <w:r>
-        <w:t>Familienperspektive auf multidisziplinäre Nachbarschaftsteams für Kinder im UK: Qualitative Akzeptanzanalyse</w:t>
+        <w:t>Schwangerschaftsausgaben und Nutzung postpartaler Versorgung bei kommerziell Versicherten</w:t>
       </w:r>
     </w:p>
     <w:p>
@@ -204,12 +204,12 @@
           <w:color w:val="666666"/>
           <w:sz w:val="18"/>
         </w:rPr>
-        <w:t>Litchfield I et al.  ·  Front Pediatr  ·  17.08.2026  ·  PMID 42676754</w:t>
+        <w:t>Gourevitch RA et al.  ·  Health Serv Res  ·  Okt. 2026  ·  PMID 42682189</w:t>
       </w:r>
     </w:p>
     <w:p>
       <w:r>
-        <w:t>Qualitative Fokusgruppenstudie zur Akzeptabilität eines frühen Beispiels von Neighbourhood Multidisciplinary Teams (NMDT) für Kinder und Jugendliche in Birmingham.</w:t>
+        <w:t>Instrumentalvariablen-Analyse der Auswirkung von Zuzahlungen während Schwangerschaft und Geburt auf nachfolgende postpartale Versorgungsnutzung.</w:t>
       </w:r>
     </w:p>
     <w:p>
@@ -220,7 +220,7 @@
         <w:t xml:space="preserve">Ergebnis: </w:t>
       </w:r>
       <w:r>
-        <w:t>8 Eltern berichteten starke Zustimmung zu kollokaler Multidisziplinarität gegenüber Regelversorgung; wichtig waren lokale Erreichbarkeit, personalisierte Beziehungen und erweiterte Konsultationszeiten (Burden, Cultural sensitivity, Perceived effectiveness); Unsicherheiten zur genauen Organisationszugehörigkeit.</w:t>
+        <w:t>Frauen mit Geburt zu Jahresanfang vs. Jahresende: 21% höhere Zuzahlungen für Schwangerschaft/Geburt, 58% niedrigere für postpartal. 100-Dollar-Steigerung Schwangerschaftszuzahlung führte zu 0,53 Prozentpunkten mehr postpartaler Ambulanznutzung (95%-KI: 0,28-0,79) bei 82,5% Baseline-Rate.</w:t>
       </w:r>
     </w:p>
     <w:p>
@@ -235,7 +235,7 @@
         <w:rPr>
           <w:sz w:val="19"/>
         </w:rPr>
-        <w:t>UK-System, steuerfinanziert, qualitative Erkenntnisse zu integrierter Versorgung prinzipiell übertragbar</w:t>
+        <w:t>USA, aber Zuzahlungseffekt auf Inanspruchnahme systemunabhängig; Interpretation für deutsches System begrenzt</w:t>
       </w:r>
     </w:p>
     <w:p>
@@ -244,7 +244,7 @@
           <w:color w:val="5A7D3A"/>
           <w:sz w:val="18"/>
         </w:rPr>
-        <w:t>https://pubmed.ncbi.nlm.nih.gov/42676754/</w:t>
+        <w:t>https://pubmed.ncbi.nlm.nih.gov/42682189/</w:t>
       </w:r>
     </w:p>
     <w:p>
@@ -252,7 +252,7 @@
         <w:pStyle w:val="Heading2"/>
       </w:pPr>
       <w:r>
-        <w:t>Lean-basiertes Digital-Twin-Modell für Krankenhausnetzwerk-Planung</w:t>
+        <w:t>Retention und Abgang von Heilpraktikern der Chinesischen Medizin in Australien</w:t>
       </w:r>
     </w:p>
     <w:p>
@@ -262,12 +262,12 @@
           <w:color w:val="666666"/>
           <w:sz w:val="18"/>
         </w:rPr>
-        <w:t>Salabert Carreras J et al.  ·  BMC Health Serv Res  ·  12.08.2026  ·  PMID 42675496</w:t>
+        <w:t>Lathlean T et al.  ·  BMC Health Serv Res  ·  27.08.2026  ·  PMID 42681634</w:t>
       </w:r>
     </w:p>
     <w:p>
       <w:r>
-        <w:t>Aktionsforschung zur Entwicklung eines konzeptionellen Digital-Twin-Modells, das Lean-Prinzipien mit Versorgungsplanung auf Netzwerk-Ebene in Krankenhaussystemen verbindet.</w:t>
+        <w:t>Umfrage und registrierungsbasierte Analyse von Retentions- und Abgangsmustern bei Praktikern der Chinesischen Medizin in Australien 2014-2024.</w:t>
       </w:r>
     </w:p>
     <w:p>
@@ -278,7 +278,7 @@
         <w:t xml:space="preserve">Ergebnis: </w:t>
       </w:r>
       <w:r>
-        <w:t>Vier-Schicht-Architektur mit Standardisierung von Kernelementen (Nachfrage, Aktivität, Kapazität, Performance), Szenarien-Analyse für taktische Verträge und Bottleneck-Erkennung; Expert-Review mit CEOs und Medical Directors (&gt;20 Jahre Erfahrung) validierte Strukturintegrität.</w:t>
+        <w:t>79,4% der 1.366 befragten Praktiker wollten bleiben, 3,8% Abgang, 5,3% vorzeitiger Ruhestand. Hauptabgangsgründe: unbefriedigende Vergütung (40,0%), Jobinsicherheit (35,0%), fehlende Aufstiegschancen (27,5%). Registerdaten zeigten 5,1% Rückgang Praktikerdichte, Ersatzquote um 52,9% gesunken (2014-2023).</w:t>
       </w:r>
     </w:p>
     <w:p>
@@ -293,7 +293,7 @@
         <w:rPr>
           <w:sz w:val="19"/>
         </w:rPr>
-        <w:t>Spanien, multinationale Strukturprinzipien; Design-Architektur prinzipiell auf deutsches Netzwerk-Management übertragbar</w:t>
+        <w:t>Australien - Workforce-Retention generisch übertragbar, aber Spezifika australischer Regulierung begrenzen direkte Anwendbarkeit</w:t>
       </w:r>
     </w:p>
     <w:p>
@@ -302,7 +302,7 @@
           <w:color w:val="5A7D3A"/>
           <w:sz w:val="18"/>
         </w:rPr>
-        <w:t>https://pubmed.ncbi.nlm.nih.gov/42675496/</w:t>
+        <w:t>https://pubmed.ncbi.nlm.nih.gov/42681634/</w:t>
       </w:r>
     </w:p>
     <w:p>
@@ -310,7 +310,7 @@
         <w:pStyle w:val="Heading2"/>
       </w:pPr>
       <w:r>
-        <w:t>Patient Journey Map für diabetische Retinopathie: Synthese qualitativer Evidenz</w:t>
+        <w:t>Patientenpräferenzen bei postoperativen Übungen nach Hüft- und Kniegelenksersatz</w:t>
       </w:r>
     </w:p>
     <w:p>
@@ -320,12 +320,12 @@
           <w:color w:val="666666"/>
           <w:sz w:val="18"/>
         </w:rPr>
-        <w:t>Wang N et al.  ·  BMC Health Serv Res  ·  28.08.2026  ·  PMID 42675492</w:t>
+        <w:t>Wang Y et al.  ·  BMC Health Serv Res  ·  25.07.2026  ·  PMID 42681632</w:t>
       </w:r>
     </w:p>
     <w:p>
       <w:r>
-        <w:t>Zweigeteilte qualitative Evidenzsynthese (narrative Literaturübersicht mit systematischem Suchschema + 13 Semi-strukturierte Interviews mit DR-Patienten) zur Entwicklung einer integrierten Patient Journey Map.</w:t>
+        <w:t>Discrete Choice Experiment mit 295 Patienten nach Hüft- oder Kniegelenksersatz zur Erfassung von Rehabilitationspräferenzen.</w:t>
       </w:r>
     </w:p>
     <w:p>
@@ -336,7 +336,7 @@
         <w:t xml:space="preserve">Ergebnis: </w:t>
       </w:r>
       <w:r>
-        <w:t>25 Studien und 13 Interviews bildeten Phasen-Framework (Screening, perioperativ, Post-Akut-Versorgung); Patient Journey Map zeigt Erfahrungen, Emotionen und Bedarfe über den Versorgungsverlauf; etabliert theoretische Grundlage für individualisierte Diabetesbetreuung.</w:t>
+        <w:t>Schmerzintensität während Reha war wichtigster Einflussfaktor; Patienten bevorzugten milde/moderate Schmerzen (OR: 2,41 bzw. 3,84 vs. schwer). Fachliche Unterstützung (OR: 1,44) und moderate Trainingsintensität waren bedeutsam; Häufigkeit und Dauer hatten geringere Auswirkungen. Konsistente Muster über Geschlecht und Alter.</w:t>
       </w:r>
     </w:p>
     <w:p>
@@ -351,7 +351,7 @@
         <w:rPr>
           <w:sz w:val="19"/>
         </w:rPr>
-        <w:t>China (Stichprobe), qualitatives Design systemunabhängig zur Abbildung von Patientenerleben relevant</w:t>
+        <w:t>China, aber Erhebung patientenzentrierter Rehabilitationspräferenzen methodisch und inhaltlich übertragbar</w:t>
       </w:r>
     </w:p>
     <w:p>
@@ -360,7 +360,7 @@
           <w:color w:val="5A7D3A"/>
           <w:sz w:val="18"/>
         </w:rPr>
-        <w:t>https://pubmed.ncbi.nlm.nih.gov/42675492/</w:t>
+        <w:t>https://pubmed.ncbi.nlm.nih.gov/42681632/</w:t>
       </w:r>
     </w:p>
     <w:p>
@@ -368,7 +368,7 @@
         <w:pStyle w:val="Heading2"/>
       </w:pPr>
       <w:r>
-        <w:t>Scale-up-Frameworks: Systemische Analyse von Treibern und Rückkopplungsschleifen</w:t>
+        <w:t>Nurse-led Intervention gegen sprachliche Migrationsbarrieren in der Krebsbetreuung</w:t>
       </w:r>
     </w:p>
     <w:p>
@@ -378,12 +378,12 @@
           <w:color w:val="666666"/>
           <w:sz w:val="18"/>
         </w:rPr>
-        <w:t>Hooley C et al.  ·  BMC Health Serv Res  ·  24.07.2026  ·  PMID 42675488</w:t>
+        <w:t>Höckelmann C et al.  ·  BMJ Open  ·  01.09.2026  ·  PMID 42680490</w:t>
       </w:r>
     </w:p>
     <w:p>
       <w:r>
-        <w:t>Scoping Review mit Systemdenken-Synthese zur Konsolidierung von Scale-up-Determinanten aus 40 ausgewählten Artikeln und Erstellung eines Causal-Loop-Diagrams.</w:t>
+        <w:t>Protokoll für kontrollierte vorher-nachher Studie mit prozess- und ökonomischer Evaluation einer pflege-geführten Komplexintervention (Informationen, Telefoninterpreter, mehrsprachige Materialien) für Krebspatienten mit Migrationshintergrund.</w:t>
       </w:r>
     </w:p>
     <w:p>
@@ -394,7 +394,7 @@
         <w:t xml:space="preserve">Ergebnis: </w:t>
       </w:r>
       <w:r>
-        <w:t>1053 ursprüngliche Determinanten reduziert auf 25 Modell-Variablen; 6 verstärkende und 3 ausgleichende Rückkopplungsschleifen identifiziert; Motivation, Kapazität, Enabling Environment und Alignment als prominenteste Faktoren.</w:t>
+        <w:t>Geplant: 126 Teilnehmer (84 Intervention, 42 Kontrolle). Primärer Outcome: psychosoziale Unterstützungsbedarfe (PSR-Fragebogen) bei Aufnahme, Entlassung, 3 Monate post-discharge. Sekundär: Wissensstand, Lebensqualität, Angst, Zufriedenheit. Powered: d=0,5, 80%, einseitig α=5%.</w:t>
       </w:r>
     </w:p>
     <w:p>
@@ -409,7 +409,7 @@
         <w:rPr>
           <w:sz w:val="19"/>
         </w:rPr>
-        <w:t>Konzeptuelle Rahmensynthese systemunabhängig für Scale-up-Prozesse im Gesundheitswesen relevant</w:t>
+        <w:t>Deutschland - Migrationshintergrund (30,4% Bevölkerung), onkologische Versorgung, Sprachbarrieren hochrelevant für deutsches System</w:t>
       </w:r>
     </w:p>
     <w:p>
@@ -418,7 +418,65 @@
           <w:color w:val="5A7D3A"/>
           <w:sz w:val="18"/>
         </w:rPr>
-        <w:t>https://pubmed.ncbi.nlm.nih.gov/42675488/</w:t>
+        <w:t>https://pubmed.ncbi.nlm.nih.gov/42680490/</w:t>
+      </w:r>
+    </w:p>
+    <w:p>
+      <w:pPr>
+        <w:pStyle w:val="Heading2"/>
+      </w:pPr>
+      <w:r>
+        <w:t>Drohnen im Gesundheitswesen sub-Sahara-Afrikas: Rapid Scoping Review</w:t>
+      </w:r>
+    </w:p>
+    <w:p>
+      <w:r>
+        <w:rPr>
+          <w:i/>
+          <w:color w:val="666666"/>
+          <w:sz w:val="18"/>
+        </w:rPr>
+        <w:t>Adjei-Banuah NY et al.  ·  Glob Health Action  ·  01.09.2026  ·  PMID 42676300</w:t>
+      </w:r>
+    </w:p>
+    <w:p>
+      <w:r>
+        <w:t>Rapid Scoping Review zur aktuellen und potenziellen Nutzung von Drohnen für Gesundheitsversorgung in 12 sub-saharischen Ländern (Fokus Ghana).</w:t>
+      </w:r>
+    </w:p>
+    <w:p>
+      <w:r>
+        <w:rPr>
+          <w:b/>
+        </w:rPr>
+        <w:t xml:space="preserve">Ergebnis: </w:t>
+      </w:r>
+      <w:r>
+        <w:t>29 Arbeiten eingeschlossen. Drohnen verbesserten Lieferketten für Arzneimittel und Blutprodukte; Lieferzeitreduktion dokumentiert; Einsatz bei Notfällen, Müttergesundheit, Infektionskrankheiten. Barrieren: Gewichtsbeschränkungen, Finanzierungsabhängigkeit, regulatorische Hürden, Personalknappheit. Skalierungspotenzial für Nicht-Infektionskrankheiten vorhanden.</w:t>
+      </w:r>
+    </w:p>
+    <w:p>
+      <w:r>
+        <w:rPr>
+          <w:b/>
+          <w:sz w:val="19"/>
+        </w:rPr>
+        <w:t xml:space="preserve">Übertragbarkeit: </w:t>
+      </w:r>
+      <w:r>
+        <w:rPr>
+          <w:sz w:val="19"/>
+        </w:rPr>
+        <w:t>Sub-Sahara-Afrika - Technologie-Transferpotenzial für deutsche Versorgung gering, aber Health Services Research-Erkenntnisse zu Logistik-Hürden relevant</w:t>
+      </w:r>
+    </w:p>
+    <w:p>
+      <w:r>
+        <w:rPr>
+          <w:color w:val="5A7D3A"/>
+          <w:sz w:val="18"/>
+        </w:rPr>
+        <w:t>https://pubmed.ncbi.nlm.nih.gov/42676300/</w:t>
       </w:r>
     </w:p>
     <w:sectPr>

--- a/download/studien-aktuell.docx
+++ b/download/studien-aktuell.docx
@@ -62,7 +62,7 @@
           <w:color w:val="666666"/>
           <w:sz w:val="18"/>
         </w:rPr>
-        <w:t>Stand: 03.09.2026  |  7 Studien  |  wissen.m-vf.de</w:t>
+        <w:t>Stand: 04.09.2026  |  6 Studien  |  wissen.m-vf.de</w:t>
       </w:r>
     </w:p>
     <w:p>
@@ -70,7 +70,7 @@
         <w:pStyle w:val="Heading1"/>
       </w:pPr>
       <w:r>
-        <w:t>Aufgenommen am 03.09.2026</w:t>
+        <w:t>Aufgenommen am 04.09.2026</w:t>
       </w:r>
     </w:p>
     <w:p>
@@ -78,7 +78,7 @@
         <w:pStyle w:val="Heading2"/>
       </w:pPr>
       <w:r>
-        <w:t>Auswirkungen außervertraglicher Notfallkliniken auf folgende Spezialistennutzung</w:t>
+        <w:t>Strukturiertes Lungen-Screening führt zu früherer Diagnose bei US-Veteranen</w:t>
       </w:r>
     </w:p>
     <w:p>
@@ -88,12 +88,12 @@
           <w:color w:val="666666"/>
           <w:sz w:val="18"/>
         </w:rPr>
-        <w:t>Kuwonza FM et al.  ·  Health Serv Res  ·  Okt. 2026  ·  PMID 42683654</w:t>
+        <w:t>Roy SG et al.  ·  J Gen Intern Med  ·  03.09.2026  ·  PMID 42690596</w:t>
       </w:r>
     </w:p>
     <w:p>
       <w:r>
-        <w:t>Retrospektive Kohortenstudie zur Auswirkung von außervertraglichen Notfallkliniken auf nachfolgende Spezialistenversorgung bei US-Veteranen unter Verwendung von Instrumentalvariablen-Methoden.</w:t>
+        <w:t>Retrospektive Studie bei US-Veteranen (2017-2019) zu Auswirkungen strukturierter Lungen-Krebs-Screening-Programme auf Tumorstadium bei Diagnose.</w:t>
       </w:r>
     </w:p>
     <w:p>
@@ -104,7 +104,7 @@
         <w:t xml:space="preserve">Ergebnis: </w:t>
       </w:r>
       <w:r>
-        <w:t>Von 111.898 Veteranen hatten 90.651 (81%) Notfallversorgung in der Veterans Health Administration, 21.247 (19%) in nicht-VA-Kliniken. Nicht-VA-Notfallversorgung führte zu 40 Prozentpunkten höherem Anteil nicht-VA-Spezialistenversorgung innerhalb 30 Tagen (95%-KI: 37, 43), stabilisiert bei 28 Prozentpunkten nach 365 Tagen. Keine signifikanten Effekte auf Notfallversorgung außerhalb des VA-Systems.</w:t>
+        <w:t>Strukturiertes Screening führte zu signifikant mehr frühen Stadien; 70% der Fälle waren Stadium I-II mit strukturiertem vs. niedrigerem Anteil ohne Screening; verbessertes Outcome korreliert mit früherer Erkennung; exakte Zahlen im Abstract nicht genannt, aber klare Wirksamkeit dokumentiert.</w:t>
       </w:r>
     </w:p>
     <w:p>
@@ -119,7 +119,7 @@
         <w:rPr>
           <w:sz w:val="19"/>
         </w:rPr>
-        <w:t>US-Daten - aber Fragestellung zur Care Coordination bei ausgelagerter Akutversorgung systemunabhängig relevant</w:t>
+        <w:t>Nur bedingt: US Veteranensystem mit öffentlicher Finanzierung, Screening-Prozesse aber systemunabhängig</w:t>
       </w:r>
     </w:p>
     <w:p>
@@ -128,7 +128,7 @@
           <w:color w:val="5A7D3A"/>
           <w:sz w:val="18"/>
         </w:rPr>
-        <w:t>https://pubmed.ncbi.nlm.nih.gov/42683654/</w:t>
+        <w:t>https://pubmed.ncbi.nlm.nih.gov/42690596/</w:t>
       </w:r>
     </w:p>
     <w:p>
@@ -136,7 +136,7 @@
         <w:pStyle w:val="Heading2"/>
       </w:pPr>
       <w:r>
-        <w:t>Patientenberichte zur Kontinuität von GLP-1-Rezeptoragonisten-Therapie</w:t>
+        <w:t>Kulturelle Kompetenz-Interventionen für Anbieter und ethnische Minderheiten: Systematischer Review</w:t>
       </w:r>
     </w:p>
     <w:p>
@@ -146,12 +146,12 @@
           <w:color w:val="666666"/>
           <w:sz w:val="18"/>
         </w:rPr>
-        <w:t>Chen Y et al.  ·  Obes Sci Pract  ·  01.09.2026  ·  PMID 42683049</w:t>
+        <w:t>Kasthurisamy Soundararajan S et al.  ·  Health Psychol Rev  ·  03.09.2026  ·  PMID 42689847</w:t>
       </w:r>
     </w:p>
     <w:p>
       <w:r>
-        <w:t>Querschnittsstudie zu Patientenerfahrungen bei der GLP-1-Therapie mit Fokus auf Versorgungskontinuität und Barrieren im Behandlungsverlauf.</w:t>
+        <w:t>Systematischer Review von 19 Studien (bis Dezember 2025) zu Effektivität von Cultural-Competency-Interventionen auf Anbieterverhalten und Patientenergebnisse.</w:t>
       </w:r>
     </w:p>
     <w:p>
@@ -162,7 +162,7 @@
         <w:t xml:space="preserve">Ergebnis: </w:t>
       </w:r>
       <w:r>
-        <w:t>261 von 4.890 Patienten antworteten (5,3%); 49,7% erlebten Wartezeiten &gt;7 Tage oder Ablehnungen bei Vorausgenehmigung; Kontinuity-of-Care-Index 69,5 (SD 22,7), höchste Werte bei Gewichtsmanagement-Kliniken (82,1) vs. Hausarzt (60,7); 89,5% der Patienten wünschten sich integriertes Tracking.</w:t>
+        <w:t>15 von 19 Studien berichteten positive Effekte auf Anbieterverhalten; häufigste wirksame Verhaltensänderungstechniken: Feedback on behaviour, Information about social and environmental consequences, Framing/Reframing; Field mangelt an objektiven Messungen des Anbiiterverhaltens parallel zu Patientenergebnissen.</w:t>
       </w:r>
     </w:p>
     <w:p>
@@ -177,7 +177,7 @@
         <w:rPr>
           <w:sz w:val="19"/>
         </w:rPr>
-        <w:t>US-Daten, aber Versorgungsfragmentierung und Patientenperspektive systemunabhängig bedeutsam</w:t>
+        <w:t>UK-basiert, Großbritannien: steuerfinanziert aber bei Qualität/Prozessen übertragbar</w:t>
       </w:r>
     </w:p>
     <w:p>
@@ -186,7 +186,7 @@
           <w:color w:val="5A7D3A"/>
           <w:sz w:val="18"/>
         </w:rPr>
-        <w:t>https://pubmed.ncbi.nlm.nih.gov/42683049/</w:t>
+        <w:t>https://pubmed.ncbi.nlm.nih.gov/42689847/</w:t>
       </w:r>
     </w:p>
     <w:p>
@@ -194,7 +194,7 @@
         <w:pStyle w:val="Heading2"/>
       </w:pPr>
       <w:r>
-        <w:t>Schwangerschaftsausgaben und Nutzung postpartaler Versorgung bei kommerziell Versicherten</w:t>
+        <w:t>Prioritäten für Diabetisches-Fuß-Ulkus-Prävention: Concept-Mapping-Studie</w:t>
       </w:r>
     </w:p>
     <w:p>
@@ -204,12 +204,12 @@
           <w:color w:val="666666"/>
           <w:sz w:val="18"/>
         </w:rPr>
-        <w:t>Gourevitch RA et al.  ·  Health Serv Res  ·  Okt. 2026  ·  PMID 42682189</w:t>
+        <w:t>Hellstrand Tang U et al.  ·  J Foot Ankle Res  ·  Sept. 2026  ·  PMID 42689764</w:t>
       </w:r>
     </w:p>
     <w:p>
       <w:r>
-        <w:t>Instrumentalvariablen-Analyse der Auswirkung von Zuzahlungen während Schwangerschaft und Geburt auf nachfolgende postpartale Versorgungsnutzung.</w:t>
+        <w:t>Teilnehmende Aktionsforschung mit Patienten, Fachkräften und Forschern in Region Västra Götaland, Schweden; Concept Mapping zur Identifikation und Priorisierung von Verbesserungen in DFU-Prävention.</w:t>
       </w:r>
     </w:p>
     <w:p>
@@ -220,7 +220,7 @@
         <w:t xml:space="preserve">Ergebnis: </w:t>
       </w:r>
       <w:r>
-        <w:t>Frauen mit Geburt zu Jahresanfang vs. Jahresende: 21% höhere Zuzahlungen für Schwangerschaft/Geburt, 58% niedrigere für postpartal. 100-Dollar-Steigerung Schwangerschaftszuzahlung führte zu 0,53 Prozentpunkten mehr postpartaler Ambulanznutzung (95%-KI: 0,28-0,79) bei 82,5% Baseline-Rate.</w:t>
+        <w:t>31 Teilnehmende generierten 83 Ideen, geclustert in 5 Gruppen; 3 priorisierte Verbesserungen (80% oder mehr Stimmen, Machbarkeit &gt; 5, Wichtigkeit &gt; 7): Zugang zu Podologie bei Problemen, schnelle Hilfe bei Problemen, Patienteninformation über Fußgesundheit.</w:t>
       </w:r>
     </w:p>
     <w:p>
@@ -235,7 +235,7 @@
         <w:rPr>
           <w:sz w:val="19"/>
         </w:rPr>
-        <w:t>USA, aber Zuzahlungseffekt auf Inanspruchnahme systemunabhängig; Interpretation für deutsches System begrenzt</w:t>
+        <w:t>Schweden: skandinavisches Steuerfinanzierungs-System, Prozesse aber auf D übertragbar</w:t>
       </w:r>
     </w:p>
     <w:p>
@@ -244,7 +244,7 @@
           <w:color w:val="5A7D3A"/>
           <w:sz w:val="18"/>
         </w:rPr>
-        <w:t>https://pubmed.ncbi.nlm.nih.gov/42682189/</w:t>
+        <w:t>https://pubmed.ncbi.nlm.nih.gov/42689764/</w:t>
       </w:r>
     </w:p>
     <w:p>
@@ -252,7 +252,7 @@
         <w:pStyle w:val="Heading2"/>
       </w:pPr>
       <w:r>
-        <w:t>Retention und Abgang von Heilpraktikern der Chinesischen Medizin in Australien</w:t>
+        <w:t>Risikofaktoren für prolongierte Hospitalisierung bei älteren Veterans mit Demenz</w:t>
       </w:r>
     </w:p>
     <w:p>
@@ -262,12 +262,12 @@
           <w:color w:val="666666"/>
           <w:sz w:val="18"/>
         </w:rPr>
-        <w:t>Lathlean T et al.  ·  BMC Health Serv Res  ·  27.08.2026  ·  PMID 42681634</w:t>
+        <w:t>Perfect CR et al.  ·  J Am Geriatr Soc  ·  02.09.2026  ·  PMID 42686639</w:t>
       </w:r>
     </w:p>
     <w:p>
       <w:r>
-        <w:t>Umfrage und registrierungsbasierte Analyse von Retentions- und Abgangsmustern bei Praktikern der Chinesischen Medizin in Australien 2014-2024.</w:t>
+        <w:t>Sekundäranalyse einer randomisierten kontrollierten Studie bei 2.612 älteren Veteranen mit Demenz (August 2017 bis August 2019); logistische Regression zu Faktoren für Verweildauer ≥ 21 Tagen.</w:t>
       </w:r>
     </w:p>
     <w:p>
@@ -278,7 +278,7 @@
         <w:t xml:space="preserve">Ergebnis: </w:t>
       </w:r>
       <w:r>
-        <w:t>79,4% der 1.366 befragten Praktiker wollten bleiben, 3,8% Abgang, 5,3% vorzeitiger Ruhestand. Hauptabgangsgründe: unbefriedigende Vergütung (40,0%), Jobinsicherheit (35,0%), fehlende Aufstiegschancen (27,5%). Registerdaten zeigten 5,1% Rückgang Praktikerdichte, Ersatzquote um 52,9% gesunken (2014-2023).</w:t>
+        <w:t>Soziale Vulnerabilität (OR 1,74; 95% CI 1,16–2,61), höhere chronische Erkrankungslast (OR 1,06 pro Punkt; 95% CI 1,01–1,10) und Delirium bei Aufnahme (OR 1,55; 95% CI 1,07–2,26) assoziiert mit prolongierter Hospitalisierung (n=138, 5,3% der Kohorte).</w:t>
       </w:r>
     </w:p>
     <w:p>
@@ -293,7 +293,7 @@
         <w:rPr>
           <w:sz w:val="19"/>
         </w:rPr>
-        <w:t>Australien - Workforce-Retention generisch übertragbar, aber Spezifika australischer Regulierung begrenzen direkte Anwendbarkeit</w:t>
+        <w:t>US-Veteranen-Daten, aber Fragestellung zur Demenzverhältnisse systemunabhängig relevant</w:t>
       </w:r>
     </w:p>
     <w:p>
@@ -302,7 +302,7 @@
           <w:color w:val="5A7D3A"/>
           <w:sz w:val="18"/>
         </w:rPr>
-        <w:t>https://pubmed.ncbi.nlm.nih.gov/42681634/</w:t>
+        <w:t>https://pubmed.ncbi.nlm.nih.gov/42686639/</w:t>
       </w:r>
     </w:p>
     <w:p>
@@ -310,7 +310,7 @@
         <w:pStyle w:val="Heading2"/>
       </w:pPr>
       <w:r>
-        <w:t>Patientenpräferenzen bei postoperativen Übungen nach Hüft- und Kniegelenksersatz</w:t>
+        <w:t>Disparitäten in Patientenzufriedenheit VA vs. Gemeindeversorger nach Ethnizität</w:t>
       </w:r>
     </w:p>
     <w:p>
@@ -320,12 +320,12 @@
           <w:color w:val="666666"/>
           <w:sz w:val="18"/>
         </w:rPr>
-        <w:t>Wang Y et al.  ·  BMC Health Serv Res  ·  25.07.2026  ·  PMID 42681632</w:t>
+        <w:t>Wong MS et al.  ·  Med Care  ·  02.09.2026  ·  PMID 42683682</w:t>
       </w:r>
     </w:p>
     <w:p>
       <w:r>
-        <w:t>Discrete Choice Experiment mit 295 Patienten nach Hüft- oder Kniegelenksersatz zur Erfassung von Rehabilitationspräferenzen.</w:t>
+        <w:t>Vergleich von Rassendisparitäten in Patient-Reported-Experience-Measures zwischen VA-Primärversorgung und VA-finanzierter Community Care bei 2020-2023 befragten Veteranen.</w:t>
       </w:r>
     </w:p>
     <w:p>
@@ -336,7 +336,7 @@
         <w:t xml:space="preserve">Ergebnis: </w:t>
       </w:r>
       <w:r>
-        <w:t>Schmerzintensität während Reha war wichtigster Einflussfaktor; Patienten bevorzugten milde/moderate Schmerzen (OR: 2,41 bzw. 3,84 vs. schwer). Fachliche Unterstützung (OR: 1,44) und moderate Trainingsintensität waren bedeutsam; Häufigkeit und Dauer hatten geringere Auswirkungen. Konsistente Muster über Geschlecht und Alter.</w:t>
+        <w:t>Community Care zeigte größere Rassendisparitäten: Disparitäten bei Kommunikation für Black Veterans waren um 13 Prozentpunkte höher; Koordination der Versorgung um 22 (American Indian/Alaska Native), 12 (Black) und 16 Punkte (multiracial); Anbieter-Zufriedenheit für American Indian/Alaska Native 34 Punkte höher als in der VA.</w:t>
       </w:r>
     </w:p>
     <w:p>
@@ -351,7 +351,7 @@
         <w:rPr>
           <w:sz w:val="19"/>
         </w:rPr>
-        <w:t>China, aber Erhebung patientenzentrierter Rehabilitationspräferenzen methodisch und inhaltlich übertragbar</w:t>
+        <w:t>Begrenzt: US-Veteranen-Gesamtsystem, aber Findings zu Versorgungskoordination systemunabhängig relevant</w:t>
       </w:r>
     </w:p>
     <w:p>
@@ -360,7 +360,7 @@
           <w:color w:val="5A7D3A"/>
           <w:sz w:val="18"/>
         </w:rPr>
-        <w:t>https://pubmed.ncbi.nlm.nih.gov/42681632/</w:t>
+        <w:t>https://pubmed.ncbi.nlm.nih.gov/42683682/</w:t>
       </w:r>
     </w:p>
     <w:p>
@@ -368,7 +368,7 @@
         <w:pStyle w:val="Heading2"/>
       </w:pPr>
       <w:r>
-        <w:t>Nurse-led Intervention gegen sprachliche Migrationsbarrieren in der Krebsbetreuung</w:t>
+        <w:t>Nutzung und Selbstbeteiligungskosten autorisierten vs. unabhängigen Generika bei Medicare-Versicherten</w:t>
       </w:r>
     </w:p>
     <w:p>
@@ -378,12 +378,12 @@
           <w:color w:val="666666"/>
           <w:sz w:val="18"/>
         </w:rPr>
-        <w:t>Höckelmann C et al.  ·  BMJ Open  ·  01.09.2026  ·  PMID 42680490</w:t>
+        <w:t>Arabshomali A et al.  ·  Health Serv Res  ·  Okt. 2026  ·  PMID 42682193</w:t>
       </w:r>
     </w:p>
     <w:p>
       <w:r>
-        <w:t>Protokoll für kontrollierte vorher-nachher Studie mit prozess- und ökonomischer Evaluation einer pflege-geführten Komplexintervention (Informationen, Telefoninterpreter, mehrsprachige Materialien) für Krebspatienten mit Migrationshintergrund.</w:t>
+        <w:t>Retrospektive Analyse von Medicare-Part-D-Daten (2012-2020) zum Vergleich der Out-of-Pocket-Kosten zwischen autorisierten und unabhängigen Generika.</w:t>
       </w:r>
     </w:p>
     <w:p>
@@ -394,7 +394,7 @@
         <w:t xml:space="preserve">Ergebnis: </w:t>
       </w:r>
       <w:r>
-        <w:t>Geplant: 126 Teilnehmer (84 Intervention, 42 Kontrolle). Primärer Outcome: psychosoziale Unterstützungsbedarfe (PSR-Fragebogen) bei Aufnahme, Entlassung, 3 Monate post-discharge. Sekundär: Wissensstand, Lebensqualität, Angst, Zufriedenheit. Powered: d=0,5, 80%, einseitig α=5%.</w:t>
+        <w:t>Autorisierte Generika hatten konstant höhere Out-of-Pocket-Kosten: Median pro 30-Tage-Versorgung 3,19 USD vs. 1,96 USD für unabhängige Generika; im multivariablen Modell lagen die Kostenunterschiede bei 4,32 USD pro Rezept, 8,99 USD pro 30 Einheiten und 6,49 USD pro 30-Tage-Versorgung (alle p &lt; 0,0001). Autorisierte Generika machten nur 2,30% der Rezepte 2020 aus (Rückgang von 3,65% in 2012).</w:t>
       </w:r>
     </w:p>
     <w:p>
@@ -409,7 +409,7 @@
         <w:rPr>
           <w:sz w:val="19"/>
         </w:rPr>
-        <w:t>Deutschland - Migrationshintergrund (30,4% Bevölkerung), onkologische Versorgung, Sprachbarrieren hochrelevant für deutsches System</w:t>
+        <w:t>Geringere Übertragbarkeit: US Medicare-Daten, fragmentiertes Versicherungssystem</w:t>
       </w:r>
     </w:p>
     <w:p>
@@ -418,65 +418,7 @@
           <w:color w:val="5A7D3A"/>
           <w:sz w:val="18"/>
         </w:rPr>
-        <w:t>https://pubmed.ncbi.nlm.nih.gov/42680490/</w:t>
-      </w:r>
-    </w:p>
-    <w:p>
-      <w:pPr>
-        <w:pStyle w:val="Heading2"/>
-      </w:pPr>
-      <w:r>
-        <w:t>Drohnen im Gesundheitswesen sub-Sahara-Afrikas: Rapid Scoping Review</w:t>
-      </w:r>
-    </w:p>
-    <w:p>
-      <w:r>
-        <w:rPr>
-          <w:i/>
-          <w:color w:val="666666"/>
-          <w:sz w:val="18"/>
-        </w:rPr>
-        <w:t>Adjei-Banuah NY et al.  ·  Glob Health Action  ·  01.09.2026  ·  PMID 42676300</w:t>
-      </w:r>
-    </w:p>
-    <w:p>
-      <w:r>
-        <w:t>Rapid Scoping Review zur aktuellen und potenziellen Nutzung von Drohnen für Gesundheitsversorgung in 12 sub-saharischen Ländern (Fokus Ghana).</w:t>
-      </w:r>
-    </w:p>
-    <w:p>
-      <w:r>
-        <w:rPr>
-          <w:b/>
-        </w:rPr>
-        <w:t xml:space="preserve">Ergebnis: </w:t>
-      </w:r>
-      <w:r>
-        <w:t>29 Arbeiten eingeschlossen. Drohnen verbesserten Lieferketten für Arzneimittel und Blutprodukte; Lieferzeitreduktion dokumentiert; Einsatz bei Notfällen, Müttergesundheit, Infektionskrankheiten. Barrieren: Gewichtsbeschränkungen, Finanzierungsabhängigkeit, regulatorische Hürden, Personalknappheit. Skalierungspotenzial für Nicht-Infektionskrankheiten vorhanden.</w:t>
-      </w:r>
-    </w:p>
-    <w:p>
-      <w:r>
-        <w:rPr>
-          <w:b/>
-          <w:sz w:val="19"/>
-        </w:rPr>
-        <w:t xml:space="preserve">Übertragbarkeit: </w:t>
-      </w:r>
-      <w:r>
-        <w:rPr>
-          <w:sz w:val="19"/>
-        </w:rPr>
-        <w:t>Sub-Sahara-Afrika - Technologie-Transferpotenzial für deutsche Versorgung gering, aber Health Services Research-Erkenntnisse zu Logistik-Hürden relevant</w:t>
-      </w:r>
-    </w:p>
-    <w:p>
-      <w:r>
-        <w:rPr>
-          <w:color w:val="5A7D3A"/>
-          <w:sz w:val="18"/>
-        </w:rPr>
-        <w:t>https://pubmed.ncbi.nlm.nih.gov/42676300/</w:t>
+        <w:t>https://pubmed.ncbi.nlm.nih.gov/42682193/</w:t>
       </w:r>
     </w:p>
     <w:sectPr>

--- a/download/studien-aktuell.docx
+++ b/download/studien-aktuell.docx
@@ -62,7 +62,7 @@
           <w:color w:val="666666"/>
           <w:sz w:val="18"/>
         </w:rPr>
-        <w:t>Stand: 04.09.2026  |  6 Studien  |  wissen.m-vf.de</w:t>
+        <w:t>Stand: 05.09.2026  |  6 Studien  |  wissen.m-vf.de</w:t>
       </w:r>
     </w:p>
     <w:p>
@@ -70,7 +70,7 @@
         <w:pStyle w:val="Heading1"/>
       </w:pPr>
       <w:r>
-        <w:t>Aufgenommen am 04.09.2026</w:t>
+        <w:t>Aufgenommen am 05.09.2026</w:t>
       </w:r>
     </w:p>
     <w:p>
@@ -78,7 +78,7 @@
         <w:pStyle w:val="Heading2"/>
       </w:pPr>
       <w:r>
-        <w:t>Strukturiertes Lungen-Screening führt zu früherer Diagnose bei US-Veteranen</w:t>
+        <w:t>Patient and Public Involvement in pediatrischer Gesundheitsforschung: Systematisches Review</w:t>
       </w:r>
     </w:p>
     <w:p>
@@ -88,12 +88,12 @@
           <w:color w:val="666666"/>
           <w:sz w:val="18"/>
         </w:rPr>
-        <w:t>Roy SG et al.  ·  J Gen Intern Med  ·  03.09.2026  ·  PMID 42690596</w:t>
+        <w:t>Stadler V et al.  ·  Health Expect  ·  Okt. 2026  ·  PMID 42695586</w:t>
       </w:r>
     </w:p>
     <w:p>
       <w:r>
-        <w:t>Retrospektive Studie bei US-Veteranen (2017-2019) zu Auswirkungen strukturierter Lungen-Krebs-Screening-Programme auf Tumorstadium bei Diagnose.</w:t>
+        <w:t>Systematische Übersicht über Praktiken der PPIE in pädiatrischer Gesundheitsforschung mit Bewertung von Implementierungsmerkmalen, Vorteilen und Barrieren.</w:t>
       </w:r>
     </w:p>
     <w:p>
@@ -104,7 +104,7 @@
         <w:t xml:space="preserve">Ergebnis: </w:t>
       </w:r>
       <w:r>
-        <w:t>Strukturiertes Screening führte zu signifikant mehr frühen Stadien; 70% der Fälle waren Stadium I-II mit strukturiertem vs. niedrigerem Anteil ohne Screening; verbessertes Outcome korreliert mit früherer Erkennung; exakte Zahlen im Abstract nicht genannt, aber klare Wirksamkeit dokumentiert.</w:t>
+        <w:t>Von 1.910 identifizierten Referenzen wurden 37 Studien eingeschlossen. PPIE-Teilnehmer waren überwiegend Kinder, Jugendliche oder Betreuer in allen Forschungsstadien, besonders bei Studiendesign (89%) und Rekrutierung (51%). Positive Effekte: verbesserte Rekrutierungs- und Retentionsraten. Barrieren: finanzielle/zeitliche Ressourcen, Schwierigkeit bei repräsentativer Rekrutierung von PPIE-Teilnehmern.</w:t>
       </w:r>
     </w:p>
     <w:p>
@@ -119,7 +119,7 @@
         <w:rPr>
           <w:sz w:val="19"/>
         </w:rPr>
-        <w:t>Nur bedingt: US Veteranensystem mit öffentlicher Finanzierung, Screening-Prozesse aber systemunabhängig</w:t>
+        <w:t>Schweiz, europäischer Kontext; methodisches Interesse für deutschsprachige Forschung</w:t>
       </w:r>
     </w:p>
     <w:p>
@@ -128,7 +128,7 @@
           <w:color w:val="5A7D3A"/>
           <w:sz w:val="18"/>
         </w:rPr>
-        <w:t>https://pubmed.ncbi.nlm.nih.gov/42690596/</w:t>
+        <w:t>https://pubmed.ncbi.nlm.nih.gov/42695586/</w:t>
       </w:r>
     </w:p>
     <w:p>
@@ -136,7 +136,7 @@
         <w:pStyle w:val="Heading2"/>
       </w:pPr>
       <w:r>
-        <w:t>Kulturelle Kompetenz-Interventionen für Anbieter und ethnische Minderheiten: Systematischer Review</w:t>
+        <w:t>Sedation, Analgesia und Delirium Management in ICUs: International variability study</w:t>
       </w:r>
     </w:p>
     <w:p>
@@ -146,12 +146,12 @@
           <w:color w:val="666666"/>
           <w:sz w:val="18"/>
         </w:rPr>
-        <w:t>Kasthurisamy Soundararajan S et al.  ·  Health Psychol Rev  ·  03.09.2026  ·  PMID 42689847</w:t>
+        <w:t>Mehta S et al.  ·  Crit Care Explor  ·  01.09.2026  ·  PMID 42695271</w:t>
       </w:r>
     </w:p>
     <w:p>
       <w:r>
-        <w:t>Systematischer Review von 19 Studien (bis Dezember 2025) zu Effektivität von Cultural-Competency-Interventionen auf Anbieterverhalten und Patientenergebnisse.</w:t>
+        <w:t>Querschnittsstudie zu Organisationspolitiken und Implementierung von Pain-Agitation-Delirium-Best-Practices in 93 ICUs aus 27 Ländern vor und während COVID-19.</w:t>
       </w:r>
     </w:p>
     <w:p>
@@ -162,7 +162,7 @@
         <w:t xml:space="preserve">Ergebnis: </w:t>
       </w:r>
       <w:r>
-        <w:t>15 von 19 Studien berichteten positive Effekte auf Anbieterverhalten; häufigste wirksame Verhaltensänderungstechniken: Feedback on behaviour, Information about social and environmental consequences, Framing/Reframing; Field mangelt an objektiven Messungen des Anbiiterverhaltens parallel zu Patientenergebnissen.</w:t>
+        <w:t>63% der ICUs waren universitätsaffiliert, 59% mit geschlossenem Ärzte-Staffing-Modell. Über 75% nutzten validierte PAD-Skalen (Richmond: 86%, CAM-ICU: 59%). Protokolle verfügbar für: Spontanatmungsversuche (60%), Sedation (58%), Delirium (53%), Mobilisierung (47%), Schmerz (46%). Universitätsaffilierung und 1:1-Pflege-Patient-Verhältnis assoziiert mit höherer Nutzung von Delirium-/Mobilisierungsprotokollen.</w:t>
       </w:r>
     </w:p>
     <w:p>
@@ -177,7 +177,7 @@
         <w:rPr>
           <w:sz w:val="19"/>
         </w:rPr>
-        <w:t>UK-basiert, Großbritannien: steuerfinanziert aber bei Qualität/Prozessen übertragbar</w:t>
+        <w:t>Mehrländerstudie mit deutschem Standort (Berlin); breite internationale Vergleichbarkeit</w:t>
       </w:r>
     </w:p>
     <w:p>
@@ -186,7 +186,7 @@
           <w:color w:val="5A7D3A"/>
           <w:sz w:val="18"/>
         </w:rPr>
-        <w:t>https://pubmed.ncbi.nlm.nih.gov/42689847/</w:t>
+        <w:t>https://pubmed.ncbi.nlm.nih.gov/42695271/</w:t>
       </w:r>
     </w:p>
     <w:p>
@@ -194,7 +194,7 @@
         <w:pStyle w:val="Heading2"/>
       </w:pPr>
       <w:r>
-        <w:t>Prioritäten für Diabetisches-Fuß-Ulkus-Prävention: Concept-Mapping-Studie</w:t>
+        <w:t>Patient Navigation Functions: Qualitative Analyse aus Alberta, Kanada</w:t>
       </w:r>
     </w:p>
     <w:p>
@@ -204,12 +204,12 @@
           <w:color w:val="666666"/>
           <w:sz w:val="18"/>
         </w:rPr>
-        <w:t>Hellstrand Tang U et al.  ·  J Foot Ankle Res  ·  Sept. 2026  ·  PMID 42689764</w:t>
+        <w:t>Berzins S et al.  ·  Health Serv Insights  ·  02.09.2026  ·  PMID 42694527</w:t>
       </w:r>
     </w:p>
     <w:p>
       <w:r>
-        <w:t>Teilnehmende Aktionsforschung mit Patienten, Fachkräften und Forschern in Region Västra Götaland, Schweden; Concept Mapping zur Identifikation und Priorisierung von Verbesserungen in DFU-Prävention.</w:t>
+        <w:t>Qualitative Studie zu Funktionen von Patient Navigation basierend auf Interviews mit 29 Navigatoren aus verschiedenen Programmen (Onkologie, Primärversorgung, Gemeinde, Transition).</w:t>
       </w:r>
     </w:p>
     <w:p>
@@ -220,7 +220,7 @@
         <w:t xml:space="preserve">Ergebnis: </w:t>
       </w:r>
       <w:r>
-        <w:t>31 Teilnehmende generierten 83 Ideen, geclustert in 5 Gruppen; 3 priorisierte Verbesserungen (80% oder mehr Stimmen, Machbarkeit &gt; 5, Wichtigkeit &gt; 7): Zugang zu Podologie bei Problemen, schnelle Hilfe bei Problemen, Patienteninformation über Fußgesundheit.</w:t>
+        <w:t>Drei Kernfunktionen identifiziert: 1) Sicherheitsnetz durch Adressierung von Gesundheits- und psychosozialen Bedarfen sowie Abbau von Versorgungsbarrieren, 2) Befähigung durch Advocacy und Skill-Building, 3) Beziehungsaufbau zur Stärkung von Vertrauen und Engagement. Nursing war häufigster beruflicher Hintergrund (n=12), gefolgt von Sozialarbeit (n=9).</w:t>
       </w:r>
     </w:p>
     <w:p>
@@ -235,7 +235,7 @@
         <w:rPr>
           <w:sz w:val="19"/>
         </w:rPr>
-        <w:t>Schweden: skandinavisches Steuerfinanzierungs-System, Prozesse aber auf D übertragbar</w:t>
+        <w:t>Kanada mit ähnlicher Gesundheitssystemstruktur; Konzeptklarheit für Implementation im deutschsprachigen Raum</w:t>
       </w:r>
     </w:p>
     <w:p>
@@ -244,7 +244,7 @@
           <w:color w:val="5A7D3A"/>
           <w:sz w:val="18"/>
         </w:rPr>
-        <w:t>https://pubmed.ncbi.nlm.nih.gov/42689764/</w:t>
+        <w:t>https://pubmed.ncbi.nlm.nih.gov/42694527/</w:t>
       </w:r>
     </w:p>
     <w:p>
@@ -252,7 +252,7 @@
         <w:pStyle w:val="Heading2"/>
       </w:pPr>
       <w:r>
-        <w:t>Risikofaktoren für prolongierte Hospitalisierung bei älteren Veterans mit Demenz</w:t>
+        <w:t>Charakteristika und Versorgungsmuster beim erstmaligen Zugang zu Pflege im Alter</w:t>
       </w:r>
     </w:p>
     <w:p>
@@ -262,12 +262,12 @@
           <w:color w:val="666666"/>
           <w:sz w:val="18"/>
         </w:rPr>
-        <w:t>Perfect CR et al.  ·  J Am Geriatr Soc  ·  02.09.2026  ·  PMID 42686639</w:t>
+        <w:t>Siljehag PA et al.  ·  BMC Health Serv Res  ·  02.09.2026  ·  PMID 42693458</w:t>
       </w:r>
     </w:p>
     <w:p>
       <w:r>
-        <w:t>Sekundäranalyse einer randomisierten kontrollierten Studie bei 2.612 älteren Veteranen mit Demenz (August 2017 bis August 2019); logistische Regression zu Faktoren für Verweildauer ≥ 21 Tagen.</w:t>
+        <w:t>Registerstudie der Versorgungsmuster bei älteren Menschen (≥65 Jahre) beim ersten Zugang zu öffentlich finanzierter Altersversorgung (Juli 2021–Juni 2022, n=3.649).</w:t>
       </w:r>
     </w:p>
     <w:p>
@@ -278,7 +278,7 @@
         <w:t xml:space="preserve">Ergebnis: </w:t>
       </w:r>
       <w:r>
-        <w:t>Soziale Vulnerabilität (OR 1,74; 95% CI 1,16–2,61), höhere chronische Erkrankungslast (OR 1,06 pro Punkt; 95% CI 1,01–1,10) und Delirium bei Aufnahme (OR 1,55; 95% CI 1,07–2,26) assoziiert mit prolongierter Hospitalisierung (n=138, 5,3% der Kohorte).</w:t>
+        <w:t>Durchschnittsalter 80 Jahre, über die Hälfte Frauen, alleinlebend. Ein Viertel mit ausgedehnten funktionalen Einschränkungen. Multimorbidität häufig (92%), fast die Hälfte mit ≥7 chronischen Erkrankungen. Psychiatrische Komorbiditäten in 15% der Fälle. Primärversorgung in 80% vorausgegangen. Häusliche Pflege in 95%. Jede zweite Person erfolgte Eintritt unmittelbar nach stationärer Behandlung.</w:t>
       </w:r>
     </w:p>
     <w:p>
@@ -293,7 +293,7 @@
         <w:rPr>
           <w:sz w:val="19"/>
         </w:rPr>
-        <w:t>US-Veteranen-Daten, aber Fragestellung zur Demenzverhältnisse systemunabhängig relevant</w:t>
+        <w:t>Schweden mit ähnlichen Sozialversicherungs- und Altersstruktur-grundlagen; hohe Übertragbarkeit auf deutsches Versorgungssystem</w:t>
       </w:r>
     </w:p>
     <w:p>
@@ -302,7 +302,7 @@
           <w:color w:val="5A7D3A"/>
           <w:sz w:val="18"/>
         </w:rPr>
-        <w:t>https://pubmed.ncbi.nlm.nih.gov/42686639/</w:t>
+        <w:t>https://pubmed.ncbi.nlm.nih.gov/42693458/</w:t>
       </w:r>
     </w:p>
     <w:p>
@@ -310,7 +310,7 @@
         <w:pStyle w:val="Heading2"/>
       </w:pPr>
       <w:r>
-        <w:t>Disparitäten in Patientenzufriedenheit VA vs. Gemeindeversorger nach Ethnizität</w:t>
+        <w:t>Versorgungsforschung in der Zahnmedizin: Memorandum zu Konzept und Methodik</w:t>
       </w:r>
     </w:p>
     <w:p>
@@ -320,12 +320,12 @@
           <w:color w:val="666666"/>
           <w:sz w:val="18"/>
         </w:rPr>
-        <w:t>Wong MS et al.  ·  Med Care  ·  02.09.2026  ·  PMID 42683682</w:t>
+        <w:t>Schwendicke F et al.  ·  Gesundheitswesen  ·  03.09.2026  ·  PMID 42692409</w:t>
       </w:r>
     </w:p>
     <w:p>
       <w:r>
-        <w:t>Vergleich von Rassendisparitäten in Patient-Reported-Experience-Measures zwischen VA-Primärversorgung und VA-finanzierter Community Care bei 2020-2023 befragten Veteranen.</w:t>
+        <w:t>Memorandum zur aktuellen Lage und Entwicklung von Versorgungsforschung in der deutschen Zahnmedizin mit Handlungsempfehlungen.</w:t>
       </w:r>
     </w:p>
     <w:p>
@@ -336,7 +336,7 @@
         <w:t xml:space="preserve">Ergebnis: </w:t>
       </w:r>
       <w:r>
-        <w:t>Community Care zeigte größere Rassendisparitäten: Disparitäten bei Kommunikation für Black Veterans waren um 13 Prozentpunkte höher; Koordination der Versorgung um 22 (American Indian/Alaska Native), 12 (Black) und 16 Punkte (multiracial); Anbieter-Zufriedenheit für American Indian/Alaska Native 34 Punkte höher als in der VA.</w:t>
+        <w:t>Analyse zeigt strukturelle, methodische und organisationale Aspekte der zahnmedizinischen Versorgungsforschung auf. Empfehlungen für bessere Datennutzung, Förderung wissenschaftlicher Exzellenz und Weiterentwicklung der Versorgung. Adressiert Innovationspotenziale und konkrete Ansätze zur Verbesserung.</w:t>
       </w:r>
     </w:p>
     <w:p>
@@ -351,7 +351,7 @@
         <w:rPr>
           <w:sz w:val="19"/>
         </w:rPr>
-        <w:t>Begrenzt: US-Veteranen-Gesamtsystem, aber Findings zu Versorgungskoordination systemunabhängig relevant</w:t>
+        <w:t>Deutschland, Zahnmedizin; direkt für deutsches Gesundheitswesen anwendbar</w:t>
       </w:r>
     </w:p>
     <w:p>
@@ -360,7 +360,7 @@
           <w:color w:val="5A7D3A"/>
           <w:sz w:val="18"/>
         </w:rPr>
-        <w:t>https://pubmed.ncbi.nlm.nih.gov/42683682/</w:t>
+        <w:t>https://pubmed.ncbi.nlm.nih.gov/42692409/</w:t>
       </w:r>
     </w:p>
     <w:p>
@@ -368,7 +368,7 @@
         <w:pStyle w:val="Heading2"/>
       </w:pPr>
       <w:r>
-        <w:t>Nutzung und Selbstbeteiligungskosten autorisierten vs. unabhängigen Generika bei Medicare-Versicherten</w:t>
+        <w:t>Notaufnahmen nach Neueröffnung eines Primary Health Care Centers: österreichisches Fallbeispiel</w:t>
       </w:r>
     </w:p>
     <w:p>
@@ -378,12 +378,12 @@
           <w:color w:val="666666"/>
           <w:sz w:val="18"/>
         </w:rPr>
-        <w:t>Arabshomali A et al.  ·  Health Serv Res  ·  Okt. 2026  ·  PMID 42682193</w:t>
+        <w:t>Braun A et al.  ·  Health Policy  ·  28.08.2026  ·  PMID 42691773</w:t>
       </w:r>
     </w:p>
     <w:p>
       <w:r>
-        <w:t>Retrospektive Analyse von Medicare-Part-D-Daten (2012-2020) zum Vergleich der Out-of-Pocket-Kosten zwischen autorisierten und unabhängigen Generika.</w:t>
+        <w:t>Unterbrochene Zeitreihenanalyse zur Wirkung der Eröffnung eines Primary Health Care Centers in Wiener Neustadt auf Notaufnahme-Inanspruchnahme.</w:t>
       </w:r>
     </w:p>
     <w:p>
@@ -394,7 +394,7 @@
         <w:t xml:space="preserve">Ergebnis: </w:t>
       </w:r>
       <w:r>
-        <w:t>Autorisierte Generika hatten konstant höhere Out-of-Pocket-Kosten: Median pro 30-Tage-Versorgung 3,19 USD vs. 1,96 USD für unabhängige Generika; im multivariablen Modell lagen die Kostenunterschiede bei 4,32 USD pro Rezept, 8,99 USD pro 30 Einheiten und 6,49 USD pro 30-Tage-Versorgung (alle p &lt; 0,0001). Autorisierte Generika machten nur 2,30% der Rezepte 2020 aus (Rückgang von 3,65% in 2012).</w:t>
+        <w:t>Aufsteigender Trend vor Öffnung (β₁=0,01). Signifikante Niveauveränderung zum Zeitpunkt der Öffnung (β₂=8,01), die nicht durch saisonale Effekte erklärbar war. Nach Öffnung reversierter Trend (β₃=-0,03). Dringende Fälle unbeeinflusst, nicht-dringende Fälle zeigten signifikanten Rückgang.</w:t>
       </w:r>
     </w:p>
     <w:p>
@@ -409,7 +409,7 @@
         <w:rPr>
           <w:sz w:val="19"/>
         </w:rPr>
-        <w:t>Geringere Übertragbarkeit: US Medicare-Daten, fragmentiertes Versicherungssystem</w:t>
+        <w:t>Österreich, Sozialversicherungssystem; sehr hohe Übertragbarkeit auf deutsches Versorgungssystem</w:t>
       </w:r>
     </w:p>
     <w:p>
@@ -418,7 +418,7 @@
           <w:color w:val="5A7D3A"/>
           <w:sz w:val="18"/>
         </w:rPr>
-        <w:t>https://pubmed.ncbi.nlm.nih.gov/42682193/</w:t>
+        <w:t>https://pubmed.ncbi.nlm.nih.gov/42691773/</w:t>
       </w:r>
     </w:p>
     <w:sectPr>

--- a/download/studien-aktuell.docx
+++ b/download/studien-aktuell.docx
@@ -62,7 +62,7 @@
           <w:color w:val="666666"/>
           <w:sz w:val="18"/>
         </w:rPr>
-        <w:t>Stand: 05.09.2026  |  6 Studien  |  wissen.m-vf.de</w:t>
+        <w:t>Stand: 06.09.2026  |  6 Studien  |  wissen.m-vf.de</w:t>
       </w:r>
     </w:p>
     <w:p>
@@ -70,7 +70,7 @@
         <w:pStyle w:val="Heading1"/>
       </w:pPr>
       <w:r>
-        <w:t>Aufgenommen am 05.09.2026</w:t>
+        <w:t>Aufgenommen am 06.09.2026</w:t>
       </w:r>
     </w:p>
     <w:p>
@@ -78,7 +78,7 @@
         <w:pStyle w:val="Heading2"/>
       </w:pPr>
       <w:r>
-        <w:t>Patient and Public Involvement in pediatrischer Gesundheitsforschung: Systematisches Review</w:t>
+        <w:t>Sozialer Gradient und Alkoholkonsum bei Mortalität</w:t>
       </w:r>
     </w:p>
     <w:p>
@@ -88,12 +88,12 @@
           <w:color w:val="666666"/>
           <w:sz w:val="18"/>
         </w:rPr>
-        <w:t>Stadler V et al.  ·  Health Expect  ·  Okt. 2026  ·  PMID 42695586</w:t>
+        <w:t>Butovetsky I et al.  ·  Alcohol Clin Exp Res (Hoboken)  ·  Sept. 2026  ·  PMID 42698350</w:t>
       </w:r>
     </w:p>
     <w:p>
       <w:r>
-        <w:t>Systematische Übersicht über Praktiken der PPIE in pädiatrischer Gesundheitsforschung mit Bewertung von Implementierungsmerkmalen, Vorteilen und Barrieren.</w:t>
+        <w:t>Prospektive Kohortenstudie zu Wechselwirkungen zwischen Sozioökonomie, Alkoholkonsum und Gesamtmortalität an 3771-3939 Teilnehmern (Follow-up bis 2023).</w:t>
       </w:r>
     </w:p>
     <w:p>
@@ -104,7 +104,7 @@
         <w:t xml:space="preserve">Ergebnis: </w:t>
       </w:r>
       <w:r>
-        <w:t>Von 1.910 identifizierten Referenzen wurden 37 Studien eingeschlossen. PPIE-Teilnehmer waren überwiegend Kinder, Jugendliche oder Betreuer in allen Forschungsstadien, besonders bei Studiendesign (89%) und Rekrutierung (51%). Positive Effekte: verbesserte Rekrutierungs- und Retentionsraten. Barrieren: finanzielle/zeitliche Ressourcen, Schwierigkeit bei repräsentativer Rekrutierung von PPIE-Teilnehmern.</w:t>
+        <w:t>Niedriges Einkommen (HR 1,31, 95%-KI 1,11–1,56), ehemaliger Alkoholkonsum mit Abstinenz (HR 1,56, 95%-KI 1,27–1,92) und hoher Alkoholkonsum (HR 1,31, 95%-KI 1,03–1,66) waren mit erhöhter Mortalität assoziiert. Interaktionseffekte zwischen Alkoholkonsum und SES nachweisbar.</w:t>
       </w:r>
     </w:p>
     <w:p>
@@ -119,7 +119,7 @@
         <w:rPr>
           <w:sz w:val="19"/>
         </w:rPr>
-        <w:t>Schweiz, europäischer Kontext; methodisches Interesse für deutschsprachige Forschung</w:t>
+        <w:t>Deutsche Routinedaten (SHIP-Kohorte, Pomerania), gesetzlich Versicherte</w:t>
       </w:r>
     </w:p>
     <w:p>
@@ -128,7 +128,7 @@
           <w:color w:val="5A7D3A"/>
           <w:sz w:val="18"/>
         </w:rPr>
-        <w:t>https://pubmed.ncbi.nlm.nih.gov/42695586/</w:t>
+        <w:t>https://pubmed.ncbi.nlm.nih.gov/42698350/</w:t>
       </w:r>
     </w:p>
     <w:p>
@@ -136,7 +136,7 @@
         <w:pStyle w:val="Heading2"/>
       </w:pPr>
       <w:r>
-        <w:t>Sedation, Analgesia und Delirium Management in ICUs: International variability study</w:t>
+        <w:t>Sozioökonomische Unterschiede beim Zugang zur Pflegeversicherung in Korea</w:t>
       </w:r>
     </w:p>
     <w:p>
@@ -146,12 +146,12 @@
           <w:color w:val="666666"/>
           <w:sz w:val="18"/>
         </w:rPr>
-        <w:t>Mehta S et al.  ·  Crit Care Explor  ·  01.09.2026  ·  PMID 42695271</w:t>
+        <w:t>Noh JW et al.  ·  BMC Health Serv Res  ·  06.08.2026  ·  PMID 42698085</w:t>
       </w:r>
     </w:p>
     <w:p>
       <w:r>
-        <w:t>Querschnittsstudie zu Organisationspolitiken und Implementierung von Pain-Agitation-Delirium-Best-Practices in 93 ICUs aus 27 Ländern vor und während COVID-19.</w:t>
+        <w:t>Deskriptive Analyse der Aufnahmealter in Koreas Langzeitpflegeversicherung bei 1,07 Mio. Erwachsenen (2008–2022).</w:t>
       </w:r>
     </w:p>
     <w:p>
@@ -162,7 +162,7 @@
         <w:t xml:space="preserve">Ergebnis: </w:t>
       </w:r>
       <w:r>
-        <w:t>63% der ICUs waren universitätsaffiliert, 59% mit geschlossenem Ärzte-Staffing-Modell. Über 75% nutzten validierte PAD-Skalen (Richmond: 86%, CAM-ICU: 59%). Protokolle verfügbar für: Spontanatmungsversuche (60%), Sedation (58%), Delirium (53%), Mobilisierung (47%), Schmerz (46%). Universitätsaffilierung und 1:1-Pflege-Patient-Verhältnis assoziiert mit höherer Nutzung von Delirium-/Mobilisierungsprotokollen.</w:t>
+        <w:t>Mittleres Aufnahmealter 79,98 Jahre (Antrag) und 80,95 Jahre (Genehmigung), deutlich über Anspruchsalter 65. Frauen, Personen ohne Behinderungen und mit weniger chronischen Erkrankungen traten später ein; Medical-Aid-Versicherte früher als erwerbstätig Versicherte.</w:t>
       </w:r>
     </w:p>
     <w:p>
@@ -177,7 +177,7 @@
         <w:rPr>
           <w:sz w:val="19"/>
         </w:rPr>
-        <w:t>Mehrländerstudie mit deutschem Standort (Berlin); breite internationale Vergleichbarkeit</w:t>
+        <w:t>Nationale Verwaltungsdaten Korea; Struktur unterscheidet sich von deutschem System</w:t>
       </w:r>
     </w:p>
     <w:p>
@@ -186,7 +186,7 @@
           <w:color w:val="5A7D3A"/>
           <w:sz w:val="18"/>
         </w:rPr>
-        <w:t>https://pubmed.ncbi.nlm.nih.gov/42695271/</w:t>
+        <w:t>https://pubmed.ncbi.nlm.nih.gov/42698085/</w:t>
       </w:r>
     </w:p>
     <w:p>
@@ -194,7 +194,7 @@
         <w:pStyle w:val="Heading2"/>
       </w:pPr>
       <w:r>
-        <w:t>Patient Navigation Functions: Qualitative Analyse aus Alberta, Kanada</w:t>
+        <w:t>Geografische Variation Gabapentinoide und Opioide in US-Pflegeheimen</w:t>
       </w:r>
     </w:p>
     <w:p>
@@ -204,12 +204,12 @@
           <w:color w:val="666666"/>
           <w:sz w:val="18"/>
         </w:rPr>
-        <w:t>Berzins S et al.  ·  Health Serv Insights  ·  02.09.2026  ·  PMID 42694527</w:t>
+        <w:t>Jung H et al.  ·  J Am Med Dir Assoc  ·  04.09.2026  ·  PMID 42696808</w:t>
       </w:r>
     </w:p>
     <w:p>
       <w:r>
-        <w:t>Qualitative Studie zu Funktionen von Patient Navigation basierend auf Interviews mit 29 Navigatoren aus verschiedenen Programmen (Onkologie, Primärversorgung, Gemeinde, Transition).</w:t>
+        <w:t>Querschnittstudie zur geografischen Variation der Verschreibung von Gabapentinoiden, Opioiden und deren gleichzeitiger Nutzung bei 232.484 langzeitpflegenden Bewohnern (≥65 Jahre) in 9741 US-Pflegeheimen 2021.</w:t>
       </w:r>
     </w:p>
     <w:p>
@@ -220,7 +220,7 @@
         <w:t xml:space="preserve">Ergebnis: </w:t>
       </w:r>
       <w:r>
-        <w:t>Drei Kernfunktionen identifiziert: 1) Sicherheitsnetz durch Adressierung von Gesundheits- und psychosozialen Bedarfen sowie Abbau von Versorgungsbarrieren, 2) Befähigung durch Advocacy und Skill-Building, 3) Beziehungsaufbau zur Stärkung von Vertrauen und Engagement. Nursing war häufigster beruflicher Hintergrund (n=12), gefolgt von Sozialarbeit (n=9).</w:t>
+        <w:t>Prävalenz: Gabapentinoid-Monotherapie 13,4%, Opioid-Monotherapie 9,1%, kombiniert 5,4%. Substantielle geografische Variation, besonders bei Opioid-Monotherapie und Kombination. Bewohnercharakteristika erklärten 61–65% der regionalen Variation, Einrichtungsmerkmale erklärten mehr Gabapentinoid-Variation.</w:t>
       </w:r>
     </w:p>
     <w:p>
@@ -235,7 +235,7 @@
         <w:rPr>
           <w:sz w:val="19"/>
         </w:rPr>
-        <w:t>Kanada mit ähnlicher Gesundheitssystemstruktur; Konzeptklarheit für Implementation im deutschsprachigen Raum</w:t>
+        <w:t>USA, andere Anreizstrukturen; limitiert übertragbar auf deutsches System</w:t>
       </w:r>
     </w:p>
     <w:p>
@@ -244,7 +244,7 @@
           <w:color w:val="5A7D3A"/>
           <w:sz w:val="18"/>
         </w:rPr>
-        <w:t>https://pubmed.ncbi.nlm.nih.gov/42694527/</w:t>
+        <w:t>https://pubmed.ncbi.nlm.nih.gov/42696808/</w:t>
       </w:r>
     </w:p>
     <w:p>
@@ -252,7 +252,7 @@
         <w:pStyle w:val="Heading2"/>
       </w:pPr>
       <w:r>
-        <w:t>Charakteristika und Versorgungsmuster beim erstmaligen Zugang zu Pflege im Alter</w:t>
+        <w:t>Einsamkeit und Isolation in US-amerikanischen Pflegeheimen</w:t>
       </w:r>
     </w:p>
     <w:p>
@@ -262,12 +262,12 @@
           <w:color w:val="666666"/>
           <w:sz w:val="18"/>
         </w:rPr>
-        <w:t>Siljehag PA et al.  ·  BMC Health Serv Res  ·  02.09.2026  ·  PMID 42693458</w:t>
+        <w:t>Nielsen NN et al.  ·  J Am Med Dir Assoc  ·  04.09.2026  ·  PMID 42696806</w:t>
       </w:r>
     </w:p>
     <w:p>
       <w:r>
-        <w:t>Registerstudie der Versorgungsmuster bei älteren Menschen (≥65 Jahre) beim ersten Zugang zu öffentlich finanzierter Altersversorgung (Juli 2021–Juni 2022, n=3.649).</w:t>
+        <w:t>Mehrebenen-Analyse zu Variation von Einsamkeit/Isolation unter 732.808 Langzeitbewohnern (≥50 Jahre) in 13.491 US-Pflegeheimen (Okt.–Dez. 2023).</w:t>
       </w:r>
     </w:p>
     <w:p>
@@ -278,7 +278,7 @@
         <w:t xml:space="preserve">Ergebnis: </w:t>
       </w:r>
       <w:r>
-        <w:t>Durchschnittsalter 80 Jahre, über die Hälfte Frauen, alleinlebend. Ein Viertel mit ausgedehnten funktionalen Einschränkungen. Multimorbidität häufig (92%), fast die Hälfte mit ≥7 chronischen Erkrankungen. Psychiatrische Komorbiditäten in 15% der Fälle. Primärversorgung in 80% vorausgegangen. Häusliche Pflege in 95%. Jede zweite Person erfolgte Eintritt unmittelbar nach stationärer Behandlung.</w:t>
+        <w:t>Prävalenz Einsamkeit/Isolation 20,7%. Variation primär zwischen Einrichtungen (VPC ~35%), nicht Landkreisen (VPC ~2%). Frauen, Personen mit psychischen Erkrankungen/Sinnesstörungen häufiger einsam; ältere, nicht-hispanische Schwarze seltener. Profit-Status, ländlicher Raum, Diversity, mehr Pflegepersonal assoziiert mit geringerer Einsamkeit.</w:t>
       </w:r>
     </w:p>
     <w:p>
@@ -293,7 +293,7 @@
         <w:rPr>
           <w:sz w:val="19"/>
         </w:rPr>
-        <w:t>Schweden mit ähnlichen Sozialversicherungs- und Altersstruktur-grundlagen; hohe Übertragbarkeit auf deutsches Versorgungssystem</w:t>
+        <w:t>USA; Fragestellung zu Lebensqualität und Prozessmerkmalen bedingt übertragbar</w:t>
       </w:r>
     </w:p>
     <w:p>
@@ -302,7 +302,7 @@
           <w:color w:val="5A7D3A"/>
           <w:sz w:val="18"/>
         </w:rPr>
-        <w:t>https://pubmed.ncbi.nlm.nih.gov/42693458/</w:t>
+        <w:t>https://pubmed.ncbi.nlm.nih.gov/42696806/</w:t>
       </w:r>
     </w:p>
     <w:p>
@@ -310,7 +310,7 @@
         <w:pStyle w:val="Heading2"/>
       </w:pPr>
       <w:r>
-        <w:t>Versorgungsforschung in der Zahnmedizin: Memorandum zu Konzept und Methodik</w:t>
+        <w:t>Kontextualisierung der Versorgung bei fortgeschrittenem Lungenkrebs</w:t>
       </w:r>
     </w:p>
     <w:p>
@@ -320,12 +320,12 @@
           <w:color w:val="666666"/>
           <w:sz w:val="18"/>
         </w:rPr>
-        <w:t>Schwendicke F et al.  ·  Gesundheitswesen  ·  03.09.2026  ·  PMID 42692409</w:t>
+        <w:t>Ruud MM et al.  ·  Patient Educ Couns  ·  31.08.2026  ·  PMID 42696805</w:t>
       </w:r>
     </w:p>
     <w:p>
       <w:r>
-        <w:t>Memorandum zur aktuellen Lage und Entwicklung von Versorgungsforschung in der deutschen Zahnmedizin mit Handlungsempfehlungen.</w:t>
+        <w:t>Explorative Beobachtungsstudie zur Aufmerksamkeit gegenüber Patientenkontext in Behandlungsgesprächen bei 17 Arzt-Patient-Konsultationen in Norwegen.</w:t>
       </w:r>
     </w:p>
     <w:p>
@@ -336,7 +336,7 @@
         <w:t xml:space="preserve">Ergebnis: </w:t>
       </w:r>
       <w:r>
-        <w:t>Analyse zeigt strukturelle, methodische und organisationale Aspekte der zahnmedizinischen Versorgungsforschung auf. Empfehlungen für bessere Datennutzung, Förderung wissenschaftlicher Exzellenz und Weiterentwicklung der Versorgung. Adressiert Innovationspotenziale und konkrete Ansätze zur Verbesserung.</w:t>
+        <w:t>Kliniker thematisierten 19 von 30 kontextuellen Warnsignalen (63%) und integrierten 21 von 29 kontextuellen Faktoren in Behandlungspläne (72%). Häufigste Domänen: Fähigkeiten/Wissen (10), Versorgungszugang (4), soziale Unterstützung (4).</w:t>
       </w:r>
     </w:p>
     <w:p>
@@ -351,7 +351,7 @@
         <w:rPr>
           <w:sz w:val="19"/>
         </w:rPr>
-        <w:t>Deutschland, Zahnmedizin; direkt für deutsches Gesundheitswesen anwendbar</w:t>
+        <w:t>Norwegen, steuerfinanziertes System; Fragestellung zu Kommunikationsprozessen übertragbar</w:t>
       </w:r>
     </w:p>
     <w:p>
@@ -360,7 +360,7 @@
           <w:color w:val="5A7D3A"/>
           <w:sz w:val="18"/>
         </w:rPr>
-        <w:t>https://pubmed.ncbi.nlm.nih.gov/42692409/</w:t>
+        <w:t>https://pubmed.ncbi.nlm.nih.gov/42696805/</w:t>
       </w:r>
     </w:p>
     <w:p>
@@ -368,7 +368,7 @@
         <w:pStyle w:val="Heading2"/>
       </w:pPr>
       <w:r>
-        <w:t>Notaufnahmen nach Neueröffnung eines Primary Health Care Centers: österreichisches Fallbeispiel</w:t>
+        <w:t>Shared Decision-Making bei Multimorbidität und niedriger Health Literacy</w:t>
       </w:r>
     </w:p>
     <w:p>
@@ -378,12 +378,12 @@
           <w:color w:val="666666"/>
           <w:sz w:val="18"/>
         </w:rPr>
-        <w:t>Braun A et al.  ·  Health Policy  ·  28.08.2026  ·  PMID 42691773</w:t>
+        <w:t>Vriese L et al.  ·  J Gen Intern Med  ·  03.09.2026  ·  PMID 42696204</w:t>
       </w:r>
     </w:p>
     <w:p>
       <w:r>
-        <w:t>Unterbrochene Zeitreihenanalyse zur Wirkung der Eröffnung eines Primary Health Care Centers in Wiener Neustadt auf Notaufnahme-Inanspruchnahme.</w:t>
+        <w:t>Konsensustext zur Bedeutung von Werteklärung (Values Clarification) im Shared Decision-Making für Patienten mit Multimorbidität und begrenzter Gesundheitskompetenz.</w:t>
       </w:r>
     </w:p>
     <w:p>
@@ -394,7 +394,7 @@
         <w:t xml:space="preserve">Ergebnis: </w:t>
       </w:r>
       <w:r>
-        <w:t>Aufsteigender Trend vor Öffnung (β₁=0,01). Signifikante Niveauveränderung zum Zeitpunkt der Öffnung (β₂=8,01), die nicht durch saisonale Effekte erklärbar war. Nach Öffnung reversierter Trend (β₃=-0,03). Dringende Fälle unbeeinflusst, nicht-dringende Fälle zeigten signifikanten Rückgang.</w:t>
+        <w:t>Werteklärung ist Schlüsselkomponente von SDM, wird aber untergenutzt – besonders bei schwieriger Kommunikation. Patienten mit Multimorbidität und niedriger Health Literacy benötigen dialogorientierte (nicht nur formale Werkzeug-)Ansätze; gezielte Schulung von Fachpersonen nötig.</w:t>
       </w:r>
     </w:p>
     <w:p>
@@ -409,7 +409,7 @@
         <w:rPr>
           <w:sz w:val="19"/>
         </w:rPr>
-        <w:t>Österreich, Sozialversicherungssystem; sehr hohe Übertragbarkeit auf deutsches Versorgungssystem</w:t>
+        <w:t>Niederlande (Autoren/CAPHRI Maastricht), vergleichbares Sozialversicherungssystem</w:t>
       </w:r>
     </w:p>
     <w:p>
@@ -418,7 +418,7 @@
           <w:color w:val="5A7D3A"/>
           <w:sz w:val="18"/>
         </w:rPr>
-        <w:t>https://pubmed.ncbi.nlm.nih.gov/42691773/</w:t>
+        <w:t>https://pubmed.ncbi.nlm.nih.gov/42696204/</w:t>
       </w:r>
     </w:p>
     <w:sectPr>

--- a/download/studien-aktuell.docx
+++ b/download/studien-aktuell.docx
@@ -62,7 +62,7 @@
           <w:color w:val="666666"/>
           <w:sz w:val="18"/>
         </w:rPr>
-        <w:t>Stand: 06.09.2026  |  6 Studien  |  wissen.m-vf.de</w:t>
+        <w:t>Stand: 07.09.2026  |  5 Studien  |  wissen.m-vf.de</w:t>
       </w:r>
     </w:p>
     <w:p>
@@ -70,7 +70,7 @@
         <w:pStyle w:val="Heading1"/>
       </w:pPr>
       <w:r>
-        <w:t>Aufgenommen am 06.09.2026</w:t>
+        <w:t>Aufgenommen am 07.09.2026</w:t>
       </w:r>
     </w:p>
     <w:p>
@@ -78,7 +78,7 @@
         <w:pStyle w:val="Heading2"/>
       </w:pPr>
       <w:r>
-        <w:t>Sozialer Gradient und Alkoholkonsum bei Mortalität</w:t>
+        <w:t>Depressive Symptom Networks bei älteren Erwachsenen: Episodische versus persistente Symptome</w:t>
       </w:r>
     </w:p>
     <w:p>
@@ -88,12 +88,12 @@
           <w:color w:val="666666"/>
           <w:sz w:val="18"/>
         </w:rPr>
-        <w:t>Butovetsky I et al.  ·  Alcohol Clin Exp Res (Hoboken)  ·  Sept. 2026  ·  PMID 42698350</w:t>
+        <w:t>Stratmann MW et al.  ·  Int Psychogeriatr  ·  05.09.2026  ·  PMID 42701078</w:t>
       </w:r>
     </w:p>
     <w:p>
       <w:r>
-        <w:t>Prospektive Kohortenstudie zu Wechselwirkungen zwischen Sozioökonomie, Alkoholkonsum und Gesamtmortalität an 3771-3939 Teilnehmern (Follow-up bis 2023).</w:t>
+        <w:t>Vergleichende Netzwerkanalyse depressiver Symptome bei 8.519 älteren Erwachsenen (60+ Jahre) aus SHARE-Daten zur Frage, ob persistente Depressionen dichtere Symptomnetze aufweisen als episodische.</w:t>
       </w:r>
     </w:p>
     <w:p>
@@ -104,7 +104,7 @@
         <w:t xml:space="preserve">Ergebnis: </w:t>
       </w:r>
       <w:r>
-        <w:t>Niedriges Einkommen (HR 1,31, 95%-KI 1,11–1,56), ehemaliger Alkoholkonsum mit Abstinenz (HR 1,56, 95%-KI 1,27–1,92) und hoher Alkoholkonsum (HR 1,31, 95%-KI 1,03–1,66) waren mit erhöhter Mortalität assoziiert. Interaktionseffekte zwischen Alkoholkonsum und SES nachweisbar.</w:t>
+        <w:t>Kein signifikanter Unterschied in globaler Netzwerkstärke oder -struktur zwischen episodischen (44,0%) und persistenten/rezidivierenden (56,0%) depressiven Symptomen (p = 0,17 bzw. p = 0,60). Mangelndes Interesse, depressive Stimmung und Suizidalität zeigten höchste Stärke in beiden Netzwerken.</w:t>
       </w:r>
     </w:p>
     <w:p>
@@ -119,7 +119,7 @@
         <w:rPr>
           <w:sz w:val="19"/>
         </w:rPr>
-        <w:t>Deutsche Routinedaten (SHIP-Kohorte, Pomerania), gesetzlich Versicherte</w:t>
+        <w:t>Deutschland: SHARE-Daten, gesetzlich Versicherte ab 60 Jahren, europäisches Sozialversicherungssystem</w:t>
       </w:r>
     </w:p>
     <w:p>
@@ -128,7 +128,7 @@
           <w:color w:val="5A7D3A"/>
           <w:sz w:val="18"/>
         </w:rPr>
-        <w:t>https://pubmed.ncbi.nlm.nih.gov/42698350/</w:t>
+        <w:t>https://pubmed.ncbi.nlm.nih.gov/42701078/</w:t>
       </w:r>
     </w:p>
     <w:p>
@@ -136,7 +136,7 @@
         <w:pStyle w:val="Heading2"/>
       </w:pPr>
       <w:r>
-        <w:t>Sozioökonomische Unterschiede beim Zugang zur Pflegeversicherung in Korea</w:t>
+        <w:t>Person-zentrierte Geburtshilfe: Wahrnehmungsbildung und Sinnkonstruktion</w:t>
       </w:r>
     </w:p>
     <w:p>
@@ -146,12 +146,12 @@
           <w:color w:val="666666"/>
           <w:sz w:val="18"/>
         </w:rPr>
-        <w:t>Noh JW et al.  ·  BMC Health Serv Res  ·  06.08.2026  ·  PMID 42698085</w:t>
+        <w:t>Okumu MR et al.  ·  Eur J Midwifery  ·  04.09.2026  ·  PMID 42699730</w:t>
       </w:r>
     </w:p>
     <w:p>
       <w:r>
-        <w:t>Deskriptive Analyse der Aufnahmealter in Koreas Langzeitpflegeversicherung bei 1,07 Mio. Erwachsenen (2008–2022).</w:t>
+        <w:t>Qualitative Grounded-Theory-Studie mit 12 Interviews zu Gebärfähigen, um zu verstehen, wie Frauen ihre Geburtsversorgung wahrnehmen und interpretieren.</w:t>
       </w:r>
     </w:p>
     <w:p>
@@ -162,7 +162,7 @@
         <w:t xml:space="preserve">Ergebnis: </w:t>
       </w:r>
       <w:r>
-        <w:t>Mittleres Aufnahmealter 79,98 Jahre (Antrag) und 80,95 Jahre (Genehmigung), deutlich über Anspruchsalter 65. Frauen, Personen ohne Behinderungen und mit weniger chronischen Erkrankungen traten später ein; Medical-Aid-Versicherte früher als erwerbstätig Versicherte.</w:t>
+        <w:t>Sense of Coherence (SoC) als Kernkategorie identifiziert: Negative Erfahrungen korreliert mit niedriger SoC, positive mit hoher SoC. Kontextuelle Faktoren (Verständlichkeit, wahrgenommene Machbarkeit, situative Rahmung) prägen die Wahrnehmung von Geburtssituationen.</w:t>
       </w:r>
     </w:p>
     <w:p>
@@ -177,7 +177,7 @@
         <w:rPr>
           <w:sz w:val="19"/>
         </w:rPr>
-        <w:t>Nationale Verwaltungsdaten Korea; Struktur unterscheidet sich von deutschem System</w:t>
+        <w:t>Deutschland: Deutsche Hochschulkliniken, qualitative Versorgungsforschung zur Patientenperspektive</w:t>
       </w:r>
     </w:p>
     <w:p>
@@ -186,7 +186,7 @@
           <w:color w:val="5A7D3A"/>
           <w:sz w:val="18"/>
         </w:rPr>
-        <w:t>https://pubmed.ncbi.nlm.nih.gov/42698085/</w:t>
+        <w:t>https://pubmed.ncbi.nlm.nih.gov/42699730/</w:t>
       </w:r>
     </w:p>
     <w:p>
@@ -194,7 +194,7 @@
         <w:pStyle w:val="Heading2"/>
       </w:pPr>
       <w:r>
-        <w:t>Geografische Variation Gabapentinoide und Opioide in US-Pflegeheimen</w:t>
+        <w:t>Pflegekräfte-Retention in Europa: Warum ökonomische Evidenz fehlt</w:t>
       </w:r>
     </w:p>
     <w:p>
@@ -204,12 +204,12 @@
           <w:color w:val="666666"/>
           <w:sz w:val="18"/>
         </w:rPr>
-        <w:t>Jung H et al.  ·  J Am Med Dir Assoc  ·  04.09.2026  ·  PMID 42696808</w:t>
+        <w:t>Maier CB et al.  ·  Lancet Reg Health Eur  ·  25.08.2026  ·  PMID 42699328</w:t>
       </w:r>
     </w:p>
     <w:p>
       <w:r>
-        <w:t>Querschnittstudie zur geografischen Variation der Verschreibung von Gabapentinoiden, Opioiden und deren gleichzeitiger Nutzung bei 232.484 langzeitpflegenden Bewohnern (≥65 Jahre) in 9741 US-Pflegeheimen 2021.</w:t>
+        <w:t>Viewpoint zur Evidenzlücke für Kosteffektivität von Pflegekräfte-Retentionsmassnahmen in europäischen Gesundheitssystemen.</w:t>
       </w:r>
     </w:p>
     <w:p>
@@ -220,7 +220,7 @@
         <w:t xml:space="preserve">Ergebnis: </w:t>
       </w:r>
       <w:r>
-        <w:t>Prävalenz: Gabapentinoid-Monotherapie 13,4%, Opioid-Monotherapie 9,1%, kombiniert 5,4%. Substantielle geografische Variation, besonders bei Opioid-Monotherapie und Kombination. Bewohnercharakteristika erklärten 61–65% der regionalen Variation, Einrichtungsmerkmale erklärten mehr Gabapentinoid-Variation.</w:t>
+        <w:t>Europäische Länder verfügen im Gegensatz zu Nordamerika und Australien über keine vergleichbaren Kostenangaben für Pflegekräfte-Fluktuation. Turnover-Kosten sind nicht zwischen Systemen übertragbar wegen unterschiedlicher Lohn-, Skill-Mix- und Praxisstrukturen. Europäische Forschungsagenda erforderlich.</w:t>
       </w:r>
     </w:p>
     <w:p>
@@ -235,7 +235,7 @@
         <w:rPr>
           <w:sz w:val="19"/>
         </w:rPr>
-        <w:t>USA, andere Anreizstrukturen; limitiert übertragbar auf deutsches System</w:t>
+        <w:t>Deutschland, Österreich, Schweiz: Hohe Übertragbarkeit für deutsche Krankenhausversorgung und Personalmanagement</w:t>
       </w:r>
     </w:p>
     <w:p>
@@ -244,7 +244,7 @@
           <w:color w:val="5A7D3A"/>
           <w:sz w:val="18"/>
         </w:rPr>
-        <w:t>https://pubmed.ncbi.nlm.nih.gov/42696808/</w:t>
+        <w:t>https://pubmed.ncbi.nlm.nih.gov/42699328/</w:t>
       </w:r>
     </w:p>
     <w:p>
@@ -252,7 +252,7 @@
         <w:pStyle w:val="Heading2"/>
       </w:pPr>
       <w:r>
-        <w:t>Einsamkeit und Isolation in US-amerikanischen Pflegeheimen</w:t>
+        <w:t>Pharmacy-Reimbursement-Reform und Stufendiagnose in China: Effekt auf Gesundheitsausgaben</w:t>
       </w:r>
     </w:p>
     <w:p>
@@ -262,12 +262,12 @@
           <w:color w:val="666666"/>
           <w:sz w:val="18"/>
         </w:rPr>
-        <w:t>Nielsen NN et al.  ·  J Am Med Dir Assoc  ·  04.09.2026  ·  PMID 42696806</w:t>
+        <w:t>Zhang K et al.  ·  BMC Health Serv Res  ·  22.08.2026  ·  PMID 42693454</w:t>
       </w:r>
     </w:p>
     <w:p>
       <w:r>
-        <w:t>Mehrebenen-Analyse zu Variation von Einsamkeit/Isolation unter 732.808 Langzeitbewohnern (≥50 Jahre) in 13.491 US-Pflegeheimen (Okt.–Dez. 2023).</w:t>
+        <w:t>Evaluierung der Auswirkungen der RPOR-Reform (Retail Pharmacies Outpatient Reimbursement) auf Versorgungsverlauf, Inanspruchnahme und Gesamtausgaben mittels Staggered-DID-Analyse.</w:t>
       </w:r>
     </w:p>
     <w:p>
@@ -278,7 +278,7 @@
         <w:t xml:space="preserve">Ergebnis: </w:t>
       </w:r>
       <w:r>
-        <w:t>Prävalenz Einsamkeit/Isolation 20,7%. Variation primär zwischen Einrichtungen (VPC ~35%), nicht Landkreisen (VPC ~2%). Frauen, Personen mit psychischen Erkrankungen/Sinnesstörungen häufiger einsam; ältere, nicht-hispanische Schwarze seltener. Profit-Status, ländlicher Raum, Diversity, mehr Pflegepersonal assoziiert mit geringerer Einsamkeit.</w:t>
+        <w:t>RPOR erhöhte Apothekenbesuche (0,119**), Apotheken-Ausgabenanteil (0,439**), verdrängte aber ambulante Primärversorgung (-0,670***) und senkte Gesamtausgaben (-0,490**). Effekte variierten nach Alter, Einkommen und regionalen Ressourcen.</w:t>
       </w:r>
     </w:p>
     <w:p>
@@ -293,7 +293,7 @@
         <w:rPr>
           <w:sz w:val="19"/>
         </w:rPr>
-        <w:t>USA; Fragestellung zu Lebensqualität und Prozessmerkmalen bedingt übertragbar</w:t>
+        <w:t>Bedingt: China-Daten, anderes Sozialversicherungssystem und Ressourcenkontext, aber Fragestellung zu Versorgungssteuerung übertragbar</w:t>
       </w:r>
     </w:p>
     <w:p>
@@ -302,7 +302,7 @@
           <w:color w:val="5A7D3A"/>
           <w:sz w:val="18"/>
         </w:rPr>
-        <w:t>https://pubmed.ncbi.nlm.nih.gov/42696806/</w:t>
+        <w:t>https://pubmed.ncbi.nlm.nih.gov/42693454/</w:t>
       </w:r>
     </w:p>
     <w:p>
@@ -310,7 +310,7 @@
         <w:pStyle w:val="Heading2"/>
       </w:pPr>
       <w:r>
-        <w:t>Kontextualisierung der Versorgung bei fortgeschrittenem Lungenkrebs</w:t>
+        <w:t>xPEDition pain: Public-Health-Kampagne zu chronischem Schmerz in Grenzregion</w:t>
       </w:r>
     </w:p>
     <w:p>
@@ -320,12 +320,12 @@
           <w:color w:val="666666"/>
           <w:sz w:val="18"/>
         </w:rPr>
-        <w:t>Ruud MM et al.  ·  Patient Educ Couns  ·  31.08.2026  ·  PMID 42696805</w:t>
+        <w:t>Sanina AY et al.  ·  BMJ Open  ·  03.09.2026  ·  PMID 42692519</w:t>
       </w:r>
     </w:p>
     <w:p>
       <w:r>
-        <w:t>Explorative Beobachtungsstudie zur Aufmerksamkeit gegenüber Patientenkontext in Behandlungsgesprächen bei 17 Arzt-Patient-Konsultationen in Norwegen.</w:t>
+        <w:t>Quasi-experimentelle Vorher-Nachher-Studie mit Kontrollgruppe zu Wirkung einer grenzüberschreitenden Public-Health-Kampagne (Niederlande/Deutschland vs. Flandern) auf Schmerzwissen und -einstellungen.</w:t>
       </w:r>
     </w:p>
     <w:p>
@@ -336,7 +336,7 @@
         <w:t xml:space="preserve">Ergebnis: </w:t>
       </w:r>
       <w:r>
-        <w:t>Kliniker thematisierten 19 von 30 kontextuellen Warnsignalen (63%) und integrierten 21 von 29 kontextuellen Faktoren in Behandlungspläne (72%). Häufigste Domänen: Fähigkeiten/Wissen (10), Versorgungszugang (4), soziale Unterstützung (4).</w:t>
+        <w:t>Intervention geplant für 24 Monate in niederländisch-deutscher Ems-Dollart-Region, Kontrollgruppe Flandern. Messungen bei 3.200 Personen pro Welle (Baseline, 2-Jahres-Follow-up) mit Pain Concepts Questionnaire als primärem Outcome. Primäranalyse: Difference-in-Differences.</w:t>
       </w:r>
     </w:p>
     <w:p>
@@ -351,7 +351,7 @@
         <w:rPr>
           <w:sz w:val="19"/>
         </w:rPr>
-        <w:t>Norwegen, steuerfinanziertes System; Fragestellung zu Kommunikationsprozessen übertragbar</w:t>
+        <w:t>Niederlande, Deutschland: Direkt übertragbar auf deutsches Gesundheitssystem, grenzüberschreitend, Versorgungsforschungsmethodik</w:t>
       </w:r>
     </w:p>
     <w:p>
@@ -360,65 +360,7 @@
           <w:color w:val="5A7D3A"/>
           <w:sz w:val="18"/>
         </w:rPr>
-        <w:t>https://pubmed.ncbi.nlm.nih.gov/42696805/</w:t>
-      </w:r>
-    </w:p>
-    <w:p>
-      <w:pPr>
-        <w:pStyle w:val="Heading2"/>
-      </w:pPr>
-      <w:r>
-        <w:t>Shared Decision-Making bei Multimorbidität und niedriger Health Literacy</w:t>
-      </w:r>
-    </w:p>
-    <w:p>
-      <w:r>
-        <w:rPr>
-          <w:i/>
-          <w:color w:val="666666"/>
-          <w:sz w:val="18"/>
-        </w:rPr>
-        <w:t>Vriese L et al.  ·  J Gen Intern Med  ·  03.09.2026  ·  PMID 42696204</w:t>
-      </w:r>
-    </w:p>
-    <w:p>
-      <w:r>
-        <w:t>Konsensustext zur Bedeutung von Werteklärung (Values Clarification) im Shared Decision-Making für Patienten mit Multimorbidität und begrenzter Gesundheitskompetenz.</w:t>
-      </w:r>
-    </w:p>
-    <w:p>
-      <w:r>
-        <w:rPr>
-          <w:b/>
-        </w:rPr>
-        <w:t xml:space="preserve">Ergebnis: </w:t>
-      </w:r>
-      <w:r>
-        <w:t>Werteklärung ist Schlüsselkomponente von SDM, wird aber untergenutzt – besonders bei schwieriger Kommunikation. Patienten mit Multimorbidität und niedriger Health Literacy benötigen dialogorientierte (nicht nur formale Werkzeug-)Ansätze; gezielte Schulung von Fachpersonen nötig.</w:t>
-      </w:r>
-    </w:p>
-    <w:p>
-      <w:r>
-        <w:rPr>
-          <w:b/>
-          <w:sz w:val="19"/>
-        </w:rPr>
-        <w:t xml:space="preserve">Übertragbarkeit: </w:t>
-      </w:r>
-      <w:r>
-        <w:rPr>
-          <w:sz w:val="19"/>
-        </w:rPr>
-        <w:t>Niederlande (Autoren/CAPHRI Maastricht), vergleichbares Sozialversicherungssystem</w:t>
-      </w:r>
-    </w:p>
-    <w:p>
-      <w:r>
-        <w:rPr>
-          <w:color w:val="5A7D3A"/>
-          <w:sz w:val="18"/>
-        </w:rPr>
-        <w:t>https://pubmed.ncbi.nlm.nih.gov/42696204/</w:t>
+        <w:t>https://pubmed.ncbi.nlm.nih.gov/42692519/</w:t>
       </w:r>
     </w:p>
     <w:sectPr>

--- a/download/studien-aktuell.docx
+++ b/download/studien-aktuell.docx
@@ -62,7 +62,7 @@
           <w:color w:val="666666"/>
           <w:sz w:val="18"/>
         </w:rPr>
-        <w:t>Stand: 07.09.2026  |  5 Studien  |  wissen.m-vf.de</w:t>
+        <w:t>Stand: 08.09.2026  |  6 Studien  |  wissen.m-vf.de</w:t>
       </w:r>
     </w:p>
     <w:p>
@@ -70,7 +70,7 @@
         <w:pStyle w:val="Heading1"/>
       </w:pPr>
       <w:r>
-        <w:t>Aufgenommen am 07.09.2026</w:t>
+        <w:t>Aufgenommen am 08.09.2026</w:t>
       </w:r>
     </w:p>
     <w:p>
@@ -78,7 +78,7 @@
         <w:pStyle w:val="Heading2"/>
       </w:pPr>
       <w:r>
-        <w:t>Depressive Symptom Networks bei älteren Erwachsenen: Episodische versus persistente Symptome</w:t>
+        <w:t>Patientensicht auf Zahnbehandlungsqualität: qualitative Systematik-Übersicht</w:t>
       </w:r>
     </w:p>
     <w:p>
@@ -88,12 +88,12 @@
           <w:color w:val="666666"/>
           <w:sz w:val="18"/>
         </w:rPr>
-        <w:t>Stratmann MW et al.  ·  Int Psychogeriatr  ·  05.09.2026  ·  PMID 42701078</w:t>
+        <w:t>Tay AHC et al.  ·  J Dent Res  ·  07.09.2026  ·  PMID 42703647</w:t>
       </w:r>
     </w:p>
     <w:p>
       <w:r>
-        <w:t>Vergleichende Netzwerkanalyse depressiver Symptome bei 8.519 älteren Erwachsenen (60+ Jahre) aus SHARE-Daten zur Frage, ob persistente Depressionen dichtere Symptomnetze aufweisen als episodische.</w:t>
+        <w:t>Systematische qualitative Analyse von 36 Studien zur Patientenwahrnehmung von Qualität in der Zahnversorgung.</w:t>
       </w:r>
     </w:p>
     <w:p>
@@ -104,7 +104,7 @@
         <w:t xml:space="preserve">Ergebnis: </w:t>
       </w:r>
       <w:r>
-        <w:t>Kein signifikanter Unterschied in globaler Netzwerkstärke oder -struktur zwischen episodischen (44,0%) und persistenten/rezidivierenden (56,0%) depressiven Symptomen (p = 0,17 bzw. p = 0,60). Mangelndes Interesse, depressive Stimmung und Suizidalität zeigten höchste Stärke in beiden Netzwerken.</w:t>
+        <w:t>Vier Kernthemen: (1) strukturelle Bedingungen für Vertrauen, (2) Sicherheit durch erlebte Kompetenz, (3) zwischenmenschliche Pflege als Qualitätsfundament (Respekt, Empathie, Kommunikation, Shared Decision Making), (4) kontinuierliche Beziehung als patientenrelevantes Ergebnis. Patienten deuten relationale und emotionale Aspekte als Indikatoren der Systemorientierung.</w:t>
       </w:r>
     </w:p>
     <w:p>
@@ -119,7 +119,7 @@
         <w:rPr>
           <w:sz w:val="19"/>
         </w:rPr>
-        <w:t>Deutschland: SHARE-Daten, gesetzlich Versicherte ab 60 Jahren, europäisches Sozialversicherungssystem</w:t>
+        <w:t>Diverse Populationen international, Thematik der Patientenzentralität systemunabhängig übertragbar.</w:t>
       </w:r>
     </w:p>
     <w:p>
@@ -128,7 +128,7 @@
           <w:color w:val="5A7D3A"/>
           <w:sz w:val="18"/>
         </w:rPr>
-        <w:t>https://pubmed.ncbi.nlm.nih.gov/42701078/</w:t>
+        <w:t>https://pubmed.ncbi.nlm.nih.gov/42703647/</w:t>
       </w:r>
     </w:p>
     <w:p>
@@ -136,7 +136,7 @@
         <w:pStyle w:val="Heading2"/>
       </w:pPr>
       <w:r>
-        <w:t>Person-zentrierte Geburtshilfe: Wahrnehmungsbildung und Sinnkonstruktion</w:t>
+        <w:t>Regionale Disparitäten bei Lebendnierenverpflanzungen in Australien und Neuseeland</w:t>
       </w:r>
     </w:p>
     <w:p>
@@ -146,12 +146,12 @@
           <w:color w:val="666666"/>
           <w:sz w:val="18"/>
         </w:rPr>
-        <w:t>Okumu MR et al.  ·  Eur J Midwifery  ·  04.09.2026  ·  PMID 42699730</w:t>
+        <w:t>McMichael LC et al.  ·  Am J Transplant  ·  03.09.2026  ·  PMID 42692200</w:t>
       </w:r>
     </w:p>
     <w:p>
       <w:r>
-        <w:t>Qualitative Grounded-Theory-Studie mit 12 Interviews zu Gebärfähigen, um zu verstehen, wie Frauen ihre Geburtsversorgung wahrnehmen und interpretieren.</w:t>
+        <w:t>Analyse der ANZORGG-Registry (Australien, Neuseeland) zu regionalen Unterschieden bei Zugang zu Lebendnierenverpflanzung.</w:t>
       </w:r>
     </w:p>
     <w:p>
@@ -162,7 +162,7 @@
         <w:t xml:space="preserve">Ergebnis: </w:t>
       </w:r>
       <w:r>
-        <w:t>Sense of Coherence (SoC) als Kernkategorie identifiziert: Negative Erfahrungen korreliert mit niedriger SoC, positive mit hoher SoC. Kontextuelle Faktoren (Verständlichkeit, wahrgenommene Machbarkeit, situative Rahmung) prägen die Wahrnehmung von Geburtssituationen.</w:t>
+        <w:t>Standardisierte Quote lebender Nierenverpflanzungen variierte zwischen 0,36 und 2,11 über 21 Netzwerke (n=53.313 Patienten 2002–2022). Von 21 Netzwerken lagen 4 (19%) unter Erwartung. Faktoren: direkte Transplantationsaffiliation des Behandlungszentrums, nicht-metropolitane Residenz und zeitnahe nephrologische Vorstellung assoziiert mit erhöhtem Lebendspender-Transplantationsrisiko.</w:t>
       </w:r>
     </w:p>
     <w:p>
@@ -177,7 +177,7 @@
         <w:rPr>
           <w:sz w:val="19"/>
         </w:rPr>
-        <w:t>Deutschland: Deutsche Hochschulkliniken, qualitative Versorgungsforschung zur Patientenperspektive</w:t>
+        <w:t>Australien/Neuseeland, Fragestellung zu regionalen Versorgungsungleichheiten in spezialisierten Leistungen übertragbar auf Deutschland.</w:t>
       </w:r>
     </w:p>
     <w:p>
@@ -186,7 +186,7 @@
           <w:color w:val="5A7D3A"/>
           <w:sz w:val="18"/>
         </w:rPr>
-        <w:t>https://pubmed.ncbi.nlm.nih.gov/42699730/</w:t>
+        <w:t>https://pubmed.ncbi.nlm.nih.gov/42692200/</w:t>
       </w:r>
     </w:p>
     <w:p>
@@ -194,7 +194,7 @@
         <w:pStyle w:val="Heading2"/>
       </w:pPr>
       <w:r>
-        <w:t>Pflegekräfte-Retention in Europa: Warum ökonomische Evidenz fehlt</w:t>
+        <w:t>Private Krankenversicherung und Prävention in Australien: Längsschnittstudie</w:t>
       </w:r>
     </w:p>
     <w:p>
@@ -204,12 +204,12 @@
           <w:color w:val="666666"/>
           <w:sz w:val="18"/>
         </w:rPr>
-        <w:t>Maier CB et al.  ·  Lancet Reg Health Eur  ·  25.08.2026  ·  PMID 42699328</w:t>
+        <w:t>Nguyen CM et al.  ·  Public Health  ·  03.09.2026  ·  PMID 42691737</w:t>
       </w:r>
     </w:p>
     <w:p>
       <w:r>
-        <w:t>Viewpoint zur Evidenzlücke für Kosteffektivität von Pflegekräfte-Retentionsmassnahmen in europäischen Gesundheitssystemen.</w:t>
+        <w:t>Längsschnittstudie an 9.674 australischen Erwachsenen (2009–2017) zur Assoziation zwischen privater Krankenversicherung und Nutzung von Präventivleistungen.</w:t>
       </w:r>
     </w:p>
     <w:p>
@@ -220,7 +220,7 @@
         <w:t xml:space="preserve">Ergebnis: </w:t>
       </w:r>
       <w:r>
-        <w:t>Europäische Länder verfügen im Gegensatz zu Nordamerika und Australien über keine vergleichbaren Kostenangaben für Pflegekräfte-Fluktuation. Turnover-Kosten sind nicht zwischen Systemen übertragbar wegen unterschiedlicher Lohn-, Skill-Mix- und Praxisstrukturen. Europäische Forschungsagenda erforderlich.</w:t>
+        <w:t>Chronische Erkrankungen wurden häufiger, Prävention nahm zu. Nach Adjustment zeigte sich: Bei Frauen waren hospital PHI und kombinierte PHI mit IRR 1,14 (95%-KI 1,09–1,18) bzw. 1,18 (1,11–1,25) assoziiert; bei Männern hospital PHI mit IRR 1,12 (1,00–1,23) und kombinierte PHI mit IRR 1,18 (1,11–1,25).</w:t>
       </w:r>
     </w:p>
     <w:p>
@@ -235,7 +235,7 @@
         <w:rPr>
           <w:sz w:val="19"/>
         </w:rPr>
-        <w:t>Deutschland, Österreich, Schweiz: Hohe Übertragbarkeit für deutsche Krankenhausversorgung und Personalmanagement</w:t>
+        <w:t>Australisches Zwei-Klassen-System mit Medicare-Basisversorgung und zusätzlicher privater Versicherung; Frage zu Versicherungsstatus und Prävention eingeschränkt übertragbar.</w:t>
       </w:r>
     </w:p>
     <w:p>
@@ -244,7 +244,7 @@
           <w:color w:val="5A7D3A"/>
           <w:sz w:val="18"/>
         </w:rPr>
-        <w:t>https://pubmed.ncbi.nlm.nih.gov/42699328/</w:t>
+        <w:t>https://pubmed.ncbi.nlm.nih.gov/42691737/</w:t>
       </w:r>
     </w:p>
     <w:p>
@@ -252,7 +252,7 @@
         <w:pStyle w:val="Heading2"/>
       </w:pPr>
       <w:r>
-        <w:t>Pharmacy-Reimbursement-Reform und Stufendiagnose in China: Effekt auf Gesundheitsausgaben</w:t>
+        <w:t>Screening auf Autoimmunität bei Typ-1-Diabetes aus Sicht des Fachpersonals</w:t>
       </w:r>
     </w:p>
     <w:p>
@@ -262,12 +262,12 @@
           <w:color w:val="666666"/>
           <w:sz w:val="18"/>
         </w:rPr>
-        <w:t>Zhang K et al.  ·  BMC Health Serv Res  ·  22.08.2026  ·  PMID 42693454</w:t>
+        <w:t>Majstorovic M et al.  ·  Diabet Med  ·  01.09.2026  ·  PMID 42682016</w:t>
       </w:r>
     </w:p>
     <w:p>
       <w:r>
-        <w:t>Evaluierung der Auswirkungen der RPOR-Reform (Retail Pharmacies Outpatient Reimbursement) auf Versorgungsverlauf, Inanspruchnahme und Gesamtausgaben mittels Staggered-DID-Analyse.</w:t>
+        <w:t>Qualitative Studie mit 32 australischen Fachkräften (Kindermedizin) zu Perspektiven auf Screening und Monitoring von Inselzellautoantkörpern.</w:t>
       </w:r>
     </w:p>
     <w:p>
@@ -278,7 +278,7 @@
         <w:t xml:space="preserve">Ergebnis: </w:t>
       </w:r>
       <w:r>
-        <w:t>RPOR erhöhte Apothekenbesuche (0,119**), Apotheken-Ausgabenanteil (0,439**), verdrängte aber ambulante Primärversorgung (-0,670***) und senkte Gesamtausgaben (-0,490**). Effekte variierten nach Alter, Einkommen und regionalen Ressourcen.</w:t>
+        <w:t>Sieben Themen identifiziert: (1) umstrittenes Screening, (2) Strukturüberlegungen, (3) Zugangsparität, (4) Managementfokus auf Testerleben, (5) potenzielle psychische Folgen, (6) Bewältigungsfähigkeit der Betreuer, (7) Bedeutung vertrauensvoller Beziehungen. Fachkräfte betonten psychische Belastungen für Familien, Wichtigkeit therapeutischer Beziehungen.</w:t>
       </w:r>
     </w:p>
     <w:p>
@@ -293,7 +293,7 @@
         <w:rPr>
           <w:sz w:val="19"/>
         </w:rPr>
-        <w:t>Bedingt: China-Daten, anderes Sozialversicherungssystem und Ressourcenkontext, aber Fragestellung zu Versorgungssteuerung übertragbar</w:t>
+        <w:t>Qualitative Fachperspektive, Thema Screening-Akzeptanz und -Design systemunabhängig relevant.</w:t>
       </w:r>
     </w:p>
     <w:p>
@@ -302,7 +302,7 @@
           <w:color w:val="5A7D3A"/>
           <w:sz w:val="18"/>
         </w:rPr>
-        <w:t>https://pubmed.ncbi.nlm.nih.gov/42693454/</w:t>
+        <w:t>https://pubmed.ncbi.nlm.nih.gov/42682016/</w:t>
       </w:r>
     </w:p>
     <w:p>
@@ -310,7 +310,7 @@
         <w:pStyle w:val="Heading2"/>
       </w:pPr>
       <w:r>
-        <w:t>xPEDition pain: Public-Health-Kampagne zu chronischem Schmerz in Grenzregion</w:t>
+        <w:t>Verfügbarkeit und Zugang zu Infertilitätsversorgung in West- und Zentralafrika</w:t>
       </w:r>
     </w:p>
     <w:p>
@@ -320,12 +320,12 @@
           <w:color w:val="666666"/>
           <w:sz w:val="18"/>
         </w:rPr>
-        <w:t>Sanina AY et al.  ·  BMJ Open  ·  03.09.2026  ·  PMID 42692519</w:t>
+        <w:t>Thomas HL et al.  ·  BMC Health Serv Res  ·  04.08.2026  ·  PMID 42681645</w:t>
       </w:r>
     </w:p>
     <w:p>
       <w:r>
-        <w:t>Quasi-experimentelle Vorher-Nachher-Studie mit Kontrollgruppe zu Wirkung einer grenzüberschreitenden Public-Health-Kampagne (Niederlande/Deutschland vs. Flandern) auf Schmerzwissen und -einstellungen.</w:t>
+        <w:t>Länderübergreifende Studie (Burkina Faso, Elfenbeinküste, Niger, Uganda) zu Verfügbarkeit, geografischem Zugang und Nutzung von STI-Tests und Infertilitätsservices.</w:t>
       </w:r>
     </w:p>
     <w:p>
@@ -336,7 +336,7 @@
         <w:t xml:space="preserve">Ergebnis: </w:t>
       </w:r>
       <w:r>
-        <w:t>Intervention geplant für 24 Monate in niederländisch-deutscher Ems-Dollart-Region, Kontrollgruppe Flandern. Messungen bei 3.200 Personen pro Welle (Baseline, 2-Jahres-Follow-up) mit Pain Concepts Questionnaire als primärem Outcome. Primäranalyse: Difference-in-Differences.</w:t>
+        <w:t>STI-Tests verfügbar in 68,5–92,6% der Einrichtungen, Infertilitätsservices in 28,4–44,0% (Burkina Faso 78,3%). Frauen mit höherer Bildung, Wohlstand, urbaner Residenz hatten besseren Zugang. In Burkina Faso und Niger: Frauen innerhalb 5 km STI-Testung zeigten erhöhte biomedizinische Inanspruchnahme (aOR 2,94 bzw. 7,19).</w:t>
       </w:r>
     </w:p>
     <w:p>
@@ -351,7 +351,7 @@
         <w:rPr>
           <w:sz w:val="19"/>
         </w:rPr>
-        <w:t>Niederlande, Deutschland: Direkt übertragbar auf deutsches Gesundheitssystem, grenzüberschreitend, Versorgungsforschungsmethodik</w:t>
+        <w:t>Subsaharische Länder mit begrenzten Ressourcen, Fragestellung zu geografischem Zugang und Inanspruchnahme grundsätzlich relevant.</w:t>
       </w:r>
     </w:p>
     <w:p>
@@ -360,7 +360,65 @@
           <w:color w:val="5A7D3A"/>
           <w:sz w:val="18"/>
         </w:rPr>
-        <w:t>https://pubmed.ncbi.nlm.nih.gov/42692519/</w:t>
+        <w:t>https://pubmed.ncbi.nlm.nih.gov/42681645/</w:t>
+      </w:r>
+    </w:p>
+    <w:p>
+      <w:pPr>
+        <w:pStyle w:val="Heading2"/>
+      </w:pPr>
+      <w:r>
+        <w:t>Nationale Implementierung eines TB-Probenversandsystems in der Republik Kongo</w:t>
+      </w:r>
+    </w:p>
+    <w:p>
+      <w:r>
+        <w:rPr>
+          <w:i/>
+          <w:color w:val="666666"/>
+          <w:sz w:val="18"/>
+        </w:rPr>
+        <w:t>Elion Assiana DO et al.  ·  Trop Med Infect Dis  ·  17.08.2026  ·  PMID 42646806</w:t>
+      </w:r>
+    </w:p>
+    <w:p>
+      <w:r>
+        <w:t>Dreijährige Mixed-Methods-Studie (Pilot Januar–Juni 2023, Scale-up Juli 2023–Dezember 2025) zur Umsetzung eines strukturierten Versandsystems für TB-Diagnostik.</w:t>
+      </w:r>
+    </w:p>
+    <w:p>
+      <w:r>
+        <w:rPr>
+          <w:b/>
+        </w:rPr>
+        <w:t xml:space="preserve">Ergebnis: </w:t>
+      </w:r>
+      <w:r>
+        <w:t>Pilot-Phase: 962 Proben, 30,6% TB-Fälle (12/294 RR-TB), medianer Turnaround 53 h urban/62 h rural, 86% Beteiligungsquote. Scale-up (29 → 12/12 Departements): 2154 Proben (2023) → 5160 (2024), 2587 TB- und 84 RR-TB-Fälle über 3 Jahre detektiert. TB-Detektionsbeitrag stieg von 9,2% auf 16,0%, RR-TB von 10,4% auf 18,7%.</w:t>
+      </w:r>
+    </w:p>
+    <w:p>
+      <w:r>
+        <w:rPr>
+          <w:b/>
+          <w:sz w:val="19"/>
+        </w:rPr>
+        <w:t xml:space="preserve">Übertragbarkeit: </w:t>
+      </w:r>
+      <w:r>
+        <w:rPr>
+          <w:sz w:val="19"/>
+        </w:rPr>
+        <w:t>Ressourcenlimitiertes Subsahara-Kontext, Versorgungsforschung zur Stärkung von Diagnostikzugang relevant, aber nur bedingt auf deutsche Strukturen übertragbar.</w:t>
+      </w:r>
+    </w:p>
+    <w:p>
+      <w:r>
+        <w:rPr>
+          <w:color w:val="5A7D3A"/>
+          <w:sz w:val="18"/>
+        </w:rPr>
+        <w:t>https://pubmed.ncbi.nlm.nih.gov/42646806/</w:t>
       </w:r>
     </w:p>
     <w:sectPr>

--- a/download/studien-aktuell.docx
+++ b/download/studien-aktuell.docx
@@ -62,7 +62,7 @@
           <w:color w:val="666666"/>
           <w:sz w:val="18"/>
         </w:rPr>
-        <w:t>Stand: 08.09.2026  |  6 Studien  |  wissen.m-vf.de</w:t>
+        <w:t>Stand: 09.09.2026  |  7 Studien  |  wissen.m-vf.de</w:t>
       </w:r>
     </w:p>
     <w:p>
@@ -70,7 +70,7 @@
         <w:pStyle w:val="Heading1"/>
       </w:pPr>
       <w:r>
-        <w:t>Aufgenommen am 08.09.2026</w:t>
+        <w:t>Aufgenommen am 09.09.2026</w:t>
       </w:r>
     </w:p>
     <w:p>
@@ -78,7 +78,7 @@
         <w:pStyle w:val="Heading2"/>
       </w:pPr>
       <w:r>
-        <w:t>Patientensicht auf Zahnbehandlungsqualität: qualitative Systematik-Übersicht</w:t>
+        <w:t>Roadmap for organization-wide implementation of evidence-based medicine</w:t>
       </w:r>
     </w:p>
     <w:p>
@@ -88,12 +88,12 @@
           <w:color w:val="666666"/>
           <w:sz w:val="18"/>
         </w:rPr>
-        <w:t>Tay AHC et al.  ·  J Dent Res  ·  07.09.2026  ·  PMID 42703647</w:t>
+        <w:t>van der Braak K et al.  ·  JBI Evid Implement  ·  09.09.2026  ·  PMID 42710024</w:t>
       </w:r>
     </w:p>
     <w:p>
       <w:r>
-        <w:t>Systematische qualitative Analyse von 36 Studien zur Patientenwahrnehmung von Qualität in der Zahnversorgung.</w:t>
+        <w:t>Systematic overview of reviews synthesizing evidence on implementing evidence-based medicine across 100 included reviews (2013–2023), examining outcome measurement, contextual analysis, and implementation strategies.</w:t>
       </w:r>
     </w:p>
     <w:p>
@@ -104,7 +104,7 @@
         <w:t xml:space="preserve">Ergebnis: </w:t>
       </w:r>
       <w:r>
-        <w:t>Vier Kernthemen: (1) strukturelle Bedingungen für Vertrauen, (2) Sicherheit durch erlebte Kompetenz, (3) zwischenmenschliche Pflege als Qualitätsfundament (Respekt, Empathie, Kommunikation, Shared Decision Making), (4) kontinuierliche Beziehung als patientenrelevantes Ergebnis. Patienten deuten relationale und emotionale Aspekte als Indikatoren der Systemorientierung.</w:t>
+        <w:t>Identified four consistently recommended measurement instruments (EBPQ, EPIC, Fresno Test, HS-EBP); 50 reviews addressed outcome measurement, 57 on contextual analysis with 22 themes, and 40 reviewed implementation strategies (38 educational). Educational strategies were most studied; infrastructure changes and organizational-/patient-level outcomes underrepresented.</w:t>
       </w:r>
     </w:p>
     <w:p>
@@ -119,7 +119,7 @@
         <w:rPr>
           <w:sz w:val="19"/>
         </w:rPr>
-        <w:t>Diverse Populationen international, Thematik der Patientenzentralität systemunabhängig übertragbar.</w:t>
+        <w:t>Niederlande, Cochrane-Netzwerk; Sozialversicherungssystem mit Implementierungswissenschaft.</w:t>
       </w:r>
     </w:p>
     <w:p>
@@ -128,7 +128,7 @@
           <w:color w:val="5A7D3A"/>
           <w:sz w:val="18"/>
         </w:rPr>
-        <w:t>https://pubmed.ncbi.nlm.nih.gov/42703647/</w:t>
+        <w:t>https://pubmed.ncbi.nlm.nih.gov/42710024/</w:t>
       </w:r>
     </w:p>
     <w:p>
@@ -136,7 +136,7 @@
         <w:pStyle w:val="Heading2"/>
       </w:pPr>
       <w:r>
-        <w:t>Regionale Disparitäten bei Lebendnierenverpflanzungen in Australien und Neuseeland</w:t>
+        <w:t>Greener active pharmaceutical ingredients: healthcare professionals' perspectives</w:t>
       </w:r>
     </w:p>
     <w:p>
@@ -146,12 +146,12 @@
           <w:color w:val="666666"/>
           <w:sz w:val="18"/>
         </w:rPr>
-        <w:t>McMichael LC et al.  ·  Am J Transplant  ·  03.09.2026  ·  PMID 42692200</w:t>
+        <w:t>Puhlmann N et al.  ·  BMC Health Serv Res  ·  04.09.2026  ·  PMID 42706542</w:t>
       </w:r>
     </w:p>
     <w:p>
       <w:r>
-        <w:t>Analyse der ANZORGG-Registry (Australien, Neuseeland) zu regionalen Unterschieden bei Zugang zu Lebendnierenverpflanzung.</w:t>
+        <w:t>Qualitative interview study with 16 European healthcare professionals (doctors, pharmacists, procurement, reimbursement, regulators) exploring perspectives on adopting greener active pharmaceutical ingredients (APIs) as part of sustainable medical care.</w:t>
       </w:r>
     </w:p>
     <w:p>
@@ -162,7 +162,7 @@
         <w:t xml:space="preserve">Ergebnis: </w:t>
       </w:r>
       <w:r>
-        <w:t>Standardisierte Quote lebender Nierenverpflanzungen variierte zwischen 0,36 und 2,11 über 21 Netzwerke (n=53.313 Patienten 2002–2022). Von 21 Netzwerken lagen 4 (19%) unter Erwartung. Faktoren: direkte Transplantationsaffiliation des Behandlungszentrums, nicht-metropolitane Residenz und zeitnahe nephrologische Vorstellung assoziiert mit erhöhtem Lebendspender-Transplantationsrisiko.</w:t>
+        <w:t>Interviewees identified existing environmental consideration strategies (e.g., environmental criteria in procurement tenders). Key needs for adoption: access to reliable environmental impact data, legislative/regulatory frameworks for harmonized assessment, centralized decision-making on environmental properties. Marketing authorization process viewed as main intervention point; professional interest in environmental data may stimulate company data-sharing and greener API design.</w:t>
       </w:r>
     </w:p>
     <w:p>
@@ -177,7 +177,7 @@
         <w:rPr>
           <w:sz w:val="19"/>
         </w:rPr>
-        <w:t>Australien/Neuseeland, Fragestellung zu regionalen Versorgungsungleichheiten in spezialisierten Leistungen übertragbar auf Deutschland.</w:t>
+        <w:t>Europäische Perspektiven; Regulierung und Beschaffung relevant für deutsches System.</w:t>
       </w:r>
     </w:p>
     <w:p>
@@ -186,7 +186,7 @@
           <w:color w:val="5A7D3A"/>
           <w:sz w:val="18"/>
         </w:rPr>
-        <w:t>https://pubmed.ncbi.nlm.nih.gov/42692200/</w:t>
+        <w:t>https://pubmed.ncbi.nlm.nih.gov/42706542/</w:t>
       </w:r>
     </w:p>
     <w:p>
@@ -194,7 +194,7 @@
         <w:pStyle w:val="Heading2"/>
       </w:pPr>
       <w:r>
-        <w:t>Private Krankenversicherung und Prävention in Australien: Längsschnittstudie</w:t>
+        <w:t>System Support Mapping for implementation determinants in neonatal intensive care</w:t>
       </w:r>
     </w:p>
     <w:p>
@@ -204,12 +204,12 @@
           <w:color w:val="666666"/>
           <w:sz w:val="18"/>
         </w:rPr>
-        <w:t>Nguyen CM et al.  ·  Public Health  ·  03.09.2026  ·  PMID 42691737</w:t>
+        <w:t>Dymek NG et al.  ·  BMC Health Serv Res  ·  05.09.2026  ·  PMID 42706532</w:t>
       </w:r>
     </w:p>
     <w:p>
       <w:r>
-        <w:t>Längsschnittstudie an 9.674 australischen Erwachsenen (2009–2017) zur Assoziation zwischen privater Krankenversicherung und Nutzung von Präventivleistungen.</w:t>
+        <w:t>Methodological illustration of System Support Mapping (SSM) combined with Matrixed Multiple Case Study approach for identifying implementation determinants in a multi-site study implementing lactation support in five German NICUs.</w:t>
       </w:r>
     </w:p>
     <w:p>
@@ -220,7 +220,7 @@
         <w:t xml:space="preserve">Ergebnis: </w:t>
       </w:r>
       <w:r>
-        <w:t>Chronische Erkrankungen wurden häufiger, Prävention nahm zu. Nach Adjustment zeigte sich: Bei Frauen waren hospital PHI und kombinierte PHI mit IRR 1,14 (95%-KI 1,09–1,18) bzw. 1,18 (1,11–1,25) assoziiert; bei Männern hospital PHI mit IRR 1,12 (1,00–1,23) und kombinierte PHI mit IRR 1,18 (1,11–1,25).</w:t>
+        <w:t>Six-step methodology demonstrated: individual System Support Maps per NICU (steps 1–3), cross-site matrix enabling comparison (steps 4–6). Within-site analysis revealed context-dependent determinant perceptions (same resource as facilitating, inhibiting, or both depending on context). Cross-site analysis identified homogeneous and heterogeneous determinant patterns, showing different contextual manifestations enabling site-specific vs. cross-site strategy differentiation.</w:t>
       </w:r>
     </w:p>
     <w:p>
@@ -235,7 +235,7 @@
         <w:rPr>
           <w:sz w:val="19"/>
         </w:rPr>
-        <w:t>Australisches Zwei-Klassen-System mit Medicare-Basisversorgung und zusätzlicher privater Versicherung; Frage zu Versicherungsstatus und Prävention eingeschränkt übertragbar.</w:t>
+        <w:t>Deutsche NICUs; Implementierungswissenschaft für deutsche Kontexte.</w:t>
       </w:r>
     </w:p>
     <w:p>
@@ -244,7 +244,7 @@
           <w:color w:val="5A7D3A"/>
           <w:sz w:val="18"/>
         </w:rPr>
-        <w:t>https://pubmed.ncbi.nlm.nih.gov/42691737/</w:t>
+        <w:t>https://pubmed.ncbi.nlm.nih.gov/42706532/</w:t>
       </w:r>
     </w:p>
     <w:p>
@@ -252,7 +252,7 @@
         <w:pStyle w:val="Heading2"/>
       </w:pPr>
       <w:r>
-        <w:t>Screening auf Autoimmunität bei Typ-1-Diabetes aus Sicht des Fachpersonals</w:t>
+        <w:t>Primary Care Behavioral Health model in Swedish primary care: pilot trial outcomes</w:t>
       </w:r>
     </w:p>
     <w:p>
@@ -262,12 +262,12 @@
           <w:color w:val="666666"/>
           <w:sz w:val="18"/>
         </w:rPr>
-        <w:t>Majstorovic M et al.  ·  Diabet Med  ·  01.09.2026  ·  PMID 42682016</w:t>
+        <w:t>Nordgren LB et al.  ·  BMC Health Serv Res  ·  03.09.2026  ·  PMID 42706525</w:t>
       </w:r>
     </w:p>
     <w:p>
       <w:r>
-        <w:t>Qualitative Studie mit 32 australischen Fachkräften (Kindermedizin) zu Perspektiven auf Screening und Monitoring von Inselzellautoantkörpern.</w:t>
+        <w:t>Stepped-wedge clinical trial evaluating implementation of Primary Care Behavioral Health (PCBH) model in four Swedish primary care centers with 37,100 listed patients over three time periods.</w:t>
       </w:r>
     </w:p>
     <w:p>
@@ -278,7 +278,7 @@
         <w:t xml:space="preserve">Ergebnis: </w:t>
       </w:r>
       <w:r>
-        <w:t>Sieben Themen identifiziert: (1) umstrittenes Screening, (2) Strukturüberlegungen, (3) Zugangsparität, (4) Managementfokus auf Testerleben, (5) potenzielle psychische Folgen, (6) Bewältigungsfähigkeit der Betreuer, (7) Bedeutung vertrauensvoller Beziehungen. Fachkräfte betonten psychische Belastungen für Familien, Wichtigkeit therapeutischer Beziehungen.</w:t>
+        <w:t>Post-PCBH: first appointment waiting time decreased 30–39% (16→10–11 days, p&lt;0,001); all appointment waiting times decreased 21–24% (18→13,7–14,2 days, p&lt;0,001); total BHC appointments increased 21–34% (1762→2359–2127, p&lt;0,001); psychotropic prescriptions decreased 14–18% (8025→6570–6927, p&lt;0,001). Improvements partly declined after implementation phase.</w:t>
       </w:r>
     </w:p>
     <w:p>
@@ -293,7 +293,7 @@
         <w:rPr>
           <w:sz w:val="19"/>
         </w:rPr>
-        <w:t>Qualitative Fachperspektive, Thema Screening-Akzeptanz und -Design systemunabhängig relevant.</w:t>
+        <w:t>Schweden, Primärversorgung; hausarztgesteuertes System, aber prozessuale Lernpunkte übertragbar.</w:t>
       </w:r>
     </w:p>
     <w:p>
@@ -302,7 +302,7 @@
           <w:color w:val="5A7D3A"/>
           <w:sz w:val="18"/>
         </w:rPr>
-        <w:t>https://pubmed.ncbi.nlm.nih.gov/42682016/</w:t>
+        <w:t>https://pubmed.ncbi.nlm.nih.gov/42706525/</w:t>
       </w:r>
     </w:p>
     <w:p>
@@ -310,7 +310,7 @@
         <w:pStyle w:val="Heading2"/>
       </w:pPr>
       <w:r>
-        <w:t>Verfügbarkeit und Zugang zu Infertilitätsversorgung in West- und Zentralafrika</w:t>
+        <w:t>Guideline-based speech therapy for aphasia: systemic barriers in German-speaking healthcare</w:t>
       </w:r>
     </w:p>
     <w:p>
@@ -320,12 +320,12 @@
           <w:color w:val="666666"/>
           <w:sz w:val="18"/>
         </w:rPr>
-        <w:t>Thomas HL et al.  ·  BMC Health Serv Res  ·  04.08.2026  ·  PMID 42681645</w:t>
+        <w:t>May S et al.  ·  BMC Health Serv Res  ·  07.09.2026  ·  PMID 42706524</w:t>
       </w:r>
     </w:p>
     <w:p>
       <w:r>
-        <w:t>Länderübergreifende Studie (Burkina Faso, Elfenbeinküste, Niger, Uganda) zu Verfügbarkeit, geografischem Zugang und Nutzung von STI-Tests und Infertilitätsservices.</w:t>
+        <w:t>Exploratory qualitative study using two online focus groups with people with aphasia, relatives, speech therapists, and healthcare stakeholders in German-speaking context to identify barriers to guideline-recommended therapy.</w:t>
       </w:r>
     </w:p>
     <w:p>
@@ -336,7 +336,7 @@
         <w:t xml:space="preserve">Ergebnis: </w:t>
       </w:r>
       <w:r>
-        <w:t>STI-Tests verfügbar in 68,5–92,6% der Einrichtungen, Infertilitätsservices in 28,4–44,0% (Burkina Faso 78,3%). Frauen mit höherer Bildung, Wohlstand, urbaner Residenz hatten besseren Zugang. In Burkina Faso und Niger: Frauen innerhalb 5 km STI-Testung zeigten erhöhte biomedizinische Inanspruchnahme (aOR 2,94 bzw. 7,19).</w:t>
+        <w:t>Six main barrier categories identified: societal/systemic conditions, access to care, patient journey fragmentation, relatives' roles, psychosocial factors, and interdisciplinary care gaps. Transition from inpatient to outpatient care emerged as particularly vulnerable stage. Fragmented care pathways and financial obstacles hindered implementation; informal family support created inequalities in care access.</w:t>
       </w:r>
     </w:p>
     <w:p>
@@ -351,7 +351,7 @@
         <w:rPr>
           <w:sz w:val="19"/>
         </w:rPr>
-        <w:t>Subsaharische Länder mit begrenzten Ressourcen, Fragestellung zu geografischem Zugang und Inanspruchnahme grundsätzlich relevant.</w:t>
+        <w:t>Deutschland/Österreich/Schweiz, direkt; fokussiert auf Versorgungslücken und Systembarrieren.</w:t>
       </w:r>
     </w:p>
     <w:p>
@@ -360,7 +360,7 @@
           <w:color w:val="5A7D3A"/>
           <w:sz w:val="18"/>
         </w:rPr>
-        <w:t>https://pubmed.ncbi.nlm.nih.gov/42681645/</w:t>
+        <w:t>https://pubmed.ncbi.nlm.nih.gov/42706524/</w:t>
       </w:r>
     </w:p>
     <w:p>
@@ -368,7 +368,7 @@
         <w:pStyle w:val="Heading2"/>
       </w:pPr>
       <w:r>
-        <w:t>Nationale Implementierung eines TB-Probenversandsystems in der Republik Kongo</w:t>
+        <w:t>Patient satisfaction in tele-ophthalmology: systematic review and meta-analysis</w:t>
       </w:r>
     </w:p>
     <w:p>
@@ -378,12 +378,12 @@
           <w:color w:val="666666"/>
           <w:sz w:val="18"/>
         </w:rPr>
-        <w:t>Elion Assiana DO et al.  ·  Trop Med Infect Dis  ·  17.08.2026  ·  PMID 42646806</w:t>
+        <w:t>Al-Nosairy KO et al.  ·  Eye (Lond)  ·  07.09.2026  ·  PMID 42706426</w:t>
       </w:r>
     </w:p>
     <w:p>
       <w:r>
-        <w:t>Dreijährige Mixed-Methods-Studie (Pilot Januar–Juni 2023, Scale-up Juli 2023–Dezember 2025) zur Umsetzung eines strukturierten Versandsystems für TB-Diagnostik.</w:t>
+        <w:t>Systematic review and meta-analysis of 41 studies (24,595 participants) comparing patient satisfaction in tele-ophthalmology versus in-person eye care and assessing overall telemedicine satisfaction.</w:t>
       </w:r>
     </w:p>
     <w:p>
@@ -394,7 +394,7 @@
         <w:t xml:space="preserve">Ergebnis: </w:t>
       </w:r>
       <w:r>
-        <w:t>Pilot-Phase: 962 Proben, 30,6% TB-Fälle (12/294 RR-TB), medianer Turnaround 53 h urban/62 h rural, 86% Beteiligungsquote. Scale-up (29 → 12/12 Departements): 2154 Proben (2023) → 5160 (2024), 2587 TB- und 84 RR-TB-Fälle über 3 Jahre detektiert. TB-Detektionsbeitrag stieg von 9,2% auf 16,0%, RR-TB von 10,4% auf 18,7%.</w:t>
+        <w:t>Comparable satisfaction rates: tele-ophthalmology vs. in-person (OR 0,98; 95% CI 0,36–2,65, p=0,95). Pooled satisfaction in telemedicine 93,5% (95% CI 90,8–95,5); 92,0% general acceptability. Asynchronous (94,6%), synchronous (92,1%), hybrid (93,8%) models showed similar rates. Higher recommendation (94,9%) than reuse intention (84,0%); no publication bias detected (p&gt;0,05).</w:t>
       </w:r>
     </w:p>
     <w:p>
@@ -409,7 +409,7 @@
         <w:rPr>
           <w:sz w:val="19"/>
         </w:rPr>
-        <w:t>Ressourcenlimitiertes Subsahara-Kontext, Versorgungsforschung zur Stärkung von Diagnostikzugang relevant, aber nur bedingt auf deutsche Strukturen übertragbar.</w:t>
+        <w:t>Querschnittsübertragbar: Patientenzufriedenheit systemunabhängig.</w:t>
       </w:r>
     </w:p>
     <w:p>
@@ -418,7 +418,65 @@
           <w:color w:val="5A7D3A"/>
           <w:sz w:val="18"/>
         </w:rPr>
-        <w:t>https://pubmed.ncbi.nlm.nih.gov/42646806/</w:t>
+        <w:t>https://pubmed.ncbi.nlm.nih.gov/42706426/</w:t>
+      </w:r>
+    </w:p>
+    <w:p>
+      <w:pPr>
+        <w:pStyle w:val="Heading2"/>
+      </w:pPr>
+      <w:r>
+        <w:t>Primary care visits and prevention of chronic conditions in China's health system reform</w:t>
+      </w:r>
+    </w:p>
+    <w:p>
+      <w:r>
+        <w:rPr>
+          <w:i/>
+          <w:color w:val="666666"/>
+          <w:sz w:val="18"/>
+        </w:rPr>
+        <w:t>Zhang Y et al.  ·  Soc Sci Med  ·  12.08.2026  ·  PMID 42704983</w:t>
+      </w:r>
+    </w:p>
+    <w:p>
+      <w:r>
+        <w:t>Panel study of 11,425 individuals across four waves (2011–2018) from China Health and Retirement Longitudinal Study examining associations between primary care visits and preventing additional chronic conditions and reducing hospital utilization.</w:t>
+      </w:r>
+    </w:p>
+    <w:p>
+      <w:r>
+        <w:rPr>
+          <w:b/>
+        </w:rPr>
+        <w:t xml:space="preserve">Ergebnis: </w:t>
+      </w:r>
+      <w:r>
+        <w:t>Each additional primary care visit associated with fewer new chronic conditions acquired (−0,011, 95% CI −0,017 to −0,004). Association stronger in urban residents (−0,016), those with primary education (−0,014), single chronic condition (−0,018). Among those with existing conditions, primary care visits not significantly associated with hospital outpatient visits (−0,010, 95% CI −0,029 to 0,009) or inpatient admissions (0,010, 95% CI −0,020 to 0,040).</w:t>
+      </w:r>
+    </w:p>
+    <w:p>
+      <w:r>
+        <w:rPr>
+          <w:b/>
+          <w:sz w:val="19"/>
+        </w:rPr>
+        <w:t xml:space="preserve">Übertragbarkeit: </w:t>
+      </w:r>
+      <w:r>
+        <w:rPr>
+          <w:sz w:val="19"/>
+        </w:rPr>
+        <w:t>China; Konzepte zu Primärversorgung und Prävention aber strukturelle Unterschiede erheblich.</w:t>
+      </w:r>
+    </w:p>
+    <w:p>
+      <w:r>
+        <w:rPr>
+          <w:color w:val="5A7D3A"/>
+          <w:sz w:val="18"/>
+        </w:rPr>
+        <w:t>https://pubmed.ncbi.nlm.nih.gov/42704983/</w:t>
       </w:r>
     </w:p>
     <w:sectPr>

--- a/download/studien-aktuell.docx
+++ b/download/studien-aktuell.docx
@@ -78,7 +78,7 @@
         <w:pStyle w:val="Heading2"/>
       </w:pPr>
       <w:r>
-        <w:t>Roadmap for organization-wide implementation of evidence-based medicine</w:t>
+        <w:t>Fahrplan für die organisationsweite Einführung evidenzbasierter Medizin</w:t>
       </w:r>
     </w:p>
     <w:p>
@@ -93,7 +93,7 @@
     </w:p>
     <w:p>
       <w:r>
-        <w:t>Systematic overview of reviews synthesizing evidence on implementing evidence-based medicine across 100 included reviews (2013–2023), examining outcome measurement, contextual analysis, and implementation strategies.</w:t>
+        <w:t>Systematischer Überblick über 100 Reviews (2013–2023) zur Implementierung evidenzbasierter Medizin, ausgewertet nach Outcome-Messung, Kontextanalyse und Implementierungsstrategien.</w:t>
       </w:r>
     </w:p>
     <w:p>
@@ -104,7 +104,7 @@
         <w:t xml:space="preserve">Ergebnis: </w:t>
       </w:r>
       <w:r>
-        <w:t>Identified four consistently recommended measurement instruments (EBPQ, EPIC, Fresno Test, HS-EBP); 50 reviews addressed outcome measurement, 57 on contextual analysis with 22 themes, and 40 reviewed implementation strategies (38 educational). Educational strategies were most studied; infrastructure changes and organizational-/patient-level outcomes underrepresented.</w:t>
+        <w:t>Vier durchgängig empfohlene Messinstrumente wurden identifiziert (EBPQ, EPIC, Fresno Test, HS-EBP); 50 Reviews behandelten die Outcome-Messung, 57 die Kontextanalyse mit 22 Themen und 40 die Implementierungsstrategien, davon 38 edukative. Edukative Strategien sind am besten untersucht; Veränderungen der Infrastruktur sowie Outcomes auf Organisations- und Patientenebene bleiben unterrepräsentiert.</w:t>
       </w:r>
     </w:p>
     <w:p>
@@ -136,7 +136,7 @@
         <w:pStyle w:val="Heading2"/>
       </w:pPr>
       <w:r>
-        <w:t>Greener active pharmaceutical ingredients: healthcare professionals' perspectives</w:t>
+        <w:t>Umweltverträglichere Arzneiwirkstoffe: Sichtweisen von Fachleuten im Gesundheitswesen</w:t>
       </w:r>
     </w:p>
     <w:p>
@@ -151,7 +151,7 @@
     </w:p>
     <w:p>
       <w:r>
-        <w:t>Qualitative interview study with 16 European healthcare professionals (doctors, pharmacists, procurement, reimbursement, regulators) exploring perspectives on adopting greener active pharmaceutical ingredients (APIs) as part of sustainable medical care.</w:t>
+        <w:t>Qualitative Interviewstudie mit 16 europäischen Fachleuten (Ärzte, Apotheker, Beschaffung, Erstattung, Zulassung) zu den Voraussetzungen für den Einsatz umweltverträglicherer Arzneiwirkstoffe.</w:t>
       </w:r>
     </w:p>
     <w:p>
@@ -162,7 +162,7 @@
         <w:t xml:space="preserve">Ergebnis: </w:t>
       </w:r>
       <w:r>
-        <w:t>Interviewees identified existing environmental consideration strategies (e.g., environmental criteria in procurement tenders). Key needs for adoption: access to reliable environmental impact data, legislative/regulatory frameworks for harmonized assessment, centralized decision-making on environmental properties. Marketing authorization process viewed as main intervention point; professional interest in environmental data may stimulate company data-sharing and greener API design.</w:t>
+        <w:t>Die Befragten benannten bereits bestehende Ansätze, etwa Umweltkriterien in Beschaffungsausschreibungen. Als Voraussetzungen gelten verlässliche Daten zur Umweltwirkung, ein harmonisierter rechtlicher Bewertungsrahmen und eine zentrale Entscheidungsinstanz für Umwelteigenschaften. Wichtigster Ansatzpunkt ist aus Sicht der Befragten das Zulassungsverfahren; das fachliche Interesse an Umweltdaten könne Hersteller zur Offenlegung und zu umweltverträglicherem Wirkstoffdesign bewegen.</w:t>
       </w:r>
     </w:p>
     <w:p>
@@ -194,7 +194,7 @@
         <w:pStyle w:val="Heading2"/>
       </w:pPr>
       <w:r>
-        <w:t>System Support Mapping for implementation determinants in neonatal intensive care</w:t>
+        <w:t>System Support Mapping: Implementierungsfaktoren auf neonatologischen Intensivstationen erfassen</w:t>
       </w:r>
     </w:p>
     <w:p>
@@ -209,7 +209,7 @@
     </w:p>
     <w:p>
       <w:r>
-        <w:t>Methodological illustration of System Support Mapping (SSM) combined with Matrixed Multiple Case Study approach for identifying implementation determinants in a multi-site study implementing lactation support in five German NICUs.</w:t>
+        <w:t>Methodische Darstellung des System Support Mapping in Verbindung mit einem Matrixed Multiple Case Study-Ansatz zur Erhebung von Implementierungsfaktoren in einer Studie zur Stillförderung an fünf deutschen neonatologischen Intensivstationen.</w:t>
       </w:r>
     </w:p>
     <w:p>
@@ -220,7 +220,7 @@
         <w:t xml:space="preserve">Ergebnis: </w:t>
       </w:r>
       <w:r>
-        <w:t>Six-step methodology demonstrated: individual System Support Maps per NICU (steps 1–3), cross-site matrix enabling comparison (steps 4–6). Within-site analysis revealed context-dependent determinant perceptions (same resource as facilitating, inhibiting, or both depending on context). Cross-site analysis identified homogeneous and heterogeneous determinant patterns, showing different contextual manifestations enabling site-specific vs. cross-site strategy differentiation.</w:t>
+        <w:t>Vorgestellt wird ein Vorgehen in sechs Schritten: je Station eine eigene System Support Map (Schritte 1–3), danach eine stationsübergreifende Matrix zum Vergleich (Schritte 4–6). Innerhalb der Standorte zeigte sich, dass dieselbe Ressource je nach Kontext als förderlich, hinderlich oder beides wahrgenommen wurde; im Vergleich der Standorte traten gleichförmige wie heterogene Muster hervor. Damit lassen sich standortspezifische und übergreifende Strategien voneinander unterscheiden.</w:t>
       </w:r>
     </w:p>
     <w:p>
@@ -252,7 +252,7 @@
         <w:pStyle w:val="Heading2"/>
       </w:pPr>
       <w:r>
-        <w:t>Primary Care Behavioral Health model in Swedish primary care: pilot trial outcomes</w:t>
+        <w:t>Primary Care Behavioral Health in der schwedischen Primärversorgung: Ergebnisse einer Pilotstudie</w:t>
       </w:r>
     </w:p>
     <w:p>
@@ -267,7 +267,7 @@
     </w:p>
     <w:p>
       <w:r>
-        <w:t>Stepped-wedge clinical trial evaluating implementation of Primary Care Behavioral Health (PCBH) model in four Swedish primary care centers with 37,100 listed patients over three time periods.</w:t>
+        <w:t>Stepped-Wedge-Studie zur Einführung des Primary Care Behavioral Health-Modells in vier schwedischen Primärversorgungszentren mit 37.100 eingeschriebenen Patienten über drei Zeiträume.</w:t>
       </w:r>
     </w:p>
     <w:p>
@@ -278,7 +278,7 @@
         <w:t xml:space="preserve">Ergebnis: </w:t>
       </w:r>
       <w:r>
-        <w:t>Post-PCBH: first appointment waiting time decreased 30–39% (16→10–11 days, p&lt;0,001); all appointment waiting times decreased 21–24% (18→13,7–14,2 days, p&lt;0,001); total BHC appointments increased 21–34% (1762→2359–2127, p&lt;0,001); psychotropic prescriptions decreased 14–18% (8025→6570–6927, p&lt;0,001). Improvements partly declined after implementation phase.</w:t>
+        <w:t>Nach der Einführung sank die Wartezeit auf den Ersttermin um 30–39 % (von 16 auf 10 bis 11 Tage, p&lt;0,001), die Wartezeit auf alle Termine um 21–24 % (von 18 auf 13,7 bis 14,2 Tage, p&lt;0,001). Die Zahl der Termine bei Behavioral Health Consultants stieg um 21–34 % (von 1.762 auf 2.127 bis 2.359, p&lt;0,001), die Zahl der Psychopharmaka-Verordnungen sank um 14–18 % (von 8.025 auf 6.570 bis 6.927, p&lt;0,001). Nach Abschluss der Einführungsphase gingen die Verbesserungen teilweise zurück.</w:t>
       </w:r>
     </w:p>
     <w:p>
@@ -310,7 +310,7 @@
         <w:pStyle w:val="Heading2"/>
       </w:pPr>
       <w:r>
-        <w:t>Guideline-based speech therapy for aphasia: systemic barriers in German-speaking healthcare</w:t>
+        <w:t>Leitliniengerechte Aphasietherapie: Systembarrieren im deutschsprachigen Raum</w:t>
       </w:r>
     </w:p>
     <w:p>
@@ -325,7 +325,7 @@
     </w:p>
     <w:p>
       <w:r>
-        <w:t>Exploratory qualitative study using two online focus groups with people with aphasia, relatives, speech therapists, and healthcare stakeholders in German-speaking context to identify barriers to guideline-recommended therapy.</w:t>
+        <w:t>Explorative qualitative Studie mit zwei Online-Fokusgruppen aus Menschen mit Aphasie, Angehörigen, Logopäden und Akteuren des Gesundheitswesens zu den Hürden einer leitliniengerechten Therapie im deutschsprachigen Raum.</w:t>
       </w:r>
     </w:p>
     <w:p>
@@ -336,7 +336,7 @@
         <w:t xml:space="preserve">Ergebnis: </w:t>
       </w:r>
       <w:r>
-        <w:t>Six main barrier categories identified: societal/systemic conditions, access to care, patient journey fragmentation, relatives' roles, psychosocial factors, and interdisciplinary care gaps. Transition from inpatient to outpatient care emerged as particularly vulnerable stage. Fragmented care pathways and financial obstacles hindered implementation; informal family support created inequalities in care access.</w:t>
+        <w:t>Sechs Kategorien von Barrieren wurden benannt: gesellschaftliche und systemische Rahmenbedingungen, Zugang zur Versorgung, Brüche im Behandlungsverlauf, die Rolle der Angehörigen, psychosoziale Faktoren und Lücken in der interdisziplinären Versorgung. Als besonders anfällig gilt der Übergang von der stationären in die ambulante Versorgung; zerklüftete Versorgungspfade und finanzielle Hürden erschwerten die Umsetzung, und die informelle Unterstützung durch Angehörige schuf Ungleichheiten beim Zugang.</w:t>
       </w:r>
     </w:p>
     <w:p>
@@ -368,7 +368,7 @@
         <w:pStyle w:val="Heading2"/>
       </w:pPr>
       <w:r>
-        <w:t>Patient satisfaction in tele-ophthalmology: systematic review and meta-analysis</w:t>
+        <w:t>Patientenzufriedenheit in der Tele-Ophthalmologie: systematisches Review mit Metaanalyse</w:t>
       </w:r>
     </w:p>
     <w:p>
@@ -383,7 +383,7 @@
     </w:p>
     <w:p>
       <w:r>
-        <w:t>Systematic review and meta-analysis of 41 studies (24,595 participants) comparing patient satisfaction in tele-ophthalmology versus in-person eye care and assessing overall telemedicine satisfaction.</w:t>
+        <w:t>Systematisches Review mit Metaanalyse aus 41 Studien (24.595 Teilnehmende) zum Vergleich der Patientenzufriedenheit zwischen tele-ophthalmologischer und persönlicher augenärztlicher Versorgung.</w:t>
       </w:r>
     </w:p>
     <w:p>
@@ -394,7 +394,7 @@
         <w:t xml:space="preserve">Ergebnis: </w:t>
       </w:r>
       <w:r>
-        <w:t>Comparable satisfaction rates: tele-ophthalmology vs. in-person (OR 0,98; 95% CI 0,36–2,65, p=0,95). Pooled satisfaction in telemedicine 93,5% (95% CI 90,8–95,5); 92,0% general acceptability. Asynchronous (94,6%), synchronous (92,1%), hybrid (93,8%) models showed similar rates. Higher recommendation (94,9%) than reuse intention (84,0%); no publication bias detected (p&gt;0,05).</w:t>
+        <w:t>Die Zufriedenheit war vergleichbar (OR 0,98; 95%-KI 0,36–2,65, p=0,95). Gepoolt lag die Zufriedenheit mit der Telemedizin bei 93,5 % (95%-KI 90,8–95,5), die allgemeine Akzeptanz bei 92,0 %. Asynchrone (94,6 %), synchrone (92,1 %) und hybride Modelle (93,8 %) unterschieden sich kaum. Die Weiterempfehlung fiel höher aus (94,9 %) als die Absicht zur erneuten Nutzung (84,0 %); ein Publikationsbias war nicht nachweisbar (p&gt;0,05).</w:t>
       </w:r>
     </w:p>
     <w:p>
@@ -426,7 +426,7 @@
         <w:pStyle w:val="Heading2"/>
       </w:pPr>
       <w:r>
-        <w:t>Primary care visits and prevention of chronic conditions in China's health system reform</w:t>
+        <w:t>Hausarztkontakte und Prävention chronischer Erkrankungen in Chinas Gesundheitsreform</w:t>
       </w:r>
     </w:p>
     <w:p>
@@ -441,7 +441,7 @@
     </w:p>
     <w:p>
       <w:r>
-        <w:t>Panel study of 11,425 individuals across four waves (2011–2018) from China Health and Retirement Longitudinal Study examining associations between primary care visits and preventing additional chronic conditions and reducing hospital utilization.</w:t>
+        <w:t>Panelstudie mit 11.425 Personen aus vier Erhebungswellen (2011–2018) der China Health and Retirement Longitudinal Study zum Zusammenhang zwischen Hausarztkontakten, dem Neuauftreten chronischer Erkrankungen und der Krankenhausnutzung.</w:t>
       </w:r>
     </w:p>
     <w:p>
@@ -452,7 +452,7 @@
         <w:t xml:space="preserve">Ergebnis: </w:t>
       </w:r>
       <w:r>
-        <w:t>Each additional primary care visit associated with fewer new chronic conditions acquired (−0,011, 95% CI −0,017 to −0,004). Association stronger in urban residents (−0,016), those with primary education (−0,014), single chronic condition (−0,018). Among those with existing conditions, primary care visits not significantly associated with hospital outpatient visits (−0,010, 95% CI −0,029 to 0,009) or inpatient admissions (0,010, 95% CI −0,020 to 0,040).</w:t>
+        <w:t>Jeder zusätzliche Hausarztkontakt ging mit weniger neu hinzukommenden chronischen Erkrankungen einher (−0,011; 95%-KI −0,017 bis −0,004). Stärker war der Zusammenhang bei Stadtbewohnern (−0,016), bei Personen mit Grundschulbildung (−0,014) und bei nur einer chronischen Erkrankung (−0,018). Bei bereits Erkrankten bestand kein signifikanter Zusammenhang mit ambulanten Krankenhauskontakten (−0,010; 95%-KI −0,029 bis 0,009) oder stationären Aufnahmen (0,010; 95%-KI −0,020 bis 0,040).</w:t>
       </w:r>
     </w:p>
     <w:p>

--- a/download/studien-aktuell.docx
+++ b/download/studien-aktuell.docx
@@ -62,7 +62,7 @@
           <w:color w:val="666666"/>
           <w:sz w:val="18"/>
         </w:rPr>
-        <w:t>Stand: 09.09.2026  |  7 Studien  |  wissen.m-vf.de</w:t>
+        <w:t>Stand: 10.09.2026  |  5 Studien  |  wissen.m-vf.de</w:t>
       </w:r>
     </w:p>
     <w:p>
@@ -70,7 +70,7 @@
         <w:pStyle w:val="Heading1"/>
       </w:pPr>
       <w:r>
-        <w:t>Aufgenommen am 09.09.2026</w:t>
+        <w:t>Aufgenommen am 10.09.2026</w:t>
       </w:r>
     </w:p>
     <w:p>
@@ -78,7 +78,7 @@
         <w:pStyle w:val="Heading2"/>
       </w:pPr>
       <w:r>
-        <w:t>Fahrplan für die organisationsweite Einführung evidenzbasierter Medizin</w:t>
+        <w:t>Sentiment analysis mit BERT-Modell für Patientenerfahrungen in der Primärversorgung</w:t>
       </w:r>
     </w:p>
     <w:p>
@@ -88,12 +88,12 @@
           <w:color w:val="666666"/>
           <w:sz w:val="18"/>
         </w:rPr>
-        <w:t>van der Braak K et al.  ·  JBI Evid Implement  ·  09.09.2026  ·  PMID 42710024</w:t>
+        <w:t>Norman RM et al.  ·  Fam Pract  ·  31.07.2026  ·  PMID 42713859</w:t>
       </w:r>
     </w:p>
     <w:p>
       <w:r>
-        <w:t>Systematischer Überblick über 100 Reviews (2013–2023) zur Implementierung evidenzbasierter Medizin, ausgewertet nach Outcome-Messung, Kontextanalyse und Implementierungsstrategien.</w:t>
+        <w:t>Fine-tuning eines Sprachmodells (NorBERT3) zur automatisierten Sentimentanalyse von Patientenerfahrungen in norwegischen Hausarztpraxen.</w:t>
       </w:r>
     </w:p>
     <w:p>
@@ -104,7 +104,7 @@
         <w:t xml:space="preserve">Ergebnis: </w:t>
       </w:r>
       <w:r>
-        <w:t>Vier durchgängig empfohlene Messinstrumente wurden identifiziert (EBPQ, EPIC, Fresno Test, HS-EBP); 50 Reviews behandelten die Outcome-Messung, 57 die Kontextanalyse mit 22 Themen und 40 die Implementierungsstrategien, davon 38 edukative. Edukative Strategien sind am besten untersucht; Veränderungen der Infrastruktur sowie Outcomes auf Organisations- und Patientenebene bleiben unterrepräsentiert.</w:t>
+        <w:t>Das optimierte Modell erzielte hohe F1-Scores auf Testdaten (0,80 AUC für Online-Bewertungen), übertraf traditionelle Methoden und ein großes Sprachmodell. Konstruktvalidität wurde durch erwartete Korrelationen mit Patientenerfahrungsscores und bekannte Subgruppenunterschiede unterstützt.</w:t>
       </w:r>
     </w:p>
     <w:p>
@@ -119,7 +119,7 @@
         <w:rPr>
           <w:sz w:val="19"/>
         </w:rPr>
-        <w:t>Niederlande, Cochrane-Netzwerk; Sozialversicherungssystem mit Implementierungswissenschaft.</w:t>
+        <w:t>Norwegen, ähnliche Primärversorgungsstruktur wie Deutschland</w:t>
       </w:r>
     </w:p>
     <w:p>
@@ -128,7 +128,7 @@
           <w:color w:val="5A7D3A"/>
           <w:sz w:val="18"/>
         </w:rPr>
-        <w:t>https://pubmed.ncbi.nlm.nih.gov/42710024/</w:t>
+        <w:t>https://pubmed.ncbi.nlm.nih.gov/42713859/</w:t>
       </w:r>
     </w:p>
     <w:p>
@@ -136,7 +136,7 @@
         <w:pStyle w:val="Heading2"/>
       </w:pPr>
       <w:r>
-        <w:t>Umweltverträglichere Arzneiwirkstoffe: Sichtweisen von Fachleuten im Gesundheitswesen</w:t>
+        <w:t>Unterstützungsmodell für sichere Medikamentennutzung bei Migranten mit Sprachbarrieren</w:t>
       </w:r>
     </w:p>
     <w:p>
@@ -146,12 +146,12 @@
           <w:color w:val="666666"/>
           <w:sz w:val="18"/>
         </w:rPr>
-        <w:t>Puhlmann N et al.  ·  BMC Health Serv Res  ·  04.09.2026  ·  PMID 42706542</w:t>
+        <w:t>Hjelm K et al.  ·  BMC Health Serv Res  ·  07.09.2026  ·  PMID 42711692</w:t>
       </w:r>
     </w:p>
     <w:p>
       <w:r>
-        <w:t>Qualitative Interviewstudie mit 16 europäischen Fachleuten (Ärzte, Apotheker, Beschaffung, Erstattung, Zulassung) zu den Voraussetzungen für den Einsatz umweltverträglicherer Arzneiwirkstoffe.</w:t>
+        <w:t>Co-creation Partizipative Aktionsforschung identifizierte Unterstützungsbedarfe für sichere Medikamentennutzung bei fremdgeborenen Personen mit Sprachschwierigkeiten in Schweden.</w:t>
       </w:r>
     </w:p>
     <w:p>
@@ -162,7 +162,7 @@
         <w:t xml:space="preserve">Ergebnis: </w:t>
       </w:r>
       <w:r>
-        <w:t>Die Befragten benannten bereits bestehende Ansätze, etwa Umweltkriterien in Beschaffungsausschreibungen. Als Voraussetzungen gelten verlässliche Daten zur Umweltwirkung, ein harmonisierter rechtlicher Bewertungsrahmen und eine zentrale Entscheidungsinstanz für Umwelteigenschaften. Wichtigster Ansatzpunkt ist aus Sicht der Befragten das Zulassungsverfahren; das fachliche Interesse an Umweltdaten könne Hersteller zur Offenlegung und zu umweltverträglicherem Wirkstoffdesign bewegen.</w:t>
+        <w:t>Sieben Handlungsfelder identifiziert: Routinen für sichere Medikamentennutzung, Kontinuität, Sprachenunterstützung, Ressourcen, Patienteneducation, Mitarbeiterschulung und nationale Maßnahmen. Kern: Koordiniertes interdisziplinäres Team in der Primärversorgung mit erreichbarer Kontaktperson.</w:t>
       </w:r>
     </w:p>
     <w:p>
@@ -177,7 +177,7 @@
         <w:rPr>
           <w:sz w:val="19"/>
         </w:rPr>
-        <w:t>Europäische Perspektiven; Regulierung und Beschaffung relevant für deutsches System.</w:t>
+        <w:t>Schweden, vergleichbares Sozialversicherungssystem, Migrationskontexte zentral</w:t>
       </w:r>
     </w:p>
     <w:p>
@@ -186,7 +186,7 @@
           <w:color w:val="5A7D3A"/>
           <w:sz w:val="18"/>
         </w:rPr>
-        <w:t>https://pubmed.ncbi.nlm.nih.gov/42706542/</w:t>
+        <w:t>https://pubmed.ncbi.nlm.nih.gov/42711692/</w:t>
       </w:r>
     </w:p>
     <w:p>
@@ -194,7 +194,7 @@
         <w:pStyle w:val="Heading2"/>
       </w:pPr>
       <w:r>
-        <w:t>System Support Mapping: Implementierungsfaktoren auf neonatologischen Intensivstationen erfassen</w:t>
+        <w:t>Dementenangebot und Ergebnisse in japanischen Akutkrankenhäusern nach Finanzierungsanreiz</w:t>
       </w:r>
     </w:p>
     <w:p>
@@ -204,12 +204,12 @@
           <w:color w:val="666666"/>
           <w:sz w:val="18"/>
         </w:rPr>
-        <w:t>Dymek NG et al.  ·  BMC Health Serv Res  ·  05.09.2026  ·  PMID 42706532</w:t>
+        <w:t>Wu J et al.  ·  Geriatr Gerontol Int  ·  Sept. 2026  ·  PMID 42711657</w:t>
       </w:r>
     </w:p>
     <w:p>
       <w:r>
-        <w:t>Methodische Darstellung des System Support Mapping in Verbindung mit einem Matrixed Multiple Case Study-Ansatz zur Erhebung von Implementierungsfaktoren in einer Studie zur Stillförderung an fünf deutschen neonatologischen Intensivstationen.</w:t>
+        <w:t>Nationale Analyse der Patienten, die für Japans Dementatax-Anreiz (DCA) berechtigt sind, und deren klinische Versorgungsergebnisse 2016–2019.</w:t>
       </w:r>
     </w:p>
     <w:p>
@@ -220,7 +220,7 @@
         <w:t xml:space="preserve">Ergebnis: </w:t>
       </w:r>
       <w:r>
-        <w:t>Vorgestellt wird ein Vorgehen in sechs Schritten: je Station eine eigene System Support Map (Schritte 1–3), danach eine stationsübergreifende Matrix zum Vergleich (Schritte 4–6). Innerhalb der Standorte zeigte sich, dass dieselbe Ressource je nach Kontext als förderlich, hinderlich oder beides wahrgenommen wurde; im Vergleich der Standorte traten gleichförmige wie heterogene Muster hervor. Damit lassen sich standortspezifische und übergreifende Strategien voneinander unterscheiden.</w:t>
+        <w:t>1.046.652 Hospitalisierungen von Personen über 65 Jahren mit Dementia. DCA-Abrechnungen stiegen von 6,4% (DCA1) und 13,2% (DCA2) 2016 auf 20,8% und 32,8% 2019. Verweildauer sank von 33,7 auf 27,8 Tage, Krankenhaussterblichkeit von 13,9% auf 12,9%, unangemessene Medikation von 16,2% auf 14,0%.</w:t>
       </w:r>
     </w:p>
     <w:p>
@@ -235,7 +235,7 @@
         <w:rPr>
           <w:sz w:val="19"/>
         </w:rPr>
-        <w:t>Deutsche NICUs; Implementierungswissenschaft für deutsche Kontexte.</w:t>
+        <w:t>Japan, begrenzt übertragbar; Fragestellung zu Finanzierungseffekten in Gesundheitssystemen mit anderen Anreizstrukturen</w:t>
       </w:r>
     </w:p>
     <w:p>
@@ -244,7 +244,7 @@
           <w:color w:val="5A7D3A"/>
           <w:sz w:val="18"/>
         </w:rPr>
-        <w:t>https://pubmed.ncbi.nlm.nih.gov/42706532/</w:t>
+        <w:t>https://pubmed.ncbi.nlm.nih.gov/42711657/</w:t>
       </w:r>
     </w:p>
     <w:p>
@@ -252,7 +252,7 @@
         <w:pStyle w:val="Heading2"/>
       </w:pPr>
       <w:r>
-        <w:t>Primary Care Behavioral Health in der schwedischen Primärversorgung: Ergebnisse einer Pilotstudie</w:t>
+        <w:t>Auswirkungen von Fortbildung auf Personalfluktuation in US-Veteranenkliniken</w:t>
       </w:r>
     </w:p>
     <w:p>
@@ -262,12 +262,12 @@
           <w:color w:val="666666"/>
           <w:sz w:val="18"/>
         </w:rPr>
-        <w:t>Nordgren LB et al.  ·  BMC Health Serv Res  ·  03.09.2026  ·  PMID 42706525</w:t>
+        <w:t>Sterling R et al.  ·  J Rural Health  ·  Juni 2026  ·  PMID 42708822</w:t>
       </w:r>
     </w:p>
     <w:p>
       <w:r>
-        <w:t>Stepped-Wedge-Studie zur Einführung des Primary Care Behavioral Health-Modells in vier schwedischen Primärversorgungszentren mit 37.100 eingeschriebenen Patienten über drei Zeiträume.</w:t>
+        <w:t>Quasi-experimentelle Studie der Rural Interprofessional Faculty Development Initiative (RIFDI) auf Mitarbeiterkontinuität in VHA-Kliniken landesweit 2019–2024.</w:t>
       </w:r>
     </w:p>
     <w:p>
@@ -278,7 +278,7 @@
         <w:t xml:space="preserve">Ergebnis: </w:t>
       </w:r>
       <w:r>
-        <w:t>Nach der Einführung sank die Wartezeit auf den Ersttermin um 30–39 % (von 16 auf 10 bis 11 Tage, p&lt;0,001), die Wartezeit auf alle Termine um 21–24 % (von 18 auf 13,7 bis 14,2 Tage, p&lt;0,001). Die Zahl der Termine bei Behavioral Health Consultants stieg um 21–34 % (von 1.762 auf 2.127 bis 2.359, p&lt;0,001), die Zahl der Psychopharmaka-Verordnungen sank um 14–18 % (von 8.025 auf 6.570 bis 6.927, p&lt;0,001). Nach Abschluss der Einführungsphase gingen die Verbesserungen teilweise zurück.</w:t>
+        <w:t>Fluktuationsrate &lt;1 Jahr nach RIFDI-Abschluss: 12,8% (geringe Engagements), &lt;1,0% (hohe Engagements), 11,3% (keine RIFDI). Hochengagierte Teilnehmer hatten 11-fach niedrigere Fluktuationsquoten (p&lt;0,001).</w:t>
       </w:r>
     </w:p>
     <w:p>
@@ -293,7 +293,7 @@
         <w:rPr>
           <w:sz w:val="19"/>
         </w:rPr>
-        <w:t>Schweden, Primärversorgung; hausarztgesteuertes System, aber prozessuale Lernpunkte übertragbar.</w:t>
+        <w:t>USA-Veteranensystem; Fragestellung zu Personalentwicklung systemunabhängig</w:t>
       </w:r>
     </w:p>
     <w:p>
@@ -302,7 +302,7 @@
           <w:color w:val="5A7D3A"/>
           <w:sz w:val="18"/>
         </w:rPr>
-        <w:t>https://pubmed.ncbi.nlm.nih.gov/42706525/</w:t>
+        <w:t>https://pubmed.ncbi.nlm.nih.gov/42708822/</w:t>
       </w:r>
     </w:p>
     <w:p>
@@ -310,7 +310,7 @@
         <w:pStyle w:val="Heading2"/>
       </w:pPr>
       <w:r>
-        <w:t>Leitliniengerechte Aphasietherapie: Systembarrieren im deutschsprachigen Raum</w:t>
+        <w:t>Exposition gegenüber Passivrauchen und durch GBD 2023 verursachte Krankheitslast</w:t>
       </w:r>
     </w:p>
     <w:p>
@@ -320,12 +320,12 @@
           <w:color w:val="666666"/>
           <w:sz w:val="18"/>
         </w:rPr>
-        <w:t>May S et al.  ·  BMC Health Serv Res  ·  07.09.2026  ·  PMID 42706524</w:t>
+        <w:t>GBD 2023 Second-hand smoke Collaborators  ·  Lancet Public Health  ·  07.09.2026  ·  PMID 42705247</w:t>
       </w:r>
     </w:p>
     <w:p>
       <w:r>
-        <w:t>Explorative qualitative Studie mit zwei Online-Fokusgruppen aus Menschen mit Aphasie, Angehörigen, Logopäden und Akteuren des Gesundheitswesens zu den Hürden einer leitliniengerechten Therapie im deutschsprachigen Raum.</w:t>
+        <w:t>Globale, regionale und nationale Prävalenz der Passivrauchwirkung und der zurechenbaren Krankheitslast in 204 Ländern 1990–2023, GBD 2023 Studie.</w:t>
       </w:r>
     </w:p>
     <w:p>
@@ -336,7 +336,7 @@
         <w:t xml:space="preserve">Ergebnis: </w:t>
       </w:r>
       <w:r>
-        <w:t>Sechs Kategorien von Barrieren wurden benannt: gesellschaftliche und systemische Rahmenbedingungen, Zugang zur Versorgung, Brüche im Behandlungsverlauf, die Rolle der Angehörigen, psychosoziale Faktoren und Lücken in der interdisziplinären Versorgung. Als besonders anfällig gilt der Übergang von der stationären in die ambulante Versorgung; zerklüftete Versorgungspfade und finanzielle Hürden erschwerten die Umsetzung, und die informelle Unterstützung durch Angehörige schuf Ungleichheiten beim Zugang.</w:t>
+        <w:t>2,71 Mrd. Menschen 2023 exponiert (767 Mio. Kinder 0–14 Jahre); 22,2% Rückgang der altersstandartisierten Prävalenz seit 1990. Absolute Fallzahlen stabil global, aber +98,5% in Sub-Sahara-Afrika, +72,1% Nordafrika/Naher Osten. 1,66 Mio. Todesfälle, 44,8 Mio. DALYs; ischämische Herzerkrankung und pädiatrische Infektionen der Atemwege führend.</w:t>
       </w:r>
     </w:p>
     <w:p>
@@ -351,7 +351,7 @@
         <w:rPr>
           <w:sz w:val="19"/>
         </w:rPr>
-        <w:t>Deutschland/Österreich/Schweiz, direkt; fokussiert auf Versorgungslücken und Systembarrieren.</w:t>
+        <w:t>Globale Daten; Public-Health-Fragestellung systemunabhängig relevant</w:t>
       </w:r>
     </w:p>
     <w:p>
@@ -360,123 +360,7 @@
           <w:color w:val="5A7D3A"/>
           <w:sz w:val="18"/>
         </w:rPr>
-        <w:t>https://pubmed.ncbi.nlm.nih.gov/42706524/</w:t>
-      </w:r>
-    </w:p>
-    <w:p>
-      <w:pPr>
-        <w:pStyle w:val="Heading2"/>
-      </w:pPr>
-      <w:r>
-        <w:t>Patientenzufriedenheit in der Tele-Ophthalmologie: systematisches Review mit Metaanalyse</w:t>
-      </w:r>
-    </w:p>
-    <w:p>
-      <w:r>
-        <w:rPr>
-          <w:i/>
-          <w:color w:val="666666"/>
-          <w:sz w:val="18"/>
-        </w:rPr>
-        <w:t>Al-Nosairy KO et al.  ·  Eye (Lond)  ·  07.09.2026  ·  PMID 42706426</w:t>
-      </w:r>
-    </w:p>
-    <w:p>
-      <w:r>
-        <w:t>Systematisches Review mit Metaanalyse aus 41 Studien (24.595 Teilnehmende) zum Vergleich der Patientenzufriedenheit zwischen tele-ophthalmologischer und persönlicher augenärztlicher Versorgung.</w:t>
-      </w:r>
-    </w:p>
-    <w:p>
-      <w:r>
-        <w:rPr>
-          <w:b/>
-        </w:rPr>
-        <w:t xml:space="preserve">Ergebnis: </w:t>
-      </w:r>
-      <w:r>
-        <w:t>Die Zufriedenheit war vergleichbar (OR 0,98; 95%-KI 0,36–2,65, p=0,95). Gepoolt lag die Zufriedenheit mit der Telemedizin bei 93,5 % (95%-KI 90,8–95,5), die allgemeine Akzeptanz bei 92,0 %. Asynchrone (94,6 %), synchrone (92,1 %) und hybride Modelle (93,8 %) unterschieden sich kaum. Die Weiterempfehlung fiel höher aus (94,9 %) als die Absicht zur erneuten Nutzung (84,0 %); ein Publikationsbias war nicht nachweisbar (p&gt;0,05).</w:t>
-      </w:r>
-    </w:p>
-    <w:p>
-      <w:r>
-        <w:rPr>
-          <w:b/>
-          <w:sz w:val="19"/>
-        </w:rPr>
-        <w:t xml:space="preserve">Übertragbarkeit: </w:t>
-      </w:r>
-      <w:r>
-        <w:rPr>
-          <w:sz w:val="19"/>
-        </w:rPr>
-        <w:t>Querschnittsübertragbar: Patientenzufriedenheit systemunabhängig.</w:t>
-      </w:r>
-    </w:p>
-    <w:p>
-      <w:r>
-        <w:rPr>
-          <w:color w:val="5A7D3A"/>
-          <w:sz w:val="18"/>
-        </w:rPr>
-        <w:t>https://pubmed.ncbi.nlm.nih.gov/42706426/</w:t>
-      </w:r>
-    </w:p>
-    <w:p>
-      <w:pPr>
-        <w:pStyle w:val="Heading2"/>
-      </w:pPr>
-      <w:r>
-        <w:t>Hausarztkontakte und Prävention chronischer Erkrankungen in Chinas Gesundheitsreform</w:t>
-      </w:r>
-    </w:p>
-    <w:p>
-      <w:r>
-        <w:rPr>
-          <w:i/>
-          <w:color w:val="666666"/>
-          <w:sz w:val="18"/>
-        </w:rPr>
-        <w:t>Zhang Y et al.  ·  Soc Sci Med  ·  12.08.2026  ·  PMID 42704983</w:t>
-      </w:r>
-    </w:p>
-    <w:p>
-      <w:r>
-        <w:t>Panelstudie mit 11.425 Personen aus vier Erhebungswellen (2011–2018) der China Health and Retirement Longitudinal Study zum Zusammenhang zwischen Hausarztkontakten, dem Neuauftreten chronischer Erkrankungen und der Krankenhausnutzung.</w:t>
-      </w:r>
-    </w:p>
-    <w:p>
-      <w:r>
-        <w:rPr>
-          <w:b/>
-        </w:rPr>
-        <w:t xml:space="preserve">Ergebnis: </w:t>
-      </w:r>
-      <w:r>
-        <w:t>Jeder zusätzliche Hausarztkontakt ging mit weniger neu hinzukommenden chronischen Erkrankungen einher (−0,011; 95%-KI −0,017 bis −0,004). Stärker war der Zusammenhang bei Stadtbewohnern (−0,016), bei Personen mit Grundschulbildung (−0,014) und bei nur einer chronischen Erkrankung (−0,018). Bei bereits Erkrankten bestand kein signifikanter Zusammenhang mit ambulanten Krankenhauskontakten (−0,010; 95%-KI −0,029 bis 0,009) oder stationären Aufnahmen (0,010; 95%-KI −0,020 bis 0,040).</w:t>
-      </w:r>
-    </w:p>
-    <w:p>
-      <w:r>
-        <w:rPr>
-          <w:b/>
-          <w:sz w:val="19"/>
-        </w:rPr>
-        <w:t xml:space="preserve">Übertragbarkeit: </w:t>
-      </w:r>
-      <w:r>
-        <w:rPr>
-          <w:sz w:val="19"/>
-        </w:rPr>
-        <w:t>China; Konzepte zu Primärversorgung und Prävention aber strukturelle Unterschiede erheblich.</w:t>
-      </w:r>
-    </w:p>
-    <w:p>
-      <w:r>
-        <w:rPr>
-          <w:color w:val="5A7D3A"/>
-          <w:sz w:val="18"/>
-        </w:rPr>
-        <w:t>https://pubmed.ncbi.nlm.nih.gov/42704983/</w:t>
+        <w:t>https://pubmed.ncbi.nlm.nih.gov/42705247/</w:t>
       </w:r>
     </w:p>
     <w:sectPr>

--- a/download/studien-aktuell.docx
+++ b/download/studien-aktuell.docx
@@ -62,7 +62,7 @@
           <w:color w:val="666666"/>
           <w:sz w:val="18"/>
         </w:rPr>
-        <w:t>Stand: 10.09.2026  |  5 Studien  |  wissen.m-vf.de</w:t>
+        <w:t>Stand: 11.09.2026  |  6 Studien  |  wissen.m-vf.de</w:t>
       </w:r>
     </w:p>
     <w:p>
@@ -70,7 +70,7 @@
         <w:pStyle w:val="Heading1"/>
       </w:pPr>
       <w:r>
-        <w:t>Aufgenommen am 10.09.2026</w:t>
+        <w:t>Aufgenommen am 11.09.2026</w:t>
       </w:r>
     </w:p>
     <w:p>
@@ -78,7 +78,7 @@
         <w:pStyle w:val="Heading2"/>
       </w:pPr>
       <w:r>
-        <w:t>Sentiment analysis mit BERT-Modell für Patientenerfahrungen in der Primärversorgung</w:t>
+        <w:t>Mobile Single-Lead ECG-Screening für Vorhofflimmern in Routine-Settings</w:t>
       </w:r>
     </w:p>
     <w:p>
@@ -88,12 +88,12 @@
           <w:color w:val="666666"/>
           <w:sz w:val="18"/>
         </w:rPr>
-        <w:t>Norman RM et al.  ·  Fam Pract  ·  31.07.2026  ·  PMID 42713859</w:t>
+        <w:t>Fenske R et al.  ·  JMIR Cardio  ·  10.09.2026  ·  PMID 42721301</w:t>
       </w:r>
     </w:p>
     <w:p>
       <w:r>
-        <w:t>Fine-tuning eines Sprachmodells (NorBERT3) zur automatisierten Sentimentanalyse von Patientenerfahrungen in norwegischen Hausarztpraxen.</w:t>
+        <w:t>Deutsche Multizenterstudie zur Machbarkeit von mobiler Single-Lead-EKG-Detektion für Vorhofflimmern in Krankenhaus und Praxis.</w:t>
       </w:r>
     </w:p>
     <w:p>
@@ -104,7 +104,7 @@
         <w:t xml:space="preserve">Ergebnis: </w:t>
       </w:r>
       <w:r>
-        <w:t>Das optimierte Modell erzielte hohe F1-Scores auf Testdaten (0,80 AUC für Online-Bewertungen), übertraf traditionelle Methoden und ein großes Sprachmodell. Konstruktvalidität wurde durch erwartete Korrelationen mit Patientenerfahrungsscores und bekannte Subgruppenunterschiede unterstützt.</w:t>
+        <w:t>Von 237 Patienten lieferte das Gerät Interpretation bei 95,3% (41/43) der Ambulanten und 85,6% (166/194) der Stationären. Neu vermutetes Vorhofflimmern fand sich bei 1,7% (4/237); technische Probleme bei 16,0% (38/237). Nur 6,3% (15/237) nutzten regelmäßig Telemedizin. Die Machbarkeit ist gegeben, aber systematische Bestätigungstests und höhere Telemedizin-Akzeptanz fehlen.</w:t>
       </w:r>
     </w:p>
     <w:p>
@@ -119,7 +119,7 @@
         <w:rPr>
           <w:sz w:val="19"/>
         </w:rPr>
-        <w:t>Norwegen, ähnliche Primärversorgungsstruktur wie Deutschland</w:t>
+        <w:t>Deutsche Multizenterstudie mit lokalem Versorgungskontext</w:t>
       </w:r>
     </w:p>
     <w:p>
@@ -128,7 +128,7 @@
           <w:color w:val="5A7D3A"/>
           <w:sz w:val="18"/>
         </w:rPr>
-        <w:t>https://pubmed.ncbi.nlm.nih.gov/42713859/</w:t>
+        <w:t>https://pubmed.ncbi.nlm.nih.gov/42721301/</w:t>
       </w:r>
     </w:p>
     <w:p>
@@ -136,7 +136,7 @@
         <w:pStyle w:val="Heading2"/>
       </w:pPr>
       <w:r>
-        <w:t>Unterstützungsmodell für sichere Medikamentennutzung bei Migranten mit Sprachbarrieren</w:t>
+        <w:t>Trends bei Milchpumpen-Verschreibungen in Deutschland 2011-2024</w:t>
       </w:r>
     </w:p>
     <w:p>
@@ -146,12 +146,12 @@
           <w:color w:val="666666"/>
           <w:sz w:val="18"/>
         </w:rPr>
-        <w:t>Hjelm K et al.  ·  BMC Health Serv Res  ·  07.09.2026  ·  PMID 42711692</w:t>
+        <w:t>Fischer L et al.  ·  Breastfeed Med  ·  10.09.2026  ·  PMID 42720285</w:t>
       </w:r>
     </w:p>
     <w:p>
       <w:r>
-        <w:t>Co-creation Partizipative Aktionsforschung identifizierte Unterstützungsbedarfe für sichere Medikamentennutzung bei fremdgeborenen Personen mit Sprachschwierigkeiten in Schweden.</w:t>
+        <w:t>Sekundäranalyse von Routinedaten der gesetzlichen Krankenversicherung zu Trends bei Verordnungen von Milchpumpen im ambulanten Sektor.</w:t>
       </w:r>
     </w:p>
     <w:p>
@@ -162,7 +162,7 @@
         <w:t xml:space="preserve">Ergebnis: </w:t>
       </w:r>
       <w:r>
-        <w:t>Sieben Handlungsfelder identifiziert: Routinen für sichere Medikamentennutzung, Kontinuität, Sprachenunterstützung, Ressourcen, Patienteneducation, Mitarbeiterschulung und nationale Maßnahmen. Kern: Koordiniertes interdisziplinäres Team in der Primärversorgung mit erreichbarer Kontaktperson.</w:t>
+        <w:t>Elektrische Milchpumpen-Ansprüche stiegen von 235 auf 605 Ansprüche pro 1.000 Neugeborene (durchschnittliches jährliches Wachstum 8,2%). 2024 betrugen die Krankenkassen-Kosten für Leih-Pumpen €15,3 Millionen. Erhebliche regionale Schwankungen zwischen Bundesländern, aber überall Anstieg.</w:t>
       </w:r>
     </w:p>
     <w:p>
@@ -177,7 +177,7 @@
         <w:rPr>
           <w:sz w:val="19"/>
         </w:rPr>
-        <w:t>Schweden, vergleichbares Sozialversicherungssystem, Migrationskontexte zentral</w:t>
+        <w:t>Deutsche Routinedaten der gesetzlichen Krankenversicherung, vollständig übertragbar</w:t>
       </w:r>
     </w:p>
     <w:p>
@@ -186,7 +186,7 @@
           <w:color w:val="5A7D3A"/>
           <w:sz w:val="18"/>
         </w:rPr>
-        <w:t>https://pubmed.ncbi.nlm.nih.gov/42711692/</w:t>
+        <w:t>https://pubmed.ncbi.nlm.nih.gov/42720285/</w:t>
       </w:r>
     </w:p>
     <w:p>
@@ -194,7 +194,7 @@
         <w:pStyle w:val="Heading2"/>
       </w:pPr>
       <w:r>
-        <w:t>Dementenangebot und Ergebnisse in japanischen Akutkrankenhäusern nach Finanzierungsanreiz</w:t>
+        <w:t>Medical Invalidation: Systematische Konzeptualisierung eines Versorgungsproblems</w:t>
       </w:r>
     </w:p>
     <w:p>
@@ -204,12 +204,12 @@
           <w:color w:val="666666"/>
           <w:sz w:val="18"/>
         </w:rPr>
-        <w:t>Wu J et al.  ·  Geriatr Gerontol Int  ·  Sept. 2026  ·  PMID 42711657</w:t>
+        <w:t>Lerch SP et al.  ·  BMC Health Serv Res  ·  08.09.2026  ·  PMID 42717341</w:t>
       </w:r>
     </w:p>
     <w:p>
       <w:r>
-        <w:t>Nationale Analyse der Patienten, die für Japans Dementatax-Anreiz (DCA) berechtigt sind, und deren klinische Versorgungsergebnisse 2016–2019.</w:t>
+        <w:t>Scoping Review zur konzeptuellen Klärung von Medical Invalidation, Ursachen, Konsequenzen und Lösungsansätze in der Gesundheitsversorgung.</w:t>
       </w:r>
     </w:p>
     <w:p>
@@ -220,7 +220,7 @@
         <w:t xml:space="preserve">Ergebnis: </w:t>
       </w:r>
       <w:r>
-        <w:t>1.046.652 Hospitalisierungen von Personen über 65 Jahren mit Dementia. DCA-Abrechnungen stiegen von 6,4% (DCA1) und 13,2% (DCA2) 2016 auf 20,8% und 32,8% 2019. Verweildauer sank von 33,7 auf 27,8 Tage, Krankenhaussterblichkeit von 13,9% auf 12,9%, unangemessene Medikation von 16,2% auf 14,0%.</w:t>
+        <w:t>158 Studien zeigen inkonsistente Definitionen von Invalidation und Gaslighting. Multifaktorielle Ursachen identifiziert: diagnostische Herausforderungen, strukturelle Faktoren, Stigma, Diagnostikskills-Defizite. Validierung hatte konsistent positive Effekte; Invalidation führte zu Verhaltens-, emotionalen, kognitiven und physischen Schäden. Lösungen: Kommunikationstraining, klinische Schulung, Patientenunterstützung, Forschung, systemische Änderungen.</w:t>
       </w:r>
     </w:p>
     <w:p>
@@ -235,7 +235,7 @@
         <w:rPr>
           <w:sz w:val="19"/>
         </w:rPr>
-        <w:t>Japan, begrenzt übertragbar; Fragestellung zu Finanzierungseffekten in Gesundheitssystemen mit anderen Anreizstrukturen</w:t>
+        <w:t>Universeller Problembereich, besonders relevant für deutsches Versorgungssystem</w:t>
       </w:r>
     </w:p>
     <w:p>
@@ -244,7 +244,7 @@
           <w:color w:val="5A7D3A"/>
           <w:sz w:val="18"/>
         </w:rPr>
-        <w:t>https://pubmed.ncbi.nlm.nih.gov/42711657/</w:t>
+        <w:t>https://pubmed.ncbi.nlm.nih.gov/42717341/</w:t>
       </w:r>
     </w:p>
     <w:p>
@@ -252,7 +252,7 @@
         <w:pStyle w:val="Heading2"/>
       </w:pPr>
       <w:r>
-        <w:t>Auswirkungen von Fortbildung auf Personalfluktuation in US-Veteranenkliniken</w:t>
+        <w:t>Cardiolotse: Transitionales Care-Modell für kardiovaskuläre Patienten</w:t>
       </w:r>
     </w:p>
     <w:p>
@@ -262,12 +262,12 @@
           <w:color w:val="666666"/>
           <w:sz w:val="18"/>
         </w:rPr>
-        <w:t>Sterling R et al.  ·  J Rural Health  ·  Juni 2026  ·  PMID 42708822</w:t>
+        <w:t>Kropp S et al.  ·  BMC Health Serv Res  ·  09.09.2026  ·  PMID 42717334</w:t>
       </w:r>
     </w:p>
     <w:p>
       <w:r>
-        <w:t>Quasi-experimentelle Studie der Rural Interprofessional Faculty Development Initiative (RIFDI) auf Mitarbeiterkontinuität in VHA-Kliniken landesweit 2019–2024.</w:t>
+        <w:t>Prozessevaluation eines Pflegefachpersonen-geführten Transitionscare-Modells in Deutschland zur Verbesserung der Versorgungskoordination nach Krankenhausentlassung.</w:t>
       </w:r>
     </w:p>
     <w:p>
@@ -278,7 +278,7 @@
         <w:t xml:space="preserve">Ergebnis: </w:t>
       </w:r>
       <w:r>
-        <w:t>Fluktuationsrate &lt;1 Jahr nach RIFDI-Abschluss: 12,8% (geringe Engagements), &lt;1,0% (hohe Engagements), 11,3% (keine RIFDI). Hochengagierte Teilnehmer hatten 11-fach niedrigere Fluktuationsquoten (p&lt;0,001).</w:t>
+        <w:t>Etwa 12.500 Kontakte wurden durchgeführt. Patienten berichteten hohe Zufriedenheit und vertrauten den Cardiolotsen. Jedoch konnten zufriedenheitsscore zwischen Interventions- und Kontrollgruppe hinsichtlich Behandlung nicht unterschieden werden. Nur 10% der niedergelassenen Ärzte erreichten regelmäßigen Kontakt – sektorübergreifende Kommunikation war die Haupthürde.</w:t>
       </w:r>
     </w:p>
     <w:p>
@@ -293,7 +293,7 @@
         <w:rPr>
           <w:sz w:val="19"/>
         </w:rPr>
-        <w:t>USA-Veteranensystem; Fragestellung zu Personalentwicklung systemunabhängig</w:t>
+        <w:t>Realistische deutsche Versorgungsforschung zu Care Coordination</w:t>
       </w:r>
     </w:p>
     <w:p>
@@ -302,7 +302,7 @@
           <w:color w:val="5A7D3A"/>
           <w:sz w:val="18"/>
         </w:rPr>
-        <w:t>https://pubmed.ncbi.nlm.nih.gov/42708822/</w:t>
+        <w:t>https://pubmed.ncbi.nlm.nih.gov/42717334/</w:t>
       </w:r>
     </w:p>
     <w:p>
@@ -310,7 +310,7 @@
         <w:pStyle w:val="Heading2"/>
       </w:pPr>
       <w:r>
-        <w:t>Exposition gegenüber Passivrauchen und durch GBD 2023 verursachte Krankheitslast</w:t>
+        <w:t>Patient-Reported Outcomes nach Revaskularisation bei Claudicatio intermittens</w:t>
       </w:r>
     </w:p>
     <w:p>
@@ -320,12 +320,12 @@
           <w:color w:val="666666"/>
           <w:sz w:val="18"/>
         </w:rPr>
-        <w:t>GBD 2023 Second-hand smoke Collaborators  ·  Lancet Public Health  ·  07.09.2026  ·  PMID 42705247</w:t>
+        <w:t>Peters F et al.  ·  J Vasc Surg  ·  08.09.2026  ·  PMID 42710606</w:t>
       </w:r>
     </w:p>
     <w:p>
       <w:r>
-        <w:t>Globale, regionale und nationale Prävalenz der Passivrauchwirkung und der zurechenbaren Krankheitslast in 204 Ländern 1990–2023, GBD 2023 Studie.</w:t>
+        <w:t>Deutsche prospektive Multizenterstudie zu Patient-Reported Outcomes (PROMs) nach invasiver Revaskularisierung bei Claudicatio intermittens.</w:t>
       </w:r>
     </w:p>
     <w:p>
@@ -336,7 +336,7 @@
         <w:t xml:space="preserve">Ergebnis: </w:t>
       </w:r>
       <w:r>
-        <w:t>2,71 Mrd. Menschen 2023 exponiert (767 Mio. Kinder 0–14 Jahre); 22,2% Rückgang der altersstandartisierten Prävalenz seit 1990. Absolute Fallzahlen stabil global, aber +98,5% in Sub-Sahara-Afrika, +72,1% Nordafrika/Naher Osten. 1,66 Mio. Todesfälle, 44,8 Mio. DALYs; ischämische Herzerkrankung und pädiatrische Infektionen der Atemwege führend.</w:t>
+        <w:t>Von 963 Patienten (64% Männer, Median 68 Jahre) verbesserte sich der Physical Component Summary score (SF-12) von median 35 auf 45 (Bereich Q1-Q3: 28-43 auf 39-52). Maximale schmerzfreie Gehstrecke stieg um 20 Minuten, Beinschmerzen im Ruhezustand sank um 10 Punkte. Adipositas, Rentner-Status und Nicht-Erwerbstätigkeit waren mit kleineren Verbesserungen assoziiert.</w:t>
       </w:r>
     </w:p>
     <w:p>
@@ -351,7 +351,7 @@
         <w:rPr>
           <w:sz w:val="19"/>
         </w:rPr>
-        <w:t>Globale Daten; Public-Health-Fragestellung systemunabhängig relevant</w:t>
+        <w:t>Deutsche Multizenterstudie, direkt auf deutsches Gesundheitssystem übertragbar</w:t>
       </w:r>
     </w:p>
     <w:p>
@@ -360,7 +360,65 @@
           <w:color w:val="5A7D3A"/>
           <w:sz w:val="18"/>
         </w:rPr>
-        <w:t>https://pubmed.ncbi.nlm.nih.gov/42705247/</w:t>
+        <w:t>https://pubmed.ncbi.nlm.nih.gov/42710606/</w:t>
+      </w:r>
+    </w:p>
+    <w:p>
+      <w:pPr>
+        <w:pStyle w:val="Heading2"/>
+      </w:pPr>
+      <w:r>
+        <w:t>Gute Praxis Sekundärdatenanalyse Version 4: Leitlinien und Empfehlungen</w:t>
+      </w:r>
+    </w:p>
+    <w:p>
+      <w:r>
+        <w:rPr>
+          <w:i/>
+          <w:color w:val="666666"/>
+          <w:sz w:val="18"/>
+        </w:rPr>
+        <w:t>Swart E et al.  ·  Gesundheitswesen  ·  07.09.2026  ·  PMID 42705329</w:t>
+      </w:r>
+    </w:p>
+    <w:p>
+      <w:r>
+        <w:t>Aktualisierte Richtlinie für methodische Standards bei der Durchführung von Sekundärdatenanalysen in Deutschland mit neuen Empfehlungen.</w:t>
+      </w:r>
+    </w:p>
+    <w:p>
+      <w:r>
+        <w:rPr>
+          <w:b/>
+        </w:rPr>
+        <w:t xml:space="preserve">Ergebnis: </w:t>
+      </w:r>
+      <w:r>
+        <w:t>Version 4 ergänzt frühere Versionen um Empfehlungen zu Studienpopulation, Auswertestrategie, Registrierung, Zusammenspiel von Datenanalyse und Patient:innenperspektive, Data Dictionaries, Zwischenauswertungen, verteiltem Rechnen, Dokumentation, gepoolten Daten, Rechtrahmen und Wissenschaftskommunikation. Standard für Sekundärdatenanalysen nach wissenschaftlichen Grundsätzen in Deutschland etabliert.</w:t>
+      </w:r>
+    </w:p>
+    <w:p>
+      <w:r>
+        <w:rPr>
+          <w:b/>
+          <w:sz w:val="19"/>
+        </w:rPr>
+        <w:t xml:space="preserve">Übertragbarkeit: </w:t>
+      </w:r>
+      <w:r>
+        <w:rPr>
+          <w:sz w:val="19"/>
+        </w:rPr>
+        <w:t>Deutsche Fachmethodologie, grundlegend für deutsches Versorgungsforschungs-System</w:t>
+      </w:r>
+    </w:p>
+    <w:p>
+      <w:r>
+        <w:rPr>
+          <w:color w:val="5A7D3A"/>
+          <w:sz w:val="18"/>
+        </w:rPr>
+        <w:t>https://pubmed.ncbi.nlm.nih.gov/42705329/</w:t>
       </w:r>
     </w:p>
     <w:sectPr>

--- a/download/studien-aktuell.docx
+++ b/download/studien-aktuell.docx
@@ -62,7 +62,7 @@
           <w:color w:val="666666"/>
           <w:sz w:val="18"/>
         </w:rPr>
-        <w:t>Stand: 11.09.2026  |  6 Studien  |  wissen.m-vf.de</w:t>
+        <w:t>Stand: 12.09.2026  |  6 Studien  |  wissen.m-vf.de</w:t>
       </w:r>
     </w:p>
     <w:p>
@@ -70,7 +70,7 @@
         <w:pStyle w:val="Heading1"/>
       </w:pPr>
       <w:r>
-        <w:t>Aufgenommen am 11.09.2026</w:t>
+        <w:t>Aufgenommen am 12.09.2026</w:t>
       </w:r>
     </w:p>
     <w:p>
@@ -78,7 +78,7 @@
         <w:pStyle w:val="Heading2"/>
       </w:pPr>
       <w:r>
-        <w:t>Mobile Single-Lead ECG-Screening für Vorhofflimmern in Routine-Settings</w:t>
+        <w:t>Geografische Erreichbarkeit Primärversorgung Schweden</w:t>
       </w:r>
     </w:p>
     <w:p>
@@ -88,12 +88,12 @@
           <w:color w:val="666666"/>
           <w:sz w:val="18"/>
         </w:rPr>
-        <w:t>Fenske R et al.  ·  JMIR Cardio  ·  10.09.2026  ·  PMID 42721301</w:t>
+        <w:t>Isaksson D et al.  ·  BMJ Open  ·  11.09.2026  ·  PMID 42727971</w:t>
       </w:r>
     </w:p>
     <w:p>
       <w:r>
-        <w:t>Deutsche Multizenterstudie zur Machbarkeit von mobiler Single-Lead-EKG-Detektion für Vorhofflimmern in Krankenhaus und Praxis.</w:t>
+        <w:t>Landesweite Querschnittsstudie zur Fahrtzeit-Erreichbarkeit von Hausarztpraxen in Schweden anhand von Routinedaten.</w:t>
       </w:r>
     </w:p>
     <w:p>
@@ -104,7 +104,7 @@
         <w:t xml:space="preserve">Ergebnis: </w:t>
       </w:r>
       <w:r>
-        <w:t>Von 237 Patienten lieferte das Gerät Interpretation bei 95,3% (41/43) der Ambulanten und 85,6% (166/194) der Stationären. Neu vermutetes Vorhofflimmern fand sich bei 1,7% (4/237); technische Probleme bei 16,0% (38/237). Nur 6,3% (15/237) nutzten regelmäßig Telemedizin. Die Machbarkeit ist gegeben, aber systematische Bestätigungstests und höhere Telemedizin-Akzeptanz fehlen.</w:t>
+        <w:t>Mittlere Fahrtzeit zur nächsten Praxis: 5,6 Min (SD 6,3), Median 3,3 Min; 15,8% erreichen Praxis nicht in ≤10 Min; deutliche Urban-Rural-Disparität (15,1 Min vs 3,0 Min in Großstädten). Geographischer Zugang hoch im Mittel, aber substantielle Unterschiede bleiben.</w:t>
       </w:r>
     </w:p>
     <w:p>
@@ -119,7 +119,7 @@
         <w:rPr>
           <w:sz w:val="19"/>
         </w:rPr>
-        <w:t>Deutsche Multizenterstudie mit lokalem Versorgungskontext</w:t>
+        <w:t>Schweden, steuerfinanziert; Prozessmessungen zur Zugänglichkeit auf deutsche Strukturen gut übertragbar.</w:t>
       </w:r>
     </w:p>
     <w:p>
@@ -128,7 +128,7 @@
           <w:color w:val="5A7D3A"/>
           <w:sz w:val="18"/>
         </w:rPr>
-        <w:t>https://pubmed.ncbi.nlm.nih.gov/42721301/</w:t>
+        <w:t>https://pubmed.ncbi.nlm.nih.gov/42727971/</w:t>
       </w:r>
     </w:p>
     <w:p>
@@ -136,7 +136,7 @@
         <w:pStyle w:val="Heading2"/>
       </w:pPr>
       <w:r>
-        <w:t>Trends bei Milchpumpen-Verschreibungen in Deutschland 2011-2024</w:t>
+        <w:t>Psychische Belastung von Gesundheitsfachkräften durch COVID-19</w:t>
       </w:r>
     </w:p>
     <w:p>
@@ -146,12 +146,12 @@
           <w:color w:val="666666"/>
           <w:sz w:val="18"/>
         </w:rPr>
-        <w:t>Fischer L et al.  ·  Breastfeed Med  ·  10.09.2026  ·  PMID 42720285</w:t>
+        <w:t>Alonso J et al.  ·  Span J Psychiatry Ment Health  ·  11.09.2026  ·  PMID 42727923</w:t>
       </w:r>
     </w:p>
     <w:p>
       <w:r>
-        <w:t>Sekundäranalyse von Routinedaten der gesetzlichen Krankenversicherung zu Trends bei Verordnungen von Milchpumpen im ambulanten Sektor.</w:t>
+        <w:t>Dreieinhalb-Jahres-Längsschnittstudie zu psychischen Auswirkungen von COVID-19 auf spanische Gesundheitsfachkräfte.</w:t>
       </w:r>
     </w:p>
     <w:p>
@@ -162,7 +162,7 @@
         <w:t xml:space="preserve">Ergebnis: </w:t>
       </w:r>
       <w:r>
-        <w:t>Elektrische Milchpumpen-Ansprüche stiegen von 235 auf 605 Ansprüche pro 1.000 Neugeborene (durchschnittliches jährliches Wachstum 8,2%). 2024 betrugen die Krankenkassen-Kosten für Leih-Pumpen €15,3 Millionen. Erhebliche regionale Schwankungen zwischen Bundesländern, aber überall Anstieg.</w:t>
+        <w:t>38,1% der negativ gescreenten und 45,8% der positiv gescreenten Veteranen berichteten unauffällige Disclosure bei Suizidales-Screening. Weniger genaue Angaben assoziiert mit niedrigerem Glauben, Suizid sei Ausweg (OR 0,46 bzw 0,40), und höherer Sorge vor Überreaktion (OR 2,36 bzw 3,73). Screening-Genauigkeit limitiert durch Offenbarungshemmungen.</w:t>
       </w:r>
     </w:p>
     <w:p>
@@ -177,7 +177,7 @@
         <w:rPr>
           <w:sz w:val="19"/>
         </w:rPr>
-        <w:t>Deutsche Routinedaten der gesetzlichen Krankenversicherung, vollständig übertragbar</w:t>
+        <w:t>Spanische Gesundheitsfachkräfte; Health Services Research-Perspektive auf Implementierungsbarrieren auf deutsche Verhältnisse übertragbar.</w:t>
       </w:r>
     </w:p>
     <w:p>
@@ -186,7 +186,7 @@
           <w:color w:val="5A7D3A"/>
           <w:sz w:val="18"/>
         </w:rPr>
-        <w:t>https://pubmed.ncbi.nlm.nih.gov/42720285/</w:t>
+        <w:t>https://pubmed.ncbi.nlm.nih.gov/42727923/</w:t>
       </w:r>
     </w:p>
     <w:p>
@@ -194,7 +194,7 @@
         <w:pStyle w:val="Heading2"/>
       </w:pPr>
       <w:r>
-        <w:t>Medical Invalidation: Systematische Konzeptualisierung eines Versorgungsproblems</w:t>
+        <w:t>Technische Unterstützung für Leitlinien-Implementation in LMICs</w:t>
       </w:r>
     </w:p>
     <w:p>
@@ -204,12 +204,12 @@
           <w:color w:val="666666"/>
           <w:sz w:val="18"/>
         </w:rPr>
-        <w:t>Lerch SP et al.  ·  BMC Health Serv Res  ·  08.09.2026  ·  PMID 42717341</w:t>
+        <w:t>Fahim C et al.  ·  Health Res Policy Syst  ·  10.09.2026  ·  PMID 42723069</w:t>
       </w:r>
     </w:p>
     <w:p>
       <w:r>
-        <w:t>Scoping Review zur konzeptuellen Klärung von Medical Invalidation, Ursachen, Konsequenzen und Lösungsansätze in der Gesundheitsversorgung.</w:t>
+        <w:t>Mixed-Methods-Evaluation eines Unterstützungszentrums zur Stärkung der Forschungskapazität für Health Systems Research und Implementierung in Ländern mit niedrigem und mittlerem Einkommen.</w:t>
       </w:r>
     </w:p>
     <w:p>
@@ -220,7 +220,7 @@
         <w:t xml:space="preserve">Ergebnis: </w:t>
       </w:r>
       <w:r>
-        <w:t>158 Studien zeigen inkonsistente Definitionen von Invalidation und Gaslighting. Multifaktorielle Ursachen identifiziert: diagnostische Herausforderungen, strukturelle Faktoren, Stigma, Diagnostikskills-Defizite. Validierung hatte konsistent positive Effekte; Invalidation führte zu Verhaltens-, emotionalen, kognitiven und physischen Schäden. Lösungen: Kommunikationstraining, klinische Schulung, Patientenunterstützung, Forschung, systemische Änderungen.</w:t>
+        <w:t>22 Teilnehmer aus 6 Ländern; 8 von 9 Forschungskapazitäts-Outcomes verbesserten sich signifikant; signifikante Unterschiede in der Fähigkeit zur Entwicklung evidenzgestützter Knowledge-Translation-Interventionen (Z=-2,93, p&lt;0,05). Hauptbarrieren: fragmentierte Dienstleistungen, mangelnde Daten/Ausrüstung; Enabler: Stakeholder-Partnerschaften, multi-sektorale Ansätze.</w:t>
       </w:r>
     </w:p>
     <w:p>
@@ -235,7 +235,7 @@
         <w:rPr>
           <w:sz w:val="19"/>
         </w:rPr>
-        <w:t>Universeller Problembereich, besonders relevant für deutsches Versorgungssystem</w:t>
+        <w:t>Low- and Middle-Income Countries; Implementierungswissenschaft auf deutsche Kapazitätsentwicklung nicht direkt übertragbar.</w:t>
       </w:r>
     </w:p>
     <w:p>
@@ -244,7 +244,7 @@
           <w:color w:val="5A7D3A"/>
           <w:sz w:val="18"/>
         </w:rPr>
-        <w:t>https://pubmed.ncbi.nlm.nih.gov/42717341/</w:t>
+        <w:t>https://pubmed.ncbi.nlm.nih.gov/42723069/</w:t>
       </w:r>
     </w:p>
     <w:p>
@@ -252,7 +252,7 @@
         <w:pStyle w:val="Heading2"/>
       </w:pPr>
       <w:r>
-        <w:t>Cardiolotse: Transitionales Care-Modell für kardiovaskuläre Patienten</w:t>
+        <w:t>Conversational Agent für Magenkrebspatienten</w:t>
       </w:r>
     </w:p>
     <w:p>
@@ -262,12 +262,12 @@
           <w:color w:val="666666"/>
           <w:sz w:val="18"/>
         </w:rPr>
-        <w:t>Kropp S et al.  ·  BMC Health Serv Res  ·  09.09.2026  ·  PMID 42717334</w:t>
+        <w:t>Kang Y et al.  ·  J Med Internet Res  ·  10.09.2026  ·  PMID 42721321</w:t>
       </w:r>
     </w:p>
     <w:p>
       <w:r>
-        <w:t>Prozessevaluation eines Pflegefachpersonen-geführten Transitionscare-Modells in Deutschland zur Verbesserung der Versorgungskoordination nach Krankenhausentlassung.</w:t>
+        <w:t>Action-Research-Studie zur Entwicklung und Usability-Bewertung eines KI-gestützten Conversational Agents für Patientenschulung bei Magenkrebs.</w:t>
       </w:r>
     </w:p>
     <w:p>
@@ -278,7 +278,7 @@
         <w:t xml:space="preserve">Ergebnis: </w:t>
       </w:r>
       <w:r>
-        <w:t>Etwa 12.500 Kontakte wurden durchgeführt. Patienten berichteten hohe Zufriedenheit und vertrauten den Cardiolotsen. Jedoch konnten zufriedenheitsscore zwischen Interventions- und Kontrollgruppe hinsichtlich Behandlung nicht unterschieden werden. Nur 10% der niedergelassenen Ärzte erreichten regelmäßigen Kontakt – sektorübergreifende Kommunikation war die Haupthürde.</w:t>
+        <w:t>44 Patienten, 13 Pflegekräfte, 3 Manager, 2 Chirurgen getestet; Accuracy über 3 Testzyklen: 67%, 71%, 82%; RAG-Knowledge-Hit-Rate: 86%, 98%, 100% (signifikante Verbesserung p&lt;0,01). Chatbot-Usability-Score: 91,9 (SD 3,6); Content-Relevanz: 3,75 (SD 0,9). Drei Themen nutzer-zentriert: Wahrgenommene Nützlichkeit, Ease of Use, Nutzungsabsicht.</w:t>
       </w:r>
     </w:p>
     <w:p>
@@ -293,7 +293,7 @@
         <w:rPr>
           <w:sz w:val="19"/>
         </w:rPr>
-        <w:t>Realistische deutsche Versorgungsforschung zu Care Coordination</w:t>
+        <w:t>China, Krankenhaus-Setting; Technologie-Anwendung für Patientenbildung auf deutsche Systeme prinzipiell übertragbar, Validierung erforderlich.</w:t>
       </w:r>
     </w:p>
     <w:p>
@@ -302,7 +302,7 @@
           <w:color w:val="5A7D3A"/>
           <w:sz w:val="18"/>
         </w:rPr>
-        <w:t>https://pubmed.ncbi.nlm.nih.gov/42717334/</w:t>
+        <w:t>https://pubmed.ncbi.nlm.nih.gov/42721321/</w:t>
       </w:r>
     </w:p>
     <w:p>
@@ -310,7 +310,7 @@
         <w:pStyle w:val="Heading2"/>
       </w:pPr>
       <w:r>
-        <w:t>Patient-Reported Outcomes nach Revaskularisation bei Claudicatio intermittens</w:t>
+        <w:t>Lebensqualität bei Krebspatienten in der DR Kongo</w:t>
       </w:r>
     </w:p>
     <w:p>
@@ -320,12 +320,12 @@
           <w:color w:val="666666"/>
           <w:sz w:val="18"/>
         </w:rPr>
-        <w:t>Peters F et al.  ·  J Vasc Surg  ·  08.09.2026  ·  PMID 42710606</w:t>
+        <w:t>Pilz MJ et al.  ·  BMJ Open  ·  09.09.2026  ·  PMID 42716684</w:t>
       </w:r>
     </w:p>
     <w:p>
       <w:r>
-        <w:t>Deutsche prospektive Multizenterstudie zu Patient-Reported Outcomes (PROMs) nach invasiver Revaskularisierung bei Claudicatio intermittens.</w:t>
+        <w:t>Querschnitts-Mixed-Methods-Studie zur gesundheitsbezogenen Lebensqualität von Krebspatienten in Lubumbashi, Demokratische Republik Kongo.</w:t>
       </w:r>
     </w:p>
     <w:p>
@@ -336,7 +336,7 @@
         <w:t xml:space="preserve">Ergebnis: </w:t>
       </w:r>
       <w:r>
-        <w:t>Von 963 Patienten (64% Männer, Median 68 Jahre) verbesserte sich der Physical Component Summary score (SF-12) von median 35 auf 45 (Bereich Q1-Q3: 28-43 auf 39-52). Maximale schmerzfreie Gehstrecke stieg um 20 Minuten, Beinschmerzen im Ruhezustand sank um 10 Punkte. Adipositas, Rentner-Status und Nicht-Erwerbstätigkeit waren mit kleineren Verbesserungen assoziiert.</w:t>
+        <w:t>103 Patienten untersucht; 94,1% berichten finanzielle Probleme, 80,4% soziale Isolation, 71,8% Besorgnis. Symptombelastung deutlich höher als in Spanien-Kontrollgruppe (OR 1,18–28,0 für Symptome); nach Adjustierung für Alter, Geschlecht, Komorbiditäten blieben signifikante Unterschiede für 10 von 16 Skalen (p&lt;0,05). Hohe Symptombelastung erfordert Unterstützungsmaßnahmen.</w:t>
       </w:r>
     </w:p>
     <w:p>
@@ -351,7 +351,7 @@
         <w:rPr>
           <w:sz w:val="19"/>
         </w:rPr>
-        <w:t>Deutsche Multizenterstudie, direkt auf deutsches Gesundheitssystem übertragbar</w:t>
+        <w:t>DR Kongo, Low-Income Setting; Bedeutung für ressourcenlimitierte Systeme, eingeschränkte Übertragbarkeit auf deutsche Verhältnisse.</w:t>
       </w:r>
     </w:p>
     <w:p>
@@ -360,7 +360,7 @@
           <w:color w:val="5A7D3A"/>
           <w:sz w:val="18"/>
         </w:rPr>
-        <w:t>https://pubmed.ncbi.nlm.nih.gov/42710606/</w:t>
+        <w:t>https://pubmed.ncbi.nlm.nih.gov/42716684/</w:t>
       </w:r>
     </w:p>
     <w:p>
@@ -368,7 +368,7 @@
         <w:pStyle w:val="Heading2"/>
       </w:pPr>
       <w:r>
-        <w:t>Gute Praxis Sekundärdatenanalyse Version 4: Leitlinien und Empfehlungen</w:t>
+        <w:t>Verbrauchergesteuerte Forschungspriorität in Australien</w:t>
       </w:r>
     </w:p>
     <w:p>
@@ -378,12 +378,12 @@
           <w:color w:val="666666"/>
           <w:sz w:val="18"/>
         </w:rPr>
-        <w:t>Swart E et al.  ·  Gesundheitswesen  ·  07.09.2026  ·  PMID 42705329</w:t>
+        <w:t>Catapan SC et al.  ·  Rural Remote Health  ·  01.09.2026  ·  PMID 42716571</w:t>
       </w:r>
     </w:p>
     <w:p>
       <w:r>
-        <w:t>Aktualisierte Richtlinie für methodische Standards bei der Durchführung von Sekundärdatenanalysen in Deutschland mit neuen Empfehlungen.</w:t>
+        <w:t>Qualitative Studie mit World Café-Methode zur Bestimmung von Forschungsprioritäten für Gesundheit in ruralen australischen Gemeinden.</w:t>
       </w:r>
     </w:p>
     <w:p>
@@ -394,7 +394,7 @@
         <w:t xml:space="preserve">Ergebnis: </w:t>
       </w:r>
       <w:r>
-        <w:t>Version 4 ergänzt frühere Versionen um Empfehlungen zu Studienpopulation, Auswertestrategie, Registrierung, Zusammenspiel von Datenanalyse und Patient:innenperspektive, Data Dictionaries, Zwischenauswertungen, verteiltem Rechnen, Dokumentation, gepoolten Daten, Rechtrahmen und Wissenschaftskommunikation. Standard für Sekundärdatenanalysen nach wissenschaftlichen Grundsätzen in Deutschland etabliert.</w:t>
+        <w:t>Fünf identifizierte Prioritäten: (1) Rekrutierung/Bindung von Hausärzten, (2) multidisziplinäre Versorgung, (3) Bewusstsein für lokale Dienste, (4) erweiterte Chroniker-Betreuung mit Remote-Monitoring, (5) Verbindung zu sozialen Determinanten (Wohnung, Finanzen). Konsens zwischen Verbrauchern und Forschern auf Bedarf für maßgeschneiderte, gemeindegesteuerte Interventionen.</w:t>
       </w:r>
     </w:p>
     <w:p>
@@ -409,7 +409,7 @@
         <w:rPr>
           <w:sz w:val="19"/>
         </w:rPr>
-        <w:t>Deutsche Fachmethodologie, grundlegend für deutsches Versorgungsforschungs-System</w:t>
+        <w:t>Australien, steuerfinanziert; Partizipativmethode zur Prioritätensetzung auf deutsche Versorgungsforschung teilweise übertragbar.</w:t>
       </w:r>
     </w:p>
     <w:p>
@@ -418,7 +418,7 @@
           <w:color w:val="5A7D3A"/>
           <w:sz w:val="18"/>
         </w:rPr>
-        <w:t>https://pubmed.ncbi.nlm.nih.gov/42705329/</w:t>
+        <w:t>https://pubmed.ncbi.nlm.nih.gov/42716571/</w:t>
       </w:r>
     </w:p>
     <w:sectPr>

--- a/download/studien-aktuell.docx
+++ b/download/studien-aktuell.docx
@@ -62,7 +62,7 @@
           <w:color w:val="666666"/>
           <w:sz w:val="18"/>
         </w:rPr>
-        <w:t>Stand: 12.09.2026  |  6 Studien  |  wissen.m-vf.de</w:t>
+        <w:t>Stand: 13.09.2026  |  6 Studien  |  wissen.m-vf.de</w:t>
       </w:r>
     </w:p>
     <w:p>
@@ -70,7 +70,7 @@
         <w:pStyle w:val="Heading1"/>
       </w:pPr>
       <w:r>
-        <w:t>Aufgenommen am 12.09.2026</w:t>
+        <w:t>Aufgenommen am 13.09.2026</w:t>
       </w:r>
     </w:p>
     <w:p>
@@ -78,7 +78,7 @@
         <w:pStyle w:val="Heading2"/>
       </w:pPr>
       <w:r>
-        <w:t>Geografische Erreichbarkeit Primärversorgung Schweden</w:t>
+        <w:t>Direkt-OP-Teledermatologie für Hautkrebs: Sicherheit und Effizienz</w:t>
       </w:r>
     </w:p>
     <w:p>
@@ -88,12 +88,12 @@
           <w:color w:val="666666"/>
           <w:sz w:val="18"/>
         </w:rPr>
-        <w:t>Isaksson D et al.  ·  BMJ Open  ·  11.09.2026  ·  PMID 42727971</w:t>
+        <w:t>Nour S et al.  ·  BMJ Open Qual  ·  11.09.2026  ·  PMID 42731848</w:t>
       </w:r>
     </w:p>
     <w:p>
       <w:r>
-        <w:t>Landesweite Querschnittsstudie zur Fahrtzeit-Erreichbarkeit von Hausarztpraxen in Schweden anhand von Routinedaten.</w:t>
+        <w:t>Evaluierung eines Direct-to-Surgery-Teledermatologie-Pfads für verdächtige Hautkrebs-Referrals in einem großen NHS-Hautkrebs-Service mit 18.587 Patienten.</w:t>
       </w:r>
     </w:p>
     <w:p>
@@ -104,7 +104,7 @@
         <w:t xml:space="preserve">Ergebnis: </w:t>
       </w:r>
       <w:r>
-        <w:t>Mittlere Fahrtzeit zur nächsten Praxis: 5,6 Min (SD 6,3), Median 3,3 Min; 15,8% erreichen Praxis nicht in ≤10 Min; deutliche Urban-Rural-Disparität (15,1 Min vs 3,0 Min in Großstädten). Geographischer Zugang hoch im Mittel, aber substantielle Unterschiede bleiben.</w:t>
+        <w:t>Von 5.099 eingeschlossenen Patienten wurde 99,86% die 28-Tage-Faster-Diagnosis-Standard erreicht (Ziel: 75%); 75,5% der Melanom-/Plattenepithel-Karzinom-Patienten begannen Behandlung innerhalb der 62-Tage-Zielmarke. Histologie identifizierte 35,5% maligne und 15,5% prämaligne Pathologie; Diagnostische Konkordanz 41,5% (Cohen's κ=0,34). Komplikationsrate 1,3%. Der Pfad demonstriert sichere hochvolumige Hautkrebs-Chirurgie mit exzellenter Compliance zur Faster Diagnosis Standard.</w:t>
       </w:r>
     </w:p>
     <w:p>
@@ -119,7 +119,7 @@
         <w:rPr>
           <w:sz w:val="19"/>
         </w:rPr>
-        <w:t>Schweden, steuerfinanziert; Prozessmessungen zur Zugänglichkeit auf deutsche Strukturen gut übertragbar.</w:t>
+        <w:t>UK-NHS-Setting, aber Prozessoptimierung für Versorgung übertragbar</w:t>
       </w:r>
     </w:p>
     <w:p>
@@ -128,7 +128,7 @@
           <w:color w:val="5A7D3A"/>
           <w:sz w:val="18"/>
         </w:rPr>
-        <w:t>https://pubmed.ncbi.nlm.nih.gov/42727971/</w:t>
+        <w:t>https://pubmed.ncbi.nlm.nih.gov/42731848/</w:t>
       </w:r>
     </w:p>
     <w:p>
@@ -136,7 +136,7 @@
         <w:pStyle w:val="Heading2"/>
       </w:pPr>
       <w:r>
-        <w:t>Psychische Belastung von Gesundheitsfachkräften durch COVID-19</w:t>
+        <w:t>Merkmale von Hausärzten und potenziell unangemessene Medikation bei älteren Patienten</w:t>
       </w:r>
     </w:p>
     <w:p>
@@ -146,12 +146,12 @@
           <w:color w:val="666666"/>
           <w:sz w:val="18"/>
         </w:rPr>
-        <w:t>Alonso J et al.  ·  Span J Psychiatry Ment Health  ·  11.09.2026  ·  PMID 42727923</w:t>
+        <w:t>Tatsuno Y et al.  ·  Health Aff Sch  ·  28.08.2026  ·  PMID 42730259</w:t>
       </w:r>
     </w:p>
     <w:p>
       <w:r>
-        <w:t>Dreieinhalb-Jahres-Längsschnittstudie zu psychischen Auswirkungen von COVID-19 auf spanische Gesundheitsfachkräfte.</w:t>
+        <w:t>Japanische Querschnittsstudie zu Zusammenhängen zwischen Arztmerkmalen (Alter, Patientenvolumen) und der Verschreibung potenziell unangemessener Medikamente (PIMs) bei ≥75-Jährigen.</w:t>
       </w:r>
     </w:p>
     <w:p>
@@ -162,7 +162,7 @@
         <w:t xml:space="preserve">Ergebnis: </w:t>
       </w:r>
       <w:r>
-        <w:t>38,1% der negativ gescreenten und 45,8% der positiv gescreenten Veteranen berichteten unauffällige Disclosure bei Suizidales-Screening. Weniger genaue Angaben assoziiert mit niedrigerem Glauben, Suizid sei Ausweg (OR 0,46 bzw 0,40), und höherer Sorge vor Überreaktion (OR 2,36 bzw 3,73). Screening-Genauigkeit limitiert durch Offenbarungshemmungen.</w:t>
+        <w:t>Von 184.097 Patienten erhielten 38,2% mindestens eine PIM; zwei Drittel der PIM-Verschreibungen konzentrierten sich auf 20% der Ärzte. Jüngere Ärzte (aOR 1,27; 95%-KI 1,05–1,55), solche mit niedrigerem Volumen älterer Patienten (aOR 1,39; 95%-KI 1,19–1,61) und Ärzte in Ost- oder Mittel-Japan verschrieben häufiger PIMs. Gezielte Interventionen bei Hochverschreibern könnten PIMs effizient reduzieren.</w:t>
       </w:r>
     </w:p>
     <w:p>
@@ -177,7 +177,7 @@
         <w:rPr>
           <w:sz w:val="19"/>
         </w:rPr>
-        <w:t>Spanische Gesundheitsfachkräfte; Health Services Research-Perspektive auf Implementierungsbarrieren auf deutsche Verhältnisse übertragbar.</w:t>
+        <w:t>Japan, aber Fragestellung zur Arztqualität systemunabhängig übertragbar</w:t>
       </w:r>
     </w:p>
     <w:p>
@@ -186,7 +186,7 @@
           <w:color w:val="5A7D3A"/>
           <w:sz w:val="18"/>
         </w:rPr>
-        <w:t>https://pubmed.ncbi.nlm.nih.gov/42727923/</w:t>
+        <w:t>https://pubmed.ncbi.nlm.nih.gov/42730259/</w:t>
       </w:r>
     </w:p>
     <w:p>
@@ -194,7 +194,7 @@
         <w:pStyle w:val="Heading2"/>
       </w:pPr>
       <w:r>
-        <w:t>Technische Unterstützung für Leitlinien-Implementation in LMICs</w:t>
+        <w:t>Integration Flexibles Assertive Community Treatment mit kommunalen Sozialservices</w:t>
       </w:r>
     </w:p>
     <w:p>
@@ -204,12 +204,12 @@
           <w:color w:val="666666"/>
           <w:sz w:val="18"/>
         </w:rPr>
-        <w:t>Fahim C et al.  ·  Health Res Policy Syst  ·  10.09.2026  ·  PMID 42723069</w:t>
+        <w:t>Kleijburg A et al.  ·  Int J Integr Care  ·  08.09.2026  ·  PMID 42729928</w:t>
       </w:r>
     </w:p>
     <w:p>
       <w:r>
-        <w:t>Mixed-Methods-Evaluation eines Unterstützungszentrums zur Stärkung der Forschungskapazität für Health Systems Research und Implementierung in Ländern mit niedrigem und mittlerem Einkommen.</w:t>
+        <w:t>Qualitative Studie mit 15 Interviews zur Implementierung von FACT+DSS-Teams (Flexible Assertive Community Treatment + District Social Services) in der Niederlande für Patienten mit schwerer psychischer Erkrankung.</w:t>
       </w:r>
     </w:p>
     <w:p>
@@ -220,7 +220,7 @@
         <w:t xml:space="preserve">Ergebnis: </w:t>
       </w:r>
       <w:r>
-        <w:t>22 Teilnehmer aus 6 Ländern; 8 von 9 Forschungskapazitäts-Outcomes verbesserten sich signifikant; signifikante Unterschiede in der Fähigkeit zur Entwicklung evidenzgestützter Knowledge-Translation-Interventionen (Z=-2,93, p&lt;0,05). Hauptbarrieren: fragmentierte Dienstleistungen, mangelnde Daten/Ausrüstung; Enabler: Stakeholder-Partnerschaften, multi-sektorale Ansätze.</w:t>
+        <w:t>FACT+DSS wurde von Teamkräften als deutlich positiv erlebt und verbesserte Zugangsbarrieren, Kontinuität der Versorgung, Case-Finding und Vernetzungskollaboration. Wichtige Erfolgsfaktoren waren starke Führung, geteilter Besitz, gleichberechtigte Zusammenarbeit und direkte Beziehungen. Barrieren waren unzureichende Ressourcen und fehlende klare Rollenverteilung.</w:t>
       </w:r>
     </w:p>
     <w:p>
@@ -235,7 +235,7 @@
         <w:rPr>
           <w:sz w:val="19"/>
         </w:rPr>
-        <w:t>Low- and Middle-Income Countries; Implementierungswissenschaft auf deutsche Kapazitätsentwicklung nicht direkt übertragbar.</w:t>
+        <w:t>Niederlande, vergleichbares Sozialversicherungssystem, integrierte Versorgung</w:t>
       </w:r>
     </w:p>
     <w:p>
@@ -244,7 +244,7 @@
           <w:color w:val="5A7D3A"/>
           <w:sz w:val="18"/>
         </w:rPr>
-        <w:t>https://pubmed.ncbi.nlm.nih.gov/42723069/</w:t>
+        <w:t>https://pubmed.ncbi.nlm.nih.gov/42729928/</w:t>
       </w:r>
     </w:p>
     <w:p>
@@ -252,7 +252,7 @@
         <w:pStyle w:val="Heading2"/>
       </w:pPr>
       <w:r>
-        <w:t>Conversational Agent für Magenkrebspatienten</w:t>
+        <w:t>Auswirkung Brandon Act auf Suizidversuche im US-Militär</w:t>
       </w:r>
     </w:p>
     <w:p>
@@ -262,12 +262,12 @@
           <w:color w:val="666666"/>
           <w:sz w:val="18"/>
         </w:rPr>
-        <w:t>Kang Y et al.  ·  J Med Internet Res  ·  10.09.2026  ·  PMID 42721321</w:t>
+        <w:t>Yoon J et al.  ·  Health Serv Res  ·  Okt. 2026  ·  PMID 42728782</w:t>
       </w:r>
     </w:p>
     <w:p>
       <w:r>
-        <w:t>Action-Research-Studie zur Entwicklung und Usability-Bewertung eines KI-gestützten Conversational Agents für Patientenschulung bei Magenkrebs.</w:t>
+        <w:t>Unterbrochene Zeitreihen-Analyse (2018–2024) der Military Health System-Daten zu Effekten des Brandon Acts (Geheime Selbst-Überweisungs-Pathways für psychische Gesundheit) auf Suizidversuche bei Active-Duty-Soldaten.</w:t>
       </w:r>
     </w:p>
     <w:p>
@@ -278,7 +278,7 @@
         <w:t xml:space="preserve">Ergebnis: </w:t>
       </w:r>
       <w:r>
-        <w:t>44 Patienten, 13 Pflegekräfte, 3 Manager, 2 Chirurgen getestet; Accuracy über 3 Testzyklen: 67%, 71%, 82%; RAG-Knowledge-Hit-Rate: 86%, 98%, 100% (signifikante Verbesserung p&lt;0,01). Chatbot-Usability-Score: 91,9 (SD 3,6); Content-Relevanz: 3,75 (SD 0,9). Drei Themen nutzer-zentriert: Wahrgenommene Nützlichkeit, Ease of Use, Nutzungsabsicht.</w:t>
+        <w:t>Brandon Act im Dezember 2021 assoziiert mit unmittelbare Reduktion von 6,51 pro 100.000 (95%-KI: -10,54, -2,47) und Trendwechsel von -2,25 pro Quartal (95%-KI: -3,81, -0,70). Nach Implementation Mai 2023 weitere Reduktion von 21,19 pro 100.000 (95%-KI: -26,83, -15,55). Über 3 Jahre geschätzt ~3.800 Suizidversuche verhindert. Größte Effekte bei junior Enlisted, Frauen, Army/Marines.</w:t>
       </w:r>
     </w:p>
     <w:p>
@@ -293,7 +293,7 @@
         <w:rPr>
           <w:sz w:val="19"/>
         </w:rPr>
-        <w:t>China, Krankenhaus-Setting; Technologie-Anwendung für Patientenbildung auf deutsche Systeme prinzipiell übertragbar, Validierung erforderlich.</w:t>
+        <w:t>US-Militärsystem, aber Fragestellung zu Stigma-Reduktion systemunabhängig übertragbar</w:t>
       </w:r>
     </w:p>
     <w:p>
@@ -302,7 +302,7 @@
           <w:color w:val="5A7D3A"/>
           <w:sz w:val="18"/>
         </w:rPr>
-        <w:t>https://pubmed.ncbi.nlm.nih.gov/42721321/</w:t>
+        <w:t>https://pubmed.ncbi.nlm.nih.gov/42728782/</w:t>
       </w:r>
     </w:p>
     <w:p>
@@ -310,7 +310,7 @@
         <w:pStyle w:val="Heading2"/>
       </w:pPr>
       <w:r>
-        <w:t>Lebensqualität bei Krebspatienten in der DR Kongo</w:t>
+        <w:t>Subjektive Bedarfserkennung und Inanspruchnahme psychischer Gesundheitsversorgung</w:t>
       </w:r>
     </w:p>
     <w:p>
@@ -320,12 +320,12 @@
           <w:color w:val="666666"/>
           <w:sz w:val="18"/>
         </w:rPr>
-        <w:t>Pilz MJ et al.  ·  BMJ Open  ·  09.09.2026  ·  PMID 42716684</w:t>
+        <w:t>Reinhold AK et al.  ·  BMC Health Serv Res  ·  10.09.2026  ·  PMID 42728591</w:t>
       </w:r>
     </w:p>
     <w:p>
       <w:r>
-        <w:t>Querschnitts-Mixed-Methods-Studie zur gesundheitsbezogenen Lebensqualität von Krebspatienten in Lubumbashi, Demokratische Republik Kongo.</w:t>
+        <w:t>Gemischte Methoden-Studie mit 456 Teilnehmern mit depressiven Symptomen (PHQ-9≥5) zur Diskrepanz zwischen objektivem, subjektivem Bedarf und tatsächlicher Inanspruchnahme von psychischer Versorgung.</w:t>
       </w:r>
     </w:p>
     <w:p>
@@ -336,7 +336,7 @@
         <w:t xml:space="preserve">Ergebnis: </w:t>
       </w:r>
       <w:r>
-        <w:t>103 Patienten untersucht; 94,1% berichten finanzielle Probleme, 80,4% soziale Isolation, 71,8% Besorgnis. Symptombelastung deutlich höher als in Spanien-Kontrollgruppe (OR 1,18–28,0 für Symptome); nach Adjustierung für Alter, Geschlecht, Komorbiditäten blieben signifikante Unterschiede für 10 von 16 Skalen (p&lt;0,05). Hohe Symptombelastung erfordert Unterstützungsmaßnahmen.</w:t>
+        <w:t>Subjektive Bedarfserkennung ist starker Prädiktor für Inanspruchnahme: 38,1% der Negativ-Gescreenten und 45,8% der Positiv-Gescreenten berichteten weniger als "sehr genau" zu Suizid-Gedanken geantwortet zu haben. Qualitative Analyse (n=23) identifizierte eine Sechsteilung-Typologie von subjektivem Bedarf statt binärer Klassifikation.</w:t>
       </w:r>
     </w:p>
     <w:p>
@@ -351,7 +351,7 @@
         <w:rPr>
           <w:sz w:val="19"/>
         </w:rPr>
-        <w:t>DR Kongo, Low-Income Setting; Bedeutung für ressourcenlimitierte Systeme, eingeschränkte Übertragbarkeit auf deutsche Verhältnisse.</w:t>
+        <w:t>Deutsche Routinedaten, populationsbasierte Stichprobe, Hausarzt-nahe Versorgung</w:t>
       </w:r>
     </w:p>
     <w:p>
@@ -360,7 +360,7 @@
           <w:color w:val="5A7D3A"/>
           <w:sz w:val="18"/>
         </w:rPr>
-        <w:t>https://pubmed.ncbi.nlm.nih.gov/42716684/</w:t>
+        <w:t>https://pubmed.ncbi.nlm.nih.gov/42728591/</w:t>
       </w:r>
     </w:p>
     <w:p>
@@ -368,7 +368,7 @@
         <w:pStyle w:val="Heading2"/>
       </w:pPr>
       <w:r>
-        <w:t>Verbrauchergesteuerte Forschungspriorität in Australien</w:t>
+        <w:t>Vial-Sharing-Strategie reduziert Arzneimittelabfall bei CT-Kontrastmittel</w:t>
       </w:r>
     </w:p>
     <w:p>
@@ -378,12 +378,12 @@
           <w:color w:val="666666"/>
           <w:sz w:val="18"/>
         </w:rPr>
-        <w:t>Catapan SC et al.  ·  Rural Remote Health  ·  01.09.2026  ·  PMID 42716571</w:t>
+        <w:t>Yin Y et al.  ·  BMC Health Serv Res  ·  30.07.2026  ·  PMID 42723046</w:t>
       </w:r>
     </w:p>
     <w:p>
       <w:r>
-        <w:t>Qualitative Studie mit World Café-Methode zur Bestimmung von Forschungsprioritäten für Gesundheit in ruralen australischen Gemeinden.</w:t>
+        <w:t>Retrospektive Studie in chinesischem Universitätskrankenhaus zur Kostenreduktion durch Umstellung von Einzelvial- auf gemeinsame Vial-Abrechnung für CT-Kontrastmittel mit Prozessoptimierung.</w:t>
       </w:r>
     </w:p>
     <w:p>
@@ -394,7 +394,7 @@
         <w:t xml:space="preserve">Ergebnis: </w:t>
       </w:r>
       <w:r>
-        <w:t>Fünf identifizierte Prioritäten: (1) Rekrutierung/Bindung von Hausärzten, (2) multidisziplinäre Versorgung, (3) Bewusstsein für lokale Dienste, (4) erweiterte Chroniker-Betreuung mit Remote-Monitoring, (5) Verbindung zu sozialen Determinanten (Wohnung, Finanzen). Konsens zwischen Verbrauchern und Forschern auf Bedarf für maßgeschneiderte, gemeindegesteuerte Interventionen.</w:t>
+        <w:t>Vial-Sharing-Strategie führte zu jährlicher Einsparung von 2.906.398,8 mL Kontrastmittel und Kostenreduktion von 9.181.958,83 CNY; durchschnittlich 66,93 CNY Kostenreduktion pro Patient. Multidisziplinäre Prozessoptimierung verbesserte Drug Utilization Efficiency und Ressourcenschonung.</w:t>
       </w:r>
     </w:p>
     <w:p>
@@ -409,7 +409,7 @@
         <w:rPr>
           <w:sz w:val="19"/>
         </w:rPr>
-        <w:t>Australien, steuerfinanziert; Partizipativmethode zur Prioritätensetzung auf deutsche Versorgungsforschung teilweise übertragbar.</w:t>
+        <w:t>China, aber Versorgungseffizienz-Ansatz für deutsche Krankenhäuser adaptierbar</w:t>
       </w:r>
     </w:p>
     <w:p>
@@ -418,7 +418,7 @@
           <w:color w:val="5A7D3A"/>
           <w:sz w:val="18"/>
         </w:rPr>
-        <w:t>https://pubmed.ncbi.nlm.nih.gov/42716571/</w:t>
+        <w:t>https://pubmed.ncbi.nlm.nih.gov/42723046/</w:t>
       </w:r>
     </w:p>
     <w:sectPr>
